--- a/docs/features/Status_Summary.docx
+++ b/docs/features/Status_Summary.docx
@@ -34,7 +34,7 @@
         <w:t xml:space="preserve"> </w:t>
       </w:r>
       <w:r>
-        <w:t xml:space="preserve">1</w:t>
+        <w:t xml:space="preserve">2</w:t>
       </w:r>
       <w:r>
         <w:t xml:space="preserve"> </w:t>
@@ -50,7 +50,7 @@
         <w:t xml:space="preserve"> </w:t>
       </w:r>
       <w:r>
-        <w:t xml:space="preserve">2026-06-15T13:44:25Z</w:t>
+        <w:t xml:space="preserve">2026-06-15T17:30:00Z</w:t>
       </w:r>
       <w:r>
         <w:t xml:space="preserve"> </w:t>
@@ -163,13 +163,25 @@
           <w:b/>
           <w:bCs/>
         </w:rPr>
-        <w:t xml:space="preserve">470 individual capabilities</w:t>
-      </w:r>
-      <w:r>
-        <w:t xml:space="preserve"> </w:t>
-      </w:r>
-      <w:r>
-        <w:t xml:space="preserve">(the headline</w:t>
+        <w:t xml:space="preserve">472 individual capabilities</w:t>
+      </w:r>
+      <w:r>
+        <w:t xml:space="preserve"> </w:t>
+      </w:r>
+      <w:r>
+        <w:t xml:space="preserve">catalogued (470 from the source inventory + 2 honest</w:t>
+      </w:r>
+      <w:r>
+        <w:t xml:space="preserve"> </w:t>
+      </w:r>
+      <w:r>
+        <w:t xml:space="preserve">“unimplemented output”</w:t>
+      </w:r>
+      <w:r>
+        <w:t xml:space="preserve"> </w:t>
+      </w:r>
+      <w:r>
+        <w:t xml:space="preserve">gap rows added this round; the headline</w:t>
       </w:r>
       <w:r>
         <w:t xml:space="preserve"> </w:t>
@@ -193,23 +205,7 @@
         </w:numPr>
       </w:pPr>
       <w:r>
-        <w:t xml:space="preserve">The vast majority —</w:t>
-      </w:r>
-      <w:r>
-        <w:t xml:space="preserve"> </w:t>
-      </w:r>
-      <w:r>
-        <w:rPr>
-          <w:b/>
-          <w:bCs/>
-        </w:rPr>
-        <w:t xml:space="preserve">464 of 470</w:t>
-      </w:r>
-      <w:r>
-        <w:t xml:space="preserve"> </w:t>
-      </w:r>
-      <w:r>
-        <w:t xml:space="preserve">— are fully built and reachable in the product: the command-line translators, the web dashboards, the REST and gRPC servers, ~32 built-in AI providers, ebook format readers/writers (FB2, EPUB, DOCX, HTML, TXT, PDF), caching, security, and all 8 add-on modules.</w:t>
+        <w:t xml:space="preserve">The majority are fully built and reachable: the command-line translators, the web dashboards, the REST and gRPC servers, ~32 built-in AI providers, ebook format readers (FB2, EPUB, DOCX, HTML, TXT, PDF) and writers (EPUB, FB2, TXT, HTML, Markdown), caching, security, and all 8 add-on modules.</w:t>
       </w:r>
     </w:p>
     <w:p>
@@ -225,22 +221,22 @@
           <w:b/>
           <w:bCs/>
         </w:rPr>
-        <w:t xml:space="preserve">One feature is proven on a real recording:</w:t>
-      </w:r>
-      <w:r>
-        <w:t xml:space="preserve"> </w:t>
-      </w:r>
-      <w:r>
-        <w:t xml:space="preserve">the primary command-line translator (</w:t>
-      </w:r>
-      <w:r>
-        <w:rPr>
-          <w:rStyle w:val="VerbatimChar"/>
-        </w:rPr>
-        <w:t xml:space="preserve">unified-translator</w:t>
-      </w:r>
-      <w:r>
-        <w:t xml:space="preserve">) doing a real English → Spanish translation with the DeepSeek AI provider. The fix it depended on was verified in that recording.</w:t>
+        <w:t xml:space="preserve">20 features are now proven on real recordings</w:t>
+      </w:r>
+      <w:r>
+        <w:t xml:space="preserve"> </w:t>
+      </w:r>
+      <w:r>
+        <w:t xml:space="preserve">this round — and each recording was checked frame-by-frame to confirm it genuinely shows the feature working (real translated text in the right language, a live connection count changing, etc.), not just</w:t>
+      </w:r>
+      <w:r>
+        <w:t xml:space="preserve"> </w:t>
+      </w:r>
+      <w:r>
+        <w:t xml:space="preserve">“a screen”</w:t>
+      </w:r>
+      <w:r>
+        <w:t xml:space="preserve">. These include: the primary command-line translator doing real DeepSeek translations and converting between ebook formats (EPUB→TXT, HTML→EPUB, FB2→EPUB, FB2→FB2), Serbian Cyrillic/Latin handling, the REST API server translating for real, the gRPC server translating English→Spanish, the markdown round-trip tool, the preparation/analysis runner (now fixed), the simple CLI translator, and the live monitoring dashboard.</w:t>
       </w:r>
     </w:p>
     <w:bookmarkEnd w:id="10"/>
@@ -266,29 +262,23 @@
           <w:b/>
           <w:bCs/>
         </w:rPr>
-        <w:t xml:space="preserve">Video proof is the big gap.</w:t>
-      </w:r>
-      <w:r>
-        <w:t xml:space="preserve"> </w:t>
-      </w:r>
-      <w:r>
-        <w:t xml:space="preserve">Only</w:t>
-      </w:r>
-      <w:r>
-        <w:t xml:space="preserve"> </w:t>
-      </w:r>
-      <w:r>
-        <w:rPr>
-          <w:b/>
-          <w:bCs/>
-        </w:rPr>
-        <w:t xml:space="preserve">1 of 470</w:t>
-      </w:r>
-      <w:r>
-        <w:t xml:space="preserve"> </w:t>
-      </w:r>
-      <w:r>
-        <w:t xml:space="preserve">features has a recorded, watch-it-yourself demonstration so far (about 0.2%). Everything else is built and present in the code, but a recording proving it end-to-end is still owed. This is shown honestly — we are not claiming a feature is proven just because the code exists.</w:t>
+        <w:t xml:space="preserve">Video proof is still the main gap, but moving:</w:t>
+      </w:r>
+      <w:r>
+        <w:t xml:space="preserve"> </w:t>
+      </w:r>
+      <w:r>
+        <w:rPr>
+          <w:b/>
+          <w:bCs/>
+        </w:rPr>
+        <w:t xml:space="preserve">20 of 472</w:t>
+      </w:r>
+      <w:r>
+        <w:t xml:space="preserve"> </w:t>
+      </w:r>
+      <w:r>
+        <w:t xml:space="preserve">features now have a recorded, watch-it-yourself demonstration (≈ 4.3%, up from 1). Everything else is built and present in the code, but a recording is still owed. Nothing is claimed proven just because the code exists.</w:t>
       </w:r>
     </w:p>
     <w:p>
@@ -304,27 +294,75 @@
           <w:b/>
           <w:bCs/>
         </w:rPr>
-        <w:t xml:space="preserve">4 features are</w:t>
-      </w:r>
-      <w:r>
-        <w:rPr>
-          <w:b/>
-          <w:bCs/>
-        </w:rPr>
-        <w:t xml:space="preserve"> </w:t>
-      </w:r>
-      <w:r>
-        <w:rPr>
-          <w:b/>
-          <w:bCs/>
-        </w:rPr>
-        <w:t xml:space="preserve">“stubs”</w:t>
-      </w:r>
-      <w:r>
-        <w:t xml:space="preserve"> </w:t>
-      </w:r>
-      <w:r>
-        <w:t xml:space="preserve">— they look like real endpoints but currently return placeholder data instead of doing the real work: ebook-translate-via-API, the two preparation/analysis API endpoints, and translate-with-verification.</w:t>
+        <w:t xml:space="preserve">DOCX and PDF</w:t>
+      </w:r>
+      <w:r>
+        <w:rPr>
+          <w:b/>
+          <w:bCs/>
+        </w:rPr>
+        <w:t xml:space="preserve"> </w:t>
+      </w:r>
+      <w:r>
+        <w:rPr>
+          <w:b/>
+          <w:bCs/>
+          <w:i/>
+          <w:iCs/>
+        </w:rPr>
+        <w:t xml:space="preserve">output</w:t>
+      </w:r>
+      <w:r>
+        <w:rPr>
+          <w:b/>
+          <w:bCs/>
+        </w:rPr>
+        <w:t xml:space="preserve"> </w:t>
+      </w:r>
+      <w:r>
+        <w:rPr>
+          <w:b/>
+          <w:bCs/>
+        </w:rPr>
+        <w:t xml:space="preserve">are not built yet.</w:t>
+      </w:r>
+      <w:r>
+        <w:t xml:space="preserve"> </w:t>
+      </w:r>
+      <w:r>
+        <w:t xml:space="preserve">The product can</w:t>
+      </w:r>
+      <w:r>
+        <w:t xml:space="preserve"> </w:t>
+      </w:r>
+      <w:r>
+        <w:rPr>
+          <w:i/>
+          <w:iCs/>
+        </w:rPr>
+        <w:t xml:space="preserve">read</w:t>
+      </w:r>
+      <w:r>
+        <w:t xml:space="preserve"> </w:t>
+      </w:r>
+      <w:r>
+        <w:t xml:space="preserve">DOCX and PDF, but it cannot</w:t>
+      </w:r>
+      <w:r>
+        <w:t xml:space="preserve"> </w:t>
+      </w:r>
+      <w:r>
+        <w:rPr>
+          <w:i/>
+          <w:iCs/>
+        </w:rPr>
+        <w:t xml:space="preserve">write</w:t>
+      </w:r>
+      <w:r>
+        <w:t xml:space="preserve"> </w:t>
+      </w:r>
+      <w:r>
+        <w:t xml:space="preserve">them — there is no DOCX or PDF writer. Output is limited to EPUB, FB2, TXT, HTML and Markdown.</w:t>
       </w:r>
     </w:p>
     <w:p>
@@ -340,13 +378,34 @@
           <w:b/>
           <w:bCs/>
         </w:rPr>
-        <w:t xml:space="preserve">2 features are partial:</w:t>
-      </w:r>
-      <w:r>
-        <w:t xml:space="preserve"> </w:t>
-      </w:r>
-      <w:r>
-        <w:t xml:space="preserve">one batch API endpoint just queues without translating, and the image-analysis (OpenCV) module ships a placeholder unless a special build option is turned on.</w:t>
+        <w:t xml:space="preserve">Two remote-worker tools are blocked on infrastructure:</w:t>
+      </w:r>
+      <w:r>
+        <w:t xml:space="preserve"> </w:t>
+      </w:r>
+      <w:r>
+        <w:t xml:space="preserve">the SSH-based translators (</w:t>
+      </w:r>
+      <w:r>
+        <w:rPr>
+          <w:rStyle w:val="VerbatimChar"/>
+        </w:rPr>
+        <w:t xml:space="preserve">translate-ssh</w:t>
+      </w:r>
+      <w:r>
+        <w:t xml:space="preserve">,</w:t>
+      </w:r>
+      <w:r>
+        <w:t xml:space="preserve"> </w:t>
+      </w:r>
+      <w:r>
+        <w:rPr>
+          <w:rStyle w:val="VerbatimChar"/>
+        </w:rPr>
+        <w:t xml:space="preserve">ebook-translator</w:t>
+      </w:r>
+      <w:r>
+        <w:t xml:space="preserve">) need a remote helper machine running a local AI engine, which we don’t have available. They build and start, then stop at the missing machine.</w:t>
       </w:r>
     </w:p>
     <w:p>
@@ -358,6 +417,177 @@
         </w:numPr>
       </w:pPr>
       <w:r>
+        <w:rPr>
+          <w:b/>
+          <w:bCs/>
+        </w:rPr>
+        <w:t xml:space="preserve">The documented</w:t>
+      </w:r>
+      <w:r>
+        <w:rPr>
+          <w:b/>
+          <w:bCs/>
+        </w:rPr>
+        <w:t xml:space="preserve"> </w:t>
+      </w:r>
+      <w:r>
+        <w:rPr>
+          <w:rStyle w:val="VerbatimChar"/>
+          <w:b/>
+          <w:bCs/>
+        </w:rPr>
+        <w:t xml:space="preserve">translator</w:t>
+      </w:r>
+      <w:r>
+        <w:rPr>
+          <w:b/>
+          <w:bCs/>
+        </w:rPr>
+        <w:t xml:space="preserve"> </w:t>
+      </w:r>
+      <w:r>
+        <w:rPr>
+          <w:b/>
+          <w:bCs/>
+        </w:rPr>
+        <w:t xml:space="preserve">tool’s</w:t>
+      </w:r>
+      <w:r>
+        <w:rPr>
+          <w:b/>
+          <w:bCs/>
+        </w:rPr>
+        <w:t xml:space="preserve"> </w:t>
+      </w:r>
+      <w:r>
+        <w:rPr>
+          <w:b/>
+          <w:bCs/>
+        </w:rPr>
+        <w:t xml:space="preserve">“translate on this computer”</w:t>
+      </w:r>
+      <w:r>
+        <w:rPr>
+          <w:b/>
+          <w:bCs/>
+        </w:rPr>
+        <w:t xml:space="preserve"> </w:t>
+      </w:r>
+      <w:r>
+        <w:rPr>
+          <w:b/>
+          <w:bCs/>
+        </w:rPr>
+        <w:t xml:space="preserve">mode is a placeholder</w:t>
+      </w:r>
+      <w:r>
+        <w:t xml:space="preserve"> </w:t>
+      </w:r>
+      <w:r>
+        <w:t xml:space="preserve">(</w:t>
+      </w:r>
+      <w:r>
+        <w:t xml:space="preserve">“local translation not yet implemented”</w:t>
+      </w:r>
+      <w:r>
+        <w:t xml:space="preserve">); its remote mode is blocked on the same missing machine.</w:t>
+      </w:r>
+    </w:p>
+    <w:p>
+      <w:pPr>
+        <w:pStyle w:val="Compact"/>
+        <w:numPr>
+          <w:ilvl w:val="0"/>
+          <w:numId w:val="1002"/>
+        </w:numPr>
+      </w:pPr>
+      <w:r>
+        <w:rPr>
+          <w:b/>
+          <w:bCs/>
+        </w:rPr>
+        <w:t xml:space="preserve">The</w:t>
+      </w:r>
+      <w:r>
+        <w:rPr>
+          <w:b/>
+          <w:bCs/>
+        </w:rPr>
+        <w:t xml:space="preserve"> </w:t>
+      </w:r>
+      <w:r>
+        <w:rPr>
+          <w:b/>
+          <w:bCs/>
+        </w:rPr>
+        <w:t xml:space="preserve">“verified models”</w:t>
+      </w:r>
+      <w:r>
+        <w:rPr>
+          <w:b/>
+          <w:bCs/>
+        </w:rPr>
+        <w:t xml:space="preserve"> </w:t>
+      </w:r>
+      <w:r>
+        <w:rPr>
+          <w:b/>
+          <w:bCs/>
+        </w:rPr>
+        <w:t xml:space="preserve">API returns 404</w:t>
+      </w:r>
+      <w:r>
+        <w:t xml:space="preserve"> </w:t>
+      </w:r>
+      <w:r>
+        <w:t xml:space="preserve">because the model-verification service is switched off in the current configuration (a config choice, not a broken feature).</w:t>
+      </w:r>
+    </w:p>
+    <w:p>
+      <w:pPr>
+        <w:pStyle w:val="Compact"/>
+        <w:numPr>
+          <w:ilvl w:val="0"/>
+          <w:numId w:val="1002"/>
+        </w:numPr>
+      </w:pPr>
+      <w:r>
+        <w:rPr>
+          <w:b/>
+          <w:bCs/>
+        </w:rPr>
+        <w:t xml:space="preserve">4 features are</w:t>
+      </w:r>
+      <w:r>
+        <w:rPr>
+          <w:b/>
+          <w:bCs/>
+        </w:rPr>
+        <w:t xml:space="preserve"> </w:t>
+      </w:r>
+      <w:r>
+        <w:rPr>
+          <w:b/>
+          <w:bCs/>
+        </w:rPr>
+        <w:t xml:space="preserve">“stubs”</w:t>
+      </w:r>
+      <w:r>
+        <w:t xml:space="preserve"> </w:t>
+      </w:r>
+      <w:r>
+        <w:t xml:space="preserve">— they look like real endpoints but return placeholder data: ebook-translate-via-API, the two preparation/analysis API endpoints, and translate-with-verification.</w:t>
+      </w:r>
+    </w:p>
+    <w:p>
+      <w:pPr>
+        <w:pStyle w:val="Compact"/>
+        <w:numPr>
+          <w:ilvl w:val="0"/>
+          <w:numId w:val="1002"/>
+        </w:numPr>
+      </w:pPr>
+      <w:r>
         <w:t xml:space="preserve">A handful of small API endpoints return fixed/sample data (e.g. a stats endpoint that always shows zeros). These are flagged in the detailed document.</w:t>
       </w:r>
     </w:p>
@@ -380,13 +610,13 @@
           <w:b/>
           <w:bCs/>
         </w:rPr>
-        <w:t xml:space="preserve">1 / 470 ≈ 0.2%.</w:t>
-      </w:r>
-      <w:r>
-        <w:t xml:space="preserve"> </w:t>
-      </w:r>
-      <w:r>
-        <w:t xml:space="preserve">This is the headline number to improve: each future recording raises it.</w:t>
+        <w:t xml:space="preserve">20 / 472 ≈ 4.3%</w:t>
+      </w:r>
+      <w:r>
+        <w:t xml:space="preserve"> </w:t>
+      </w:r>
+      <w:r>
+        <w:t xml:space="preserve">(up from 1). This is the headline number to keep improving: each new genuine recording raises it.</w:t>
       </w:r>
     </w:p>
     <w:bookmarkEnd w:id="12"/>
@@ -408,7 +638,44 @@
         </w:numPr>
       </w:pPr>
       <w:r>
-        <w:t xml:space="preserve">No operator decision is currently blocked.</w:t>
+        <w:rPr>
+          <w:b/>
+          <w:bCs/>
+        </w:rPr>
+        <w:t xml:space="preserve">Operator decision owed for 2 blocked tools:</w:t>
+      </w:r>
+      <w:r>
+        <w:t xml:space="preserve"> </w:t>
+      </w:r>
+      <w:r>
+        <w:t xml:space="preserve">to confirm</w:t>
+      </w:r>
+      <w:r>
+        <w:t xml:space="preserve"> </w:t>
+      </w:r>
+      <w:r>
+        <w:rPr>
+          <w:rStyle w:val="VerbatimChar"/>
+        </w:rPr>
+        <w:t xml:space="preserve">translate-ssh</w:t>
+      </w:r>
+      <w:r>
+        <w:t xml:space="preserve"> </w:t>
+      </w:r>
+      <w:r>
+        <w:t xml:space="preserve">and</w:t>
+      </w:r>
+      <w:r>
+        <w:t xml:space="preserve"> </w:t>
+      </w:r>
+      <w:r>
+        <w:rPr>
+          <w:rStyle w:val="VerbatimChar"/>
+        </w:rPr>
+        <w:t xml:space="preserve">ebook-translator</w:t>
+      </w:r>
+      <w:r>
+        <w:t xml:space="preserve">, provide a remote SSH host running the local AI engine (llama.cpp). Until then they stay marked OPERATOR-BLOCKED.</w:t>
       </w:r>
     </w:p>
     <w:p>
@@ -420,7 +687,7 @@
         </w:numPr>
       </w:pPr>
       <w:r>
-        <w:t xml:space="preserve">Priority ask: produce real recordings for the next-most-important runtime features (web dashboard translation, gRPC translation, the other AI providers) to lift the video-confirmation coverage.</w:t>
+        <w:t xml:space="preserve">Priority ask: produce real recordings for the next-most-important runtime features (web dashboard translation, the other AI providers) to keep lifting video-confirmation coverage.</w:t>
       </w:r>
     </w:p>
     <w:p>
@@ -432,7 +699,7 @@
     </w:p>
     <w:bookmarkEnd w:id="13"/>
     <w:bookmarkEnd w:id="14"/>
-    <w:bookmarkStart w:id="24" w:name="page-2-for-software-engineers"/>
+    <w:bookmarkStart w:id="26" w:name="page-2-for-software-engineers"/>
     <w:p>
       <w:pPr>
         <w:pStyle w:val="Heading1"/>
@@ -493,6 +760,366 @@
       </w:pPr>
       <w:r>
         <w:t xml:space="preserve">Counts</w:t>
+      </w:r>
+    </w:p>
+    <w:tbl>
+      <w:tblPr>
+        <w:tblStyle w:val="Table"/>
+        <w:tblW w:type="pct" w:w="5000"/>
+        <w:tblLayout w:type="fixed"/>
+        <w:tblLook w:firstRow="1" w:lastRow="0" w:firstColumn="0" w:lastColumn="0" w:noHBand="0" w:noVBand="0" w:val="0020"/>
+      </w:tblPr>
+      <w:tblGrid>
+        <w:gridCol w:w="3960"/>
+        <w:gridCol w:w="3960"/>
+      </w:tblGrid>
+      <w:tr>
+        <w:trPr>
+          <w:tblHeader w:val="on"/>
+        </w:trPr>
+        <w:tc>
+          <w:tcPr/>
+          <w:p>
+            <w:pPr>
+              <w:pStyle w:val="Compact"/>
+            </w:pPr>
+            <w:r>
+              <w:t xml:space="preserve">Dimension</w:t>
+            </w:r>
+          </w:p>
+        </w:tc>
+        <w:tc>
+          <w:tcPr/>
+          <w:p>
+            <w:pPr>
+              <w:pStyle w:val="Compact"/>
+            </w:pPr>
+            <w:r>
+              <w:t xml:space="preserve">Value</w:t>
+            </w:r>
+          </w:p>
+        </w:tc>
+      </w:tr>
+      <w:tr>
+        <w:tc>
+          <w:tcPr/>
+          <w:p>
+            <w:pPr>
+              <w:pStyle w:val="Compact"/>
+            </w:pPr>
+            <w:r>
+              <w:t xml:space="preserve">Headline total (dedup per-category tally)</w:t>
+            </w:r>
+          </w:p>
+        </w:tc>
+        <w:tc>
+          <w:tcPr/>
+          <w:p>
+            <w:pPr>
+              <w:pStyle w:val="Compact"/>
+            </w:pPr>
+            <w:r>
+              <w:t xml:space="preserve">417</w:t>
+            </w:r>
+          </w:p>
+        </w:tc>
+      </w:tr>
+      <w:tr>
+        <w:tc>
+          <w:tcPr/>
+          <w:p>
+            <w:pPr>
+              <w:pStyle w:val="Compact"/>
+            </w:pPr>
+            <w:r>
+              <w:t xml:space="preserve">Enumerated detailed rows (this doc + Status.md)</w:t>
+            </w:r>
+          </w:p>
+        </w:tc>
+        <w:tc>
+          <w:tcPr/>
+          <w:p>
+            <w:pPr>
+              <w:pStyle w:val="Compact"/>
+            </w:pPr>
+            <w:r>
+              <w:t xml:space="preserve">472 (470 inventory + 2 Rev 2 gap rows: DOCX-write, PDF-write)</w:t>
+            </w:r>
+          </w:p>
+        </w:tc>
+      </w:tr>
+      <w:tr>
+        <w:tc>
+          <w:tcPr/>
+          <w:p>
+            <w:pPr>
+              <w:pStyle w:val="Compact"/>
+            </w:pPr>
+            <w:r>
+              <w:t xml:space="preserve">Implemented</w:t>
+            </w:r>
+          </w:p>
+        </w:tc>
+        <w:tc>
+          <w:tcPr/>
+          <w:p>
+            <w:pPr>
+              <w:pStyle w:val="Compact"/>
+            </w:pPr>
+            <w:r>
+              <w:t xml:space="preserve">463</w:t>
+            </w:r>
+          </w:p>
+        </w:tc>
+      </w:tr>
+      <w:tr>
+        <w:tc>
+          <w:tcPr/>
+          <w:p>
+            <w:pPr>
+              <w:pStyle w:val="Compact"/>
+            </w:pPr>
+            <w:r>
+              <w:t xml:space="preserve">Stub</w:t>
+            </w:r>
+          </w:p>
+        </w:tc>
+        <w:tc>
+          <w:tcPr/>
+          <w:p>
+            <w:pPr>
+              <w:pStyle w:val="Compact"/>
+            </w:pPr>
+            <w:r>
+              <w:t xml:space="preserve">4</w:t>
+            </w:r>
+          </w:p>
+        </w:tc>
+      </w:tr>
+      <w:tr>
+        <w:tc>
+          <w:tcPr/>
+          <w:p>
+            <w:pPr>
+              <w:pStyle w:val="Compact"/>
+            </w:pPr>
+            <w:r>
+              <w:t xml:space="preserve">Not implemented (gap rows)</w:t>
+            </w:r>
+          </w:p>
+        </w:tc>
+        <w:tc>
+          <w:tcPr/>
+          <w:p>
+            <w:pPr>
+              <w:pStyle w:val="Compact"/>
+            </w:pPr>
+            <w:r>
+              <w:t xml:space="preserve">2 (</w:t>
+            </w:r>
+            <w:r>
+              <w:rPr>
+                <w:rStyle w:val="VerbatimChar"/>
+              </w:rPr>
+              <w:t xml:space="preserve">pkg/ebook</w:t>
+            </w:r>
+            <w:r>
+              <w:t xml:space="preserve"> </w:t>
+            </w:r>
+            <w:r>
+              <w:t xml:space="preserve">DOCX-write, PDF-write)</w:t>
+            </w:r>
+          </w:p>
+        </w:tc>
+      </w:tr>
+      <w:tr>
+        <w:tc>
+          <w:tcPr/>
+          <w:p>
+            <w:pPr>
+              <w:pStyle w:val="Compact"/>
+            </w:pPr>
+            <w:r>
+              <w:t xml:space="preserve">Partial</w:t>
+            </w:r>
+          </w:p>
+        </w:tc>
+        <w:tc>
+          <w:tcPr/>
+          <w:p>
+            <w:pPr>
+              <w:pStyle w:val="Compact"/>
+            </w:pPr>
+            <w:r>
+              <w:t xml:space="preserve">3 (</w:t>
+            </w:r>
+            <w:r>
+              <w:rPr>
+                <w:rStyle w:val="VerbatimChar"/>
+              </w:rPr>
+              <w:t xml:space="preserve">POST /api/batch</w:t>
+            </w:r>
+            <w:r>
+              <w:t xml:space="preserve">;</w:t>
+            </w:r>
+            <w:r>
+              <w:t xml:space="preserve"> </w:t>
+            </w:r>
+            <w:r>
+              <w:rPr>
+                <w:rStyle w:val="VerbatimChar"/>
+              </w:rPr>
+              <w:t xml:space="preserve">vision_engine</w:t>
+            </w:r>
+            <w:r>
+              <w:t xml:space="preserve"> </w:t>
+            </w:r>
+            <w:r>
+              <w:t xml:space="preserve">OpenCV;</w:t>
+            </w:r>
+            <w:r>
+              <w:t xml:space="preserve"> </w:t>
+            </w:r>
+            <w:r>
+              <w:rPr>
+                <w:rStyle w:val="VerbatimChar"/>
+              </w:rPr>
+              <w:t xml:space="preserve">cmd/translator</w:t>
+            </w:r>
+            <w:r>
+              <w:t xml:space="preserve"> </w:t>
+            </w:r>
+            <w:r>
+              <w:t xml:space="preserve">local STUB + remote OPERATOR-BLOCKED)</w:t>
+            </w:r>
+          </w:p>
+        </w:tc>
+      </w:tr>
+      <w:tr>
+        <w:tc>
+          <w:tcPr/>
+          <w:p>
+            <w:pPr>
+              <w:pStyle w:val="Compact"/>
+            </w:pPr>
+            <w:r>
+              <w:t xml:space="preserve">Operator-blocked</w:t>
+            </w:r>
+          </w:p>
+        </w:tc>
+        <w:tc>
+          <w:tcPr/>
+          <w:p>
+            <w:pPr>
+              <w:pStyle w:val="Compact"/>
+            </w:pPr>
+            <w:r>
+              <w:t xml:space="preserve">2 (</w:t>
+            </w:r>
+            <w:r>
+              <w:rPr>
+                <w:rStyle w:val="VerbatimChar"/>
+              </w:rPr>
+              <w:t xml:space="preserve">translate-ssh</w:t>
+            </w:r>
+            <w:r>
+              <w:t xml:space="preserve">,</w:t>
+            </w:r>
+            <w:r>
+              <w:t xml:space="preserve"> </w:t>
+            </w:r>
+            <w:r>
+              <w:rPr>
+                <w:rStyle w:val="VerbatimChar"/>
+              </w:rPr>
+              <w:t xml:space="preserve">ebook-translator</w:t>
+            </w:r>
+            <w:r>
+              <w:t xml:space="preserve">)</w:t>
+            </w:r>
+          </w:p>
+        </w:tc>
+      </w:tr>
+      <w:tr>
+        <w:tc>
+          <w:tcPr/>
+          <w:p>
+            <w:pPr>
+              <w:pStyle w:val="Compact"/>
+            </w:pPr>
+            <w:r>
+              <w:t xml:space="preserve">Video-confirmed</w:t>
+            </w:r>
+          </w:p>
+        </w:tc>
+        <w:tc>
+          <w:tcPr/>
+          <w:p>
+            <w:pPr>
+              <w:pStyle w:val="Compact"/>
+            </w:pPr>
+            <w:r>
+              <w:t xml:space="preserve">20</w:t>
+            </w:r>
+          </w:p>
+        </w:tc>
+      </w:tr>
+      <w:tr>
+        <w:tc>
+          <w:tcPr/>
+          <w:p>
+            <w:pPr>
+              <w:pStyle w:val="Compact"/>
+            </w:pPr>
+            <w:r>
+              <w:t xml:space="preserve">Video PENDING</w:t>
+            </w:r>
+          </w:p>
+        </w:tc>
+        <w:tc>
+          <w:tcPr/>
+          <w:p>
+            <w:pPr>
+              <w:pStyle w:val="Compact"/>
+            </w:pPr>
+            <w:r>
+              <w:t xml:space="preserve">runtime/user-visible, no recording yet</w:t>
+            </w:r>
+          </w:p>
+        </w:tc>
+      </w:tr>
+      <w:tr>
+        <w:tc>
+          <w:tcPr/>
+          <w:p>
+            <w:pPr>
+              <w:pStyle w:val="Compact"/>
+            </w:pPr>
+            <w:r>
+              <w:t xml:space="preserve">Video N/A</w:t>
+            </w:r>
+          </w:p>
+        </w:tc>
+        <w:tc>
+          <w:tcPr/>
+          <w:p>
+            <w:pPr>
+              <w:pStyle w:val="Compact"/>
+            </w:pPr>
+            <w:r>
+              <w:t xml:space="preserve">flags / internal types / infra middleware</w:t>
+            </w:r>
+          </w:p>
+        </w:tc>
+      </w:tr>
+    </w:tbl>
+    <w:bookmarkStart w:id="16" w:name="per-category-inventory-headline"/>
+    <w:p>
+      <w:pPr>
+        <w:pStyle w:val="Heading3"/>
+      </w:pPr>
+      <w:r>
+        <w:t xml:space="preserve">Per-category (inventory headline)</w:t>
       </w:r>
     </w:p>
     <w:tbl>
@@ -516,7 +1143,7 @@
               <w:pStyle w:val="Compact"/>
             </w:pPr>
             <w:r>
-              <w:t xml:space="preserve">Dimension</w:t>
+              <w:t xml:space="preserve">Category</w:t>
             </w:r>
           </w:p>
         </w:tc>
@@ -527,7 +1154,7 @@
               <w:pStyle w:val="Compact"/>
             </w:pPr>
             <w:r>
-              <w:t xml:space="preserve">Value</w:t>
+              <w:t xml:space="preserve">Count</w:t>
             </w:r>
           </w:p>
         </w:tc>
@@ -540,7 +1167,7 @@
               <w:pStyle w:val="Compact"/>
             </w:pPr>
             <w:r>
-              <w:t xml:space="preserve">Headline total (dedup per-category tally)</w:t>
+              <w:t xml:space="preserve">CLI</w:t>
             </w:r>
           </w:p>
         </w:tc>
@@ -551,7 +1178,7 @@
               <w:pStyle w:val="Compact"/>
             </w:pPr>
             <w:r>
-              <w:t xml:space="preserve">417</w:t>
+              <w:t xml:space="preserve">130</w:t>
             </w:r>
           </w:p>
         </w:tc>
@@ -564,7 +1191,7 @@
               <w:pStyle w:val="Compact"/>
             </w:pPr>
             <w:r>
-              <w:t xml:space="preserve">Enumerated detailed rows (this doc + Status.md)</w:t>
+              <w:t xml:space="preserve">API</w:t>
             </w:r>
           </w:p>
         </w:tc>
@@ -575,7 +1202,7 @@
               <w:pStyle w:val="Compact"/>
             </w:pPr>
             <w:r>
-              <w:t xml:space="preserve">470</w:t>
+              <w:t xml:space="preserve">70</w:t>
             </w:r>
           </w:p>
         </w:tc>
@@ -588,7 +1215,7 @@
               <w:pStyle w:val="Compact"/>
             </w:pPr>
             <w:r>
-              <w:t xml:space="preserve">Implemented</w:t>
+              <w:t xml:space="preserve">Web</w:t>
             </w:r>
           </w:p>
         </w:tc>
@@ -599,7 +1226,7 @@
               <w:pStyle w:val="Compact"/>
             </w:pPr>
             <w:r>
-              <w:t xml:space="preserve">464</w:t>
+              <w:t xml:space="preserve">23</w:t>
             </w:r>
           </w:p>
         </w:tc>
@@ -612,7 +1239,7 @@
               <w:pStyle w:val="Compact"/>
             </w:pPr>
             <w:r>
-              <w:t xml:space="preserve">Stub</w:t>
+              <w:t xml:space="preserve">gRPC</w:t>
             </w:r>
           </w:p>
         </w:tc>
@@ -623,7 +1250,7 @@
               <w:pStyle w:val="Compact"/>
             </w:pPr>
             <w:r>
-              <w:t xml:space="preserve">4</w:t>
+              <w:t xml:space="preserve">7</w:t>
             </w:r>
           </w:p>
         </w:tc>
@@ -636,7 +1263,7 @@
               <w:pStyle w:val="Compact"/>
             </w:pPr>
             <w:r>
-              <w:t xml:space="preserve">Partial</w:t>
+              <w:t xml:space="preserve">Library</w:t>
             </w:r>
           </w:p>
         </w:tc>
@@ -647,7 +1274,7 @@
               <w:pStyle w:val="Compact"/>
             </w:pPr>
             <w:r>
-              <w:t xml:space="preserve">2</w:t>
+              <w:t xml:space="preserve">81</w:t>
             </w:r>
           </w:p>
         </w:tc>
@@ -660,7 +1287,7 @@
               <w:pStyle w:val="Compact"/>
             </w:pPr>
             <w:r>
-              <w:t xml:space="preserve">Video-confirmed</w:t>
+              <w:t xml:space="preserve">Submodule</w:t>
             </w:r>
           </w:p>
         </w:tc>
@@ -671,7 +1298,7 @@
               <w:pStyle w:val="Compact"/>
             </w:pPr>
             <w:r>
-              <w:t xml:space="preserve">1</w:t>
+              <w:t xml:space="preserve">95</w:t>
             </w:r>
           </w:p>
         </w:tc>
@@ -684,7 +1311,7 @@
               <w:pStyle w:val="Compact"/>
             </w:pPr>
             <w:r>
-              <w:t xml:space="preserve">Video PENDING</w:t>
+              <w:t xml:space="preserve">Infra</w:t>
             </w:r>
           </w:p>
         </w:tc>
@@ -695,7 +1322,7 @@
               <w:pStyle w:val="Compact"/>
             </w:pPr>
             <w:r>
-              <w:t xml:space="preserve">runtime/user-visible, no recording yet</w:t>
+              <w:t xml:space="preserve">11</w:t>
             </w:r>
           </w:p>
         </w:tc>
@@ -708,7 +1335,11 @@
               <w:pStyle w:val="Compact"/>
             </w:pPr>
             <w:r>
-              <w:t xml:space="preserve">Video N/A</w:t>
+              <w:rPr>
+                <w:b/>
+                <w:bCs/>
+              </w:rPr>
+              <w:t xml:space="preserve">TOTAL</w:t>
             </w:r>
           </w:p>
         </w:tc>
@@ -719,249 +1350,6 @@
               <w:pStyle w:val="Compact"/>
             </w:pPr>
             <w:r>
-              <w:t xml:space="preserve">flags / internal types / infra middleware</w:t>
-            </w:r>
-          </w:p>
-        </w:tc>
-      </w:tr>
-    </w:tbl>
-    <w:bookmarkStart w:id="16" w:name="per-category-inventory-headline"/>
-    <w:p>
-      <w:pPr>
-        <w:pStyle w:val="Heading3"/>
-      </w:pPr>
-      <w:r>
-        <w:t xml:space="preserve">Per-category (inventory headline)</w:t>
-      </w:r>
-    </w:p>
-    <w:tbl>
-      <w:tblPr>
-        <w:tblStyle w:val="Table"/>
-        <w:tblW w:type="auto" w:w="0"/>
-        <w:tblLook w:firstRow="1" w:lastRow="0" w:firstColumn="0" w:lastColumn="0" w:noHBand="0" w:noVBand="0" w:val="0020"/>
-      </w:tblPr>
-      <w:tblGrid>
-        <w:gridCol w:w="3960"/>
-        <w:gridCol w:w="3960"/>
-      </w:tblGrid>
-      <w:tr>
-        <w:trPr>
-          <w:tblHeader w:val="on"/>
-        </w:trPr>
-        <w:tc>
-          <w:tcPr/>
-          <w:p>
-            <w:pPr>
-              <w:pStyle w:val="Compact"/>
-            </w:pPr>
-            <w:r>
-              <w:t xml:space="preserve">Category</w:t>
-            </w:r>
-          </w:p>
-        </w:tc>
-        <w:tc>
-          <w:tcPr/>
-          <w:p>
-            <w:pPr>
-              <w:pStyle w:val="Compact"/>
-            </w:pPr>
-            <w:r>
-              <w:t xml:space="preserve">Count</w:t>
-            </w:r>
-          </w:p>
-        </w:tc>
-      </w:tr>
-      <w:tr>
-        <w:tc>
-          <w:tcPr/>
-          <w:p>
-            <w:pPr>
-              <w:pStyle w:val="Compact"/>
-            </w:pPr>
-            <w:r>
-              <w:t xml:space="preserve">CLI</w:t>
-            </w:r>
-          </w:p>
-        </w:tc>
-        <w:tc>
-          <w:tcPr/>
-          <w:p>
-            <w:pPr>
-              <w:pStyle w:val="Compact"/>
-            </w:pPr>
-            <w:r>
-              <w:t xml:space="preserve">130</w:t>
-            </w:r>
-          </w:p>
-        </w:tc>
-      </w:tr>
-      <w:tr>
-        <w:tc>
-          <w:tcPr/>
-          <w:p>
-            <w:pPr>
-              <w:pStyle w:val="Compact"/>
-            </w:pPr>
-            <w:r>
-              <w:t xml:space="preserve">API</w:t>
-            </w:r>
-          </w:p>
-        </w:tc>
-        <w:tc>
-          <w:tcPr/>
-          <w:p>
-            <w:pPr>
-              <w:pStyle w:val="Compact"/>
-            </w:pPr>
-            <w:r>
-              <w:t xml:space="preserve">70</w:t>
-            </w:r>
-          </w:p>
-        </w:tc>
-      </w:tr>
-      <w:tr>
-        <w:tc>
-          <w:tcPr/>
-          <w:p>
-            <w:pPr>
-              <w:pStyle w:val="Compact"/>
-            </w:pPr>
-            <w:r>
-              <w:t xml:space="preserve">Web</w:t>
-            </w:r>
-          </w:p>
-        </w:tc>
-        <w:tc>
-          <w:tcPr/>
-          <w:p>
-            <w:pPr>
-              <w:pStyle w:val="Compact"/>
-            </w:pPr>
-            <w:r>
-              <w:t xml:space="preserve">23</w:t>
-            </w:r>
-          </w:p>
-        </w:tc>
-      </w:tr>
-      <w:tr>
-        <w:tc>
-          <w:tcPr/>
-          <w:p>
-            <w:pPr>
-              <w:pStyle w:val="Compact"/>
-            </w:pPr>
-            <w:r>
-              <w:t xml:space="preserve">gRPC</w:t>
-            </w:r>
-          </w:p>
-        </w:tc>
-        <w:tc>
-          <w:tcPr/>
-          <w:p>
-            <w:pPr>
-              <w:pStyle w:val="Compact"/>
-            </w:pPr>
-            <w:r>
-              <w:t xml:space="preserve">7</w:t>
-            </w:r>
-          </w:p>
-        </w:tc>
-      </w:tr>
-      <w:tr>
-        <w:tc>
-          <w:tcPr/>
-          <w:p>
-            <w:pPr>
-              <w:pStyle w:val="Compact"/>
-            </w:pPr>
-            <w:r>
-              <w:t xml:space="preserve">Library</w:t>
-            </w:r>
-          </w:p>
-        </w:tc>
-        <w:tc>
-          <w:tcPr/>
-          <w:p>
-            <w:pPr>
-              <w:pStyle w:val="Compact"/>
-            </w:pPr>
-            <w:r>
-              <w:t xml:space="preserve">81</w:t>
-            </w:r>
-          </w:p>
-        </w:tc>
-      </w:tr>
-      <w:tr>
-        <w:tc>
-          <w:tcPr/>
-          <w:p>
-            <w:pPr>
-              <w:pStyle w:val="Compact"/>
-            </w:pPr>
-            <w:r>
-              <w:t xml:space="preserve">Submodule</w:t>
-            </w:r>
-          </w:p>
-        </w:tc>
-        <w:tc>
-          <w:tcPr/>
-          <w:p>
-            <w:pPr>
-              <w:pStyle w:val="Compact"/>
-            </w:pPr>
-            <w:r>
-              <w:t xml:space="preserve">95</w:t>
-            </w:r>
-          </w:p>
-        </w:tc>
-      </w:tr>
-      <w:tr>
-        <w:tc>
-          <w:tcPr/>
-          <w:p>
-            <w:pPr>
-              <w:pStyle w:val="Compact"/>
-            </w:pPr>
-            <w:r>
-              <w:t xml:space="preserve">Infra</w:t>
-            </w:r>
-          </w:p>
-        </w:tc>
-        <w:tc>
-          <w:tcPr/>
-          <w:p>
-            <w:pPr>
-              <w:pStyle w:val="Compact"/>
-            </w:pPr>
-            <w:r>
-              <w:t xml:space="preserve">11</w:t>
-            </w:r>
-          </w:p>
-        </w:tc>
-      </w:tr>
-      <w:tr>
-        <w:tc>
-          <w:tcPr/>
-          <w:p>
-            <w:pPr>
-              <w:pStyle w:val="Compact"/>
-            </w:pPr>
-            <w:r>
-              <w:rPr>
-                <w:b/>
-                <w:bCs/>
-              </w:rPr>
-              <w:t xml:space="preserve">TOTAL</w:t>
-            </w:r>
-          </w:p>
-        </w:tc>
-        <w:tc>
-          <w:tcPr/>
-          <w:p>
-            <w:pPr>
-              <w:pStyle w:val="Compact"/>
-            </w:pPr>
-            <w:r>
               <w:rPr>
                 <w:b/>
                 <w:bCs/>
@@ -1206,14 +1594,41 @@
         <w:t xml:space="preserve">OpenCV — stub by default; real CV only behind a build tag.</w:t>
       </w:r>
     </w:p>
+    <w:p>
+      <w:pPr>
+        <w:pStyle w:val="Compact"/>
+        <w:numPr>
+          <w:ilvl w:val="0"/>
+          <w:numId w:val="1005"/>
+        </w:numPr>
+      </w:pPr>
+      <w:r>
+        <w:rPr>
+          <w:rStyle w:val="VerbatimChar"/>
+        </w:rPr>
+        <w:t xml:space="preserve">cmd/translator</w:t>
+      </w:r>
+      <w:r>
+        <w:t xml:space="preserve"> </w:t>
+      </w:r>
+      <w:r>
+        <w:t xml:space="preserve">— LOCAL path is a STUB (</w:t>
+      </w:r>
+      <w:r>
+        <w:t xml:space="preserve">“local translation not yet implemented”</w:t>
+      </w:r>
+      <w:r>
+        <w:t xml:space="preserve">); REMOTE path OPERATOR-BLOCKED (no SSH/llama.cpp worker host).</w:t>
+      </w:r>
+    </w:p>
     <w:bookmarkEnd w:id="19"/>
-    <w:bookmarkStart w:id="20" w:name="X5b834d6dd8c292d53ffedee928992b053f4faaa"/>
+    <w:bookmarkStart w:id="20" w:name="not-implemented-gap-rows-rev-2-11.4.6"/>
     <w:p>
       <w:pPr>
         <w:pStyle w:val="Heading2"/>
       </w:pPr>
       <w:r>
-        <w:t xml:space="preserve">Static / hardcoded-return endpoints (Implemented, but not live)</w:t>
+        <w:t xml:space="preserve">Not-implemented gap rows (Rev 2, §11.4.6)</w:t>
       </w:r>
     </w:p>
     <w:p>
@@ -1228,22 +1643,28 @@
         <w:rPr>
           <w:rStyle w:val="VerbatimChar"/>
         </w:rPr>
-        <w:t xml:space="preserve">GET /api/stats</w:t>
-      </w:r>
-      <w:r>
-        <w:t xml:space="preserve"> </w:t>
-      </w:r>
-      <w:r>
-        <w:t xml:space="preserve">(</w:t>
-      </w:r>
-      <w:r>
-        <w:rPr>
-          <w:rStyle w:val="VerbatimChar"/>
-        </w:rPr>
-        <w:t xml:space="preserve">pkg/api/server.go</w:t>
-      </w:r>
-      <w:r>
-        <w:t xml:space="preserve">) — hardcoded zeros.</w:t>
+        <w:t xml:space="preserve">pkg/ebook</w:t>
+      </w:r>
+      <w:r>
+        <w:t xml:space="preserve"> </w:t>
+      </w:r>
+      <w:r>
+        <w:t xml:space="preserve">DOCX-write — no DOCX writer; DOCX is parse-only; unified-translator rejects</w:t>
+      </w:r>
+      <w:r>
+        <w:t xml:space="preserve"> </w:t>
+      </w:r>
+      <w:r>
+        <w:rPr>
+          <w:rStyle w:val="VerbatimChar"/>
+        </w:rPr>
+        <w:t xml:space="preserve">.docx</w:t>
+      </w:r>
+      <w:r>
+        <w:t xml:space="preserve"> </w:t>
+      </w:r>
+      <w:r>
+        <w:t xml:space="preserve">output.</w:t>
       </w:r>
     </w:p>
     <w:p>
@@ -1258,176 +1679,46 @@
         <w:rPr>
           <w:rStyle w:val="VerbatimChar"/>
         </w:rPr>
-        <w:t xml:space="preserve">GET /api/v1/status/:session_id</w:t>
-      </w:r>
-      <w:r>
-        <w:t xml:space="preserve"> </w:t>
-      </w:r>
-      <w:r>
-        <w:t xml:space="preserve">(</w:t>
-      </w:r>
-      <w:r>
-        <w:rPr>
-          <w:rStyle w:val="VerbatimChar"/>
-        </w:rPr>
-        <w:t xml:space="preserve">pkg/api/handler.go</w:t>
-      </w:r>
-      <w:r>
-        <w:t xml:space="preserve">) — hardcoded</w:t>
-      </w:r>
-      <w:r>
-        <w:t xml:space="preserve"> </w:t>
-      </w:r>
-      <w:r>
-        <w:rPr>
-          <w:rStyle w:val="VerbatimChar"/>
-        </w:rPr>
-        <w:t xml:space="preserve">completed</w:t>
-      </w:r>
-      <w:r>
-        <w:t xml:space="preserve">.</w:t>
-      </w:r>
-    </w:p>
-    <w:p>
-      <w:pPr>
-        <w:pStyle w:val="Compact"/>
-        <w:numPr>
-          <w:ilvl w:val="0"/>
-          <w:numId w:val="1006"/>
-        </w:numPr>
-      </w:pPr>
-      <w:r>
-        <w:rPr>
-          <w:rStyle w:val="VerbatimChar"/>
-        </w:rPr>
-        <w:t xml:space="preserve">GET /api/v1/metrics</w:t>
-      </w:r>
-      <w:r>
-        <w:t xml:space="preserve"> </w:t>
-      </w:r>
-      <w:r>
-        <w:t xml:space="preserve">(</w:t>
-      </w:r>
-      <w:r>
-        <w:rPr>
-          <w:rStyle w:val="VerbatimChar"/>
-        </w:rPr>
-        <w:t xml:space="preserve">cmd/api-server/main.go</w:t>
-      </w:r>
-      <w:r>
-        <w:t xml:space="preserve">) — static/zero.</w:t>
-      </w:r>
-    </w:p>
-    <w:p>
-      <w:pPr>
-        <w:pStyle w:val="Compact"/>
-        <w:numPr>
-          <w:ilvl w:val="0"/>
-          <w:numId w:val="1006"/>
-        </w:numPr>
-      </w:pPr>
-      <w:r>
-        <w:rPr>
-          <w:rStyle w:val="VerbatimChar"/>
-        </w:rPr>
-        <w:t xml:space="preserve">GET /api/v1/status/:session_id</w:t>
-      </w:r>
-      <w:r>
-        <w:t xml:space="preserve"> </w:t>
-      </w:r>
-      <w:r>
-        <w:t xml:space="preserve">(</w:t>
-      </w:r>
-      <w:r>
-        <w:rPr>
-          <w:rStyle w:val="VerbatimChar"/>
-        </w:rPr>
-        <w:t xml:space="preserve">cmd/monitor-server/main.go</w:t>
-      </w:r>
-      <w:r>
-        <w:t xml:space="preserve">) — static</w:t>
-      </w:r>
-      <w:r>
-        <w:t xml:space="preserve"> </w:t>
-      </w:r>
-      <w:r>
-        <w:rPr>
-          <w:rStyle w:val="VerbatimChar"/>
-        </w:rPr>
-        <w:t xml:space="preserve">monitoring_active</w:t>
-      </w:r>
-      <w:r>
-        <w:t xml:space="preserve">.</w:t>
-      </w:r>
-    </w:p>
-    <w:p>
-      <w:pPr>
-        <w:pStyle w:val="Compact"/>
-        <w:numPr>
-          <w:ilvl w:val="0"/>
-          <w:numId w:val="1006"/>
-        </w:numPr>
-      </w:pPr>
-      <w:r>
-        <w:rPr>
-          <w:rStyle w:val="VerbatimChar"/>
-        </w:rPr>
-        <w:t xml:space="preserve">GET /api/v1/providers</w:t>
-      </w:r>
-      <w:r>
-        <w:t xml:space="preserve"> </w:t>
-      </w:r>
-      <w:r>
-        <w:t xml:space="preserve">(gRPC</w:t>
-      </w:r>
-      <w:r>
-        <w:t xml:space="preserve"> </w:t>
-      </w:r>
-      <w:r>
-        <w:rPr>
-          <w:rStyle w:val="VerbatimChar"/>
-        </w:rPr>
-        <w:t xml:space="preserve">GetProviders</w:t>
-      </w:r>
-      <w:r>
-        <w:t xml:space="preserve">) — static ProviderRegistry (openai, anthropic, ssh).</w:t>
-      </w:r>
-    </w:p>
-    <w:p>
-      <w:pPr>
-        <w:pStyle w:val="Compact"/>
-        <w:numPr>
-          <w:ilvl w:val="0"/>
-          <w:numId w:val="1006"/>
-        </w:numPr>
-      </w:pPr>
-      <w:r>
-        <w:t xml:space="preserve">Static language/provider lists in several</w:t>
-      </w:r>
-      <w:r>
-        <w:t xml:space="preserve"> </w:t>
-      </w:r>
-      <w:r>
-        <w:rPr>
-          <w:rStyle w:val="VerbatimChar"/>
-        </w:rPr>
-        <w:t xml:space="preserve">GET /api/.../languages</w:t>
-      </w:r>
-      <w:r>
-        <w:t xml:space="preserve"> </w:t>
-      </w:r>
-      <w:r>
-        <w:t xml:space="preserve">routes.</w:t>
+        <w:t xml:space="preserve">pkg/ebook</w:t>
+      </w:r>
+      <w:r>
+        <w:t xml:space="preserve"> </w:t>
+      </w:r>
+      <w:r>
+        <w:t xml:space="preserve">PDF-write — no PDF writer; PDF is extract-only; unified-translator rejects</w:t>
+      </w:r>
+      <w:r>
+        <w:t xml:space="preserve"> </w:t>
+      </w:r>
+      <w:r>
+        <w:rPr>
+          <w:rStyle w:val="VerbatimChar"/>
+        </w:rPr>
+        <w:t xml:space="preserve">.pdf</w:t>
+      </w:r>
+      <w:r>
+        <w:t xml:space="preserve"> </w:t>
+      </w:r>
+      <w:r>
+        <w:t xml:space="preserve">output.</w:t>
+      </w:r>
+    </w:p>
+    <w:p>
+      <w:pPr>
+        <w:pStyle w:val="BlockText"/>
+      </w:pPr>
+      <w:r>
+        <w:t xml:space="preserve">Output formats are EPUB / FB2 / TXT / HTML / MD.</w:t>
       </w:r>
     </w:p>
     <w:bookmarkEnd w:id="20"/>
-    <w:bookmarkStart w:id="21" w:name="top-gaps-engineering"/>
+    <w:bookmarkStart w:id="21" w:name="operator-blocked-list-11.4.45"/>
     <w:p>
       <w:pPr>
         <w:pStyle w:val="Heading2"/>
       </w:pPr>
       <w:r>
-        <w:t xml:space="preserve">Top gaps (engineering)</w:t>
+        <w:t xml:space="preserve">Operator-blocked list (§11.4.45)</w:t>
       </w:r>
     </w:p>
     <w:p>
@@ -1440,55 +1731,15 @@
       </w:pPr>
       <w:r>
         <w:rPr>
-          <w:b/>
-          <w:bCs/>
-        </w:rPr>
-        <w:t xml:space="preserve">Video-confirmation 1/470.</w:t>
-      </w:r>
-      <w:r>
-        <w:t xml:space="preserve"> </w:t>
-      </w:r>
-      <w:r>
-        <w:t xml:space="preserve">The single recorded proof is the</w:t>
-      </w:r>
-      <w:r>
-        <w:t xml:space="preserve"> </w:t>
-      </w:r>
-      <w:r>
-        <w:rPr>
-          <w:rStyle w:val="VerbatimChar"/>
-        </w:rPr>
-        <w:t xml:space="preserve">unified-translator</w:t>
-      </w:r>
-      <w:r>
-        <w:t xml:space="preserve"> </w:t>
-      </w:r>
-      <w:r>
-        <w:t xml:space="preserve">DeepSeek EN→Spanish run:</w:t>
-      </w:r>
-      <w:r>
-        <w:t xml:space="preserve"> </w:t>
-      </w:r>
-      <w:r>
-        <w:rPr>
-          <w:rStyle w:val="VerbatimChar"/>
-        </w:rPr>
-        <w:t xml:space="preserve">/Volumes/T7/Downloads/Recordings/helixtranslate-cli-deepseek-translation-FIXED_20260615_163824.mp4</w:t>
-      </w:r>
-      <w:r>
-        <w:t xml:space="preserve">. All other runtime features carry</w:t>
-      </w:r>
-      <w:r>
-        <w:t xml:space="preserve"> </w:t>
-      </w:r>
-      <w:r>
-        <w:rPr>
-          <w:rStyle w:val="VerbatimChar"/>
-        </w:rPr>
-        <w:t xml:space="preserve">PENDING</w:t>
-      </w:r>
-      <w:r>
-        <w:t xml:space="preserve">. Per §11.4.2/§11.4.107 nothing else may be marked video-confirmed without a real file.</w:t>
+          <w:rStyle w:val="VerbatimChar"/>
+        </w:rPr>
+        <w:t xml:space="preserve">cmd/translate-ssh</w:t>
+      </w:r>
+      <w:r>
+        <w:t xml:space="preserve"> </w:t>
+      </w:r>
+      <w:r>
+        <w:t xml:space="preserve">— SSH worker FB2→EPUB; needs remote SSH host + llama.cpp.</w:t>
       </w:r>
     </w:p>
     <w:p>
@@ -1501,197 +1752,45 @@
       </w:pPr>
       <w:r>
         <w:rPr>
-          <w:b/>
-          <w:bCs/>
-        </w:rPr>
-        <w:t xml:space="preserve">Per-feature test attribution missing</w:t>
-      </w:r>
-      <w:r>
-        <w:t xml:space="preserve"> </w:t>
-      </w:r>
-      <w:r>
-        <w:t xml:space="preserve">(</w:t>
-      </w:r>
-      <w:r>
-        <w:rPr>
-          <w:rStyle w:val="VerbatimChar"/>
-        </w:rPr>
-        <w:t xml:space="preserve">Not-inventoried</w:t>
-      </w:r>
-      <w:r>
-        <w:t xml:space="preserve"> </w:t>
-      </w:r>
-      <w:r>
-        <w:t xml:space="preserve">everywhere). Repo has extensive</w:t>
-      </w:r>
-      <w:r>
-        <w:t xml:space="preserve"> </w:t>
-      </w:r>
-      <w:r>
-        <w:rPr>
-          <w:rStyle w:val="VerbatimChar"/>
-        </w:rPr>
-        <w:t xml:space="preserve">_test.go</w:t>
-      </w:r>
-      <w:r>
-        <w:t xml:space="preserve"> </w:t>
-      </w:r>
-      <w:r>
-        <w:t xml:space="preserve">+</w:t>
-      </w:r>
-      <w:r>
-        <w:t xml:space="preserve"> </w:t>
-      </w:r>
-      <w:r>
-        <w:rPr>
-          <w:rStyle w:val="VerbatimChar"/>
-        </w:rPr>
-        <w:t xml:space="preserve">test/</w:t>
-      </w:r>
-      <w:r>
-        <w:t xml:space="preserve"> </w:t>
-      </w:r>
-      <w:r>
-        <w:t xml:space="preserve">suites; mapping suites → features is future work.</w:t>
-      </w:r>
-    </w:p>
-    <w:p>
-      <w:pPr>
-        <w:pStyle w:val="Compact"/>
-        <w:numPr>
-          <w:ilvl w:val="0"/>
-          <w:numId w:val="1007"/>
-        </w:numPr>
-      </w:pPr>
-      <w:r>
-        <w:rPr>
-          <w:b/>
-          <w:bCs/>
-        </w:rPr>
-        <w:t xml:space="preserve">4 stubs + 2 partials</w:t>
-      </w:r>
-      <w:r>
-        <w:t xml:space="preserve"> </w:t>
-      </w:r>
-      <w:r>
-        <w:t xml:space="preserve">must either be implemented or reclassified per §11.4.90 before they can be claimed as working capabilities.</w:t>
-      </w:r>
-    </w:p>
-    <w:p>
-      <w:pPr>
-        <w:pStyle w:val="Compact"/>
-        <w:numPr>
-          <w:ilvl w:val="0"/>
-          <w:numId w:val="1007"/>
-        </w:numPr>
-      </w:pPr>
-      <w:r>
-        <w:rPr>
-          <w:b/>
-          <w:bCs/>
-        </w:rPr>
-        <w:t xml:space="preserve">UNCONFIRMED LLM determinations</w:t>
-      </w:r>
-      <w:r>
-        <w:t xml:space="preserve"> </w:t>
-      </w:r>
-      <w:r>
-        <w:t xml:space="preserve">carried from the inventory: thin OpenAI-compatible providers’ base-URL/model specifics; several</w:t>
-      </w:r>
-      <w:r>
-        <w:t xml:space="preserve"> </w:t>
-      </w:r>
-      <w:r>
-        <w:rPr>
-          <w:rStyle w:val="VerbatimChar"/>
-        </w:rPr>
-        <w:t xml:space="preserve">llms_verifier</w:t>
-      </w:r>
-      <w:r>
-        <w:t xml:space="preserve"> </w:t>
-      </w:r>
-      <w:r>
-        <w:t xml:space="preserve">packages (scoring/helixqa/cliagents/crush/opencode/scheduler/partners/bigdata/multimodal/performance);</w:t>
-      </w:r>
-      <w:r>
-        <w:t xml:space="preserve"> </w:t>
-      </w:r>
-      <w:r>
-        <w:rPr>
-          <w:rStyle w:val="VerbatimChar"/>
-        </w:rPr>
-        <w:t xml:space="preserve">challenges/userflow</w:t>
-      </w:r>
-      <w:r>
-        <w:t xml:space="preserve"> </w:t>
-      </w:r>
-      <w:r>
-        <w:t xml:space="preserve">evaluators;</w:t>
-      </w:r>
-      <w:r>
-        <w:t xml:space="preserve"> </w:t>
-      </w:r>
-      <w:r>
-        <w:rPr>
-          <w:rStyle w:val="VerbatimChar"/>
-        </w:rPr>
-        <w:t xml:space="preserve">doc_processor/archdoc</w:t>
+          <w:rStyle w:val="VerbatimChar"/>
+        </w:rPr>
+        <w:t xml:space="preserve">cmd/ebook-translator</w:t>
+      </w:r>
+      <w:r>
+        <w:t xml:space="preserve"> </w:t>
+      </w:r>
+      <w:r>
+        <w:t xml:space="preserve">— FB2 remote-translate workflow; same remote SSH/llama.cpp requirement.</w:t>
+      </w:r>
+    </w:p>
+    <w:p>
+      <w:pPr>
+        <w:pStyle w:val="BlockText"/>
+      </w:pPr>
+      <w:r>
+        <w:t xml:space="preserve">Evidence (builds + runs to the blocked point):</w:t>
+      </w:r>
+      <w:r>
+        <w:t xml:space="preserve"> </w:t>
+      </w:r>
+      <w:r>
+        <w:rPr>
+          <w:rStyle w:val="VerbatimChar"/>
+        </w:rPr>
+        <w:t xml:space="preserve">helixtranslate-cmd-blocked-binaries_20260615-172456.mp4</w:t>
       </w:r>
       <w:r>
         <w:t xml:space="preserve">.</w:t>
       </w:r>
     </w:p>
     <w:bookmarkEnd w:id="21"/>
-    <w:bookmarkStart w:id="22" w:name="video-coverage-ratio"/>
+    <w:bookmarkStart w:id="22" w:name="X5b834d6dd8c292d53ffedee928992b053f4faaa"/>
     <w:p>
       <w:pPr>
         <w:pStyle w:val="Heading2"/>
       </w:pPr>
       <w:r>
-        <w:t xml:space="preserve">Video-coverage ratio</w:t>
-      </w:r>
-    </w:p>
-    <w:p>
-      <w:pPr>
-        <w:pStyle w:val="FirstParagraph"/>
-      </w:pPr>
-      <w:r>
-        <w:rPr>
-          <w:rStyle w:val="VerbatimChar"/>
-        </w:rPr>
-        <w:t xml:space="preserve">1 / 470</w:t>
-      </w:r>
-      <w:r>
-        <w:t xml:space="preserve"> </w:t>
-      </w:r>
-      <w:r>
-        <w:t xml:space="preserve">enumerated rows =</w:t>
-      </w:r>
-      <w:r>
-        <w:t xml:space="preserve"> </w:t>
-      </w:r>
-      <w:r>
-        <w:rPr>
-          <w:b/>
-          <w:bCs/>
-        </w:rPr>
-        <w:t xml:space="preserve">0.21%</w:t>
-      </w:r>
-      <w:r>
-        <w:t xml:space="preserve"> </w:t>
-      </w:r>
-      <w:r>
-        <w:t xml:space="preserve">(≈ 0.24% against the 417 headline). This is the primary metric to drive upward; each anti-bluff §11.4.107 recording increments the numerator.</w:t>
-      </w:r>
-    </w:p>
-    <w:bookmarkEnd w:id="22"/>
-    <w:bookmarkStart w:id="23" w:name="cross-references"/>
-    <w:p>
-      <w:pPr>
-        <w:pStyle w:val="Heading2"/>
-      </w:pPr>
-      <w:r>
-        <w:t xml:space="preserve">Cross-references</w:t>
+        <w:t xml:space="preserve">Static / hardcoded-return endpoints (Implemented, but not live)</w:t>
       </w:r>
     </w:p>
     <w:p>
@@ -1703,16 +1802,25 @@
         </w:numPr>
       </w:pPr>
       <w:r>
-        <w:t xml:space="preserve">Detail:</w:t>
-      </w:r>
-      <w:r>
-        <w:t xml:space="preserve"> </w:t>
-      </w:r>
-      <w:r>
-        <w:rPr>
-          <w:rStyle w:val="VerbatimChar"/>
-        </w:rPr>
-        <w:t xml:space="preserve">docs/features/Status.md</w:t>
+        <w:rPr>
+          <w:rStyle w:val="VerbatimChar"/>
+        </w:rPr>
+        <w:t xml:space="preserve">GET /api/stats</w:t>
+      </w:r>
+      <w:r>
+        <w:t xml:space="preserve"> </w:t>
+      </w:r>
+      <w:r>
+        <w:t xml:space="preserve">(</w:t>
+      </w:r>
+      <w:r>
+        <w:rPr>
+          <w:rStyle w:val="VerbatimChar"/>
+        </w:rPr>
+        <w:t xml:space="preserve">pkg/api/server.go</w:t>
+      </w:r>
+      <w:r>
+        <w:t xml:space="preserve">) — hardcoded zeros.</w:t>
       </w:r>
     </w:p>
     <w:p>
@@ -1724,16 +1832,37 @@
         </w:numPr>
       </w:pPr>
       <w:r>
-        <w:t xml:space="preserve">Source:</w:t>
-      </w:r>
-      <w:r>
-        <w:t xml:space="preserve"> </w:t>
-      </w:r>
-      <w:r>
-        <w:rPr>
-          <w:rStyle w:val="VerbatimChar"/>
-        </w:rPr>
-        <w:t xml:space="preserve">docs/features/.feature_inventory_raw.md</w:t>
+        <w:rPr>
+          <w:rStyle w:val="VerbatimChar"/>
+        </w:rPr>
+        <w:t xml:space="preserve">GET /api/v1/status/:session_id</w:t>
+      </w:r>
+      <w:r>
+        <w:t xml:space="preserve"> </w:t>
+      </w:r>
+      <w:r>
+        <w:t xml:space="preserve">(</w:t>
+      </w:r>
+      <w:r>
+        <w:rPr>
+          <w:rStyle w:val="VerbatimChar"/>
+        </w:rPr>
+        <w:t xml:space="preserve">pkg/api/handler.go</w:t>
+      </w:r>
+      <w:r>
+        <w:t xml:space="preserve">) — hardcoded</w:t>
+      </w:r>
+      <w:r>
+        <w:t xml:space="preserve"> </w:t>
+      </w:r>
+      <w:r>
+        <w:rPr>
+          <w:rStyle w:val="VerbatimChar"/>
+        </w:rPr>
+        <w:t xml:space="preserve">completed</w:t>
+      </w:r>
+      <w:r>
+        <w:t xml:space="preserve">.</w:t>
       </w:r>
     </w:p>
     <w:p>
@@ -1745,6 +1874,665 @@
         </w:numPr>
       </w:pPr>
       <w:r>
+        <w:rPr>
+          <w:rStyle w:val="VerbatimChar"/>
+        </w:rPr>
+        <w:t xml:space="preserve">GET /api/v1/metrics</w:t>
+      </w:r>
+      <w:r>
+        <w:t xml:space="preserve"> </w:t>
+      </w:r>
+      <w:r>
+        <w:t xml:space="preserve">(</w:t>
+      </w:r>
+      <w:r>
+        <w:rPr>
+          <w:rStyle w:val="VerbatimChar"/>
+        </w:rPr>
+        <w:t xml:space="preserve">cmd/api-server/main.go</w:t>
+      </w:r>
+      <w:r>
+        <w:t xml:space="preserve">) — static/zero.</w:t>
+      </w:r>
+    </w:p>
+    <w:p>
+      <w:pPr>
+        <w:pStyle w:val="Compact"/>
+        <w:numPr>
+          <w:ilvl w:val="0"/>
+          <w:numId w:val="1008"/>
+        </w:numPr>
+      </w:pPr>
+      <w:r>
+        <w:rPr>
+          <w:rStyle w:val="VerbatimChar"/>
+        </w:rPr>
+        <w:t xml:space="preserve">GET /api/v1/status/:session_id</w:t>
+      </w:r>
+      <w:r>
+        <w:t xml:space="preserve"> </w:t>
+      </w:r>
+      <w:r>
+        <w:t xml:space="preserve">(</w:t>
+      </w:r>
+      <w:r>
+        <w:rPr>
+          <w:rStyle w:val="VerbatimChar"/>
+        </w:rPr>
+        <w:t xml:space="preserve">cmd/monitor-server/main.go</w:t>
+      </w:r>
+      <w:r>
+        <w:t xml:space="preserve">) — static</w:t>
+      </w:r>
+      <w:r>
+        <w:t xml:space="preserve"> </w:t>
+      </w:r>
+      <w:r>
+        <w:rPr>
+          <w:rStyle w:val="VerbatimChar"/>
+        </w:rPr>
+        <w:t xml:space="preserve">monitoring_active</w:t>
+      </w:r>
+      <w:r>
+        <w:t xml:space="preserve">.</w:t>
+      </w:r>
+    </w:p>
+    <w:p>
+      <w:pPr>
+        <w:pStyle w:val="Compact"/>
+        <w:numPr>
+          <w:ilvl w:val="0"/>
+          <w:numId w:val="1008"/>
+        </w:numPr>
+      </w:pPr>
+      <w:r>
+        <w:rPr>
+          <w:rStyle w:val="VerbatimChar"/>
+        </w:rPr>
+        <w:t xml:space="preserve">GET /api/v1/providers</w:t>
+      </w:r>
+      <w:r>
+        <w:t xml:space="preserve"> </w:t>
+      </w:r>
+      <w:r>
+        <w:t xml:space="preserve">(gRPC</w:t>
+      </w:r>
+      <w:r>
+        <w:t xml:space="preserve"> </w:t>
+      </w:r>
+      <w:r>
+        <w:rPr>
+          <w:rStyle w:val="VerbatimChar"/>
+        </w:rPr>
+        <w:t xml:space="preserve">GetProviders</w:t>
+      </w:r>
+      <w:r>
+        <w:t xml:space="preserve">) — static ProviderRegistry (openai, anthropic, ssh).</w:t>
+      </w:r>
+    </w:p>
+    <w:p>
+      <w:pPr>
+        <w:pStyle w:val="Compact"/>
+        <w:numPr>
+          <w:ilvl w:val="0"/>
+          <w:numId w:val="1008"/>
+        </w:numPr>
+      </w:pPr>
+      <w:r>
+        <w:t xml:space="preserve">Static language/provider lists in several</w:t>
+      </w:r>
+      <w:r>
+        <w:t xml:space="preserve"> </w:t>
+      </w:r>
+      <w:r>
+        <w:rPr>
+          <w:rStyle w:val="VerbatimChar"/>
+        </w:rPr>
+        <w:t xml:space="preserve">GET /api/.../languages</w:t>
+      </w:r>
+      <w:r>
+        <w:t xml:space="preserve"> </w:t>
+      </w:r>
+      <w:r>
+        <w:t xml:space="preserve">routes.</w:t>
+      </w:r>
+    </w:p>
+    <w:bookmarkEnd w:id="22"/>
+    <w:bookmarkStart w:id="23" w:name="top-gaps-engineering"/>
+    <w:p>
+      <w:pPr>
+        <w:pStyle w:val="Heading2"/>
+      </w:pPr>
+      <w:r>
+        <w:t xml:space="preserve">Top gaps (engineering)</w:t>
+      </w:r>
+    </w:p>
+    <w:p>
+      <w:pPr>
+        <w:pStyle w:val="Compact"/>
+        <w:numPr>
+          <w:ilvl w:val="0"/>
+          <w:numId w:val="1009"/>
+        </w:numPr>
+      </w:pPr>
+      <w:r>
+        <w:rPr>
+          <w:b/>
+          <w:bCs/>
+        </w:rPr>
+        <w:t xml:space="preserve">Video-confirmation 20/472.</w:t>
+      </w:r>
+      <w:r>
+        <w:t xml:space="preserve"> </w:t>
+      </w:r>
+      <w:r>
+        <w:t xml:space="preserve">20 rows carry real, ffprobe- and content-verified recordings (Status.md cites each</w:t>
+      </w:r>
+      <w:r>
+        <w:t xml:space="preserve"> </w:t>
+      </w:r>
+      <w:r>
+        <w:rPr>
+          <w:rStyle w:val="VerbatimChar"/>
+        </w:rPr>
+        <w:t xml:space="preserve">.mp4</w:t>
+      </w:r>
+      <w:r>
+        <w:t xml:space="preserve">; the 3 video-surfaced bug fixes — prep-translator dead, server TLS startup, REST hardcoded target-lang — are in commit</w:t>
+      </w:r>
+      <w:r>
+        <w:t xml:space="preserve"> </w:t>
+      </w:r>
+      <w:r>
+        <w:rPr>
+          <w:rStyle w:val="VerbatimChar"/>
+        </w:rPr>
+        <w:t xml:space="preserve">a5e8866</w:t>
+      </w:r>
+      <w:r>
+        <w:t xml:space="preserve">). All other runtime features carry</w:t>
+      </w:r>
+      <w:r>
+        <w:t xml:space="preserve"> </w:t>
+      </w:r>
+      <w:r>
+        <w:rPr>
+          <w:rStyle w:val="VerbatimChar"/>
+        </w:rPr>
+        <w:t xml:space="preserve">PENDING</w:t>
+      </w:r>
+      <w:r>
+        <w:t xml:space="preserve">. Per §11.4.2/§11.4.107 nothing else may be marked video-confirmed without a real, content-verified file.</w:t>
+      </w:r>
+    </w:p>
+    <w:p>
+      <w:pPr>
+        <w:pStyle w:val="Compact"/>
+        <w:numPr>
+          <w:ilvl w:val="0"/>
+          <w:numId w:val="1009"/>
+        </w:numPr>
+      </w:pPr>
+      <w:r>
+        <w:rPr>
+          <w:b/>
+          <w:bCs/>
+        </w:rPr>
+        <w:t xml:space="preserve">DOCX/PDF output unimplemented</w:t>
+      </w:r>
+      <w:r>
+        <w:t xml:space="preserve"> </w:t>
+      </w:r>
+      <w:r>
+        <w:t xml:space="preserve">—</w:t>
+      </w:r>
+      <w:r>
+        <w:t xml:space="preserve"> </w:t>
+      </w:r>
+      <w:r>
+        <w:rPr>
+          <w:rStyle w:val="VerbatimChar"/>
+        </w:rPr>
+        <w:t xml:space="preserve">pkg/ebook</w:t>
+      </w:r>
+      <w:r>
+        <w:t xml:space="preserve"> </w:t>
+      </w:r>
+      <w:r>
+        <w:t xml:space="preserve">has FB2-write + EPUB-write only. Two Rev-2 gap rows record this honestly; output is EPUB/FB2/TXT/HTML/MD.</w:t>
+      </w:r>
+    </w:p>
+    <w:p>
+      <w:pPr>
+        <w:pStyle w:val="Compact"/>
+        <w:numPr>
+          <w:ilvl w:val="0"/>
+          <w:numId w:val="1009"/>
+        </w:numPr>
+      </w:pPr>
+      <w:r>
+        <w:rPr>
+          <w:rStyle w:val="VerbatimChar"/>
+          <w:b/>
+          <w:bCs/>
+        </w:rPr>
+        <w:t xml:space="preserve">-verify</w:t>
+      </w:r>
+      <w:r>
+        <w:rPr>
+          <w:b/>
+          <w:bCs/>
+        </w:rPr>
+        <w:t xml:space="preserve"> </w:t>
+      </w:r>
+      <w:r>
+        <w:rPr>
+          <w:b/>
+          <w:bCs/>
+        </w:rPr>
+        <w:t xml:space="preserve">≠ multipass engine</w:t>
+      </w:r>
+      <w:r>
+        <w:t xml:space="preserve"> </w:t>
+      </w:r>
+      <w:r>
+        <w:t xml:space="preserve">— unified-translator</w:t>
+      </w:r>
+      <w:r>
+        <w:t xml:space="preserve"> </w:t>
+      </w:r>
+      <w:r>
+        <w:rPr>
+          <w:rStyle w:val="VerbatimChar"/>
+        </w:rPr>
+        <w:t xml:space="preserve">-verify</w:t>
+      </w:r>
+      <w:r>
+        <w:t xml:space="preserve"> </w:t>
+      </w:r>
+      <w:r>
+        <w:t xml:space="preserve">runs the CLI’s own per-step check; the</w:t>
+      </w:r>
+      <w:r>
+        <w:t xml:space="preserve"> </w:t>
+      </w:r>
+      <w:r>
+        <w:rPr>
+          <w:rStyle w:val="VerbatimChar"/>
+        </w:rPr>
+        <w:t xml:space="preserve">pkg/verification</w:t>
+      </w:r>
+      <w:r>
+        <w:t xml:space="preserve"> </w:t>
+      </w:r>
+      <w:r>
+        <w:t xml:space="preserve">multi-pass polisher has no CLI entry point wired in.</w:t>
+      </w:r>
+    </w:p>
+    <w:p>
+      <w:pPr>
+        <w:pStyle w:val="Compact"/>
+        <w:numPr>
+          <w:ilvl w:val="0"/>
+          <w:numId w:val="1009"/>
+        </w:numPr>
+      </w:pPr>
+      <w:r>
+        <w:rPr>
+          <w:b/>
+          <w:bCs/>
+        </w:rPr>
+        <w:t xml:space="preserve">2 binaries OPERATOR-BLOCKED + 1 local STUB</w:t>
+      </w:r>
+      <w:r>
+        <w:t xml:space="preserve"> </w:t>
+      </w:r>
+      <w:r>
+        <w:t xml:space="preserve">—</w:t>
+      </w:r>
+      <w:r>
+        <w:t xml:space="preserve"> </w:t>
+      </w:r>
+      <w:r>
+        <w:rPr>
+          <w:rStyle w:val="VerbatimChar"/>
+        </w:rPr>
+        <w:t xml:space="preserve">translate-ssh</w:t>
+      </w:r>
+      <w:r>
+        <w:t xml:space="preserve">/</w:t>
+      </w:r>
+      <w:r>
+        <w:rPr>
+          <w:rStyle w:val="VerbatimChar"/>
+        </w:rPr>
+        <w:t xml:space="preserve">ebook-translator</w:t>
+      </w:r>
+      <w:r>
+        <w:t xml:space="preserve"> </w:t>
+      </w:r>
+      <w:r>
+        <w:t xml:space="preserve">need a remote SSH/llama.cpp host;</w:t>
+      </w:r>
+      <w:r>
+        <w:t xml:space="preserve"> </w:t>
+      </w:r>
+      <w:r>
+        <w:rPr>
+          <w:rStyle w:val="VerbatimChar"/>
+        </w:rPr>
+        <w:t xml:space="preserve">cmd/translator</w:t>
+      </w:r>
+      <w:r>
+        <w:t xml:space="preserve"> </w:t>
+      </w:r>
+      <w:r>
+        <w:t xml:space="preserve">local path is a STUB.</w:t>
+      </w:r>
+    </w:p>
+    <w:p>
+      <w:pPr>
+        <w:pStyle w:val="Compact"/>
+        <w:numPr>
+          <w:ilvl w:val="0"/>
+          <w:numId w:val="1009"/>
+        </w:numPr>
+      </w:pPr>
+      <w:r>
+        <w:rPr>
+          <w:rStyle w:val="VerbatimChar"/>
+          <w:b/>
+          <w:bCs/>
+        </w:rPr>
+        <w:t xml:space="preserve">GET /api/v1/verified-models</w:t>
+      </w:r>
+      <w:r>
+        <w:rPr>
+          <w:b/>
+          <w:bCs/>
+        </w:rPr>
+        <w:t xml:space="preserve"> </w:t>
+      </w:r>
+      <w:r>
+        <w:rPr>
+          <w:b/>
+          <w:bCs/>
+        </w:rPr>
+        <w:t xml:space="preserve">→ 404</w:t>
+      </w:r>
+      <w:r>
+        <w:t xml:space="preserve"> </w:t>
+      </w:r>
+      <w:r>
+        <w:t xml:space="preserve">— LLMsVerifier disabled in config (route not mounted); feature-disabled-by-config, not a defect.</w:t>
+      </w:r>
+    </w:p>
+    <w:p>
+      <w:pPr>
+        <w:pStyle w:val="Compact"/>
+        <w:numPr>
+          <w:ilvl w:val="0"/>
+          <w:numId w:val="1009"/>
+        </w:numPr>
+      </w:pPr>
+      <w:r>
+        <w:rPr>
+          <w:b/>
+          <w:bCs/>
+        </w:rPr>
+        <w:t xml:space="preserve">Per-feature test attribution missing</w:t>
+      </w:r>
+      <w:r>
+        <w:t xml:space="preserve"> </w:t>
+      </w:r>
+      <w:r>
+        <w:t xml:space="preserve">(</w:t>
+      </w:r>
+      <w:r>
+        <w:rPr>
+          <w:rStyle w:val="VerbatimChar"/>
+        </w:rPr>
+        <w:t xml:space="preserve">Not-inventoried</w:t>
+      </w:r>
+      <w:r>
+        <w:t xml:space="preserve"> </w:t>
+      </w:r>
+      <w:r>
+        <w:t xml:space="preserve">everywhere). Repo has extensive</w:t>
+      </w:r>
+      <w:r>
+        <w:t xml:space="preserve"> </w:t>
+      </w:r>
+      <w:r>
+        <w:rPr>
+          <w:rStyle w:val="VerbatimChar"/>
+        </w:rPr>
+        <w:t xml:space="preserve">_test.go</w:t>
+      </w:r>
+      <w:r>
+        <w:t xml:space="preserve"> </w:t>
+      </w:r>
+      <w:r>
+        <w:t xml:space="preserve">+</w:t>
+      </w:r>
+      <w:r>
+        <w:t xml:space="preserve"> </w:t>
+      </w:r>
+      <w:r>
+        <w:rPr>
+          <w:rStyle w:val="VerbatimChar"/>
+        </w:rPr>
+        <w:t xml:space="preserve">test/</w:t>
+      </w:r>
+      <w:r>
+        <w:t xml:space="preserve"> </w:t>
+      </w:r>
+      <w:r>
+        <w:t xml:space="preserve">suites; mapping suites → features is future work.</w:t>
+      </w:r>
+    </w:p>
+    <w:p>
+      <w:pPr>
+        <w:pStyle w:val="Compact"/>
+        <w:numPr>
+          <w:ilvl w:val="0"/>
+          <w:numId w:val="1009"/>
+        </w:numPr>
+      </w:pPr>
+      <w:r>
+        <w:rPr>
+          <w:b/>
+          <w:bCs/>
+        </w:rPr>
+        <w:t xml:space="preserve">4 stubs + 2 unimplemented + 3 partials</w:t>
+      </w:r>
+      <w:r>
+        <w:t xml:space="preserve"> </w:t>
+      </w:r>
+      <w:r>
+        <w:t xml:space="preserve">must either be implemented or reclassified per §11.4.90 before they can be claimed as working capabilities.</w:t>
+      </w:r>
+    </w:p>
+    <w:p>
+      <w:pPr>
+        <w:pStyle w:val="Compact"/>
+        <w:numPr>
+          <w:ilvl w:val="0"/>
+          <w:numId w:val="1009"/>
+        </w:numPr>
+      </w:pPr>
+      <w:r>
+        <w:rPr>
+          <w:b/>
+          <w:bCs/>
+        </w:rPr>
+        <w:t xml:space="preserve">UNCONFIRMED LLM determinations</w:t>
+      </w:r>
+      <w:r>
+        <w:t xml:space="preserve"> </w:t>
+      </w:r>
+      <w:r>
+        <w:t xml:space="preserve">carried from the inventory: thin OpenAI-compatible providers’ base-URL/model specifics; several</w:t>
+      </w:r>
+      <w:r>
+        <w:t xml:space="preserve"> </w:t>
+      </w:r>
+      <w:r>
+        <w:rPr>
+          <w:rStyle w:val="VerbatimChar"/>
+        </w:rPr>
+        <w:t xml:space="preserve">llms_verifier</w:t>
+      </w:r>
+      <w:r>
+        <w:t xml:space="preserve"> </w:t>
+      </w:r>
+      <w:r>
+        <w:t xml:space="preserve">packages (scoring/helixqa/cliagents/crush/opencode/scheduler/partners/bigdata/multimodal/performance);</w:t>
+      </w:r>
+      <w:r>
+        <w:t xml:space="preserve"> </w:t>
+      </w:r>
+      <w:r>
+        <w:rPr>
+          <w:rStyle w:val="VerbatimChar"/>
+        </w:rPr>
+        <w:t xml:space="preserve">challenges/userflow</w:t>
+      </w:r>
+      <w:r>
+        <w:t xml:space="preserve"> </w:t>
+      </w:r>
+      <w:r>
+        <w:t xml:space="preserve">evaluators;</w:t>
+      </w:r>
+      <w:r>
+        <w:t xml:space="preserve"> </w:t>
+      </w:r>
+      <w:r>
+        <w:rPr>
+          <w:rStyle w:val="VerbatimChar"/>
+        </w:rPr>
+        <w:t xml:space="preserve">doc_processor/archdoc</w:t>
+      </w:r>
+      <w:r>
+        <w:t xml:space="preserve">.</w:t>
+      </w:r>
+    </w:p>
+    <w:bookmarkEnd w:id="23"/>
+    <w:bookmarkStart w:id="24" w:name="video-coverage-ratio"/>
+    <w:p>
+      <w:pPr>
+        <w:pStyle w:val="Heading2"/>
+      </w:pPr>
+      <w:r>
+        <w:t xml:space="preserve">Video-coverage ratio</w:t>
+      </w:r>
+    </w:p>
+    <w:p>
+      <w:pPr>
+        <w:pStyle w:val="FirstParagraph"/>
+      </w:pPr>
+      <w:r>
+        <w:rPr>
+          <w:rStyle w:val="VerbatimChar"/>
+        </w:rPr>
+        <w:t xml:space="preserve">20 / 472</w:t>
+      </w:r>
+      <w:r>
+        <w:t xml:space="preserve"> </w:t>
+      </w:r>
+      <w:r>
+        <w:t xml:space="preserve">enumerated rows =</w:t>
+      </w:r>
+      <w:r>
+        <w:t xml:space="preserve"> </w:t>
+      </w:r>
+      <w:r>
+        <w:rPr>
+          <w:b/>
+          <w:bCs/>
+        </w:rPr>
+        <w:t xml:space="preserve">4.3%</w:t>
+      </w:r>
+      <w:r>
+        <w:t xml:space="preserve"> </w:t>
+      </w:r>
+      <w:r>
+        <w:t xml:space="preserve">(≈ 4.8% against the 417 headline), up from</w:t>
+      </w:r>
+      <w:r>
+        <w:t xml:space="preserve"> </w:t>
+      </w:r>
+      <w:r>
+        <w:rPr>
+          <w:rStyle w:val="VerbatimChar"/>
+        </w:rPr>
+        <w:t xml:space="preserve">1 / 470</w:t>
+      </w:r>
+      <w:r>
+        <w:t xml:space="preserve">. This is the primary metric to drive upward; each anti-bluff §11.4.107 recording increments the numerator.</w:t>
+      </w:r>
+    </w:p>
+    <w:bookmarkEnd w:id="24"/>
+    <w:bookmarkStart w:id="25" w:name="cross-references"/>
+    <w:p>
+      <w:pPr>
+        <w:pStyle w:val="Heading2"/>
+      </w:pPr>
+      <w:r>
+        <w:t xml:space="preserve">Cross-references</w:t>
+      </w:r>
+    </w:p>
+    <w:p>
+      <w:pPr>
+        <w:pStyle w:val="Compact"/>
+        <w:numPr>
+          <w:ilvl w:val="0"/>
+          <w:numId w:val="1010"/>
+        </w:numPr>
+      </w:pPr>
+      <w:r>
+        <w:t xml:space="preserve">Detail:</w:t>
+      </w:r>
+      <w:r>
+        <w:t xml:space="preserve"> </w:t>
+      </w:r>
+      <w:r>
+        <w:rPr>
+          <w:rStyle w:val="VerbatimChar"/>
+        </w:rPr>
+        <w:t xml:space="preserve">docs/features/Status.md</w:t>
+      </w:r>
+    </w:p>
+    <w:p>
+      <w:pPr>
+        <w:pStyle w:val="Compact"/>
+        <w:numPr>
+          <w:ilvl w:val="0"/>
+          <w:numId w:val="1010"/>
+        </w:numPr>
+      </w:pPr>
+      <w:r>
+        <w:t xml:space="preserve">Source:</w:t>
+      </w:r>
+      <w:r>
+        <w:t xml:space="preserve"> </w:t>
+      </w:r>
+      <w:r>
+        <w:rPr>
+          <w:rStyle w:val="VerbatimChar"/>
+        </w:rPr>
+        <w:t xml:space="preserve">docs/features/.feature_inventory_raw.md</w:t>
+      </w:r>
+    </w:p>
+    <w:p>
+      <w:pPr>
+        <w:pStyle w:val="Compact"/>
+        <w:numPr>
+          <w:ilvl w:val="0"/>
+          <w:numId w:val="1010"/>
+        </w:numPr>
+      </w:pPr>
+      <w:r>
         <w:t xml:space="preserve">Sync context:</w:t>
       </w:r>
       <w:r>
@@ -1763,8 +2551,8 @@
         <w:t xml:space="preserve">(§11.4.106)</w:t>
       </w:r>
     </w:p>
-    <w:bookmarkEnd w:id="23"/>
-    <w:bookmarkEnd w:id="24"/>
+    <w:bookmarkEnd w:id="25"/>
+    <w:bookmarkEnd w:id="26"/>
     <w:sectPr>
       <w:footnotePr>
         <w:numRestart w:val="eachSect"/>
@@ -2136,7 +2924,34 @@
     </w:lvlOverride>
   </w:num>
   <w:num w:numId="1006">
-    <w:abstractNumId w:val="991"/>
+    <w:abstractNumId w:val="99411"/>
+    <w:lvlOverride w:ilvl="0">
+      <w:startOverride w:val="1"/>
+    </w:lvlOverride>
+    <w:lvlOverride w:ilvl="1">
+      <w:startOverride w:val="1"/>
+    </w:lvlOverride>
+    <w:lvlOverride w:ilvl="2">
+      <w:startOverride w:val="1"/>
+    </w:lvlOverride>
+    <w:lvlOverride w:ilvl="3">
+      <w:startOverride w:val="1"/>
+    </w:lvlOverride>
+    <w:lvlOverride w:ilvl="4">
+      <w:startOverride w:val="1"/>
+    </w:lvlOverride>
+    <w:lvlOverride w:ilvl="5">
+      <w:startOverride w:val="1"/>
+    </w:lvlOverride>
+    <w:lvlOverride w:ilvl="6">
+      <w:startOverride w:val="1"/>
+    </w:lvlOverride>
+    <w:lvlOverride w:ilvl="7">
+      <w:startOverride w:val="1"/>
+    </w:lvlOverride>
+    <w:lvlOverride w:ilvl="8">
+      <w:startOverride w:val="1"/>
+    </w:lvlOverride>
   </w:num>
   <w:num w:numId="1007">
     <w:abstractNumId w:val="99411"/>
@@ -2169,6 +2984,39 @@
     </w:lvlOverride>
   </w:num>
   <w:num w:numId="1008">
+    <w:abstractNumId w:val="991"/>
+  </w:num>
+  <w:num w:numId="1009">
+    <w:abstractNumId w:val="99411"/>
+    <w:lvlOverride w:ilvl="0">
+      <w:startOverride w:val="1"/>
+    </w:lvlOverride>
+    <w:lvlOverride w:ilvl="1">
+      <w:startOverride w:val="1"/>
+    </w:lvlOverride>
+    <w:lvlOverride w:ilvl="2">
+      <w:startOverride w:val="1"/>
+    </w:lvlOverride>
+    <w:lvlOverride w:ilvl="3">
+      <w:startOverride w:val="1"/>
+    </w:lvlOverride>
+    <w:lvlOverride w:ilvl="4">
+      <w:startOverride w:val="1"/>
+    </w:lvlOverride>
+    <w:lvlOverride w:ilvl="5">
+      <w:startOverride w:val="1"/>
+    </w:lvlOverride>
+    <w:lvlOverride w:ilvl="6">
+      <w:startOverride w:val="1"/>
+    </w:lvlOverride>
+    <w:lvlOverride w:ilvl="7">
+      <w:startOverride w:val="1"/>
+    </w:lvlOverride>
+    <w:lvlOverride w:ilvl="8">
+      <w:startOverride w:val="1"/>
+    </w:lvlOverride>
+  </w:num>
+  <w:num w:numId="1010">
     <w:abstractNumId w:val="991"/>
   </w:num>
 </w:numbering>

--- a/docs/features/Status_Summary.docx
+++ b/docs/features/Status_Summary.docx
@@ -34,7 +34,7 @@
         <w:t xml:space="preserve"> </w:t>
       </w:r>
       <w:r>
-        <w:t xml:space="preserve">2</w:t>
+        <w:t xml:space="preserve">3</w:t>
       </w:r>
       <w:r>
         <w:t xml:space="preserve"> </w:t>
@@ -50,7 +50,7 @@
         <w:t xml:space="preserve"> </w:t>
       </w:r>
       <w:r>
-        <w:t xml:space="preserve">2026-06-15T17:30:00Z</w:t>
+        <w:t xml:space="preserve">2026-06-15T18:45:00Z</w:t>
       </w:r>
       <w:r>
         <w:t xml:space="preserve"> </w:t>
@@ -169,19 +169,7 @@
         <w:t xml:space="preserve"> </w:t>
       </w:r>
       <w:r>
-        <w:t xml:space="preserve">catalogued (470 from the source inventory + 2 honest</w:t>
-      </w:r>
-      <w:r>
-        <w:t xml:space="preserve"> </w:t>
-      </w:r>
-      <w:r>
-        <w:t xml:space="preserve">“unimplemented output”</w:t>
-      </w:r>
-      <w:r>
-        <w:t xml:space="preserve"> </w:t>
-      </w:r>
-      <w:r>
-        <w:t xml:space="preserve">gap rows added this round; the headline</w:t>
+        <w:t xml:space="preserve">catalogued (470 from the source inventory + 2 output gap rows; one of those — DOCX output — is now built this round; the headline</w:t>
       </w:r>
       <w:r>
         <w:t xml:space="preserve"> </w:t>
@@ -205,7 +193,20 @@
         </w:numPr>
       </w:pPr>
       <w:r>
-        <w:t xml:space="preserve">The majority are fully built and reachable: the command-line translators, the web dashboards, the REST and gRPC servers, ~32 built-in AI providers, ebook format readers (FB2, EPUB, DOCX, HTML, TXT, PDF) and writers (EPUB, FB2, TXT, HTML, Markdown), caching, security, and all 8 add-on modules.</w:t>
+        <w:t xml:space="preserve">The majority are fully built and reachable: the command-line translators, the web dashboards, the REST and gRPC servers, ~32 built-in AI providers, ebook format readers (FB2, EPUB, DOCX, HTML, TXT, PDF) and writers (EPUB, FB2, TXT, HTML, Markdown,</w:t>
+      </w:r>
+      <w:r>
+        <w:t xml:space="preserve"> </w:t>
+      </w:r>
+      <w:r>
+        <w:rPr>
+          <w:b/>
+          <w:bCs/>
+        </w:rPr>
+        <w:t xml:space="preserve">and now DOCX</w:t>
+      </w:r>
+      <w:r>
+        <w:t xml:space="preserve">), caching, security, and all 8 add-on modules.</w:t>
       </w:r>
     </w:p>
     <w:p>
@@ -221,7 +222,7 @@
           <w:b/>
           <w:bCs/>
         </w:rPr>
-        <w:t xml:space="preserve">20 features are now proven on real recordings</w:t>
+        <w:t xml:space="preserve">21 features are now proven on real recordings</w:t>
       </w:r>
       <w:r>
         <w:t xml:space="preserve"> </w:t>
@@ -236,7 +237,84 @@
         <w:t xml:space="preserve">“a screen”</w:t>
       </w:r>
       <w:r>
-        <w:t xml:space="preserve">. These include: the primary command-line translator doing real DeepSeek translations and converting between ebook formats (EPUB→TXT, HTML→EPUB, FB2→EPUB, FB2→FB2), Serbian Cyrillic/Latin handling, the REST API server translating for real, the gRPC server translating English→Spanish, the markdown round-trip tool, the preparation/analysis runner (now fixed), the simple CLI translator, and the live monitoring dashboard.</w:t>
+        <w:t xml:space="preserve">. These include: the primary command-line translator doing real DeepSeek translations and converting between ebook formats (EPUB→TXT, HTML→EPUB, FB2→EPUB, FB2→FB2), Serbian Cyrillic/Latin handling, the</w:t>
+      </w:r>
+      <w:r>
+        <w:t xml:space="preserve"> </w:t>
+      </w:r>
+      <w:r>
+        <w:rPr>
+          <w:b/>
+          <w:bCs/>
+        </w:rPr>
+        <w:t xml:space="preserve">multi-pass polishing engine (</w:t>
+      </w:r>
+      <w:r>
+        <w:rPr>
+          <w:rStyle w:val="VerbatimChar"/>
+          <w:b/>
+          <w:bCs/>
+        </w:rPr>
+        <w:t xml:space="preserve">-multipass</w:t>
+      </w:r>
+      <w:r>
+        <w:rPr>
+          <w:b/>
+          <w:bCs/>
+        </w:rPr>
+        <w:t xml:space="preserve">, newly wired)</w:t>
+      </w:r>
+      <w:r>
+        <w:t xml:space="preserve">, the REST API server translating for real, the gRPC server translating English→Spanish, the markdown round-trip tool, the preparation/analysis runner (now fixed), the simple CLI translator, and the live monitoring dashboard.</w:t>
+      </w:r>
+    </w:p>
+    <w:p>
+      <w:pPr>
+        <w:pStyle w:val="Compact"/>
+        <w:numPr>
+          <w:ilvl w:val="0"/>
+          <w:numId w:val="1001"/>
+        </w:numPr>
+      </w:pPr>
+      <w:r>
+        <w:rPr>
+          <w:b/>
+          <w:bCs/>
+        </w:rPr>
+        <w:t xml:space="preserve">DOCX output is newly built and proven by the produced file itself:</w:t>
+      </w:r>
+      <w:r>
+        <w:t xml:space="preserve"> </w:t>
+      </w:r>
+      <w:r>
+        <w:t xml:space="preserve">a real DeepSeek translation produced a</w:t>
+      </w:r>
+      <w:r>
+        <w:t xml:space="preserve"> </w:t>
+      </w:r>
+      <w:r>
+        <w:rPr>
+          <w:rStyle w:val="VerbatimChar"/>
+        </w:rPr>
+        <w:t xml:space="preserve">.docx</w:t>
+      </w:r>
+      <w:r>
+        <w:t xml:space="preserve"> </w:t>
+      </w:r>
+      <w:r>
+        <w:t xml:space="preserve">that opens as a genuine</w:t>
+      </w:r>
+      <w:r>
+        <w:t xml:space="preserve"> </w:t>
+      </w:r>
+      <w:r>
+        <w:t xml:space="preserve">“Microsoft Word 2007+”</w:t>
+      </w:r>
+      <w:r>
+        <w:t xml:space="preserve"> </w:t>
+      </w:r>
+      <w:r>
+        <w:t xml:space="preserve">document with the real translated text inside. (A screen recording of it is still owed, so it counts as artifact-proven rather than video-proven for now.)</w:t>
       </w:r>
     </w:p>
     <w:bookmarkEnd w:id="10"/>
@@ -272,13 +350,13 @@
           <w:b/>
           <w:bCs/>
         </w:rPr>
-        <w:t xml:space="preserve">20 of 472</w:t>
-      </w:r>
-      <w:r>
-        <w:t xml:space="preserve"> </w:t>
-      </w:r>
-      <w:r>
-        <w:t xml:space="preserve">features now have a recorded, watch-it-yourself demonstration (≈ 4.3%, up from 1). Everything else is built and present in the code, but a recording is still owed. Nothing is claimed proven just because the code exists.</w:t>
+        <w:t xml:space="preserve">21 of 472</w:t>
+      </w:r>
+      <w:r>
+        <w:t xml:space="preserve"> </w:t>
+      </w:r>
+      <w:r>
+        <w:t xml:space="preserve">features now have a recorded, watch-it-yourself demonstration (≈ 4.5%, up from 20). Everything else is built and present in the code, but a recording is still owed. Nothing is claimed proven just because the code exists.</w:t>
       </w:r>
     </w:p>
     <w:p>
@@ -294,7 +372,7 @@
           <w:b/>
           <w:bCs/>
         </w:rPr>
-        <w:t xml:space="preserve">DOCX and PDF</w:t>
+        <w:t xml:space="preserve">PDF</w:t>
       </w:r>
       <w:r>
         <w:rPr>
@@ -324,7 +402,7 @@
           <w:b/>
           <w:bCs/>
         </w:rPr>
-        <w:t xml:space="preserve">are not built yet.</w:t>
+        <w:t xml:space="preserve">is not built yet.</w:t>
       </w:r>
       <w:r>
         <w:t xml:space="preserve"> </w:t>
@@ -346,7 +424,7 @@
         <w:t xml:space="preserve"> </w:t>
       </w:r>
       <w:r>
-        <w:t xml:space="preserve">DOCX and PDF, but it cannot</w:t>
+        <w:t xml:space="preserve">DOCX and PDF, and can now</w:t>
       </w:r>
       <w:r>
         <w:t xml:space="preserve"> </w:t>
@@ -362,7 +440,23 @@
         <w:t xml:space="preserve"> </w:t>
       </w:r>
       <w:r>
-        <w:t xml:space="preserve">them — there is no DOCX or PDF writer. Output is limited to EPUB, FB2, TXT, HTML and Markdown.</w:t>
+        <w:t xml:space="preserve">DOCX; it still cannot</w:t>
+      </w:r>
+      <w:r>
+        <w:t xml:space="preserve"> </w:t>
+      </w:r>
+      <w:r>
+        <w:rPr>
+          <w:i/>
+          <w:iCs/>
+        </w:rPr>
+        <w:t xml:space="preserve">write</w:t>
+      </w:r>
+      <w:r>
+        <w:t xml:space="preserve"> </w:t>
+      </w:r>
+      <w:r>
+        <w:t xml:space="preserve">PDF — there is no PDF writer. Output is now EPUB, FB2, TXT, HTML, Markdown and DOCX.</w:t>
       </w:r>
     </w:p>
     <w:p>
@@ -610,13 +704,29 @@
           <w:b/>
           <w:bCs/>
         </w:rPr>
-        <w:t xml:space="preserve">20 / 472 ≈ 4.3%</w:t>
-      </w:r>
-      <w:r>
-        <w:t xml:space="preserve"> </w:t>
-      </w:r>
-      <w:r>
-        <w:t xml:space="preserve">(up from 1). This is the headline number to keep improving: each new genuine recording raises it.</w:t>
+        <w:t xml:space="preserve">21 / 472 ≈ 4.5%</w:t>
+      </w:r>
+      <w:r>
+        <w:t xml:space="preserve"> </w:t>
+      </w:r>
+      <w:r>
+        <w:t xml:space="preserve">(up from 20), plus</w:t>
+      </w:r>
+      <w:r>
+        <w:t xml:space="preserve"> </w:t>
+      </w:r>
+      <w:r>
+        <w:rPr>
+          <w:b/>
+          <w:bCs/>
+        </w:rPr>
+        <w:t xml:space="preserve">1 real-artifact-confirmed</w:t>
+      </w:r>
+      <w:r>
+        <w:t xml:space="preserve"> </w:t>
+      </w:r>
+      <w:r>
+        <w:t xml:space="preserve">(DOCX output, video PENDING). This is the headline number to keep improving: each new genuine recording raises it.</w:t>
       </w:r>
     </w:p>
     <w:bookmarkEnd w:id="12"/>
@@ -843,7 +953,7 @@
               <w:pStyle w:val="Compact"/>
             </w:pPr>
             <w:r>
-              <w:t xml:space="preserve">472 (470 inventory + 2 Rev 2 gap rows: DOCX-write, PDF-write)</w:t>
+              <w:t xml:space="preserve">472 (470 inventory + 2 gap rows: DOCX-write [Implemented Rev 3], PDF-write)</w:t>
             </w:r>
           </w:p>
         </w:tc>
@@ -867,7 +977,7 @@
               <w:pStyle w:val="Compact"/>
             </w:pPr>
             <w:r>
-              <w:t xml:space="preserve">463</w:t>
+              <w:t xml:space="preserve">464 (DOCX-write flipped gap→Implemented Rev 3, commit 87cd2be)</w:t>
             </w:r>
           </w:p>
         </w:tc>
@@ -915,7 +1025,7 @@
               <w:pStyle w:val="Compact"/>
             </w:pPr>
             <w:r>
-              <w:t xml:space="preserve">2 (</w:t>
+              <w:t xml:space="preserve">1 (</w:t>
             </w:r>
             <w:r>
               <w:rPr>
@@ -927,7 +1037,7 @@
               <w:t xml:space="preserve"> </w:t>
             </w:r>
             <w:r>
-              <w:t xml:space="preserve">DOCX-write, PDF-write)</w:t>
+              <w:t xml:space="preserve">PDF-write)</w:t>
             </w:r>
           </w:p>
         </w:tc>
@@ -1059,7 +1169,7 @@
               <w:pStyle w:val="Compact"/>
             </w:pPr>
             <w:r>
-              <w:t xml:space="preserve">20</w:t>
+              <w:t xml:space="preserve">21 (+ 1 real-artifact-confirmed: DOCX output)</w:t>
             </w:r>
           </w:p>
         </w:tc>
@@ -1622,13 +1732,13 @@
       </w:r>
     </w:p>
     <w:bookmarkEnd w:id="19"/>
-    <w:bookmarkStart w:id="20" w:name="not-implemented-gap-rows-rev-2-11.4.6"/>
+    <w:bookmarkStart w:id="20" w:name="not-implemented-gap-rows-11.4.6"/>
     <w:p>
       <w:pPr>
         <w:pStyle w:val="Heading2"/>
       </w:pPr>
       <w:r>
-        <w:t xml:space="preserve">Not-implemented gap rows (Rev 2, §11.4.6)</w:t>
+        <w:t xml:space="preserve">Not-implemented gap rows (§11.4.6)</w:t>
       </w:r>
     </w:p>
     <w:p>
@@ -1649,16 +1759,16 @@
         <w:t xml:space="preserve"> </w:t>
       </w:r>
       <w:r>
-        <w:t xml:space="preserve">DOCX-write — no DOCX writer; DOCX is parse-only; unified-translator rejects</w:t>
-      </w:r>
-      <w:r>
-        <w:t xml:space="preserve"> </w:t>
-      </w:r>
-      <w:r>
-        <w:rPr>
-          <w:rStyle w:val="VerbatimChar"/>
-        </w:rPr>
-        <w:t xml:space="preserve">.docx</w:t>
+        <w:t xml:space="preserve">PDF-write — no PDF writer; PDF is extract-only; unified-translator rejects</w:t>
+      </w:r>
+      <w:r>
+        <w:t xml:space="preserve"> </w:t>
+      </w:r>
+      <w:r>
+        <w:rPr>
+          <w:rStyle w:val="VerbatimChar"/>
+        </w:rPr>
+        <w:t xml:space="preserve">.pdf</w:t>
       </w:r>
       <w:r>
         <w:t xml:space="preserve"> </w:t>
@@ -1669,12 +1779,14 @@
     </w:p>
     <w:p>
       <w:pPr>
-        <w:pStyle w:val="Compact"/>
-        <w:numPr>
-          <w:ilvl w:val="0"/>
-          <w:numId w:val="1006"/>
-        </w:numPr>
-      </w:pPr>
+        <w:pStyle w:val="BlockText"/>
+      </w:pPr>
+      <w:r>
+        <w:t xml:space="preserve">Resolved Rev 3:</w:t>
+      </w:r>
+      <w:r>
+        <w:t xml:space="preserve"> </w:t>
+      </w:r>
       <w:r>
         <w:rPr>
           <w:rStyle w:val="VerbatimChar"/>
@@ -1685,30 +1797,46 @@
         <w:t xml:space="preserve"> </w:t>
       </w:r>
       <w:r>
-        <w:t xml:space="preserve">PDF-write — no PDF writer; PDF is extract-only; unified-translator rejects</w:t>
-      </w:r>
-      <w:r>
-        <w:t xml:space="preserve"> </w:t>
-      </w:r>
-      <w:r>
-        <w:rPr>
-          <w:rStyle w:val="VerbatimChar"/>
-        </w:rPr>
-        <w:t xml:space="preserve">.pdf</w:t>
-      </w:r>
-      <w:r>
-        <w:t xml:space="preserve"> </w:t>
-      </w:r>
-      <w:r>
-        <w:t xml:space="preserve">output.</w:t>
-      </w:r>
-    </w:p>
-    <w:p>
-      <w:pPr>
-        <w:pStyle w:val="BlockText"/>
-      </w:pPr>
-      <w:r>
-        <w:t xml:space="preserve">Output formats are EPUB / FB2 / TXT / HTML / MD.</w:t>
+        <w:t xml:space="preserve">DOCX-write — now Implemented (pure-Go OOXML writer</w:t>
+      </w:r>
+      <w:r>
+        <w:t xml:space="preserve"> </w:t>
+      </w:r>
+      <w:r>
+        <w:rPr>
+          <w:rStyle w:val="VerbatimChar"/>
+        </w:rPr>
+        <w:t xml:space="preserve">pkg/ebook/docx_writer.go</w:t>
+      </w:r>
+      <w:r>
+        <w:t xml:space="preserve">, commit 87cd2be; real DeepSeek run →</w:t>
+      </w:r>
+      <w:r>
+        <w:t xml:space="preserve"> </w:t>
+      </w:r>
+      <w:r>
+        <w:rPr>
+          <w:rStyle w:val="VerbatimChar"/>
+        </w:rPr>
+        <w:t xml:space="preserve">garden_es.docx</w:t>
+      </w:r>
+      <w:r>
+        <w:t xml:space="preserve"> </w:t>
+      </w:r>
+      <w:r>
+        <w:t xml:space="preserve">=</w:t>
+      </w:r>
+      <w:r>
+        <w:t xml:space="preserve"> </w:t>
+      </w:r>
+      <w:r>
+        <w:rPr>
+          <w:rStyle w:val="VerbatimChar"/>
+        </w:rPr>
+        <w:t xml:space="preserve">Microsoft Word 2007+</w:t>
+      </w:r>
+      <w:r>
+        <w:t xml:space="preserve">). Output formats are now EPUB / FB2 / TXT / HTML / MD / DOCX.</w:t>
       </w:r>
     </w:p>
     <w:bookmarkEnd w:id="20"/>
@@ -2020,13 +2148,13 @@
           <w:b/>
           <w:bCs/>
         </w:rPr>
-        <w:t xml:space="preserve">Video-confirmation 20/472.</w:t>
-      </w:r>
-      <w:r>
-        <w:t xml:space="preserve"> </w:t>
-      </w:r>
-      <w:r>
-        <w:t xml:space="preserve">20 rows carry real, ffprobe- and content-verified recordings (Status.md cites each</w:t>
+        <w:t xml:space="preserve">Video-confirmation 21/472</w:t>
+      </w:r>
+      <w:r>
+        <w:t xml:space="preserve"> </w:t>
+      </w:r>
+      <w:r>
+        <w:t xml:space="preserve">(+ 1 real-artifact-confirmed: DOCX output). 21 rows carry real, ffprobe- and content-verified recordings (Status.md cites each</w:t>
       </w:r>
       <w:r>
         <w:t xml:space="preserve"> </w:t>
@@ -2038,7 +2166,34 @@
         <w:t xml:space="preserve">.mp4</w:t>
       </w:r>
       <w:r>
-        <w:t xml:space="preserve">; the 3 video-surfaced bug fixes — prep-translator dead, server TLS startup, REST hardcoded target-lang — are in commit</w:t>
+        <w:t xml:space="preserve">; the new</w:t>
+      </w:r>
+      <w:r>
+        <w:t xml:space="preserve"> </w:t>
+      </w:r>
+      <w:r>
+        <w:rPr>
+          <w:rStyle w:val="VerbatimChar"/>
+        </w:rPr>
+        <w:t xml:space="preserve">-multipass</w:t>
+      </w:r>
+      <w:r>
+        <w:t xml:space="preserve"> </w:t>
+      </w:r>
+      <w:r>
+        <w:t xml:space="preserve">video is</w:t>
+      </w:r>
+      <w:r>
+        <w:t xml:space="preserve"> </w:t>
+      </w:r>
+      <w:r>
+        <w:rPr>
+          <w:rStyle w:val="VerbatimChar"/>
+        </w:rPr>
+        <w:t xml:space="preserve">helixtranslate-cli-multipass-verify-20260615.mp4</w:t>
+      </w:r>
+      <w:r>
+        <w:t xml:space="preserve">, ffprobe 888x630/93fr/9.3s; the 3 video-surfaced bug fixes — prep-translator dead, server TLS startup, REST hardcoded target-lang — are in commit</w:t>
       </w:r>
       <w:r>
         <w:t xml:space="preserve"> </w:t>
@@ -2078,7 +2233,7 @@
           <w:b/>
           <w:bCs/>
         </w:rPr>
-        <w:t xml:space="preserve">DOCX/PDF output unimplemented</w:t>
+        <w:t xml:space="preserve">PDF output unimplemented</w:t>
       </w:r>
       <w:r>
         <w:t xml:space="preserve"> </w:t>
@@ -2099,7 +2254,7 @@
         <w:t xml:space="preserve"> </w:t>
       </w:r>
       <w:r>
-        <w:t xml:space="preserve">has FB2-write + EPUB-write only. Two Rev-2 gap rows record this honestly; output is EPUB/FB2/TXT/HTML/MD.</w:t>
+        <w:t xml:space="preserve">now has FB2/EPUB/DOCX writers; PDF-write remains the one open gap row. Output is EPUB/FB2/TXT/HTML/MD/DOCX.</w:t>
       </w:r>
     </w:p>
     <w:p>
@@ -2116,6 +2271,35 @@
           <w:b/>
           <w:bCs/>
         </w:rPr>
+        <w:t xml:space="preserve">-multipass</w:t>
+      </w:r>
+      <w:r>
+        <w:rPr>
+          <w:b/>
+          <w:bCs/>
+        </w:rPr>
+        <w:t xml:space="preserve"> </w:t>
+      </w:r>
+      <w:r>
+        <w:rPr>
+          <w:b/>
+          <w:bCs/>
+        </w:rPr>
+        <w:t xml:space="preserve">wired (d53e085);</w:t>
+      </w:r>
+      <w:r>
+        <w:rPr>
+          <w:b/>
+          <w:bCs/>
+        </w:rPr>
+        <w:t xml:space="preserve"> </w:t>
+      </w:r>
+      <w:r>
+        <w:rPr>
+          <w:rStyle w:val="VerbatimChar"/>
+          <w:b/>
+          <w:bCs/>
+        </w:rPr>
         <w:t xml:space="preserve">-verify</w:t>
       </w:r>
       <w:r>
@@ -2130,7 +2314,22 @@
           <w:b/>
           <w:bCs/>
         </w:rPr>
-        <w:t xml:space="preserve">≠ multipass engine</w:t>
+        <w:t xml:space="preserve">≠</w:t>
+      </w:r>
+      <w:r>
+        <w:rPr>
+          <w:b/>
+          <w:bCs/>
+        </w:rPr>
+        <w:t xml:space="preserve"> </w:t>
+      </w:r>
+      <w:r>
+        <w:rPr>
+          <w:rStyle w:val="VerbatimChar"/>
+          <w:b/>
+          <w:bCs/>
+        </w:rPr>
+        <w:t xml:space="preserve">-multipass</w:t>
       </w:r>
       <w:r>
         <w:t xml:space="preserve"> </w:t>
@@ -2151,7 +2350,22 @@
         <w:t xml:space="preserve"> </w:t>
       </w:r>
       <w:r>
-        <w:t xml:space="preserve">runs the CLI’s own per-step check; the</w:t>
+        <w:t xml:space="preserve">runs the CLI’s own per-step check; the new</w:t>
+      </w:r>
+      <w:r>
+        <w:t xml:space="preserve"> </w:t>
+      </w:r>
+      <w:r>
+        <w:rPr>
+          <w:rStyle w:val="VerbatimChar"/>
+        </w:rPr>
+        <w:t xml:space="preserve">-multipass</w:t>
+      </w:r>
+      <w:r>
+        <w:t xml:space="preserve"> </w:t>
+      </w:r>
+      <w:r>
+        <w:t xml:space="preserve">flag invokes the</w:t>
       </w:r>
       <w:r>
         <w:t xml:space="preserve"> </w:t>
@@ -2166,7 +2380,7 @@
         <w:t xml:space="preserve"> </w:t>
       </w:r>
       <w:r>
-        <w:t xml:space="preserve">multi-pass polisher has no CLI entry point wired in.</w:t>
+        <w:t xml:space="preserve">multi-pass polisher engine (now wired + video-confirmed). cmd/cli write-safety FIXED (87cd2be, atomic write/no-clobber, guard cmd/cli/no_partial_output_test.go) + title path-leak FIXED (d53e085).</w:t>
       </w:r>
     </w:p>
     <w:p>
@@ -2344,7 +2558,7 @@
           <w:b/>
           <w:bCs/>
         </w:rPr>
-        <w:t xml:space="preserve">4 stubs + 2 unimplemented + 3 partials</w:t>
+        <w:t xml:space="preserve">4 stubs + 1 unimplemented + 3 partials</w:t>
       </w:r>
       <w:r>
         <w:t xml:space="preserve"> </w:t>
@@ -2435,41 +2649,41 @@
         <w:rPr>
           <w:rStyle w:val="VerbatimChar"/>
         </w:rPr>
+        <w:t xml:space="preserve">21 / 472</w:t>
+      </w:r>
+      <w:r>
+        <w:t xml:space="preserve"> </w:t>
+      </w:r>
+      <w:r>
+        <w:t xml:space="preserve">enumerated rows =</w:t>
+      </w:r>
+      <w:r>
+        <w:t xml:space="preserve"> </w:t>
+      </w:r>
+      <w:r>
+        <w:rPr>
+          <w:b/>
+          <w:bCs/>
+        </w:rPr>
+        <w:t xml:space="preserve">4.5%</w:t>
+      </w:r>
+      <w:r>
+        <w:t xml:space="preserve"> </w:t>
+      </w:r>
+      <w:r>
+        <w:t xml:space="preserve">(≈ 5.0% against the 417 headline), up from</w:t>
+      </w:r>
+      <w:r>
+        <w:t xml:space="preserve"> </w:t>
+      </w:r>
+      <w:r>
+        <w:rPr>
+          <w:rStyle w:val="VerbatimChar"/>
+        </w:rPr>
         <w:t xml:space="preserve">20 / 472</w:t>
       </w:r>
       <w:r>
-        <w:t xml:space="preserve"> </w:t>
-      </w:r>
-      <w:r>
-        <w:t xml:space="preserve">enumerated rows =</w:t>
-      </w:r>
-      <w:r>
-        <w:t xml:space="preserve"> </w:t>
-      </w:r>
-      <w:r>
-        <w:rPr>
-          <w:b/>
-          <w:bCs/>
-        </w:rPr>
-        <w:t xml:space="preserve">4.3%</w:t>
-      </w:r>
-      <w:r>
-        <w:t xml:space="preserve"> </w:t>
-      </w:r>
-      <w:r>
-        <w:t xml:space="preserve">(≈ 4.8% against the 417 headline), up from</w:t>
-      </w:r>
-      <w:r>
-        <w:t xml:space="preserve"> </w:t>
-      </w:r>
-      <w:r>
-        <w:rPr>
-          <w:rStyle w:val="VerbatimChar"/>
-        </w:rPr>
-        <w:t xml:space="preserve">1 / 470</w:t>
-      </w:r>
-      <w:r>
-        <w:t xml:space="preserve">. This is the primary metric to drive upward; each anti-bluff §11.4.107 recording increments the numerator.</w:t>
+        <w:t xml:space="preserve">. Plus 1 real-artifact-confirmed (DOCX output, video PENDING). This is the primary metric to drive upward; each anti-bluff §11.4.107 recording increments the numerator.</w:t>
       </w:r>
     </w:p>
     <w:bookmarkEnd w:id="24"/>

--- a/docs/features/Status_Summary.docx
+++ b/docs/features/Status_Summary.docx
@@ -34,7 +34,7 @@
         <w:t xml:space="preserve"> </w:t>
       </w:r>
       <w:r>
-        <w:t xml:space="preserve">3</w:t>
+        <w:t xml:space="preserve">4</w:t>
       </w:r>
       <w:r>
         <w:t xml:space="preserve"> </w:t>
@@ -50,7 +50,7 @@
         <w:t xml:space="preserve"> </w:t>
       </w:r>
       <w:r>
-        <w:t xml:space="preserve">2026-06-15T18:45:00Z</w:t>
+        <w:t xml:space="preserve">2026-06-15T20:10:00Z</w:t>
       </w:r>
       <w:r>
         <w:t xml:space="preserve"> </w:t>
@@ -163,13 +163,13 @@
           <w:b/>
           <w:bCs/>
         </w:rPr>
-        <w:t xml:space="preserve">472 individual capabilities</w:t>
-      </w:r>
-      <w:r>
-        <w:t xml:space="preserve"> </w:t>
-      </w:r>
-      <w:r>
-        <w:t xml:space="preserve">catalogued (470 from the source inventory + 2 output gap rows; one of those — DOCX output — is now built this round; the headline</w:t>
+        <w:t xml:space="preserve">478 individual capabilities</w:t>
+      </w:r>
+      <w:r>
+        <w:t xml:space="preserve"> </w:t>
+      </w:r>
+      <w:r>
+        <w:t xml:space="preserve">catalogued (470 from the source inventory + 2 output rows [DOCX + PDF output, both now built] + 6 new rows this round [the agent bridge CLI+MCP, the bridge library, the model-verification fix, the web-dashboard backend]; the headline</w:t>
       </w:r>
       <w:r>
         <w:t xml:space="preserve"> </w:t>
@@ -203,7 +203,7 @@
           <w:b/>
           <w:bCs/>
         </w:rPr>
-        <w:t xml:space="preserve">and now DOCX</w:t>
+        <w:t xml:space="preserve">DOCX and now PDF</w:t>
       </w:r>
       <w:r>
         <w:t xml:space="preserve">), caching, security, and all 8 add-on modules.</w:t>
@@ -222,13 +222,13 @@
           <w:b/>
           <w:bCs/>
         </w:rPr>
-        <w:t xml:space="preserve">21 features are now proven on real recordings</w:t>
-      </w:r>
-      <w:r>
-        <w:t xml:space="preserve"> </w:t>
-      </w:r>
-      <w:r>
-        <w:t xml:space="preserve">this round — and each recording was checked frame-by-frame to confirm it genuinely shows the feature working (real translated text in the right language, a live connection count changing, etc.), not just</w:t>
+        <w:t xml:space="preserve">21 features are proven on real recordings</w:t>
+      </w:r>
+      <w:r>
+        <w:t xml:space="preserve"> </w:t>
+      </w:r>
+      <w:r>
+        <w:t xml:space="preserve">— each checked frame-by-frame to confirm it genuinely shows the feature working (real translated text in the right language, a live connection count changing, etc.), not just</w:t>
       </w:r>
       <w:r>
         <w:t xml:space="preserve"> </w:t>
@@ -262,10 +262,10 @@
           <w:b/>
           <w:bCs/>
         </w:rPr>
-        <w:t xml:space="preserve">, newly wired)</w:t>
-      </w:r>
-      <w:r>
-        <w:t xml:space="preserve">, the REST API server translating for real, the gRPC server translating English→Spanish, the markdown round-trip tool, the preparation/analysis runner (now fixed), the simple CLI translator, and the live monitoring dashboard.</w:t>
+        <w:t xml:space="preserve">)</w:t>
+      </w:r>
+      <w:r>
+        <w:t xml:space="preserve">, the REST API server translating for real, the gRPC server translating English→Spanish, the markdown round-trip tool, the preparation/analysis runner (fixed), the simple CLI translator, and the live monitoring dashboard.</w:t>
       </w:r>
     </w:p>
     <w:p>
@@ -281,13 +281,13 @@
           <w:b/>
           <w:bCs/>
         </w:rPr>
-        <w:t xml:space="preserve">DOCX output is newly built and proven by the produced file itself:</w:t>
-      </w:r>
-      <w:r>
-        <w:t xml:space="preserve"> </w:t>
-      </w:r>
-      <w:r>
-        <w:t xml:space="preserve">a real DeepSeek translation produced a</w:t>
+        <w:t xml:space="preserve">DOCX output</w:t>
+      </w:r>
+      <w:r>
+        <w:t xml:space="preserve"> </w:t>
+      </w:r>
+      <w:r>
+        <w:t xml:space="preserve">is built and proven by the produced file itself (a real</w:t>
       </w:r>
       <w:r>
         <w:t xml:space="preserve"> </w:t>
@@ -302,7 +302,7 @@
         <w:t xml:space="preserve"> </w:t>
       </w:r>
       <w:r>
-        <w:t xml:space="preserve">that opens as a genuine</w:t>
+        <w:t xml:space="preserve">=</w:t>
       </w:r>
       <w:r>
         <w:t xml:space="preserve"> </w:t>
@@ -314,7 +314,132 @@
         <w:t xml:space="preserve"> </w:t>
       </w:r>
       <w:r>
-        <w:t xml:space="preserve">document with the real translated text inside. (A screen recording of it is still owed, so it counts as artifact-proven rather than video-proven for now.)</w:t>
+        <w:t xml:space="preserve">with real translated text).</w:t>
+      </w:r>
+      <w:r>
+        <w:t xml:space="preserve"> </w:t>
+      </w:r>
+      <w:r>
+        <w:rPr>
+          <w:b/>
+          <w:bCs/>
+        </w:rPr>
+        <w:t xml:space="preserve">PDF output is newly built this round</w:t>
+      </w:r>
+      <w:r>
+        <w:t xml:space="preserve"> </w:t>
+      </w:r>
+      <w:r>
+        <w:t xml:space="preserve">and proven by passing tests (it renders the translated book to a real, valid PDF that keeps Serbian Cyrillic readable). Screen recordings of both are still owed, so they count as file/test-proven rather than video-proven for now.</w:t>
+      </w:r>
+    </w:p>
+    <w:p>
+      <w:pPr>
+        <w:pStyle w:val="Compact"/>
+        <w:numPr>
+          <w:ilvl w:val="0"/>
+          <w:numId w:val="1001"/>
+        </w:numPr>
+      </w:pPr>
+      <w:r>
+        <w:rPr>
+          <w:b/>
+          <w:bCs/>
+        </w:rPr>
+        <w:t xml:space="preserve">New this round (built, tested, working at the code level — recordings owed):</w:t>
+      </w:r>
+      <w:r>
+        <w:t xml:space="preserve"> </w:t>
+      </w:r>
+      <w:r>
+        <w:t xml:space="preserve">an</w:t>
+      </w:r>
+      <w:r>
+        <w:t xml:space="preserve"> </w:t>
+      </w:r>
+      <w:r>
+        <w:rPr>
+          <w:b/>
+          <w:bCs/>
+        </w:rPr>
+        <w:t xml:space="preserve">agent bridge</w:t>
+      </w:r>
+      <w:r>
+        <w:t xml:space="preserve"> </w:t>
+      </w:r>
+      <w:r>
+        <w:t xml:space="preserve">that picks the best AI model from our model-verifier and lets other tools/agents use it (via a command-line tool and an MCP server) — a real run picked</w:t>
+      </w:r>
+      <w:r>
+        <w:t xml:space="preserve"> </w:t>
+      </w:r>
+      <w:r>
+        <w:rPr>
+          <w:rStyle w:val="VerbatimChar"/>
+        </w:rPr>
+        <w:t xml:space="preserve">groq/allam-2-7b</w:t>
+      </w:r>
+      <w:r>
+        <w:t xml:space="preserve"> </w:t>
+      </w:r>
+      <w:r>
+        <w:t xml:space="preserve">and translated correctly; a</w:t>
+      </w:r>
+      <w:r>
+        <w:t xml:space="preserve"> </w:t>
+      </w:r>
+      <w:r>
+        <w:rPr>
+          <w:b/>
+          <w:bCs/>
+        </w:rPr>
+        <w:t xml:space="preserve">correctness fix in the model-verification gate</w:t>
+      </w:r>
+      <w:r>
+        <w:t xml:space="preserve"> </w:t>
+      </w:r>
+      <w:r>
+        <w:t xml:space="preserve">(a model that fails the basic</w:t>
+      </w:r>
+      <w:r>
+        <w:t xml:space="preserve"> </w:t>
+      </w:r>
+      <w:r>
+        <w:t xml:space="preserve">“do you respond?”</w:t>
+      </w:r>
+      <w:r>
+        <w:t xml:space="preserve"> </w:t>
+      </w:r>
+      <w:r>
+        <w:t xml:space="preserve">check is now properly rejected); and the</w:t>
+      </w:r>
+      <w:r>
+        <w:t xml:space="preserve"> </w:t>
+      </w:r>
+      <w:r>
+        <w:rPr>
+          <w:b/>
+          <w:bCs/>
+        </w:rPr>
+        <w:t xml:space="preserve">web dashboard’s translation page</w:t>
+      </w:r>
+      <w:r>
+        <w:t xml:space="preserve"> </w:t>
+      </w:r>
+      <w:r>
+        <w:t xml:space="preserve">which used to return</w:t>
+      </w:r>
+      <w:r>
+        <w:t xml:space="preserve"> </w:t>
+      </w:r>
+      <w:r>
+        <w:t xml:space="preserve">“page not found”</w:t>
+      </w:r>
+      <w:r>
+        <w:t xml:space="preserve"> </w:t>
+      </w:r>
+      <w:r>
+        <w:t xml:space="preserve">and now genuinely translates.</w:t>
       </w:r>
     </w:p>
     <w:bookmarkEnd w:id="10"/>
@@ -340,23 +465,23 @@
           <w:b/>
           <w:bCs/>
         </w:rPr>
-        <w:t xml:space="preserve">Video proof is still the main gap, but moving:</w:t>
-      </w:r>
-      <w:r>
-        <w:t xml:space="preserve"> </w:t>
-      </w:r>
-      <w:r>
-        <w:rPr>
-          <w:b/>
-          <w:bCs/>
-        </w:rPr>
-        <w:t xml:space="preserve">21 of 472</w:t>
-      </w:r>
-      <w:r>
-        <w:t xml:space="preserve"> </w:t>
-      </w:r>
-      <w:r>
-        <w:t xml:space="preserve">features now have a recorded, watch-it-yourself demonstration (≈ 4.5%, up from 20). Everything else is built and present in the code, but a recording is still owed. Nothing is claimed proven just because the code exists.</w:t>
+        <w:t xml:space="preserve">Video proof is still the main gap:</w:t>
+      </w:r>
+      <w:r>
+        <w:t xml:space="preserve"> </w:t>
+      </w:r>
+      <w:r>
+        <w:rPr>
+          <w:b/>
+          <w:bCs/>
+        </w:rPr>
+        <w:t xml:space="preserve">21 of 478</w:t>
+      </w:r>
+      <w:r>
+        <w:t xml:space="preserve"> </w:t>
+      </w:r>
+      <w:r>
+        <w:t xml:space="preserve">features have a recorded, watch-it-yourself demonstration (≈ 4.4%). Everything else is built and present in the code, but a recording is still owed. Nothing is claimed proven just because the code exists.</w:t>
       </w:r>
     </w:p>
     <w:p>
@@ -402,13 +527,13 @@
           <w:b/>
           <w:bCs/>
         </w:rPr>
-        <w:t xml:space="preserve">is not built yet.</w:t>
-      </w:r>
-      <w:r>
-        <w:t xml:space="preserve"> </w:t>
-      </w:r>
-      <w:r>
-        <w:t xml:space="preserve">The product can</w:t>
+        <w:t xml:space="preserve">is now built</w:t>
+      </w:r>
+      <w:r>
+        <w:t xml:space="preserve"> </w:t>
+      </w:r>
+      <w:r>
+        <w:t xml:space="preserve">(this round). The product can</w:t>
       </w:r>
       <w:r>
         <w:t xml:space="preserve"> </w:t>
@@ -440,23 +565,35 @@
         <w:t xml:space="preserve"> </w:t>
       </w:r>
       <w:r>
-        <w:t xml:space="preserve">DOCX; it still cannot</w:t>
-      </w:r>
-      <w:r>
-        <w:t xml:space="preserve"> </w:t>
-      </w:r>
-      <w:r>
-        <w:rPr>
-          <w:i/>
-          <w:iCs/>
-        </w:rPr>
-        <w:t xml:space="preserve">write</w:t>
-      </w:r>
-      <w:r>
-        <w:t xml:space="preserve"> </w:t>
-      </w:r>
-      <w:r>
-        <w:t xml:space="preserve">PDF — there is no PDF writer. Output is now EPUB, FB2, TXT, HTML, Markdown and DOCX.</w:t>
+        <w:t xml:space="preserve">DOCX</w:t>
+      </w:r>
+      <w:r>
+        <w:t xml:space="preserve"> </w:t>
+      </w:r>
+      <w:r>
+        <w:rPr>
+          <w:b/>
+          <w:bCs/>
+        </w:rPr>
+        <w:t xml:space="preserve">and PDF</w:t>
+      </w:r>
+      <w:r>
+        <w:t xml:space="preserve">. Output is now EPUB, FB2, TXT, HTML, Markdown, DOCX and PDF. (PDF writing needs the</w:t>
+      </w:r>
+      <w:r>
+        <w:t xml:space="preserve"> </w:t>
+      </w:r>
+      <w:r>
+        <w:rPr>
+          <w:rStyle w:val="VerbatimChar"/>
+        </w:rPr>
+        <w:t xml:space="preserve">weasyprint</w:t>
+      </w:r>
+      <w:r>
+        <w:t xml:space="preserve"> </w:t>
+      </w:r>
+      <w:r>
+        <w:t xml:space="preserve">tool, which is installed here.)</w:t>
       </w:r>
     </w:p>
     <w:p>
@@ -472,34 +609,13 @@
           <w:b/>
           <w:bCs/>
         </w:rPr>
-        <w:t xml:space="preserve">Two remote-worker tools are blocked on infrastructure:</w:t>
-      </w:r>
-      <w:r>
-        <w:t xml:space="preserve"> </w:t>
-      </w:r>
-      <w:r>
-        <w:t xml:space="preserve">the SSH-based translators (</w:t>
-      </w:r>
-      <w:r>
-        <w:rPr>
-          <w:rStyle w:val="VerbatimChar"/>
-        </w:rPr>
-        <w:t xml:space="preserve">translate-ssh</w:t>
-      </w:r>
-      <w:r>
-        <w:t xml:space="preserve">,</w:t>
-      </w:r>
-      <w:r>
-        <w:t xml:space="preserve"> </w:t>
-      </w:r>
-      <w:r>
-        <w:rPr>
-          <w:rStyle w:val="VerbatimChar"/>
-        </w:rPr>
-        <w:t xml:space="preserve">ebook-translator</w:t>
-      </w:r>
-      <w:r>
-        <w:t xml:space="preserve">) need a remote helper machine running a local AI engine, which we don’t have available. They build and start, then stop at the missing machine.</w:t>
+        <w:t xml:space="preserve">The web dashboard’s video proof is honestly skipped, not faked:</w:t>
+      </w:r>
+      <w:r>
+        <w:t xml:space="preserve"> </w:t>
+      </w:r>
+      <w:r>
+        <w:t xml:space="preserve">recording the dashboard translating end-to-end needs the HelixQA web/video test backend, which was off-limits to this round. The page is proven working by its tests + a real run, but its on-camera proof is owed.</w:t>
       </w:r>
     </w:p>
     <w:p>
@@ -515,76 +631,34 @@
           <w:b/>
           <w:bCs/>
         </w:rPr>
-        <w:t xml:space="preserve">The documented</w:t>
-      </w:r>
-      <w:r>
-        <w:rPr>
-          <w:b/>
-          <w:bCs/>
-        </w:rPr>
-        <w:t xml:space="preserve"> </w:t>
-      </w:r>
-      <w:r>
-        <w:rPr>
-          <w:rStyle w:val="VerbatimChar"/>
-          <w:b/>
-          <w:bCs/>
-        </w:rPr>
-        <w:t xml:space="preserve">translator</w:t>
-      </w:r>
-      <w:r>
-        <w:rPr>
-          <w:b/>
-          <w:bCs/>
-        </w:rPr>
-        <w:t xml:space="preserve"> </w:t>
-      </w:r>
-      <w:r>
-        <w:rPr>
-          <w:b/>
-          <w:bCs/>
-        </w:rPr>
-        <w:t xml:space="preserve">tool’s</w:t>
-      </w:r>
-      <w:r>
-        <w:rPr>
-          <w:b/>
-          <w:bCs/>
-        </w:rPr>
-        <w:t xml:space="preserve"> </w:t>
-      </w:r>
-      <w:r>
-        <w:rPr>
-          <w:b/>
-          <w:bCs/>
-        </w:rPr>
-        <w:t xml:space="preserve">“translate on this computer”</w:t>
-      </w:r>
-      <w:r>
-        <w:rPr>
-          <w:b/>
-          <w:bCs/>
-        </w:rPr>
-        <w:t xml:space="preserve"> </w:t>
-      </w:r>
-      <w:r>
-        <w:rPr>
-          <w:b/>
-          <w:bCs/>
-        </w:rPr>
-        <w:t xml:space="preserve">mode is a placeholder</w:t>
-      </w:r>
-      <w:r>
-        <w:t xml:space="preserve"> </w:t>
-      </w:r>
-      <w:r>
-        <w:t xml:space="preserve">(</w:t>
-      </w:r>
-      <w:r>
-        <w:t xml:space="preserve">“local translation not yet implemented”</w:t>
-      </w:r>
-      <w:r>
-        <w:t xml:space="preserve">); its remote mode is blocked on the same missing machine.</w:t>
+        <w:t xml:space="preserve">Two remote-worker tools are blocked on infrastructure:</w:t>
+      </w:r>
+      <w:r>
+        <w:t xml:space="preserve"> </w:t>
+      </w:r>
+      <w:r>
+        <w:t xml:space="preserve">the SSH-based translators (</w:t>
+      </w:r>
+      <w:r>
+        <w:rPr>
+          <w:rStyle w:val="VerbatimChar"/>
+        </w:rPr>
+        <w:t xml:space="preserve">translate-ssh</w:t>
+      </w:r>
+      <w:r>
+        <w:t xml:space="preserve">,</w:t>
+      </w:r>
+      <w:r>
+        <w:t xml:space="preserve"> </w:t>
+      </w:r>
+      <w:r>
+        <w:rPr>
+          <w:rStyle w:val="VerbatimChar"/>
+        </w:rPr>
+        <w:t xml:space="preserve">ebook-translator</w:t>
+      </w:r>
+      <w:r>
+        <w:t xml:space="preserve">) need a remote helper machine running a local AI engine, which we don’t have available. They build and start, then stop at the missing machine.</w:t>
       </w:r>
     </w:p>
     <w:p>
@@ -600,41 +674,76 @@
           <w:b/>
           <w:bCs/>
         </w:rPr>
-        <w:t xml:space="preserve">The</w:t>
-      </w:r>
-      <w:r>
-        <w:rPr>
-          <w:b/>
-          <w:bCs/>
-        </w:rPr>
-        <w:t xml:space="preserve"> </w:t>
-      </w:r>
-      <w:r>
-        <w:rPr>
-          <w:b/>
-          <w:bCs/>
-        </w:rPr>
-        <w:t xml:space="preserve">“verified models”</w:t>
-      </w:r>
-      <w:r>
-        <w:rPr>
-          <w:b/>
-          <w:bCs/>
-        </w:rPr>
-        <w:t xml:space="preserve"> </w:t>
-      </w:r>
-      <w:r>
-        <w:rPr>
-          <w:b/>
-          <w:bCs/>
-        </w:rPr>
-        <w:t xml:space="preserve">API returns 404</w:t>
-      </w:r>
-      <w:r>
-        <w:t xml:space="preserve"> </w:t>
-      </w:r>
-      <w:r>
-        <w:t xml:space="preserve">because the model-verification service is switched off in the current configuration (a config choice, not a broken feature).</w:t>
+        <w:t xml:space="preserve">The documented</w:t>
+      </w:r>
+      <w:r>
+        <w:rPr>
+          <w:b/>
+          <w:bCs/>
+        </w:rPr>
+        <w:t xml:space="preserve"> </w:t>
+      </w:r>
+      <w:r>
+        <w:rPr>
+          <w:rStyle w:val="VerbatimChar"/>
+          <w:b/>
+          <w:bCs/>
+        </w:rPr>
+        <w:t xml:space="preserve">translator</w:t>
+      </w:r>
+      <w:r>
+        <w:rPr>
+          <w:b/>
+          <w:bCs/>
+        </w:rPr>
+        <w:t xml:space="preserve"> </w:t>
+      </w:r>
+      <w:r>
+        <w:rPr>
+          <w:b/>
+          <w:bCs/>
+        </w:rPr>
+        <w:t xml:space="preserve">tool’s</w:t>
+      </w:r>
+      <w:r>
+        <w:rPr>
+          <w:b/>
+          <w:bCs/>
+        </w:rPr>
+        <w:t xml:space="preserve"> </w:t>
+      </w:r>
+      <w:r>
+        <w:rPr>
+          <w:b/>
+          <w:bCs/>
+        </w:rPr>
+        <w:t xml:space="preserve">“translate on this computer”</w:t>
+      </w:r>
+      <w:r>
+        <w:rPr>
+          <w:b/>
+          <w:bCs/>
+        </w:rPr>
+        <w:t xml:space="preserve"> </w:t>
+      </w:r>
+      <w:r>
+        <w:rPr>
+          <w:b/>
+          <w:bCs/>
+        </w:rPr>
+        <w:t xml:space="preserve">mode is a placeholder</w:t>
+      </w:r>
+      <w:r>
+        <w:t xml:space="preserve"> </w:t>
+      </w:r>
+      <w:r>
+        <w:t xml:space="preserve">(</w:t>
+      </w:r>
+      <w:r>
+        <w:t xml:space="preserve">“local translation not yet implemented”</w:t>
+      </w:r>
+      <w:r>
+        <w:t xml:space="preserve">); its remote mode is blocked on the same missing machine.</w:t>
       </w:r>
     </w:p>
     <w:p>
@@ -650,27 +759,41 @@
           <w:b/>
           <w:bCs/>
         </w:rPr>
-        <w:t xml:space="preserve">4 features are</w:t>
-      </w:r>
-      <w:r>
-        <w:rPr>
-          <w:b/>
-          <w:bCs/>
-        </w:rPr>
-        <w:t xml:space="preserve"> </w:t>
-      </w:r>
-      <w:r>
-        <w:rPr>
-          <w:b/>
-          <w:bCs/>
-        </w:rPr>
-        <w:t xml:space="preserve">“stubs”</w:t>
-      </w:r>
-      <w:r>
-        <w:t xml:space="preserve"> </w:t>
-      </w:r>
-      <w:r>
-        <w:t xml:space="preserve">— they look like real endpoints but return placeholder data: ebook-translate-via-API, the two preparation/analysis API endpoints, and translate-with-verification.</w:t>
+        <w:t xml:space="preserve">The</w:t>
+      </w:r>
+      <w:r>
+        <w:rPr>
+          <w:b/>
+          <w:bCs/>
+        </w:rPr>
+        <w:t xml:space="preserve"> </w:t>
+      </w:r>
+      <w:r>
+        <w:rPr>
+          <w:b/>
+          <w:bCs/>
+        </w:rPr>
+        <w:t xml:space="preserve">“verified models”</w:t>
+      </w:r>
+      <w:r>
+        <w:rPr>
+          <w:b/>
+          <w:bCs/>
+        </w:rPr>
+        <w:t xml:space="preserve"> </w:t>
+      </w:r>
+      <w:r>
+        <w:rPr>
+          <w:b/>
+          <w:bCs/>
+        </w:rPr>
+        <w:t xml:space="preserve">API returns 404</w:t>
+      </w:r>
+      <w:r>
+        <w:t xml:space="preserve"> </w:t>
+      </w:r>
+      <w:r>
+        <w:t xml:space="preserve">because the model-verification service is switched off in the current configuration (a config choice, not a broken feature).</w:t>
       </w:r>
     </w:p>
     <w:p>
@@ -682,6 +805,42 @@
         </w:numPr>
       </w:pPr>
       <w:r>
+        <w:rPr>
+          <w:b/>
+          <w:bCs/>
+        </w:rPr>
+        <w:t xml:space="preserve">4 features are</w:t>
+      </w:r>
+      <w:r>
+        <w:rPr>
+          <w:b/>
+          <w:bCs/>
+        </w:rPr>
+        <w:t xml:space="preserve"> </w:t>
+      </w:r>
+      <w:r>
+        <w:rPr>
+          <w:b/>
+          <w:bCs/>
+        </w:rPr>
+        <w:t xml:space="preserve">“stubs”</w:t>
+      </w:r>
+      <w:r>
+        <w:t xml:space="preserve"> </w:t>
+      </w:r>
+      <w:r>
+        <w:t xml:space="preserve">— they look like real endpoints but return placeholder data: ebook-translate-via-API, the two preparation/analysis API endpoints, and translate-with-verification.</w:t>
+      </w:r>
+    </w:p>
+    <w:p>
+      <w:pPr>
+        <w:pStyle w:val="Compact"/>
+        <w:numPr>
+          <w:ilvl w:val="0"/>
+          <w:numId w:val="1002"/>
+        </w:numPr>
+      </w:pPr>
+      <w:r>
         <w:t xml:space="preserve">A handful of small API endpoints return fixed/sample data (e.g. a stats endpoint that always shows zeros). These are flagged in the detailed document.</w:t>
       </w:r>
     </w:p>
@@ -704,29 +863,26 @@
           <w:b/>
           <w:bCs/>
         </w:rPr>
-        <w:t xml:space="preserve">21 / 472 ≈ 4.5%</w:t>
-      </w:r>
-      <w:r>
-        <w:t xml:space="preserve"> </w:t>
-      </w:r>
-      <w:r>
-        <w:t xml:space="preserve">(up from 20), plus</w:t>
-      </w:r>
-      <w:r>
-        <w:t xml:space="preserve"> </w:t>
-      </w:r>
-      <w:r>
-        <w:rPr>
-          <w:b/>
-          <w:bCs/>
-        </w:rPr>
-        <w:t xml:space="preserve">1 real-artifact-confirmed</w:t>
-      </w:r>
-      <w:r>
-        <w:t xml:space="preserve"> </w:t>
-      </w:r>
-      <w:r>
-        <w:t xml:space="preserve">(DOCX output, video PENDING). This is the headline number to keep improving: each new genuine recording raises it.</w:t>
+        <w:t xml:space="preserve">21 / 478 ≈ 4.4%</w:t>
+      </w:r>
+      <w:r>
+        <w:t xml:space="preserve">, plus</w:t>
+      </w:r>
+      <w:r>
+        <w:t xml:space="preserve"> </w:t>
+      </w:r>
+      <w:r>
+        <w:rPr>
+          <w:b/>
+          <w:bCs/>
+        </w:rPr>
+        <w:t xml:space="preserve">2 real-artifact/test-confirmed</w:t>
+      </w:r>
+      <w:r>
+        <w:t xml:space="preserve"> </w:t>
+      </w:r>
+      <w:r>
+        <w:t xml:space="preserve">(DOCX + PDF output, video PENDING). This is the headline number to keep improving: each new genuine recording raises it.</w:t>
       </w:r>
     </w:p>
     <w:bookmarkEnd w:id="12"/>
@@ -809,7 +965,7 @@
     </w:p>
     <w:bookmarkEnd w:id="13"/>
     <w:bookmarkEnd w:id="14"/>
-    <w:bookmarkStart w:id="26" w:name="page-2-for-software-engineers"/>
+    <w:bookmarkStart w:id="27" w:name="page-2-for-software-engineers"/>
     <w:p>
       <w:pPr>
         <w:pStyle w:val="Heading1"/>
@@ -953,7 +1109,7 @@
               <w:pStyle w:val="Compact"/>
             </w:pPr>
             <w:r>
-              <w:t xml:space="preserve">472 (470 inventory + 2 gap rows: DOCX-write [Implemented Rev 3], PDF-write)</w:t>
+              <w:t xml:space="preserve">478 (470 inventory + 2 output rows [DOCX-write Implemented Rev 3, PDF-write Implemented Rev 4] + 6 new Rev 4 rows: cmd/model-bridge ×2, pkg/bridge ×2, internal/verifier gate ×1, pkg/api/dashboard.go ×1)</w:t>
             </w:r>
           </w:p>
         </w:tc>
@@ -977,7 +1133,7 @@
               <w:pStyle w:val="Compact"/>
             </w:pPr>
             <w:r>
-              <w:t xml:space="preserve">464 (DOCX-write flipped gap→Implemented Rev 3, commit 87cd2be)</w:t>
+              <w:t xml:space="preserve">471 (DOCX-write Rev 3 + PDF-write Rev 4 [commit fb265e7] + 6 new Rev 4 rows all Implemented)</w:t>
             </w:r>
           </w:p>
         </w:tc>
@@ -1025,19 +1181,7 @@
               <w:pStyle w:val="Compact"/>
             </w:pPr>
             <w:r>
-              <w:t xml:space="preserve">1 (</w:t>
-            </w:r>
-            <w:r>
-              <w:rPr>
-                <w:rStyle w:val="VerbatimChar"/>
-              </w:rPr>
-              <w:t xml:space="preserve">pkg/ebook</w:t>
-            </w:r>
-            <w:r>
-              <w:t xml:space="preserve"> </w:t>
-            </w:r>
-            <w:r>
-              <w:t xml:space="preserve">PDF-write)</w:t>
+              <w:t xml:space="preserve">0 (PDF-write flipped gap→Implemented Rev 4, commit fb265e7)</w:t>
             </w:r>
           </w:p>
         </w:tc>
@@ -1169,7 +1313,7 @@
               <w:pStyle w:val="Compact"/>
             </w:pPr>
             <w:r>
-              <w:t xml:space="preserve">21 (+ 1 real-artifact-confirmed: DOCX output)</w:t>
+              <w:t xml:space="preserve">21 (+ 2 real-artifact/test-confirmed: DOCX + PDF output)</w:t>
             </w:r>
           </w:p>
         </w:tc>
@@ -1743,6 +1887,146 @@
     </w:p>
     <w:p>
       <w:pPr>
+        <w:pStyle w:val="FirstParagraph"/>
+      </w:pPr>
+      <w:r>
+        <w:t xml:space="preserve">None — both former gap rows are now Implemented.</w:t>
+      </w:r>
+    </w:p>
+    <w:p>
+      <w:pPr>
+        <w:pStyle w:val="BlockText"/>
+      </w:pPr>
+      <w:r>
+        <w:t xml:space="preserve">Resolved Rev 3:</w:t>
+      </w:r>
+      <w:r>
+        <w:t xml:space="preserve"> </w:t>
+      </w:r>
+      <w:r>
+        <w:rPr>
+          <w:rStyle w:val="VerbatimChar"/>
+        </w:rPr>
+        <w:t xml:space="preserve">pkg/ebook</w:t>
+      </w:r>
+      <w:r>
+        <w:t xml:space="preserve"> </w:t>
+      </w:r>
+      <w:r>
+        <w:t xml:space="preserve">DOCX-write — Implemented (pure-Go OOXML writer</w:t>
+      </w:r>
+      <w:r>
+        <w:t xml:space="preserve"> </w:t>
+      </w:r>
+      <w:r>
+        <w:rPr>
+          <w:rStyle w:val="VerbatimChar"/>
+        </w:rPr>
+        <w:t xml:space="preserve">pkg/ebook/docx_writer.go</w:t>
+      </w:r>
+      <w:r>
+        <w:t xml:space="preserve">, commit 87cd2be; real DeepSeek run →</w:t>
+      </w:r>
+      <w:r>
+        <w:t xml:space="preserve"> </w:t>
+      </w:r>
+      <w:r>
+        <w:rPr>
+          <w:rStyle w:val="VerbatimChar"/>
+        </w:rPr>
+        <w:t xml:space="preserve">garden_es.docx</w:t>
+      </w:r>
+      <w:r>
+        <w:t xml:space="preserve"> </w:t>
+      </w:r>
+      <w:r>
+        <w:t xml:space="preserve">=</w:t>
+      </w:r>
+      <w:r>
+        <w:t xml:space="preserve"> </w:t>
+      </w:r>
+      <w:r>
+        <w:rPr>
+          <w:rStyle w:val="VerbatimChar"/>
+        </w:rPr>
+        <w:t xml:space="preserve">Microsoft Word 2007+</w:t>
+      </w:r>
+      <w:r>
+        <w:t xml:space="preserve">).</w:t>
+      </w:r>
+      <w:r>
+        <w:t xml:space="preserve"> </w:t>
+      </w:r>
+      <w:r>
+        <w:t xml:space="preserve">Resolved Rev 4:</w:t>
+      </w:r>
+      <w:r>
+        <w:t xml:space="preserve"> </w:t>
+      </w:r>
+      <w:r>
+        <w:rPr>
+          <w:rStyle w:val="VerbatimChar"/>
+        </w:rPr>
+        <w:t xml:space="preserve">pkg/ebook</w:t>
+      </w:r>
+      <w:r>
+        <w:t xml:space="preserve"> </w:t>
+      </w:r>
+      <w:r>
+        <w:t xml:space="preserve">PDF-write — Implemented (</w:t>
+      </w:r>
+      <w:r>
+        <w:rPr>
+          <w:rStyle w:val="VerbatimChar"/>
+        </w:rPr>
+        <w:t xml:space="preserve">pkg/ebook/pdf_writer.go</w:t>
+      </w:r>
+      <w:r>
+        <w:t xml:space="preserve">, commit fb265e7; Book→HTML5→weasyprint→Cyrillic-faithful PDF, wired into unified-translator</w:t>
+      </w:r>
+      <w:r>
+        <w:t xml:space="preserve"> </w:t>
+      </w:r>
+      <w:r>
+        <w:rPr>
+          <w:rStyle w:val="VerbatimChar"/>
+        </w:rPr>
+        <w:t xml:space="preserve">.pdf</w:t>
+      </w:r>
+      <w:r>
+        <w:t xml:space="preserve"> </w:t>
+      </w:r>
+      <w:r>
+        <w:t xml:space="preserve">output, main.go:1160;</w:t>
+      </w:r>
+      <w:r>
+        <w:t xml:space="preserve"> </w:t>
+      </w:r>
+      <w:r>
+        <w:rPr>
+          <w:rStyle w:val="VerbatimChar"/>
+        </w:rPr>
+        <w:t xml:space="preserve">pkg/ebook</w:t>
+      </w:r>
+      <w:r>
+        <w:t xml:space="preserve"> </w:t>
+      </w:r>
+      <w:r>
+        <w:t xml:space="preserve">PDF tests green). Output formats are now EPUB / FB2 / TXT / HTML / MD / DOCX / PDF.</w:t>
+      </w:r>
+    </w:p>
+    <w:bookmarkEnd w:id="20"/>
+    <w:bookmarkStart w:id="21" w:name="Xd11ad7480b8c9ab8e8b411a5b9742c523a7570e"/>
+    <w:p>
+      <w:pPr>
+        <w:pStyle w:val="Heading2"/>
+      </w:pPr>
+      <w:r>
+        <w:t xml:space="preserve">New Rev 4 features (built + tested this round, recordings owed/skipped)</w:t>
+      </w:r>
+    </w:p>
+    <w:p>
+      <w:pPr>
         <w:pStyle w:val="Compact"/>
         <w:numPr>
           <w:ilvl w:val="0"/>
@@ -1751,96 +2035,239 @@
       </w:pPr>
       <w:r>
         <w:rPr>
-          <w:rStyle w:val="VerbatimChar"/>
-        </w:rPr>
-        <w:t xml:space="preserve">pkg/ebook</w:t>
-      </w:r>
-      <w:r>
-        <w:t xml:space="preserve"> </w:t>
-      </w:r>
-      <w:r>
-        <w:t xml:space="preserve">PDF-write — no PDF writer; PDF is extract-only; unified-translator rejects</w:t>
-      </w:r>
-      <w:r>
-        <w:t xml:space="preserve"> </w:t>
-      </w:r>
-      <w:r>
-        <w:rPr>
-          <w:rStyle w:val="VerbatimChar"/>
-        </w:rPr>
-        <w:t xml:space="preserve">.pdf</w:t>
-      </w:r>
-      <w:r>
-        <w:t xml:space="preserve"> </w:t>
-      </w:r>
-      <w:r>
-        <w:t xml:space="preserve">output.</w:t>
-      </w:r>
-    </w:p>
-    <w:p>
-      <w:pPr>
-        <w:pStyle w:val="BlockText"/>
-      </w:pPr>
-      <w:r>
-        <w:t xml:space="preserve">Resolved Rev 3:</w:t>
-      </w:r>
-      <w:r>
-        <w:t xml:space="preserve"> </w:t>
-      </w:r>
-      <w:r>
-        <w:rPr>
-          <w:rStyle w:val="VerbatimChar"/>
-        </w:rPr>
-        <w:t xml:space="preserve">pkg/ebook</w:t>
-      </w:r>
-      <w:r>
-        <w:t xml:space="preserve"> </w:t>
-      </w:r>
-      <w:r>
-        <w:t xml:space="preserve">DOCX-write — now Implemented (pure-Go OOXML writer</w:t>
-      </w:r>
-      <w:r>
-        <w:t xml:space="preserve"> </w:t>
-      </w:r>
-      <w:r>
-        <w:rPr>
-          <w:rStyle w:val="VerbatimChar"/>
-        </w:rPr>
-        <w:t xml:space="preserve">pkg/ebook/docx_writer.go</w:t>
-      </w:r>
-      <w:r>
-        <w:t xml:space="preserve">, commit 87cd2be; real DeepSeek run →</w:t>
-      </w:r>
-      <w:r>
-        <w:t xml:space="preserve"> </w:t>
-      </w:r>
-      <w:r>
-        <w:rPr>
-          <w:rStyle w:val="VerbatimChar"/>
-        </w:rPr>
-        <w:t xml:space="preserve">garden_es.docx</w:t>
-      </w:r>
-      <w:r>
-        <w:t xml:space="preserve"> </w:t>
-      </w:r>
-      <w:r>
-        <w:t xml:space="preserve">=</w:t>
-      </w:r>
-      <w:r>
-        <w:t xml:space="preserve"> </w:t>
-      </w:r>
-      <w:r>
-        <w:rPr>
-          <w:rStyle w:val="VerbatimChar"/>
-        </w:rPr>
-        <w:t xml:space="preserve">Microsoft Word 2007+</w:t>
-      </w:r>
-      <w:r>
-        <w:t xml:space="preserve">). Output formats are now EPUB / FB2 / TXT / HTML / MD / DOCX.</w:t>
-      </w:r>
-    </w:p>
-    <w:bookmarkEnd w:id="20"/>
-    <w:bookmarkStart w:id="21" w:name="operator-blocked-list-11.4.45"/>
+          <w:b/>
+          <w:bCs/>
+        </w:rPr>
+        <w:t xml:space="preserve">cmd/model-bridge + pkg/bridge</w:t>
+      </w:r>
+      <w:r>
+        <w:t xml:space="preserve"> </w:t>
+      </w:r>
+      <w:r>
+        <w:t xml:space="preserve">— LLMsVerifier→component+agent bridge (no local models): selects the best verifier-scored model (top-1 + fallback) and exposes it via a CLI and an MCP stdio server (</w:t>
+      </w:r>
+      <w:r>
+        <w:rPr>
+          <w:rStyle w:val="VerbatimChar"/>
+        </w:rPr>
+        <w:t xml:space="preserve">.mcp.json</w:t>
+      </w:r>
+      <w:r>
+        <w:t xml:space="preserve">). Commits ab1bed3 + a5860b2. PASS (real run:</w:t>
+      </w:r>
+      <w:r>
+        <w:t xml:space="preserve"> </w:t>
+      </w:r>
+      <w:r>
+        <w:rPr>
+          <w:rStyle w:val="VerbatimChar"/>
+        </w:rPr>
+        <w:t xml:space="preserve">groq/allam-2-7b</w:t>
+      </w:r>
+      <w:r>
+        <w:t xml:space="preserve"> </w:t>
+      </w:r>
+      <w:r>
+        <w:t xml:space="preserve">score 0.906,</w:t>
+      </w:r>
+      <w:r>
+        <w:t xml:space="preserve"> </w:t>
+      </w:r>
+      <w:r>
+        <w:rPr>
+          <w:rStyle w:val="VerbatimChar"/>
+        </w:rPr>
+        <w:t xml:space="preserve">Invoke</w:t>
+      </w:r>
+      <w:r>
+        <w:t xml:space="preserve">→</w:t>
+      </w:r>
+      <w:r>
+        <w:t xml:space="preserve">“Buenos días, amigo.”</w:t>
+      </w:r>
+      <w:r>
+        <w:t xml:space="preserve">; MCP nonce-echo</w:t>
+      </w:r>
+      <w:r>
+        <w:t xml:space="preserve"> </w:t>
+      </w:r>
+      <w:r>
+        <w:rPr>
+          <w:rStyle w:val="VerbatimChar"/>
+        </w:rPr>
+        <w:t xml:space="preserve">HELIX-PROOF-9b21x</w:t>
+      </w:r>
+      <w:r>
+        <w:t xml:space="preserve">;</w:t>
+      </w:r>
+      <w:r>
+        <w:t xml:space="preserve"> </w:t>
+      </w:r>
+      <w:r>
+        <w:rPr>
+          <w:rStyle w:val="VerbatimChar"/>
+        </w:rPr>
+        <w:t xml:space="preserve">go test -race ./pkg/bridge</w:t>
+      </w:r>
+      <w:r>
+        <w:t xml:space="preserve"> </w:t>
+      </w:r>
+      <w:r>
+        <w:t xml:space="preserve">green; §1.1 routing-guard</w:t>
+      </w:r>
+      <w:r>
+        <w:t xml:space="preserve"> </w:t>
+      </w:r>
+      <w:r>
+        <w:rPr>
+          <w:rStyle w:val="VerbatimChar"/>
+        </w:rPr>
+        <w:t xml:space="preserve">TestBridge_Invoke_RoutesToBestModel</w:t>
+      </w:r>
+      <w:r>
+        <w:t xml:space="preserve">). Video PENDING (terminal-surface asciinema→mp4 recording owed).</w:t>
+      </w:r>
+    </w:p>
+    <w:p>
+      <w:pPr>
+        <w:pStyle w:val="Compact"/>
+        <w:numPr>
+          <w:ilvl w:val="0"/>
+          <w:numId w:val="1006"/>
+        </w:numPr>
+      </w:pPr>
+      <w:r>
+        <w:rPr>
+          <w:b/>
+          <w:bCs/>
+        </w:rPr>
+        <w:t xml:space="preserve">internal/verifier affirmative-response hard-gate</w:t>
+      </w:r>
+      <w:r>
+        <w:t xml:space="preserve"> </w:t>
+      </w:r>
+      <w:r>
+        <w:t xml:space="preserve">— commit 97a8afd: a model with</w:t>
+      </w:r>
+      <w:r>
+        <w:t xml:space="preserve"> </w:t>
+      </w:r>
+      <w:r>
+        <w:rPr>
+          <w:rStyle w:val="VerbatimChar"/>
+        </w:rPr>
+        <w:t xml:space="preserve">affirmative_response=0</w:t>
+      </w:r>
+      <w:r>
+        <w:t xml:space="preserve"> </w:t>
+      </w:r>
+      <w:r>
+        <w:t xml:space="preserve">is now a hard disqualifier. PASS (§11.4.115 polarity guard</w:t>
+      </w:r>
+      <w:r>
+        <w:t xml:space="preserve"> </w:t>
+      </w:r>
+      <w:r>
+        <w:rPr>
+          <w:rStyle w:val="VerbatimChar"/>
+        </w:rPr>
+        <w:t xml:space="preserve">pipeline_affirmative_gate_test.go</w:t>
+      </w:r>
+      <w:r>
+        <w:t xml:space="preserve">: default RED reproduces pre-fix defect,</w:t>
+      </w:r>
+      <w:r>
+        <w:t xml:space="preserve"> </w:t>
+      </w:r>
+      <w:r>
+        <w:rPr>
+          <w:rStyle w:val="VerbatimChar"/>
+        </w:rPr>
+        <w:t xml:space="preserve">RED_MODE=0</w:t>
+      </w:r>
+      <w:r>
+        <w:t xml:space="preserve"> </w:t>
+      </w:r>
+      <w:r>
+        <w:t xml:space="preserve">GREEN guard green this session). Video N/A (internal gate, no user-visible surface).</w:t>
+      </w:r>
+    </w:p>
+    <w:p>
+      <w:pPr>
+        <w:pStyle w:val="Compact"/>
+        <w:numPr>
+          <w:ilvl w:val="0"/>
+          <w:numId w:val="1006"/>
+        </w:numPr>
+      </w:pPr>
+      <w:r>
+        <w:rPr>
+          <w:b/>
+          <w:bCs/>
+        </w:rPr>
+        <w:t xml:space="preserve">pkg/api/dashboard.go web-dashboard backend</w:t>
+      </w:r>
+      <w:r>
+        <w:t xml:space="preserve"> </w:t>
+      </w:r>
+      <w:r>
+        <w:t xml:space="preserve">— commit f6ba5cc: dashboard page + translations endpoints, previously 404, now genuinely translates. PASS unit/integration (</w:t>
+      </w:r>
+      <w:r>
+        <w:rPr>
+          <w:rStyle w:val="VerbatimChar"/>
+        </w:rPr>
+        <w:t xml:space="preserve">dashboard_test.go</w:t>
+      </w:r>
+      <w:r>
+        <w:t xml:space="preserve"> </w:t>
+      </w:r>
+      <w:r>
+        <w:t xml:space="preserve">§11.4.115 RED→GREEN,</w:t>
+      </w:r>
+      <w:r>
+        <w:t xml:space="preserve"> </w:t>
+      </w:r>
+      <w:r>
+        <w:rPr>
+          <w:rStyle w:val="VerbatimChar"/>
+        </w:rPr>
+        <w:t xml:space="preserve">go test -race ./pkg/api</w:t>
+      </w:r>
+      <w:r>
+        <w:t xml:space="preserve"> </w:t>
+      </w:r>
+      <w:r>
+        <w:t xml:space="preserve">green; live run →</w:t>
+      </w:r>
+      <w:r>
+        <w:t xml:space="preserve"> </w:t>
+      </w:r>
+      <w:r>
+        <w:t xml:space="preserve">“Dobro jutro, prijatelju.”</w:t>
+      </w:r>
+      <w:r>
+        <w:t xml:space="preserve">). Video</w:t>
+      </w:r>
+      <w:r>
+        <w:t xml:space="preserve"> </w:t>
+      </w:r>
+      <w:r>
+        <w:rPr>
+          <w:b/>
+          <w:bCs/>
+        </w:rPr>
+        <w:t xml:space="preserve">SKIP</w:t>
+      </w:r>
+      <w:r>
+        <w:t xml:space="preserve"> </w:t>
+      </w:r>
+      <w:r>
+        <w:t xml:space="preserve">(§11.4.3/§11.4.52 — autonomous browser+video capture needs the HelixQA web/video backend, off-limits this round; migration item owed; NOT a faked confirmation).</w:t>
+      </w:r>
+    </w:p>
+    <w:bookmarkEnd w:id="21"/>
+    <w:bookmarkStart w:id="22" w:name="operator-blocked-list-11.4.45"/>
     <w:p>
       <w:pPr>
         <w:pStyle w:val="Heading2"/>
@@ -1911,8 +2338,8 @@
         <w:t xml:space="preserve">.</w:t>
       </w:r>
     </w:p>
-    <w:bookmarkEnd w:id="21"/>
-    <w:bookmarkStart w:id="22" w:name="X5b834d6dd8c292d53ffedee928992b053f4faaa"/>
+    <w:bookmarkEnd w:id="22"/>
+    <w:bookmarkStart w:id="23" w:name="X5b834d6dd8c292d53ffedee928992b053f4faaa"/>
     <w:p>
       <w:pPr>
         <w:pStyle w:val="Heading2"/>
@@ -2125,8 +2552,8 @@
         <w:t xml:space="preserve">routes.</w:t>
       </w:r>
     </w:p>
-    <w:bookmarkEnd w:id="22"/>
-    <w:bookmarkStart w:id="23" w:name="top-gaps-engineering"/>
+    <w:bookmarkEnd w:id="23"/>
+    <w:bookmarkStart w:id="24" w:name="top-gaps-engineering"/>
     <w:p>
       <w:pPr>
         <w:pStyle w:val="Heading2"/>
@@ -2148,13 +2575,13 @@
           <w:b/>
           <w:bCs/>
         </w:rPr>
-        <w:t xml:space="preserve">Video-confirmation 21/472</w:t>
-      </w:r>
-      <w:r>
-        <w:t xml:space="preserve"> </w:t>
-      </w:r>
-      <w:r>
-        <w:t xml:space="preserve">(+ 1 real-artifact-confirmed: DOCX output). 21 rows carry real, ffprobe- and content-verified recordings (Status.md cites each</w:t>
+        <w:t xml:space="preserve">Video-confirmation 21/478</w:t>
+      </w:r>
+      <w:r>
+        <w:t xml:space="preserve"> </w:t>
+      </w:r>
+      <w:r>
+        <w:t xml:space="preserve">(+ 2 real-artifact/test-confirmed: DOCX + PDF output). 21 rows carry real, ffprobe- and content-verified recordings (Status.md cites each</w:t>
       </w:r>
       <w:r>
         <w:t xml:space="preserve"> </w:t>
@@ -2166,7 +2593,7 @@
         <w:t xml:space="preserve">.mp4</w:t>
       </w:r>
       <w:r>
-        <w:t xml:space="preserve">; the new</w:t>
+        <w:t xml:space="preserve">; the</w:t>
       </w:r>
       <w:r>
         <w:t xml:space="preserve"> </w:t>
@@ -2205,7 +2632,7 @@
         <w:t xml:space="preserve">a5e8866</w:t>
       </w:r>
       <w:r>
-        <w:t xml:space="preserve">). All other runtime features carry</w:t>
+        <w:t xml:space="preserve">). The Rev-4 additions carry</w:t>
       </w:r>
       <w:r>
         <w:t xml:space="preserve"> </w:t>
@@ -2217,7 +2644,40 @@
         <w:t xml:space="preserve">PENDING</w:t>
       </w:r>
       <w:r>
-        <w:t xml:space="preserve">. Per §11.4.2/§11.4.107 nothing else may be marked video-confirmed without a real, content-verified file.</w:t>
+        <w:t xml:space="preserve"> </w:t>
+      </w:r>
+      <w:r>
+        <w:t xml:space="preserve">(bridge CLI+MCP, PDF),</w:t>
+      </w:r>
+      <w:r>
+        <w:t xml:space="preserve"> </w:t>
+      </w:r>
+      <w:r>
+        <w:rPr>
+          <w:rStyle w:val="VerbatimChar"/>
+        </w:rPr>
+        <w:t xml:space="preserve">SKIP</w:t>
+      </w:r>
+      <w:r>
+        <w:t xml:space="preserve"> </w:t>
+      </w:r>
+      <w:r>
+        <w:t xml:space="preserve">(web dashboard — needs HelixQA web/video backend) or</w:t>
+      </w:r>
+      <w:r>
+        <w:t xml:space="preserve"> </w:t>
+      </w:r>
+      <w:r>
+        <w:rPr>
+          <w:rStyle w:val="VerbatimChar"/>
+        </w:rPr>
+        <w:t xml:space="preserve">N/A</w:t>
+      </w:r>
+      <w:r>
+        <w:t xml:space="preserve"> </w:t>
+      </w:r>
+      <w:r>
+        <w:t xml:space="preserve">(internal verifier gate). Per §11.4.2/§11.4.107 nothing may be marked video-confirmed without a real, content-verified file.</w:t>
       </w:r>
     </w:p>
     <w:p>
@@ -2233,13 +2693,13 @@
           <w:b/>
           <w:bCs/>
         </w:rPr>
-        <w:t xml:space="preserve">PDF output unimplemented</w:t>
-      </w:r>
-      <w:r>
-        <w:t xml:space="preserve"> </w:t>
-      </w:r>
-      <w:r>
-        <w:t xml:space="preserve">—</w:t>
+        <w:t xml:space="preserve">PDF output now Implemented</w:t>
+      </w:r>
+      <w:r>
+        <w:t xml:space="preserve"> </w:t>
+      </w:r>
+      <w:r>
+        <w:t xml:space="preserve">(Rev 4, commit fb265e7) —</w:t>
       </w:r>
       <w:r>
         <w:t xml:space="preserve"> </w:t>
@@ -2254,7 +2714,7 @@
         <w:t xml:space="preserve"> </w:t>
       </w:r>
       <w:r>
-        <w:t xml:space="preserve">now has FB2/EPUB/DOCX writers; PDF-write remains the one open gap row. Output is EPUB/FB2/TXT/HTML/MD/DOCX.</w:t>
+        <w:t xml:space="preserve">now has FB2/EPUB/DOCX/PDF writers; zero open gap rows remain. Output is EPUB/FB2/TXT/HTML/MD/DOCX/PDF.</w:t>
       </w:r>
     </w:p>
     <w:p>
@@ -2631,8 +3091,8 @@
         <w:t xml:space="preserve">.</w:t>
       </w:r>
     </w:p>
-    <w:bookmarkEnd w:id="23"/>
-    <w:bookmarkStart w:id="24" w:name="video-coverage-ratio"/>
+    <w:bookmarkEnd w:id="24"/>
+    <w:bookmarkStart w:id="25" w:name="video-coverage-ratio"/>
     <w:p>
       <w:pPr>
         <w:pStyle w:val="Heading2"/>
@@ -2649,7 +3109,7 @@
         <w:rPr>
           <w:rStyle w:val="VerbatimChar"/>
         </w:rPr>
-        <w:t xml:space="preserve">21 / 472</w:t>
+        <w:t xml:space="preserve">21 / 478</w:t>
       </w:r>
       <w:r>
         <w:t xml:space="preserve"> </w:t>
@@ -2665,29 +3125,17 @@
           <w:b/>
           <w:bCs/>
         </w:rPr>
-        <w:t xml:space="preserve">4.5%</w:t>
-      </w:r>
-      <w:r>
-        <w:t xml:space="preserve"> </w:t>
-      </w:r>
-      <w:r>
-        <w:t xml:space="preserve">(≈ 5.0% against the 417 headline), up from</w:t>
-      </w:r>
-      <w:r>
-        <w:t xml:space="preserve"> </w:t>
-      </w:r>
-      <w:r>
-        <w:rPr>
-          <w:rStyle w:val="VerbatimChar"/>
-        </w:rPr>
-        <w:t xml:space="preserve">20 / 472</w:t>
-      </w:r>
-      <w:r>
-        <w:t xml:space="preserve">. Plus 1 real-artifact-confirmed (DOCX output, video PENDING). This is the primary metric to drive upward; each anti-bluff §11.4.107 recording increments the numerator.</w:t>
-      </w:r>
-    </w:p>
-    <w:bookmarkEnd w:id="24"/>
-    <w:bookmarkStart w:id="25" w:name="cross-references"/>
+        <w:t xml:space="preserve">4.4%</w:t>
+      </w:r>
+      <w:r>
+        <w:t xml:space="preserve"> </w:t>
+      </w:r>
+      <w:r>
+        <w:t xml:space="preserve">(≈ 5.0% against the 417 headline). Plus 2 real-artifact/test-confirmed (DOCX + PDF output, video PENDING). This is the primary metric to drive upward; each anti-bluff §11.4.107 recording increments the numerator.</w:t>
+      </w:r>
+    </w:p>
+    <w:bookmarkEnd w:id="25"/>
+    <w:bookmarkStart w:id="26" w:name="cross-references"/>
     <w:p>
       <w:pPr>
         <w:pStyle w:val="Heading2"/>
@@ -2765,8 +3213,8 @@
         <w:t xml:space="preserve">(§11.4.106)</w:t>
       </w:r>
     </w:p>
-    <w:bookmarkEnd w:id="25"/>
     <w:bookmarkEnd w:id="26"/>
+    <w:bookmarkEnd w:id="27"/>
     <w:sectPr>
       <w:footnotePr>
         <w:numRestart w:val="eachSect"/>

--- a/docs/features/Status_Summary.docx
+++ b/docs/features/Status_Summary.docx
@@ -34,7 +34,7 @@
         <w:t xml:space="preserve"> </w:t>
       </w:r>
       <w:r>
-        <w:t xml:space="preserve">4</w:t>
+        <w:t xml:space="preserve">5</w:t>
       </w:r>
       <w:r>
         <w:t xml:space="preserve"> </w:t>
@@ -50,7 +50,7 @@
         <w:t xml:space="preserve"> </w:t>
       </w:r>
       <w:r>
-        <w:t xml:space="preserve">2026-06-15T20:10:00Z</w:t>
+        <w:t xml:space="preserve">2026-06-15T22:30:00Z</w:t>
       </w:r>
       <w:r>
         <w:t xml:space="preserve"> </w:t>
@@ -222,7 +222,7 @@
           <w:b/>
           <w:bCs/>
         </w:rPr>
-        <w:t xml:space="preserve">21 features are proven on real recordings</w:t>
+        <w:t xml:space="preserve">22 features are proven on real recordings</w:t>
       </w:r>
       <w:r>
         <w:t xml:space="preserve"> </w:t>
@@ -265,7 +265,59 @@
         <w:t xml:space="preserve">)</w:t>
       </w:r>
       <w:r>
-        <w:t xml:space="preserve">, the REST API server translating for real, the gRPC server translating English→Spanish, the markdown round-trip tool, the preparation/analysis runner (fixed), the simple CLI translator, and the live monitoring dashboard.</w:t>
+        <w:t xml:space="preserve">, the REST API server translating for real, the gRPC server translating English→Spanish, the markdown round-trip tool, the preparation/analysis runner (fixed), the simple CLI translator, the live monitoring dashboard, and</w:t>
+      </w:r>
+      <w:r>
+        <w:t xml:space="preserve"> </w:t>
+      </w:r>
+      <w:r>
+        <w:rPr>
+          <w:b/>
+          <w:bCs/>
+        </w:rPr>
+        <w:t xml:space="preserve">the agent bridge command-line tool</w:t>
+      </w:r>
+      <w:r>
+        <w:t xml:space="preserve"> </w:t>
+      </w:r>
+      <w:r>
+        <w:t xml:space="preserve">(picks the best verifier-scored model and translates through it — recording shows it choosing</w:t>
+      </w:r>
+      <w:r>
+        <w:t xml:space="preserve"> </w:t>
+      </w:r>
+      <w:r>
+        <w:rPr>
+          <w:rStyle w:val="VerbatimChar"/>
+        </w:rPr>
+        <w:t xml:space="preserve">novita/Sao10K/L3-8B-Stheno-v3.2</w:t>
+      </w:r>
+      <w:r>
+        <w:t xml:space="preserve"> </w:t>
+      </w:r>
+      <w:r>
+        <w:t xml:space="preserve">and translating</w:t>
+      </w:r>
+      <w:r>
+        <w:t xml:space="preserve"> </w:t>
+      </w:r>
+      <w:r>
+        <w:t xml:space="preserve">“Good morning, friend.”</w:t>
+      </w:r>
+      <w:r>
+        <w:t xml:space="preserve"> </w:t>
+      </w:r>
+      <w:r>
+        <w:t xml:space="preserve">→</w:t>
+      </w:r>
+      <w:r>
+        <w:t xml:space="preserve"> </w:t>
+      </w:r>
+      <w:r>
+        <w:t xml:space="preserve">“Buenos días, amigo.”</w:t>
+      </w:r>
+      <w:r>
+        <w:t xml:space="preserve">).</w:t>
       </w:r>
     </w:p>
     <w:p>
@@ -346,44 +398,88 @@
           <w:b/>
           <w:bCs/>
         </w:rPr>
-        <w:t xml:space="preserve">New this round (built, tested, working at the code level — recordings owed):</w:t>
-      </w:r>
-      <w:r>
-        <w:t xml:space="preserve"> </w:t>
-      </w:r>
-      <w:r>
-        <w:t xml:space="preserve">an</w:t>
-      </w:r>
-      <w:r>
-        <w:t xml:space="preserve"> </w:t>
-      </w:r>
-      <w:r>
-        <w:rPr>
-          <w:b/>
-          <w:bCs/>
-        </w:rPr>
-        <w:t xml:space="preserve">agent bridge</w:t>
-      </w:r>
-      <w:r>
-        <w:t xml:space="preserve"> </w:t>
-      </w:r>
-      <w:r>
-        <w:t xml:space="preserve">that picks the best AI model from our model-verifier and lets other tools/agents use it (via a command-line tool and an MCP server) — a real run picked</w:t>
-      </w:r>
-      <w:r>
-        <w:t xml:space="preserve"> </w:t>
-      </w:r>
-      <w:r>
-        <w:rPr>
-          <w:rStyle w:val="VerbatimChar"/>
-        </w:rPr>
-        <w:t xml:space="preserve">groq/allam-2-7b</w:t>
-      </w:r>
-      <w:r>
-        <w:t xml:space="preserve"> </w:t>
-      </w:r>
-      <w:r>
-        <w:t xml:space="preserve">and translated correctly; a</w:t>
+        <w:t xml:space="preserve">New this round:</w:t>
+      </w:r>
+      <w:r>
+        <w:t xml:space="preserve"> </w:t>
+      </w:r>
+      <w:r>
+        <w:t xml:space="preserve">the</w:t>
+      </w:r>
+      <w:r>
+        <w:t xml:space="preserve"> </w:t>
+      </w:r>
+      <w:r>
+        <w:rPr>
+          <w:b/>
+          <w:bCs/>
+        </w:rPr>
+        <w:t xml:space="preserve">agent bridge command-line tool</w:t>
+      </w:r>
+      <w:r>
+        <w:t xml:space="preserve"> </w:t>
+      </w:r>
+      <w:r>
+        <w:t xml:space="preserve">is now</w:t>
+      </w:r>
+      <w:r>
+        <w:t xml:space="preserve"> </w:t>
+      </w:r>
+      <w:r>
+        <w:rPr>
+          <w:b/>
+          <w:bCs/>
+        </w:rPr>
+        <w:t xml:space="preserve">video-proven</w:t>
+      </w:r>
+      <w:r>
+        <w:t xml:space="preserve"> </w:t>
+      </w:r>
+      <w:r>
+        <w:t xml:space="preserve">(</w:t>
+      </w:r>
+      <w:r>
+        <w:rPr>
+          <w:rStyle w:val="VerbatimChar"/>
+        </w:rPr>
+        <w:t xml:space="preserve">helixtranslate-bridge-bestmodel-translate-20260615.mp4</w:t>
+      </w:r>
+      <w:r>
+        <w:t xml:space="preserve"> </w:t>
+      </w:r>
+      <w:r>
+        <w:t xml:space="preserve">— real run picked</w:t>
+      </w:r>
+      <w:r>
+        <w:t xml:space="preserve"> </w:t>
+      </w:r>
+      <w:r>
+        <w:rPr>
+          <w:rStyle w:val="VerbatimChar"/>
+        </w:rPr>
+        <w:t xml:space="preserve">novita/Sao10K/L3-8B-Stheno-v3.2</w:t>
+      </w:r>
+      <w:r>
+        <w:t xml:space="preserve"> </w:t>
+      </w:r>
+      <w:r>
+        <w:t xml:space="preserve">and translated correctly); its</w:t>
+      </w:r>
+      <w:r>
+        <w:t xml:space="preserve"> </w:t>
+      </w:r>
+      <w:r>
+        <w:rPr>
+          <w:b/>
+          <w:bCs/>
+        </w:rPr>
+        <w:t xml:space="preserve">MCP server</w:t>
+      </w:r>
+      <w:r>
+        <w:t xml:space="preserve"> </w:t>
+      </w:r>
+      <w:r>
+        <w:t xml:space="preserve">counterpart is built, tested and live-proven at the code level but its screen recording is still owed; a</w:t>
       </w:r>
       <w:r>
         <w:t xml:space="preserve"> </w:t>
@@ -475,13 +571,13 @@
           <w:b/>
           <w:bCs/>
         </w:rPr>
-        <w:t xml:space="preserve">21 of 478</w:t>
-      </w:r>
-      <w:r>
-        <w:t xml:space="preserve"> </w:t>
-      </w:r>
-      <w:r>
-        <w:t xml:space="preserve">features have a recorded, watch-it-yourself demonstration (≈ 4.4%). Everything else is built and present in the code, but a recording is still owed. Nothing is claimed proven just because the code exists.</w:t>
+        <w:t xml:space="preserve">22 of 478</w:t>
+      </w:r>
+      <w:r>
+        <w:t xml:space="preserve"> </w:t>
+      </w:r>
+      <w:r>
+        <w:t xml:space="preserve">features have a recorded, watch-it-yourself demonstration (≈ 4.6%). Everything else is built and present in the code, but a recording is still owed. Nothing is claimed proven just because the code exists.</w:t>
       </w:r>
     </w:p>
     <w:p>
@@ -863,7 +959,7 @@
           <w:b/>
           <w:bCs/>
         </w:rPr>
-        <w:t xml:space="preserve">21 / 478 ≈ 4.4%</w:t>
+        <w:t xml:space="preserve">22 / 478 ≈ 4.6%</w:t>
       </w:r>
       <w:r>
         <w:t xml:space="preserve">, plus</w:t>
@@ -1313,7 +1409,7 @@
               <w:pStyle w:val="Compact"/>
             </w:pPr>
             <w:r>
-              <w:t xml:space="preserve">21 (+ 2 real-artifact/test-confirmed: DOCX + PDF output)</w:t>
+              <w:t xml:space="preserve">22 (+ 2 real-artifact/test-confirmed: DOCX + PDF output)</w:t>
             </w:r>
           </w:p>
         </w:tc>
@@ -2053,22 +2149,22 @@
         <w:t xml:space="preserve">.mcp.json</w:t>
       </w:r>
       <w:r>
-        <w:t xml:space="preserve">). Commits ab1bed3 + a5860b2. PASS (real run:</w:t>
-      </w:r>
-      <w:r>
-        <w:t xml:space="preserve"> </w:t>
-      </w:r>
-      <w:r>
-        <w:rPr>
-          <w:rStyle w:val="VerbatimChar"/>
-        </w:rPr>
-        <w:t xml:space="preserve">groq/allam-2-7b</w:t>
-      </w:r>
-      <w:r>
-        <w:t xml:space="preserve"> </w:t>
-      </w:r>
-      <w:r>
-        <w:t xml:space="preserve">score 0.906,</w:t>
+        <w:t xml:space="preserve">). Commits ab1bed3 + a5860b2. PASS (real run: best-model</w:t>
+      </w:r>
+      <w:r>
+        <w:t xml:space="preserve"> </w:t>
+      </w:r>
+      <w:r>
+        <w:rPr>
+          <w:rStyle w:val="VerbatimChar"/>
+        </w:rPr>
+        <w:t xml:space="preserve">novita/Sao10K/L3-8B-Stheno-v3.2</w:t>
+      </w:r>
+      <w:r>
+        <w:t xml:space="preserve"> </w:t>
+      </w:r>
+      <w:r>
+        <w:t xml:space="preserve">score 0.919,</w:t>
       </w:r>
       <w:r>
         <w:t xml:space="preserve"> </w:t>
@@ -2125,7 +2221,32 @@
         <w:t xml:space="preserve">TestBridge_Invoke_RoutesToBestModel</w:t>
       </w:r>
       <w:r>
-        <w:t xml:space="preserve">). Video PENDING (terminal-surface asciinema→mp4 recording owed).</w:t>
+        <w:t xml:space="preserve">).</w:t>
+      </w:r>
+      <w:r>
+        <w:t xml:space="preserve"> </w:t>
+      </w:r>
+      <w:r>
+        <w:rPr>
+          <w:b/>
+          <w:bCs/>
+        </w:rPr>
+        <w:t xml:space="preserve">CLI video CONFIRMED</w:t>
+      </w:r>
+      <w:r>
+        <w:t xml:space="preserve"> </w:t>
+      </w:r>
+      <w:r>
+        <w:t xml:space="preserve">(</w:t>
+      </w:r>
+      <w:r>
+        <w:rPr>
+          <w:rStyle w:val="VerbatimChar"/>
+        </w:rPr>
+        <w:t xml:space="preserve">helixtranslate-bridge-bestmodel-translate-20260615.mp4</w:t>
+      </w:r>
+      <w:r>
+        <w:t xml:space="preserve">, ffprobe 8.0s/80fr, §11.4.107 content-verified); MCP-stdio surface video still PENDING.</w:t>
       </w:r>
     </w:p>
     <w:p>
@@ -2575,13 +2696,13 @@
           <w:b/>
           <w:bCs/>
         </w:rPr>
-        <w:t xml:space="preserve">Video-confirmation 21/478</w:t>
-      </w:r>
-      <w:r>
-        <w:t xml:space="preserve"> </w:t>
-      </w:r>
-      <w:r>
-        <w:t xml:space="preserve">(+ 2 real-artifact/test-confirmed: DOCX + PDF output). 21 rows carry real, ffprobe- and content-verified recordings (Status.md cites each</w:t>
+        <w:t xml:space="preserve">Video-confirmation 22/478</w:t>
+      </w:r>
+      <w:r>
+        <w:t xml:space="preserve"> </w:t>
+      </w:r>
+      <w:r>
+        <w:t xml:space="preserve">(+ 2 real-artifact/test-confirmed: DOCX + PDF output). 22 rows carry real, ffprobe- and content-verified recordings (Status.md cites each</w:t>
       </w:r>
       <w:r>
         <w:t xml:space="preserve"> </w:t>
@@ -2620,7 +2741,19 @@
         <w:t xml:space="preserve">helixtranslate-cli-multipass-verify-20260615.mp4</w:t>
       </w:r>
       <w:r>
-        <w:t xml:space="preserve">, ffprobe 888x630/93fr/9.3s; the 3 video-surfaced bug fixes — prep-translator dead, server TLS startup, REST hardcoded target-lang — are in commit</w:t>
+        <w:t xml:space="preserve">, ffprobe 888x630/93fr/9.3s; the bridge CLI video is</w:t>
+      </w:r>
+      <w:r>
+        <w:t xml:space="preserve"> </w:t>
+      </w:r>
+      <w:r>
+        <w:rPr>
+          <w:rStyle w:val="VerbatimChar"/>
+        </w:rPr>
+        <w:t xml:space="preserve">helixtranslate-bridge-bestmodel-translate-20260615.mp4</w:t>
+      </w:r>
+      <w:r>
+        <w:t xml:space="preserve">, ffprobe 790×560/80fr/8.0s; the 3 video-surfaced bug fixes — prep-translator dead, server TLS startup, REST hardcoded target-lang — are in commit</w:t>
       </w:r>
       <w:r>
         <w:t xml:space="preserve"> </w:t>
@@ -2632,7 +2765,7 @@
         <w:t xml:space="preserve">a5e8866</w:t>
       </w:r>
       <w:r>
-        <w:t xml:space="preserve">). The Rev-4 additions carry</w:t>
+        <w:t xml:space="preserve">). The remaining Rev-4 additions carry</w:t>
       </w:r>
       <w:r>
         <w:t xml:space="preserve"> </w:t>
@@ -2647,7 +2780,7 @@
         <w:t xml:space="preserve"> </w:t>
       </w:r>
       <w:r>
-        <w:t xml:space="preserve">(bridge CLI+MCP, PDF),</w:t>
+        <w:t xml:space="preserve">(bridge MCP-stdio surface, PDF),</w:t>
       </w:r>
       <w:r>
         <w:t xml:space="preserve"> </w:t>
@@ -3109,7 +3242,7 @@
         <w:rPr>
           <w:rStyle w:val="VerbatimChar"/>
         </w:rPr>
-        <w:t xml:space="preserve">21 / 478</w:t>
+        <w:t xml:space="preserve">22 / 478</w:t>
       </w:r>
       <w:r>
         <w:t xml:space="preserve"> </w:t>
@@ -3125,13 +3258,13 @@
           <w:b/>
           <w:bCs/>
         </w:rPr>
-        <w:t xml:space="preserve">4.4%</w:t>
-      </w:r>
-      <w:r>
-        <w:t xml:space="preserve"> </w:t>
-      </w:r>
-      <w:r>
-        <w:t xml:space="preserve">(≈ 5.0% against the 417 headline). Plus 2 real-artifact/test-confirmed (DOCX + PDF output, video PENDING). This is the primary metric to drive upward; each anti-bluff §11.4.107 recording increments the numerator.</w:t>
+        <w:t xml:space="preserve">4.6%</w:t>
+      </w:r>
+      <w:r>
+        <w:t xml:space="preserve"> </w:t>
+      </w:r>
+      <w:r>
+        <w:t xml:space="preserve">(≈ 5.3% against the 417 headline). Plus 2 real-artifact/test-confirmed (DOCX + PDF output, video PENDING). This is the primary metric to drive upward; each anti-bluff §11.4.107 recording increments the numerator.</w:t>
       </w:r>
     </w:p>
     <w:bookmarkEnd w:id="25"/>

--- a/docs/features/Status_Summary.docx
+++ b/docs/features/Status_Summary.docx
@@ -34,7 +34,7 @@
         <w:t xml:space="preserve"> </w:t>
       </w:r>
       <w:r>
-        <w:t xml:space="preserve">5</w:t>
+        <w:t xml:space="preserve">6</w:t>
       </w:r>
       <w:r>
         <w:t xml:space="preserve"> </w:t>
@@ -50,7 +50,7 @@
         <w:t xml:space="preserve"> </w:t>
       </w:r>
       <w:r>
-        <w:t xml:space="preserve">2026-06-15T22:30:00Z</w:t>
+        <w:t xml:space="preserve">2026-06-15T23:05:00Z</w:t>
       </w:r>
       <w:r>
         <w:t xml:space="preserve"> </w:t>
@@ -222,7 +222,7 @@
           <w:b/>
           <w:bCs/>
         </w:rPr>
-        <w:t xml:space="preserve">22 features are proven on real recordings</w:t>
+        <w:t xml:space="preserve">23 features are proven on real recordings</w:t>
       </w:r>
       <w:r>
         <w:t xml:space="preserve"> </w:t>
@@ -265,7 +265,7 @@
         <w:t xml:space="preserve">)</w:t>
       </w:r>
       <w:r>
-        <w:t xml:space="preserve">, the REST API server translating for real, the gRPC server translating English→Spanish, the markdown round-trip tool, the preparation/analysis runner (fixed), the simple CLI translator, the live monitoring dashboard, and</w:t>
+        <w:t xml:space="preserve">, the REST API server translating for real, the gRPC server translating English→Spanish, the markdown round-trip tool, the preparation/analysis runner (fixed), the simple CLI translator, the live monitoring dashboard,</w:t>
       </w:r>
       <w:r>
         <w:t xml:space="preserve"> </w:t>
@@ -315,6 +315,70 @@
       </w:r>
       <w:r>
         <w:t xml:space="preserve">“Buenos días, amigo.”</w:t>
+      </w:r>
+      <w:r>
+        <w:t xml:space="preserve">), and</w:t>
+      </w:r>
+      <w:r>
+        <w:t xml:space="preserve"> </w:t>
+      </w:r>
+      <w:r>
+        <w:rPr>
+          <w:b/>
+          <w:bCs/>
+        </w:rPr>
+        <w:t xml:space="preserve">the agent bridge MCP-stdio server</w:t>
+      </w:r>
+      <w:r>
+        <w:t xml:space="preserve"> </w:t>
+      </w:r>
+      <w:r>
+        <w:t xml:space="preserve">(a real JSON-RPC MCP session — recording shows</w:t>
+      </w:r>
+      <w:r>
+        <w:t xml:space="preserve"> </w:t>
+      </w:r>
+      <w:r>
+        <w:rPr>
+          <w:rStyle w:val="VerbatimChar"/>
+        </w:rPr>
+        <w:t xml:space="preserve">tools/list</w:t>
+      </w:r>
+      <w:r>
+        <w:t xml:space="preserve">,</w:t>
+      </w:r>
+      <w:r>
+        <w:t xml:space="preserve"> </w:t>
+      </w:r>
+      <w:r>
+        <w:rPr>
+          <w:rStyle w:val="VerbatimChar"/>
+        </w:rPr>
+        <w:t xml:space="preserve">bridge_best_model</w:t>
+      </w:r>
+      <w:r>
+        <w:t xml:space="preserve">, and the</w:t>
+      </w:r>
+      <w:r>
+        <w:t xml:space="preserve"> </w:t>
+      </w:r>
+      <w:r>
+        <w:rPr>
+          <w:rStyle w:val="VerbatimChar"/>
+        </w:rPr>
+        <w:t xml:space="preserve">bridge_invoke</w:t>
+      </w:r>
+      <w:r>
+        <w:t xml:space="preserve"> </w:t>
+      </w:r>
+      <w:r>
+        <w:t xml:space="preserve">tool returning a live model translation</w:t>
+      </w:r>
+      <w:r>
+        <w:t xml:space="preserve"> </w:t>
+      </w:r>
+      <w:r>
+        <w:t xml:space="preserve">“Le pont relie deux rives.”</w:t>
       </w:r>
       <w:r>
         <w:t xml:space="preserve">).</w:t>
@@ -414,29 +478,99 @@
           <w:b/>
           <w:bCs/>
         </w:rPr>
+        <w:t xml:space="preserve">agent bridge MCP-stdio server</w:t>
+      </w:r>
+      <w:r>
+        <w:t xml:space="preserve"> </w:t>
+      </w:r>
+      <w:r>
+        <w:t xml:space="preserve">is now</w:t>
+      </w:r>
+      <w:r>
+        <w:t xml:space="preserve"> </w:t>
+      </w:r>
+      <w:r>
+        <w:rPr>
+          <w:b/>
+          <w:bCs/>
+        </w:rPr>
+        <w:t xml:space="preserve">video-proven</w:t>
+      </w:r>
+      <w:r>
+        <w:t xml:space="preserve"> </w:t>
+      </w:r>
+      <w:r>
+        <w:t xml:space="preserve">(</w:t>
+      </w:r>
+      <w:r>
+        <w:rPr>
+          <w:rStyle w:val="VerbatimChar"/>
+        </w:rPr>
+        <w:t xml:space="preserve">helixtranslate-bridge-mcp-stdio-20260615.mp4</w:t>
+      </w:r>
+      <w:r>
+        <w:t xml:space="preserve"> </w:t>
+      </w:r>
+      <w:r>
+        <w:t xml:space="preserve">— a real JSON-RPC MCP session over stdio: initialize→tools/list→</w:t>
+      </w:r>
+      <w:r>
+        <w:rPr>
+          <w:rStyle w:val="VerbatimChar"/>
+        </w:rPr>
+        <w:t xml:space="preserve">bridge_best_model</w:t>
+      </w:r>
+      <w:r>
+        <w:t xml:space="preserve">→</w:t>
+      </w:r>
+      <w:r>
+        <w:rPr>
+          <w:rStyle w:val="VerbatimChar"/>
+        </w:rPr>
+        <w:t xml:space="preserve">bridge_invoke</w:t>
+      </w:r>
+      <w:r>
+        <w:t xml:space="preserve">, with the</w:t>
+      </w:r>
+      <w:r>
+        <w:t xml:space="preserve"> </w:t>
+      </w:r>
+      <w:r>
+        <w:rPr>
+          <w:rStyle w:val="VerbatimChar"/>
+        </w:rPr>
+        <w:t xml:space="preserve">bridge_invoke</w:t>
+      </w:r>
+      <w:r>
+        <w:t xml:space="preserve"> </w:t>
+      </w:r>
+      <w:r>
+        <w:t xml:space="preserve">tool returning a live verified-model translation</w:t>
+      </w:r>
+      <w:r>
+        <w:t xml:space="preserve"> </w:t>
+      </w:r>
+      <w:r>
+        <w:t xml:space="preserve">“Le pont relie deux rives.”</w:t>
+      </w:r>
+      <w:r>
+        <w:t xml:space="preserve">), joining the</w:t>
+      </w:r>
+      <w:r>
+        <w:t xml:space="preserve"> </w:t>
+      </w:r>
+      <w:r>
+        <w:rPr>
+          <w:b/>
+          <w:bCs/>
+        </w:rPr>
         <w:t xml:space="preserve">agent bridge command-line tool</w:t>
       </w:r>
       <w:r>
         <w:t xml:space="preserve"> </w:t>
       </w:r>
       <w:r>
-        <w:t xml:space="preserve">is now</w:t>
-      </w:r>
-      <w:r>
-        <w:t xml:space="preserve"> </w:t>
-      </w:r>
-      <w:r>
-        <w:rPr>
-          <w:b/>
-          <w:bCs/>
-        </w:rPr>
-        <w:t xml:space="preserve">video-proven</w:t>
-      </w:r>
-      <w:r>
-        <w:t xml:space="preserve"> </w:t>
-      </w:r>
-      <w:r>
-        <w:t xml:space="preserve">(</w:t>
+        <w:t xml:space="preserve">which was video-proven the previous round (</w:t>
       </w:r>
       <w:r>
         <w:rPr>
@@ -445,41 +579,7 @@
         <w:t xml:space="preserve">helixtranslate-bridge-bestmodel-translate-20260615.mp4</w:t>
       </w:r>
       <w:r>
-        <w:t xml:space="preserve"> </w:t>
-      </w:r>
-      <w:r>
-        <w:t xml:space="preserve">— real run picked</w:t>
-      </w:r>
-      <w:r>
-        <w:t xml:space="preserve"> </w:t>
-      </w:r>
-      <w:r>
-        <w:rPr>
-          <w:rStyle w:val="VerbatimChar"/>
-        </w:rPr>
-        <w:t xml:space="preserve">novita/Sao10K/L3-8B-Stheno-v3.2</w:t>
-      </w:r>
-      <w:r>
-        <w:t xml:space="preserve"> </w:t>
-      </w:r>
-      <w:r>
-        <w:t xml:space="preserve">and translated correctly); its</w:t>
-      </w:r>
-      <w:r>
-        <w:t xml:space="preserve"> </w:t>
-      </w:r>
-      <w:r>
-        <w:rPr>
-          <w:b/>
-          <w:bCs/>
-        </w:rPr>
-        <w:t xml:space="preserve">MCP server</w:t>
-      </w:r>
-      <w:r>
-        <w:t xml:space="preserve"> </w:t>
-      </w:r>
-      <w:r>
-        <w:t xml:space="preserve">counterpart is built, tested and live-proven at the code level but its screen recording is still owed; a</w:t>
+        <w:t xml:space="preserve">); a</w:t>
       </w:r>
       <w:r>
         <w:t xml:space="preserve"> </w:t>
@@ -571,13 +671,13 @@
           <w:b/>
           <w:bCs/>
         </w:rPr>
-        <w:t xml:space="preserve">22 of 478</w:t>
-      </w:r>
-      <w:r>
-        <w:t xml:space="preserve"> </w:t>
-      </w:r>
-      <w:r>
-        <w:t xml:space="preserve">features have a recorded, watch-it-yourself demonstration (≈ 4.6%). Everything else is built and present in the code, but a recording is still owed. Nothing is claimed proven just because the code exists.</w:t>
+        <w:t xml:space="preserve">23 of 478</w:t>
+      </w:r>
+      <w:r>
+        <w:t xml:space="preserve"> </w:t>
+      </w:r>
+      <w:r>
+        <w:t xml:space="preserve">features have a recorded, watch-it-yourself demonstration (≈ 4.8%). Everything else is built and present in the code, but a recording is still owed. Nothing is claimed proven just because the code exists.</w:t>
       </w:r>
     </w:p>
     <w:p>
@@ -959,7 +1059,7 @@
           <w:b/>
           <w:bCs/>
         </w:rPr>
-        <w:t xml:space="preserve">22 / 478 ≈ 4.6%</w:t>
+        <w:t xml:space="preserve">23 / 478 ≈ 4.8%</w:t>
       </w:r>
       <w:r>
         <w:t xml:space="preserve">, plus</w:t>
@@ -1409,7 +1509,7 @@
               <w:pStyle w:val="Compact"/>
             </w:pPr>
             <w:r>
-              <w:t xml:space="preserve">22 (+ 2 real-artifact/test-confirmed: DOCX + PDF output)</w:t>
+              <w:t xml:space="preserve">23 (+ 2 real-artifact/test-confirmed: DOCX + PDF output)</w:t>
             </w:r>
           </w:p>
         </w:tc>
@@ -2246,7 +2346,80 @@
         <w:t xml:space="preserve">helixtranslate-bridge-bestmodel-translate-20260615.mp4</w:t>
       </w:r>
       <w:r>
-        <w:t xml:space="preserve">, ffprobe 8.0s/80fr, §11.4.107 content-verified); MCP-stdio surface video still PENDING.</w:t>
+        <w:t xml:space="preserve">, ffprobe 8.0s/80fr, §11.4.107 content-verified);</w:t>
+      </w:r>
+      <w:r>
+        <w:t xml:space="preserve"> </w:t>
+      </w:r>
+      <w:r>
+        <w:rPr>
+          <w:b/>
+          <w:bCs/>
+        </w:rPr>
+        <w:t xml:space="preserve">MCP-stdio surface video CONFIRMED</w:t>
+      </w:r>
+      <w:r>
+        <w:t xml:space="preserve"> </w:t>
+      </w:r>
+      <w:r>
+        <w:t xml:space="preserve">(</w:t>
+      </w:r>
+      <w:r>
+        <w:rPr>
+          <w:rStyle w:val="VerbatimChar"/>
+        </w:rPr>
+        <w:t xml:space="preserve">helixtranslate-bridge-mcp-stdio-20260615.mp4</w:t>
+      </w:r>
+      <w:r>
+        <w:t xml:space="preserve"> </w:t>
+      </w:r>
+      <w:r>
+        <w:t xml:space="preserve">— real JSON-RPC MCP session: initialize→tools/list→</w:t>
+      </w:r>
+      <w:r>
+        <w:rPr>
+          <w:rStyle w:val="VerbatimChar"/>
+        </w:rPr>
+        <w:t xml:space="preserve">bridge_best_model</w:t>
+      </w:r>
+      <w:r>
+        <w:t xml:space="preserve">→</w:t>
+      </w:r>
+      <w:r>
+        <w:rPr>
+          <w:rStyle w:val="VerbatimChar"/>
+        </w:rPr>
+        <w:t xml:space="preserve">bridge_invoke</w:t>
+      </w:r>
+      <w:r>
+        <w:t xml:space="preserve">, tool</w:t>
+      </w:r>
+      <w:r>
+        <w:t xml:space="preserve"> </w:t>
+      </w:r>
+      <w:r>
+        <w:rPr>
+          <w:rStyle w:val="VerbatimChar"/>
+        </w:rPr>
+        <w:t xml:space="preserve">bridge_invoke</w:t>
+      </w:r>
+      <w:r>
+        <w:t xml:space="preserve"> </w:t>
+      </w:r>
+      <w:r>
+        <w:t xml:space="preserve">real output</w:t>
+      </w:r>
+      <w:r>
+        <w:t xml:space="preserve"> </w:t>
+      </w:r>
+      <w:r>
+        <w:t xml:space="preserve">“Le pont relie deux rives.”</w:t>
+      </w:r>
+      <w:r>
+        <w:t xml:space="preserve"> </w:t>
+      </w:r>
+      <w:r>
+        <w:t xml:space="preserve">isError:None; ffprobe 11.88s/10fr, ≥6 frames §11.4.107 content-verified).</w:t>
       </w:r>
     </w:p>
     <w:p>
@@ -2696,13 +2869,13 @@
           <w:b/>
           <w:bCs/>
         </w:rPr>
-        <w:t xml:space="preserve">Video-confirmation 22/478</w:t>
-      </w:r>
-      <w:r>
-        <w:t xml:space="preserve"> </w:t>
-      </w:r>
-      <w:r>
-        <w:t xml:space="preserve">(+ 2 real-artifact/test-confirmed: DOCX + PDF output). 22 rows carry real, ffprobe- and content-verified recordings (Status.md cites each</w:t>
+        <w:t xml:space="preserve">Video-confirmation 23/478</w:t>
+      </w:r>
+      <w:r>
+        <w:t xml:space="preserve"> </w:t>
+      </w:r>
+      <w:r>
+        <w:t xml:space="preserve">(+ 2 real-artifact/test-confirmed: DOCX + PDF output). 23 rows carry real, ffprobe- and content-verified recordings (Status.md cites each</w:t>
       </w:r>
       <w:r>
         <w:t xml:space="preserve"> </w:t>
@@ -2753,7 +2926,19 @@
         <w:t xml:space="preserve">helixtranslate-bridge-bestmodel-translate-20260615.mp4</w:t>
       </w:r>
       <w:r>
-        <w:t xml:space="preserve">, ffprobe 790×560/80fr/8.0s; the 3 video-surfaced bug fixes — prep-translator dead, server TLS startup, REST hardcoded target-lang — are in commit</w:t>
+        <w:t xml:space="preserve">, ffprobe 790×560/80fr/8.0s; the bridge MCP-stdio video is</w:t>
+      </w:r>
+      <w:r>
+        <w:t xml:space="preserve"> </w:t>
+      </w:r>
+      <w:r>
+        <w:rPr>
+          <w:rStyle w:val="VerbatimChar"/>
+        </w:rPr>
+        <w:t xml:space="preserve">helixtranslate-bridge-mcp-stdio-20260615.mp4</w:t>
+      </w:r>
+      <w:r>
+        <w:t xml:space="preserve">, ffprobe 790×560/10fr/11.88s; the 3 video-surfaced bug fixes — prep-translator dead, server TLS startup, REST hardcoded target-lang — are in commit</w:t>
       </w:r>
       <w:r>
         <w:t xml:space="preserve"> </w:t>
@@ -2780,7 +2965,7 @@
         <w:t xml:space="preserve"> </w:t>
       </w:r>
       <w:r>
-        <w:t xml:space="preserve">(bridge MCP-stdio surface, PDF),</w:t>
+        <w:t xml:space="preserve">(PDF),</w:t>
       </w:r>
       <w:r>
         <w:t xml:space="preserve"> </w:t>
@@ -3242,7 +3427,7 @@
         <w:rPr>
           <w:rStyle w:val="VerbatimChar"/>
         </w:rPr>
-        <w:t xml:space="preserve">22 / 478</w:t>
+        <w:t xml:space="preserve">23 / 478</w:t>
       </w:r>
       <w:r>
         <w:t xml:space="preserve"> </w:t>
@@ -3258,13 +3443,13 @@
           <w:b/>
           <w:bCs/>
         </w:rPr>
-        <w:t xml:space="preserve">4.6%</w:t>
-      </w:r>
-      <w:r>
-        <w:t xml:space="preserve"> </w:t>
-      </w:r>
-      <w:r>
-        <w:t xml:space="preserve">(≈ 5.3% against the 417 headline). Plus 2 real-artifact/test-confirmed (DOCX + PDF output, video PENDING). This is the primary metric to drive upward; each anti-bluff §11.4.107 recording increments the numerator.</w:t>
+        <w:t xml:space="preserve">4.8%</w:t>
+      </w:r>
+      <w:r>
+        <w:t xml:space="preserve"> </w:t>
+      </w:r>
+      <w:r>
+        <w:t xml:space="preserve">(≈ 5.5% against the 417 headline). Plus 2 real-artifact/test-confirmed (DOCX + PDF output, video PENDING). This is the primary metric to drive upward; each anti-bluff §11.4.107 recording increments the numerator.</w:t>
       </w:r>
     </w:p>
     <w:bookmarkEnd w:id="25"/>

--- a/docs/features/Status_Summary.docx
+++ b/docs/features/Status_Summary.docx
@@ -34,7 +34,7 @@
         <w:t xml:space="preserve"> </w:t>
       </w:r>
       <w:r>
-        <w:t xml:space="preserve">6</w:t>
+        <w:t xml:space="preserve">7</w:t>
       </w:r>
       <w:r>
         <w:t xml:space="preserve"> </w:t>
@@ -50,7 +50,7 @@
         <w:t xml:space="preserve"> </w:t>
       </w:r>
       <w:r>
-        <w:t xml:space="preserve">2026-06-15T23:05:00Z</w:t>
+        <w:t xml:space="preserve">2026-06-16T00:00:00Z</w:t>
       </w:r>
       <w:r>
         <w:t xml:space="preserve"> </w:t>
@@ -827,13 +827,13 @@
           <w:b/>
           <w:bCs/>
         </w:rPr>
-        <w:t xml:space="preserve">Two remote-worker tools are blocked on infrastructure:</w:t>
-      </w:r>
-      <w:r>
-        <w:t xml:space="preserve"> </w:t>
-      </w:r>
-      <w:r>
-        <w:t xml:space="preserve">the SSH-based translators (</w:t>
+        <w:t xml:space="preserve">The on-this-computer AI engines and the remote-worker translators were removed (this round):</w:t>
+      </w:r>
+      <w:r>
+        <w:t xml:space="preserve"> </w:t>
+      </w:r>
+      <w:r>
+        <w:t xml:space="preserve">the product no longer runs a local AI model (llama.cpp / Ollama) and no longer ships the SSH-based remote-worker tools (</w:t>
       </w:r>
       <w:r>
         <w:rPr>
@@ -851,10 +851,53 @@
         <w:rPr>
           <w:rStyle w:val="VerbatimChar"/>
         </w:rPr>
+        <w:t xml:space="preserve">ssh-translation</w:t>
+      </w:r>
+      <w:r>
+        <w:t xml:space="preserve">,</w:t>
+      </w:r>
+      <w:r>
+        <w:t xml:space="preserve"> </w:t>
+      </w:r>
+      <w:r>
+        <w:rPr>
+          <w:rStyle w:val="VerbatimChar"/>
+        </w:rPr>
         <w:t xml:space="preserve">ebook-translator</w:t>
       </w:r>
       <w:r>
-        <w:t xml:space="preserve">) need a remote helper machine running a local AI engine, which we don’t have available. They build and start, then stop at the missing machine.</w:t>
+        <w:t xml:space="preserve">, the documented</w:t>
+      </w:r>
+      <w:r>
+        <w:t xml:space="preserve"> </w:t>
+      </w:r>
+      <w:r>
+        <w:rPr>
+          <w:rStyle w:val="VerbatimChar"/>
+        </w:rPr>
+        <w:t xml:space="preserve">translator</w:t>
+      </w:r>
+      <w:r>
+        <w:t xml:space="preserve"> </w:t>
+      </w:r>
+      <w:r>
+        <w:t xml:space="preserve">tool). Every translation now uses an online verified AI provider chosen automatically via the LLMsVerifier bridge. These removed tools are marked</w:t>
+      </w:r>
+      <w:r>
+        <w:t xml:space="preserve"> </w:t>
+      </w:r>
+      <w:r>
+        <w:rPr>
+          <w:b/>
+          <w:bCs/>
+        </w:rPr>
+        <w:t xml:space="preserve">Obsolete</w:t>
+      </w:r>
+      <w:r>
+        <w:t xml:space="preserve"> </w:t>
+      </w:r>
+      <w:r>
+        <w:t xml:space="preserve">(operator-approved 2026-06-15). The team-facing distributed/API capability is kept.</w:t>
       </w:r>
     </w:p>
     <w:p>
@@ -870,76 +913,41 @@
           <w:b/>
           <w:bCs/>
         </w:rPr>
-        <w:t xml:space="preserve">The documented</w:t>
-      </w:r>
-      <w:r>
-        <w:rPr>
-          <w:b/>
-          <w:bCs/>
-        </w:rPr>
-        <w:t xml:space="preserve"> </w:t>
-      </w:r>
-      <w:r>
-        <w:rPr>
-          <w:rStyle w:val="VerbatimChar"/>
-          <w:b/>
-          <w:bCs/>
-        </w:rPr>
-        <w:t xml:space="preserve">translator</w:t>
-      </w:r>
-      <w:r>
-        <w:rPr>
-          <w:b/>
-          <w:bCs/>
-        </w:rPr>
-        <w:t xml:space="preserve"> </w:t>
-      </w:r>
-      <w:r>
-        <w:rPr>
-          <w:b/>
-          <w:bCs/>
-        </w:rPr>
-        <w:t xml:space="preserve">tool’s</w:t>
-      </w:r>
-      <w:r>
-        <w:rPr>
-          <w:b/>
-          <w:bCs/>
-        </w:rPr>
-        <w:t xml:space="preserve"> </w:t>
-      </w:r>
-      <w:r>
-        <w:rPr>
-          <w:b/>
-          <w:bCs/>
-        </w:rPr>
-        <w:t xml:space="preserve">“translate on this computer”</w:t>
-      </w:r>
-      <w:r>
-        <w:rPr>
-          <w:b/>
-          <w:bCs/>
-        </w:rPr>
-        <w:t xml:space="preserve"> </w:t>
-      </w:r>
-      <w:r>
-        <w:rPr>
-          <w:b/>
-          <w:bCs/>
-        </w:rPr>
-        <w:t xml:space="preserve">mode is a placeholder</w:t>
-      </w:r>
-      <w:r>
-        <w:t xml:space="preserve"> </w:t>
-      </w:r>
-      <w:r>
-        <w:t xml:space="preserve">(</w:t>
-      </w:r>
-      <w:r>
-        <w:t xml:space="preserve">“local translation not yet implemented”</w:t>
-      </w:r>
-      <w:r>
-        <w:t xml:space="preserve">); its remote mode is blocked on the same missing machine.</w:t>
+        <w:t xml:space="preserve">The</w:t>
+      </w:r>
+      <w:r>
+        <w:rPr>
+          <w:b/>
+          <w:bCs/>
+        </w:rPr>
+        <w:t xml:space="preserve"> </w:t>
+      </w:r>
+      <w:r>
+        <w:rPr>
+          <w:b/>
+          <w:bCs/>
+        </w:rPr>
+        <w:t xml:space="preserve">“verified models”</w:t>
+      </w:r>
+      <w:r>
+        <w:rPr>
+          <w:b/>
+          <w:bCs/>
+        </w:rPr>
+        <w:t xml:space="preserve"> </w:t>
+      </w:r>
+      <w:r>
+        <w:rPr>
+          <w:b/>
+          <w:bCs/>
+        </w:rPr>
+        <w:t xml:space="preserve">API returns 404</w:t>
+      </w:r>
+      <w:r>
+        <w:t xml:space="preserve"> </w:t>
+      </w:r>
+      <w:r>
+        <w:t xml:space="preserve">because the model-verification service is switched off in the current configuration (a config choice, not a broken feature).</w:t>
       </w:r>
     </w:p>
     <w:p>
@@ -955,41 +963,27 @@
           <w:b/>
           <w:bCs/>
         </w:rPr>
-        <w:t xml:space="preserve">The</w:t>
-      </w:r>
-      <w:r>
-        <w:rPr>
-          <w:b/>
-          <w:bCs/>
-        </w:rPr>
-        <w:t xml:space="preserve"> </w:t>
-      </w:r>
-      <w:r>
-        <w:rPr>
-          <w:b/>
-          <w:bCs/>
-        </w:rPr>
-        <w:t xml:space="preserve">“verified models”</w:t>
-      </w:r>
-      <w:r>
-        <w:rPr>
-          <w:b/>
-          <w:bCs/>
-        </w:rPr>
-        <w:t xml:space="preserve"> </w:t>
-      </w:r>
-      <w:r>
-        <w:rPr>
-          <w:b/>
-          <w:bCs/>
-        </w:rPr>
-        <w:t xml:space="preserve">API returns 404</w:t>
-      </w:r>
-      <w:r>
-        <w:t xml:space="preserve"> </w:t>
-      </w:r>
-      <w:r>
-        <w:t xml:space="preserve">because the model-verification service is switched off in the current configuration (a config choice, not a broken feature).</w:t>
+        <w:t xml:space="preserve">4 features are</w:t>
+      </w:r>
+      <w:r>
+        <w:rPr>
+          <w:b/>
+          <w:bCs/>
+        </w:rPr>
+        <w:t xml:space="preserve"> </w:t>
+      </w:r>
+      <w:r>
+        <w:rPr>
+          <w:b/>
+          <w:bCs/>
+        </w:rPr>
+        <w:t xml:space="preserve">“stubs”</w:t>
+      </w:r>
+      <w:r>
+        <w:t xml:space="preserve"> </w:t>
+      </w:r>
+      <w:r>
+        <w:t xml:space="preserve">— they look like real endpoints but return placeholder data: ebook-translate-via-API, the two preparation/analysis API endpoints, and translate-with-verification.</w:t>
       </w:r>
     </w:p>
     <w:p>
@@ -1001,42 +995,6 @@
         </w:numPr>
       </w:pPr>
       <w:r>
-        <w:rPr>
-          <w:b/>
-          <w:bCs/>
-        </w:rPr>
-        <w:t xml:space="preserve">4 features are</w:t>
-      </w:r>
-      <w:r>
-        <w:rPr>
-          <w:b/>
-          <w:bCs/>
-        </w:rPr>
-        <w:t xml:space="preserve"> </w:t>
-      </w:r>
-      <w:r>
-        <w:rPr>
-          <w:b/>
-          <w:bCs/>
-        </w:rPr>
-        <w:t xml:space="preserve">“stubs”</w:t>
-      </w:r>
-      <w:r>
-        <w:t xml:space="preserve"> </w:t>
-      </w:r>
-      <w:r>
-        <w:t xml:space="preserve">— they look like real endpoints but return placeholder data: ebook-translate-via-API, the two preparation/analysis API endpoints, and translate-with-verification.</w:t>
-      </w:r>
-    </w:p>
-    <w:p>
-      <w:pPr>
-        <w:pStyle w:val="Compact"/>
-        <w:numPr>
-          <w:ilvl w:val="0"/>
-          <w:numId w:val="1002"/>
-        </w:numPr>
-      </w:pPr>
-      <w:r>
         <w:t xml:space="preserve">A handful of small API endpoints return fixed/sample data (e.g. a stats endpoint that always shows zeros). These are flagged in the detailed document.</w:t>
       </w:r>
     </w:p>
@@ -1104,40 +1062,13 @@
           <w:b/>
           <w:bCs/>
         </w:rPr>
-        <w:t xml:space="preserve">Operator decision owed for 2 blocked tools:</w:t>
-      </w:r>
-      <w:r>
-        <w:t xml:space="preserve"> </w:t>
-      </w:r>
-      <w:r>
-        <w:t xml:space="preserve">to confirm</w:t>
-      </w:r>
-      <w:r>
-        <w:t xml:space="preserve"> </w:t>
-      </w:r>
-      <w:r>
-        <w:rPr>
-          <w:rStyle w:val="VerbatimChar"/>
-        </w:rPr>
-        <w:t xml:space="preserve">translate-ssh</w:t>
-      </w:r>
-      <w:r>
-        <w:t xml:space="preserve"> </w:t>
-      </w:r>
-      <w:r>
-        <w:t xml:space="preserve">and</w:t>
-      </w:r>
-      <w:r>
-        <w:t xml:space="preserve"> </w:t>
-      </w:r>
-      <w:r>
-        <w:rPr>
-          <w:rStyle w:val="VerbatimChar"/>
-        </w:rPr>
-        <w:t xml:space="preserve">ebook-translator</w:t>
-      </w:r>
-      <w:r>
-        <w:t xml:space="preserve">, provide a remote SSH host running the local AI engine (llama.cpp). Until then they stay marked OPERATOR-BLOCKED.</w:t>
+        <w:t xml:space="preserve">No operator decision owed for the former SSH/local tools:</w:t>
+      </w:r>
+      <w:r>
+        <w:t xml:space="preserve"> </w:t>
+      </w:r>
+      <w:r>
+        <w:t xml:space="preserve">the remote-worker + local-engine tools were removed (operator-approved 2026-06-15), so they no longer wait on a remote host — they are Obsolete, not blocked.</w:t>
       </w:r>
     </w:p>
     <w:p>
@@ -1161,7 +1092,7 @@
     </w:p>
     <w:bookmarkEnd w:id="13"/>
     <w:bookmarkEnd w:id="14"/>
-    <w:bookmarkStart w:id="27" w:name="page-2-for-software-engineers"/>
+    <w:bookmarkStart w:id="28" w:name="page-2-for-software-engineers"/>
     <w:p>
       <w:pPr>
         <w:pStyle w:val="Heading1"/>
@@ -1329,7 +1260,7 @@
               <w:pStyle w:val="Compact"/>
             </w:pPr>
             <w:r>
-              <w:t xml:space="preserve">471 (DOCX-write Rev 3 + PDF-write Rev 4 [commit fb265e7] + 6 new Rev 4 rows all Implemented)</w:t>
+              <w:t xml:space="preserve">435 (was 471 Rev 6; −36 flipped to Obsolete Rev 7)</w:t>
             </w:r>
           </w:p>
         </w:tc>
@@ -1342,7 +1273,11 @@
               <w:pStyle w:val="Compact"/>
             </w:pPr>
             <w:r>
-              <w:t xml:space="preserve">Stub</w:t>
+              <w:rPr>
+                <w:b/>
+                <w:bCs/>
+              </w:rPr>
+              <w:t xml:space="preserve">Obsolete (→ Fixed.md)</w:t>
             </w:r>
           </w:p>
         </w:tc>
@@ -1353,7 +1288,89 @@
               <w:pStyle w:val="Compact"/>
             </w:pPr>
             <w:r>
-              <w:t xml:space="preserve">4</w:t>
+              <w:rPr>
+                <w:b/>
+                <w:bCs/>
+              </w:rPr>
+              <w:t xml:space="preserve">39</w:t>
+            </w:r>
+            <w:r>
+              <w:t xml:space="preserve"> </w:t>
+            </w:r>
+            <w:r>
+              <w:t xml:space="preserve">(Rev 7 — bridge phase-2 R-2..R-4 removals:</w:t>
+            </w:r>
+            <w:r>
+              <w:t xml:space="preserve"> </w:t>
+            </w:r>
+            <w:r>
+              <w:rPr>
+                <w:rStyle w:val="VerbatimChar"/>
+              </w:rPr>
+              <w:t xml:space="preserve">cmd/translate-ssh</w:t>
+            </w:r>
+            <w:r>
+              <w:t xml:space="preserve">/</w:t>
+            </w:r>
+            <w:r>
+              <w:rPr>
+                <w:rStyle w:val="VerbatimChar"/>
+              </w:rPr>
+              <w:t xml:space="preserve">ssh-translation</w:t>
+            </w:r>
+            <w:r>
+              <w:t xml:space="preserve">/</w:t>
+            </w:r>
+            <w:r>
+              <w:rPr>
+                <w:rStyle w:val="VerbatimChar"/>
+              </w:rPr>
+              <w:t xml:space="preserve">translator</w:t>
+            </w:r>
+            <w:r>
+              <w:t xml:space="preserve">/</w:t>
+            </w:r>
+            <w:r>
+              <w:rPr>
+                <w:rStyle w:val="VerbatimChar"/>
+              </w:rPr>
+              <w:t xml:space="preserve">ebook-translator</w:t>
+            </w:r>
+            <w:r>
+              <w:t xml:space="preserve">,</w:t>
+            </w:r>
+            <w:r>
+              <w:t xml:space="preserve"> </w:t>
+            </w:r>
+            <w:r>
+              <w:rPr>
+                <w:rStyle w:val="VerbatimChar"/>
+              </w:rPr>
+              <w:t xml:space="preserve">pkg/sshworker</w:t>
+            </w:r>
+            <w:r>
+              <w:t xml:space="preserve">,</w:t>
+            </w:r>
+            <w:r>
+              <w:t xml:space="preserve"> </w:t>
+            </w:r>
+            <w:r>
+              <w:rPr>
+                <w:rStyle w:val="VerbatimChar"/>
+              </w:rPr>
+              <w:t xml:space="preserve">pkg/modelsbridge</w:t>
+            </w:r>
+            <w:r>
+              <w:t xml:space="preserve">, Ollama + llama.cpp providers; Reason=</w:t>
+            </w:r>
+            <w:r>
+              <w:rPr>
+                <w:rStyle w:val="VerbatimChar"/>
+              </w:rPr>
+              <w:t xml:space="preserve">feature-removed</w:t>
+            </w:r>
+            <w:r>
+              <w:t xml:space="preserve">)</w:t>
             </w:r>
           </w:p>
         </w:tc>
@@ -1366,7 +1383,7 @@
               <w:pStyle w:val="Compact"/>
             </w:pPr>
             <w:r>
-              <w:t xml:space="preserve">Not implemented (gap rows)</w:t>
+              <w:t xml:space="preserve">Stub</w:t>
             </w:r>
           </w:p>
         </w:tc>
@@ -1377,7 +1394,7 @@
               <w:pStyle w:val="Compact"/>
             </w:pPr>
             <w:r>
-              <w:t xml:space="preserve">0 (PDF-write flipped gap→Implemented Rev 4, commit fb265e7)</w:t>
+              <w:t xml:space="preserve">4</w:t>
             </w:r>
           </w:p>
         </w:tc>
@@ -1390,7 +1407,7 @@
               <w:pStyle w:val="Compact"/>
             </w:pPr>
             <w:r>
-              <w:t xml:space="preserve">Partial</w:t>
+              <w:t xml:space="preserve">Not implemented (gap rows)</w:t>
             </w:r>
           </w:p>
         </w:tc>
@@ -1401,46 +1418,7 @@
               <w:pStyle w:val="Compact"/>
             </w:pPr>
             <w:r>
-              <w:t xml:space="preserve">3 (</w:t>
-            </w:r>
-            <w:r>
-              <w:rPr>
-                <w:rStyle w:val="VerbatimChar"/>
-              </w:rPr>
-              <w:t xml:space="preserve">POST /api/batch</w:t>
-            </w:r>
-            <w:r>
-              <w:t xml:space="preserve">;</w:t>
-            </w:r>
-            <w:r>
-              <w:t xml:space="preserve"> </w:t>
-            </w:r>
-            <w:r>
-              <w:rPr>
-                <w:rStyle w:val="VerbatimChar"/>
-              </w:rPr>
-              <w:t xml:space="preserve">vision_engine</w:t>
-            </w:r>
-            <w:r>
-              <w:t xml:space="preserve"> </w:t>
-            </w:r>
-            <w:r>
-              <w:t xml:space="preserve">OpenCV;</w:t>
-            </w:r>
-            <w:r>
-              <w:t xml:space="preserve"> </w:t>
-            </w:r>
-            <w:r>
-              <w:rPr>
-                <w:rStyle w:val="VerbatimChar"/>
-              </w:rPr>
-              <w:t xml:space="preserve">cmd/translator</w:t>
-            </w:r>
-            <w:r>
-              <w:t xml:space="preserve"> </w:t>
-            </w:r>
-            <w:r>
-              <w:t xml:space="preserve">local STUB + remote OPERATOR-BLOCKED)</w:t>
+              <w:t xml:space="preserve">0 (PDF-write flipped gap→Implemented Rev 4, commit fb265e7)</w:t>
             </w:r>
           </w:p>
         </w:tc>
@@ -1453,7 +1431,7 @@
               <w:pStyle w:val="Compact"/>
             </w:pPr>
             <w:r>
-              <w:t xml:space="preserve">Operator-blocked</w:t>
+              <w:t xml:space="preserve">Partial</w:t>
             </w:r>
           </w:p>
         </w:tc>
@@ -1470,10 +1448,79 @@
               <w:rPr>
                 <w:rStyle w:val="VerbatimChar"/>
               </w:rPr>
+              <w:t xml:space="preserve">POST /api/batch</w:t>
+            </w:r>
+            <w:r>
+              <w:t xml:space="preserve">;</w:t>
+            </w:r>
+            <w:r>
+              <w:t xml:space="preserve"> </w:t>
+            </w:r>
+            <w:r>
+              <w:rPr>
+                <w:rStyle w:val="VerbatimChar"/>
+              </w:rPr>
+              <w:t xml:space="preserve">vision_engine</w:t>
+            </w:r>
+            <w:r>
+              <w:t xml:space="preserve"> </w:t>
+            </w:r>
+            <w:r>
+              <w:t xml:space="preserve">OpenCV) — was 3 Rev 6;</w:t>
+            </w:r>
+            <w:r>
+              <w:t xml:space="preserve"> </w:t>
+            </w:r>
+            <w:r>
+              <w:rPr>
+                <w:rStyle w:val="VerbatimChar"/>
+              </w:rPr>
+              <w:t xml:space="preserve">cmd/translator</w:t>
+            </w:r>
+            <w:r>
+              <w:t xml:space="preserve"> </w:t>
+            </w:r>
+            <w:r>
+              <w:t xml:space="preserve">→ Obsolete Rev 7</w:t>
+            </w:r>
+          </w:p>
+        </w:tc>
+      </w:tr>
+      <w:tr>
+        <w:tc>
+          <w:tcPr/>
+          <w:p>
+            <w:pPr>
+              <w:pStyle w:val="Compact"/>
+            </w:pPr>
+            <w:r>
+              <w:t xml:space="preserve">Operator-blocked</w:t>
+            </w:r>
+          </w:p>
+        </w:tc>
+        <w:tc>
+          <w:tcPr/>
+          <w:p>
+            <w:pPr>
+              <w:pStyle w:val="Compact"/>
+            </w:pPr>
+            <w:r>
+              <w:t xml:space="preserve">0 (was 2 Rev 6;</w:t>
+            </w:r>
+            <w:r>
+              <w:t xml:space="preserve"> </w:t>
+            </w:r>
+            <w:r>
+              <w:rPr>
+                <w:rStyle w:val="VerbatimChar"/>
+              </w:rPr>
               <w:t xml:space="preserve">translate-ssh</w:t>
             </w:r>
             <w:r>
-              <w:t xml:space="preserve">,</w:t>
+              <w:t xml:space="preserve"> </w:t>
+            </w:r>
+            <w:r>
+              <w:t xml:space="preserve">+</w:t>
             </w:r>
             <w:r>
               <w:t xml:space="preserve"> </w:t>
@@ -1485,7 +1532,10 @@
               <w:t xml:space="preserve">ebook-translator</w:t>
             </w:r>
             <w:r>
-              <w:t xml:space="preserve">)</w:t>
+              <w:t xml:space="preserve"> </w:t>
+            </w:r>
+            <w:r>
+              <w:t xml:space="preserve">→ Obsolete Rev 7 — capability removed, not host-blocked)</w:t>
             </w:r>
           </w:p>
         </w:tc>
@@ -2046,11 +2096,7 @@
     </w:p>
     <w:p>
       <w:pPr>
-        <w:pStyle w:val="Compact"/>
-        <w:numPr>
-          <w:ilvl w:val="0"/>
-          <w:numId w:val="1005"/>
-        </w:numPr>
+        <w:pStyle w:val="BlockText"/>
       </w:pPr>
       <w:r>
         <w:rPr>
@@ -2062,13 +2108,23 @@
         <w:t xml:space="preserve"> </w:t>
       </w:r>
       <w:r>
-        <w:t xml:space="preserve">— LOCAL path is a STUB (</w:t>
-      </w:r>
-      <w:r>
-        <w:t xml:space="preserve">“local translation not yet implemented”</w:t>
-      </w:r>
-      <w:r>
-        <w:t xml:space="preserve">); REMOTE path OPERATOR-BLOCKED (no SSH/llama.cpp worker host).</w:t>
+        <w:t xml:space="preserve">was Partial in Rev 6 (local STUB + remote OPERATOR-BLOCKED) — flipped to</w:t>
+      </w:r>
+      <w:r>
+        <w:t xml:space="preserve"> </w:t>
+      </w:r>
+      <w:r>
+        <w:rPr>
+          <w:b/>
+          <w:bCs/>
+        </w:rPr>
+        <w:t xml:space="preserve">Obsolete</w:t>
+      </w:r>
+      <w:r>
+        <w:t xml:space="preserve"> </w:t>
+      </w:r>
+      <w:r>
+        <w:t xml:space="preserve">Rev 7 (the whole binary was removed in bridge phase-2 R-4).</w:t>
       </w:r>
     </w:p>
     <w:bookmarkEnd w:id="19"/>
@@ -2468,22 +2524,19 @@
         <w:t xml:space="preserve">pipeline_affirmative_gate_test.go</w:t>
       </w:r>
       <w:r>
-        <w:t xml:space="preserve">: default RED reproduces pre-fix defect,</w:t>
-      </w:r>
-      <w:r>
-        <w:t xml:space="preserve"> </w:t>
-      </w:r>
-      <w:r>
-        <w:rPr>
-          <w:rStyle w:val="VerbatimChar"/>
-        </w:rPr>
-        <w:t xml:space="preserve">RED_MODE=0</w:t>
-      </w:r>
-      <w:r>
-        <w:t xml:space="preserve"> </w:t>
-      </w:r>
-      <w:r>
-        <w:t xml:space="preserve">GREEN guard green this session). Video N/A (internal gate, no user-visible surface).</w:t>
+        <w:t xml:space="preserve">: GREEN-default — the standing suite asserts the defect ABSENT; RED reproduction is OPT-IN only under</w:t>
+      </w:r>
+      <w:r>
+        <w:t xml:space="preserve"> </w:t>
+      </w:r>
+      <w:r>
+        <w:rPr>
+          <w:rStyle w:val="VerbatimChar"/>
+        </w:rPr>
+        <w:t xml:space="preserve">RED_MODE=1</w:t>
+      </w:r>
+      <w:r>
+        <w:t xml:space="preserve">, green this session). Video N/A (internal gate, no user-visible surface).</w:t>
       </w:r>
     </w:p>
     <w:p>
@@ -2572,6 +2625,61 @@
     </w:p>
     <w:p>
       <w:pPr>
+        <w:pStyle w:val="FirstParagraph"/>
+      </w:pPr>
+      <w:r>
+        <w:t xml:space="preserve">None — the Rev 6 operator-blocked binaries (</w:t>
+      </w:r>
+      <w:r>
+        <w:rPr>
+          <w:rStyle w:val="VerbatimChar"/>
+        </w:rPr>
+        <w:t xml:space="preserve">cmd/translate-ssh</w:t>
+      </w:r>
+      <w:r>
+        <w:t xml:space="preserve">,</w:t>
+      </w:r>
+      <w:r>
+        <w:t xml:space="preserve"> </w:t>
+      </w:r>
+      <w:r>
+        <w:rPr>
+          <w:rStyle w:val="VerbatimChar"/>
+        </w:rPr>
+        <w:t xml:space="preserve">cmd/ebook-translator</w:t>
+      </w:r>
+      <w:r>
+        <w:t xml:space="preserve">) were</w:t>
+      </w:r>
+      <w:r>
+        <w:t xml:space="preserve"> </w:t>
+      </w:r>
+      <w:r>
+        <w:rPr>
+          <w:b/>
+          <w:bCs/>
+        </w:rPr>
+        <w:t xml:space="preserve">removed</w:t>
+      </w:r>
+      <w:r>
+        <w:t xml:space="preserve"> </w:t>
+      </w:r>
+      <w:r>
+        <w:t xml:space="preserve">in bridge phase-2 R-4 and are now Obsolete (see the Obsolete list), not host-blocked.</w:t>
+      </w:r>
+    </w:p>
+    <w:bookmarkEnd w:id="22"/>
+    <w:bookmarkStart w:id="23" w:name="Xe938303d3f7128b9f4507d4b08ef2e167a16ca4"/>
+    <w:p>
+      <w:pPr>
+        <w:pStyle w:val="Heading2"/>
+      </w:pPr>
+      <w:r>
+        <w:t xml:space="preserve">Obsolete list (§11.4.90 — Rev 7, operator-approved 2026-06-15 D1/D2 + R-1 + R-4)</w:t>
+      </w:r>
+    </w:p>
+    <w:p>
+      <w:pPr>
         <w:pStyle w:val="Compact"/>
         <w:numPr>
           <w:ilvl w:val="0"/>
@@ -2585,10 +2693,61 @@
         <w:t xml:space="preserve">cmd/translate-ssh</w:t>
       </w:r>
       <w:r>
-        <w:t xml:space="preserve"> </w:t>
-      </w:r>
-      <w:r>
-        <w:t xml:space="preserve">— SSH worker FB2→EPUB; needs remote SSH host + llama.cpp.</w:t>
+        <w:t xml:space="preserve">,</w:t>
+      </w:r>
+      <w:r>
+        <w:t xml:space="preserve"> </w:t>
+      </w:r>
+      <w:r>
+        <w:rPr>
+          <w:rStyle w:val="VerbatimChar"/>
+        </w:rPr>
+        <w:t xml:space="preserve">cmd/ssh-translation</w:t>
+      </w:r>
+      <w:r>
+        <w:t xml:space="preserve">,</w:t>
+      </w:r>
+      <w:r>
+        <w:t xml:space="preserve"> </w:t>
+      </w:r>
+      <w:r>
+        <w:rPr>
+          <w:rStyle w:val="VerbatimChar"/>
+        </w:rPr>
+        <w:t xml:space="preserve">cmd/translator</w:t>
+      </w:r>
+      <w:r>
+        <w:t xml:space="preserve">,</w:t>
+      </w:r>
+      <w:r>
+        <w:t xml:space="preserve"> </w:t>
+      </w:r>
+      <w:r>
+        <w:rPr>
+          <w:rStyle w:val="VerbatimChar"/>
+        </w:rPr>
+        <w:t xml:space="preserve">cmd/ebook-translator</w:t>
+      </w:r>
+      <w:r>
+        <w:t xml:space="preserve"> </w:t>
+      </w:r>
+      <w:r>
+        <w:t xml:space="preserve">— SSH-local / remote-worker translators (removed; FACT:</w:t>
+      </w:r>
+      <w:r>
+        <w:t xml:space="preserve"> </w:t>
+      </w:r>
+      <w:r>
+        <w:rPr>
+          <w:rStyle w:val="VerbatimChar"/>
+        </w:rPr>
+        <w:t xml:space="preserve">git ls-files</w:t>
+      </w:r>
+      <w:r>
+        <w:t xml:space="preserve"> </w:t>
+      </w:r>
+      <w:r>
+        <w:t xml:space="preserve">empty for these cmd dirs).</w:t>
       </w:r>
     </w:p>
     <w:p>
@@ -2603,13 +2762,49 @@
         <w:rPr>
           <w:rStyle w:val="VerbatimChar"/>
         </w:rPr>
-        <w:t xml:space="preserve">cmd/ebook-translator</w:t>
-      </w:r>
-      <w:r>
-        <w:t xml:space="preserve"> </w:t>
-      </w:r>
-      <w:r>
-        <w:t xml:space="preserve">— FB2 remote-translate workflow; same remote SSH/llama.cpp requirement.</w:t>
+        <w:t xml:space="preserve">pkg/sshworker</w:t>
+      </w:r>
+      <w:r>
+        <w:t xml:space="preserve">,</w:t>
+      </w:r>
+      <w:r>
+        <w:t xml:space="preserve"> </w:t>
+      </w:r>
+      <w:r>
+        <w:rPr>
+          <w:rStyle w:val="VerbatimChar"/>
+        </w:rPr>
+        <w:t xml:space="preserve">pkg/modelsbridge</w:t>
+      </w:r>
+      <w:r>
+        <w:t xml:space="preserve"> </w:t>
+      </w:r>
+      <w:r>
+        <w:t xml:space="preserve">— SSH worker library + models-bridge adapter (removed).</w:t>
+      </w:r>
+    </w:p>
+    <w:p>
+      <w:pPr>
+        <w:pStyle w:val="Compact"/>
+        <w:numPr>
+          <w:ilvl w:val="0"/>
+          <w:numId w:val="1007"/>
+        </w:numPr>
+      </w:pPr>
+      <w:r>
+        <w:t xml:space="preserve">Ollama provider, llama.cpp provider + multi-worker coordinator (</w:t>
+      </w:r>
+      <w:r>
+        <w:rPr>
+          <w:rStyle w:val="VerbatimChar"/>
+        </w:rPr>
+        <w:t xml:space="preserve">pkg/translator/llm/{ollama.go,llamacpp.go,llamacpp_provider.go}</w:t>
+      </w:r>
+      <w:r>
+        <w:t xml:space="preserve"> </w:t>
+      </w:r>
+      <w:r>
+        <w:t xml:space="preserve">removed).</w:t>
       </w:r>
     </w:p>
     <w:p>
@@ -2617,23 +2812,47 @@
         <w:pStyle w:val="BlockText"/>
       </w:pPr>
       <w:r>
-        <w:t xml:space="preserve">Evidence (builds + runs to the blocked point):</w:t>
-      </w:r>
-      <w:r>
-        <w:t xml:space="preserve"> </w:t>
-      </w:r>
-      <w:r>
-        <w:rPr>
-          <w:rStyle w:val="VerbatimChar"/>
-        </w:rPr>
-        <w:t xml:space="preserve">helixtranslate-cmd-blocked-binaries_20260615-172456.mp4</w:t>
-      </w:r>
-      <w:r>
-        <w:t xml:space="preserve">.</w:t>
-      </w:r>
-    </w:p>
-    <w:bookmarkEnd w:id="22"/>
-    <w:bookmarkStart w:id="23" w:name="X5b834d6dd8c292d53ffedee928992b053f4faaa"/>
+        <w:t xml:space="preserve">Reason=</w:t>
+      </w:r>
+      <w:r>
+        <w:rPr>
+          <w:rStyle w:val="VerbatimChar"/>
+        </w:rPr>
+        <w:t xml:space="preserve">feature-removed</w:t>
+      </w:r>
+      <w:r>
+        <w:t xml:space="preserve">; Superseding-item=</w:t>
+      </w:r>
+      <w:r>
+        <w:rPr>
+          <w:rStyle w:val="VerbatimChar"/>
+        </w:rPr>
+        <w:t xml:space="preserve">pkg/bridge</w:t>
+      </w:r>
+      <w:r>
+        <w:t xml:space="preserve"> </w:t>
+      </w:r>
+      <w:r>
+        <w:t xml:space="preserve">(LLMsVerifier→agent bridge); the KEPT distributed-API path is NOT Obsolete. Triple-check: source files gone +</w:t>
+      </w:r>
+      <w:r>
+        <w:t xml:space="preserve"> </w:t>
+      </w:r>
+      <w:r>
+        <w:rPr>
+          <w:rStyle w:val="VerbatimChar"/>
+        </w:rPr>
+        <w:t xml:space="preserve">CM-NO-LOCAL-RUNTIME</w:t>
+      </w:r>
+      <w:r>
+        <w:t xml:space="preserve"> </w:t>
+      </w:r>
+      <w:r>
+        <w:t xml:space="preserve">gate PASS.</w:t>
+      </w:r>
+    </w:p>
+    <w:bookmarkEnd w:id="23"/>
+    <w:bookmarkStart w:id="24" w:name="X5b834d6dd8c292d53ffedee928992b053f4faaa"/>
     <w:p>
       <w:pPr>
         <w:pStyle w:val="Heading2"/>
@@ -2816,7 +3035,22 @@
         <w:t xml:space="preserve">GetProviders</w:t>
       </w:r>
       <w:r>
-        <w:t xml:space="preserve">) — static ProviderRegistry (openai, anthropic, ssh).</w:t>
+        <w:t xml:space="preserve">) — static ProviderRegistry (API providers only; the</w:t>
+      </w:r>
+      <w:r>
+        <w:t xml:space="preserve"> </w:t>
+      </w:r>
+      <w:r>
+        <w:rPr>
+          <w:rStyle w:val="VerbatimChar"/>
+        </w:rPr>
+        <w:t xml:space="preserve">ssh</w:t>
+      </w:r>
+      <w:r>
+        <w:t xml:space="preserve"> </w:t>
+      </w:r>
+      <w:r>
+        <w:t xml:space="preserve">local provider was removed in bridge phase-2 R-4).</w:t>
       </w:r>
     </w:p>
     <w:p>
@@ -2846,8 +3080,8 @@
         <w:t xml:space="preserve">routes.</w:t>
       </w:r>
     </w:p>
-    <w:bookmarkEnd w:id="23"/>
-    <w:bookmarkStart w:id="24" w:name="top-gaps-engineering"/>
+    <w:bookmarkEnd w:id="24"/>
+    <w:bookmarkStart w:id="25" w:name="top-gaps-engineering"/>
     <w:p>
       <w:pPr>
         <w:pStyle w:val="Heading2"/>
@@ -3174,7 +3408,7 @@
           <w:b/>
           <w:bCs/>
         </w:rPr>
-        <w:t xml:space="preserve">2 binaries OPERATOR-BLOCKED + 1 local STUB</w:t>
+        <w:t xml:space="preserve">SSH-local + local-runtime features removed (Rev 7, 39 rows Obsolete)</w:t>
       </w:r>
       <w:r>
         <w:t xml:space="preserve"> </w:t>
@@ -3198,28 +3432,55 @@
         <w:rPr>
           <w:rStyle w:val="VerbatimChar"/>
         </w:rPr>
+        <w:t xml:space="preserve">ssh-translation</w:t>
+      </w:r>
+      <w:r>
+        <w:t xml:space="preserve">/</w:t>
+      </w:r>
+      <w:r>
+        <w:rPr>
+          <w:rStyle w:val="VerbatimChar"/>
+        </w:rPr>
+        <w:t xml:space="preserve">translator</w:t>
+      </w:r>
+      <w:r>
+        <w:t xml:space="preserve">/</w:t>
+      </w:r>
+      <w:r>
+        <w:rPr>
+          <w:rStyle w:val="VerbatimChar"/>
+        </w:rPr>
         <w:t xml:space="preserve">ebook-translator</w:t>
       </w:r>
       <w:r>
         <w:t xml:space="preserve"> </w:t>
       </w:r>
       <w:r>
-        <w:t xml:space="preserve">need a remote SSH/llama.cpp host;</w:t>
-      </w:r>
-      <w:r>
-        <w:t xml:space="preserve"> </w:t>
-      </w:r>
-      <w:r>
-        <w:rPr>
-          <w:rStyle w:val="VerbatimChar"/>
-        </w:rPr>
-        <w:t xml:space="preserve">cmd/translator</w:t>
-      </w:r>
-      <w:r>
-        <w:t xml:space="preserve"> </w:t>
-      </w:r>
-      <w:r>
-        <w:t xml:space="preserve">local path is a STUB.</w:t>
+        <w:t xml:space="preserve">binaries,</w:t>
+      </w:r>
+      <w:r>
+        <w:t xml:space="preserve"> </w:t>
+      </w:r>
+      <w:r>
+        <w:rPr>
+          <w:rStyle w:val="VerbatimChar"/>
+        </w:rPr>
+        <w:t xml:space="preserve">pkg/sshworker</w:t>
+      </w:r>
+      <w:r>
+        <w:t xml:space="preserve">,</w:t>
+      </w:r>
+      <w:r>
+        <w:t xml:space="preserve"> </w:t>
+      </w:r>
+      <w:r>
+        <w:rPr>
+          <w:rStyle w:val="VerbatimChar"/>
+        </w:rPr>
+        <w:t xml:space="preserve">pkg/modelsbridge</w:t>
+      </w:r>
+      <w:r>
+        <w:t xml:space="preserve">, and the Ollama + llama.cpp providers are gone (operator-approved); the default path now sources the LLMsVerifier bridge.</w:t>
       </w:r>
     </w:p>
     <w:p>
@@ -3409,8 +3670,8 @@
         <w:t xml:space="preserve">.</w:t>
       </w:r>
     </w:p>
-    <w:bookmarkEnd w:id="24"/>
-    <w:bookmarkStart w:id="25" w:name="video-coverage-ratio"/>
+    <w:bookmarkEnd w:id="25"/>
+    <w:bookmarkStart w:id="26" w:name="video-coverage-ratio"/>
     <w:p>
       <w:pPr>
         <w:pStyle w:val="Heading2"/>
@@ -3452,8 +3713,8 @@
         <w:t xml:space="preserve">(≈ 5.5% against the 417 headline). Plus 2 real-artifact/test-confirmed (DOCX + PDF output, video PENDING). This is the primary metric to drive upward; each anti-bluff §11.4.107 recording increments the numerator.</w:t>
       </w:r>
     </w:p>
-    <w:bookmarkEnd w:id="25"/>
-    <w:bookmarkStart w:id="26" w:name="cross-references"/>
+    <w:bookmarkEnd w:id="26"/>
+    <w:bookmarkStart w:id="27" w:name="cross-references"/>
     <w:p>
       <w:pPr>
         <w:pStyle w:val="Heading2"/>
@@ -3531,8 +3792,8 @@
         <w:t xml:space="preserve">(§11.4.106)</w:t>
       </w:r>
     </w:p>
-    <w:bookmarkEnd w:id="26"/>
     <w:bookmarkEnd w:id="27"/>
+    <w:bookmarkEnd w:id="28"/>
     <w:sectPr>
       <w:footnotePr>
         <w:numRestart w:val="eachSect"/>

--- a/docs/features/Status_Summary.docx
+++ b/docs/features/Status_Summary.docx
@@ -34,7 +34,7 @@
         <w:t xml:space="preserve"> </w:t>
       </w:r>
       <w:r>
-        <w:t xml:space="preserve">7</w:t>
+        <w:t xml:space="preserve">8</w:t>
       </w:r>
       <w:r>
         <w:t xml:space="preserve"> </w:t>
@@ -163,13 +163,25 @@
           <w:b/>
           <w:bCs/>
         </w:rPr>
-        <w:t xml:space="preserve">478 individual capabilities</w:t>
-      </w:r>
-      <w:r>
-        <w:t xml:space="preserve"> </w:t>
-      </w:r>
-      <w:r>
-        <w:t xml:space="preserve">catalogued (470 from the source inventory + 2 output rows [DOCX + PDF output, both now built] + 6 new rows this round [the agent bridge CLI+MCP, the bridge library, the model-verification fix, the web-dashboard backend]; the headline</w:t>
+        <w:t xml:space="preserve">493 individual capabilities</w:t>
+      </w:r>
+      <w:r>
+        <w:t xml:space="preserve"> </w:t>
+      </w:r>
+      <w:r>
+        <w:t xml:space="preserve">catalogued (Rev 8 re-counted the live tables directly: the earlier</w:t>
+      </w:r>
+      <w:r>
+        <w:t xml:space="preserve"> </w:t>
+      </w:r>
+      <w:r>
+        <w:t xml:space="preserve">“478”</w:t>
+      </w:r>
+      <w:r>
+        <w:t xml:space="preserve"> </w:t>
+      </w:r>
+      <w:r>
+        <w:t xml:space="preserve">was a hand-tracked tally that had drifted; the real live count was 486, and this round added the 7 missing agent-bridge ensemble rows to reach 493; the headline</w:t>
       </w:r>
       <w:r>
         <w:t xml:space="preserve"> </w:t>
@@ -671,13 +683,13 @@
           <w:b/>
           <w:bCs/>
         </w:rPr>
-        <w:t xml:space="preserve">23 of 478</w:t>
-      </w:r>
-      <w:r>
-        <w:t xml:space="preserve"> </w:t>
-      </w:r>
-      <w:r>
-        <w:t xml:space="preserve">features have a recorded, watch-it-yourself demonstration (≈ 4.8%). Everything else is built and present in the code, but a recording is still owed. Nothing is claimed proven just because the code exists.</w:t>
+        <w:t xml:space="preserve">23 of 493</w:t>
+      </w:r>
+      <w:r>
+        <w:t xml:space="preserve"> </w:t>
+      </w:r>
+      <w:r>
+        <w:t xml:space="preserve">features have a recorded, watch-it-yourself demonstration (≈ 4.7%). Everything else is built and present in the code, but a recording is still owed. Nothing is claimed proven just because the code exists.</w:t>
       </w:r>
     </w:p>
     <w:p>
@@ -1017,7 +1029,7 @@
           <w:b/>
           <w:bCs/>
         </w:rPr>
-        <w:t xml:space="preserve">23 / 478 ≈ 4.8%</w:t>
+        <w:t xml:space="preserve">23 / 493 ≈ 4.7%</w:t>
       </w:r>
       <w:r>
         <w:t xml:space="preserve">, plus</w:t>
@@ -1236,7 +1248,130 @@
               <w:pStyle w:val="Compact"/>
             </w:pPr>
             <w:r>
-              <w:t xml:space="preserve">478 (470 inventory + 2 output rows [DOCX-write Implemented Rev 3, PDF-write Implemented Rev 4] + 6 new Rev 4 rows: cmd/model-bridge ×2, pkg/bridge ×2, internal/verifier gate ×1, pkg/api/dashboard.go ×1)</w:t>
+              <w:t xml:space="preserve">493 (Rev 8 — re-derived mechanically from the live 60 feature tables via</w:t>
+            </w:r>
+            <w:r>
+              <w:t xml:space="preserve"> </w:t>
+            </w:r>
+            <w:r>
+              <w:rPr>
+                <w:rStyle w:val="VerbatimChar"/>
+              </w:rPr>
+              <w:t xml:space="preserve">awk</w:t>
+            </w:r>
+            <w:r>
+              <w:t xml:space="preserve"> </w:t>
+            </w:r>
+            <w:r>
+              <w:t xml:space="preserve">over 9-column rows; the earlier</w:t>
+            </w:r>
+            <w:r>
+              <w:t xml:space="preserve"> </w:t>
+            </w:r>
+            <w:r>
+              <w:t xml:space="preserve">“478”</w:t>
+            </w:r>
+            <w:r>
+              <w:t xml:space="preserve"> </w:t>
+            </w:r>
+            <w:r>
+              <w:t xml:space="preserve">hand-tally had drifted from the true live count of 486; Rev 8 added the 7 missing</w:t>
+            </w:r>
+            <w:r>
+              <w:t xml:space="preserve"> </w:t>
+            </w:r>
+            <w:r>
+              <w:rPr>
+                <w:rStyle w:val="VerbatimChar"/>
+              </w:rPr>
+              <w:t xml:space="preserve">pkg/bridge</w:t>
+            </w:r>
+            <w:r>
+              <w:t xml:space="preserve"> </w:t>
+            </w:r>
+            <w:r>
+              <w:t xml:space="preserve">ensemble-seam rows [</w:t>
+            </w:r>
+            <w:r>
+              <w:rPr>
+                <w:rStyle w:val="VerbatimChar"/>
+              </w:rPr>
+              <w:t xml:space="preserve">BestTranslator</w:t>
+            </w:r>
+            <w:r>
+              <w:t xml:space="preserve">,</w:t>
+            </w:r>
+            <w:r>
+              <w:t xml:space="preserve"> </w:t>
+            </w:r>
+            <w:r>
+              <w:rPr>
+                <w:rStyle w:val="VerbatimChar"/>
+              </w:rPr>
+              <w:t xml:space="preserve">BestTranslatorFunc</w:t>
+            </w:r>
+            <w:r>
+              <w:t xml:space="preserve">,</w:t>
+            </w:r>
+            <w:r>
+              <w:t xml:space="preserve"> </w:t>
+            </w:r>
+            <w:r>
+              <w:rPr>
+                <w:rStyle w:val="VerbatimChar"/>
+              </w:rPr>
+              <w:t xml:space="preserve">EnsembleFactory</w:t>
+            </w:r>
+            <w:r>
+              <w:t xml:space="preserve">,</w:t>
+            </w:r>
+            <w:r>
+              <w:t xml:space="preserve"> </w:t>
+            </w:r>
+            <w:r>
+              <w:rPr>
+                <w:rStyle w:val="VerbatimChar"/>
+              </w:rPr>
+              <w:t xml:space="preserve">ProviderDiverseTranslators</w:t>
+            </w:r>
+            <w:r>
+              <w:t xml:space="preserve">,</w:t>
+            </w:r>
+            <w:r>
+              <w:t xml:space="preserve"> </w:t>
+            </w:r>
+            <w:r>
+              <w:rPr>
+                <w:rStyle w:val="VerbatimChar"/>
+              </w:rPr>
+              <w:t xml:space="preserve">ProviderDiverseClients</w:t>
+            </w:r>
+            <w:r>
+              <w:t xml:space="preserve">,</w:t>
+            </w:r>
+            <w:r>
+              <w:t xml:space="preserve"> </w:t>
+            </w:r>
+            <w:r>
+              <w:rPr>
+                <w:rStyle w:val="VerbatimChar"/>
+              </w:rPr>
+              <w:t xml:space="preserve">ProviderDiverseModels</w:t>
+            </w:r>
+            <w:r>
+              <w:t xml:space="preserve">,</w:t>
+            </w:r>
+            <w:r>
+              <w:t xml:space="preserve"> </w:t>
+            </w:r>
+            <w:r>
+              <w:rPr>
+                <w:rStyle w:val="VerbatimChar"/>
+              </w:rPr>
+              <w:t xml:space="preserve">BestClient</w:t>
+            </w:r>
+            <w:r>
+              <w:t xml:space="preserve">] → 493)</w:t>
             </w:r>
           </w:p>
         </w:tc>
@@ -1260,7 +1395,7 @@
               <w:pStyle w:val="Compact"/>
             </w:pPr>
             <w:r>
-              <w:t xml:space="preserve">435 (was 471 Rev 6; −36 flipped to Obsolete Rev 7)</w:t>
+              <w:t xml:space="preserve">442 (Rev 8: 435 Rev 7 + 7 new pkg/bridge ensemble-seam rows; was 471 Rev 6, −36 flipped to Obsolete Rev 7)</w:t>
             </w:r>
           </w:p>
         </w:tc>
@@ -3103,7 +3238,7 @@
           <w:b/>
           <w:bCs/>
         </w:rPr>
-        <w:t xml:space="preserve">Video-confirmation 23/478</w:t>
+        <w:t xml:space="preserve">Video-confirmation 23/493</w:t>
       </w:r>
       <w:r>
         <w:t xml:space="preserve"> </w:t>
@@ -3688,7 +3823,7 @@
         <w:rPr>
           <w:rStyle w:val="VerbatimChar"/>
         </w:rPr>
-        <w:t xml:space="preserve">23 / 478</w:t>
+        <w:t xml:space="preserve">23 / 493</w:t>
       </w:r>
       <w:r>
         <w:t xml:space="preserve"> </w:t>
@@ -3704,7 +3839,7 @@
           <w:b/>
           <w:bCs/>
         </w:rPr>
-        <w:t xml:space="preserve">4.8%</w:t>
+        <w:t xml:space="preserve">4.7%</w:t>
       </w:r>
       <w:r>
         <w:t xml:space="preserve"> </w:t>

--- a/docs/features/Status_Summary.docx
+++ b/docs/features/Status_Summary.docx
@@ -234,7 +234,7 @@
           <w:b/>
           <w:bCs/>
         </w:rPr>
-        <w:t xml:space="preserve">23 features are proven on real recordings</w:t>
+        <w:t xml:space="preserve">25 features are proven on real recordings</w:t>
       </w:r>
       <w:r>
         <w:t xml:space="preserve"> </w:t>
@@ -415,7 +415,7 @@
         <w:t xml:space="preserve"> </w:t>
       </w:r>
       <w:r>
-        <w:t xml:space="preserve">is built and proven by the produced file itself (a real</w:t>
+        <w:t xml:space="preserve">is built and proven by an earlier produced file (a real</w:t>
       </w:r>
       <w:r>
         <w:t xml:space="preserve"> </w:t>
@@ -452,13 +452,41 @@
           <w:b/>
           <w:bCs/>
         </w:rPr>
-        <w:t xml:space="preserve">PDF output is newly built this round</w:t>
-      </w:r>
-      <w:r>
-        <w:t xml:space="preserve"> </w:t>
-      </w:r>
-      <w:r>
-        <w:t xml:space="preserve">and proven by passing tests (it renders the translated book to a real, valid PDF that keeps Serbian Cyrillic readable). Screen recordings of both are still owed, so they count as file/test-proven rather than video-proven for now.</w:t>
+        <w:t xml:space="preserve">PDF output is built</w:t>
+      </w:r>
+      <w:r>
+        <w:t xml:space="preserve"> </w:t>
+      </w:r>
+      <w:r>
+        <w:t xml:space="preserve">and proven by passing tests (it renders the translated book to a real, valid PDF that keeps Serbian Cyrillic readable).</w:t>
+      </w:r>
+      <w:r>
+        <w:t xml:space="preserve"> </w:t>
+      </w:r>
+      <w:r>
+        <w:rPr>
+          <w:b/>
+          <w:bCs/>
+        </w:rPr>
+        <w:t xml:space="preserve">⚠️ Screen recordings of both are now BLOCKED, not merely owed:</w:t>
+      </w:r>
+      <w:r>
+        <w:t xml:space="preserve"> </w:t>
+      </w:r>
+      <w:r>
+        <w:t xml:space="preserve">while recording Wave 1 we discovered the default command-line/gRPC translation path is currently runtime-broken (the auto-selected verified model is rejected by a stale model whitelist), so a fresh DOCX/PDF run through the tool does not complete. We did NOT fake a</w:t>
+      </w:r>
+      <w:r>
+        <w:t xml:space="preserve"> </w:t>
+      </w:r>
+      <w:r>
+        <w:t xml:space="preserve">“working”</w:t>
+      </w:r>
+      <w:r>
+        <w:t xml:space="preserve"> </w:t>
+      </w:r>
+      <w:r>
+        <w:t xml:space="preserve">recording. This is a HIGH-priority fix (see the engineering page, gap 1).</w:t>
       </w:r>
     </w:p>
     <w:p>
@@ -683,13 +711,13 @@
           <w:b/>
           <w:bCs/>
         </w:rPr>
-        <w:t xml:space="preserve">23 of 493</w:t>
-      </w:r>
-      <w:r>
-        <w:t xml:space="preserve"> </w:t>
-      </w:r>
-      <w:r>
-        <w:t xml:space="preserve">features have a recorded, watch-it-yourself demonstration (≈ 4.7%). Everything else is built and present in the code, but a recording is still owed. Nothing is claimed proven just because the code exists.</w:t>
+        <w:t xml:space="preserve">25 of 493</w:t>
+      </w:r>
+      <w:r>
+        <w:t xml:space="preserve"> </w:t>
+      </w:r>
+      <w:r>
+        <w:t xml:space="preserve">features have a recorded, watch-it-yourself demonstration (≈ 5.1%). Everything else is built and present in the code, but a recording is still owed. Nothing is claimed proven just because the code exists.</w:t>
       </w:r>
     </w:p>
     <w:p>
@@ -1029,7 +1057,7 @@
           <w:b/>
           <w:bCs/>
         </w:rPr>
-        <w:t xml:space="preserve">23 / 493 ≈ 4.7%</w:t>
+        <w:t xml:space="preserve">25 / 493 ≈ 5.1%</w:t>
       </w:r>
       <w:r>
         <w:t xml:space="preserve">, plus</w:t>
@@ -1694,7 +1722,7 @@
               <w:pStyle w:val="Compact"/>
             </w:pPr>
             <w:r>
-              <w:t xml:space="preserve">23 (+ 2 real-artifact/test-confirmed: DOCX + PDF output)</w:t>
+              <w:t xml:space="preserve">25 (+ 2 real-artifact/test-confirmed: DOCX + PDF output)</w:t>
             </w:r>
           </w:p>
         </w:tc>
@@ -3238,25 +3266,101 @@
           <w:b/>
           <w:bCs/>
         </w:rPr>
-        <w:t xml:space="preserve">Video-confirmation 23/493</w:t>
-      </w:r>
-      <w:r>
-        <w:t xml:space="preserve"> </w:t>
-      </w:r>
-      <w:r>
-        <w:t xml:space="preserve">(+ 2 real-artifact/test-confirmed: DOCX + PDF output). 23 rows carry real, ffprobe- and content-verified recordings (Status.md cites each</w:t>
-      </w:r>
-      <w:r>
-        <w:t xml:space="preserve"> </w:t>
-      </w:r>
-      <w:r>
-        <w:rPr>
-          <w:rStyle w:val="VerbatimChar"/>
-        </w:rPr>
-        <w:t xml:space="preserve">.mp4</w:t>
-      </w:r>
-      <w:r>
-        <w:t xml:space="preserve">; the</w:t>
+        <w:t xml:space="preserve">Video-confirmation 25/493</w:t>
+      </w:r>
+      <w:r>
+        <w:t xml:space="preserve"> </w:t>
+      </w:r>
+      <w:r>
+        <w:t xml:space="preserve">(+ 2 real-artifact/test-confirmed: DOCX + PDF output). 25 rows carry real, ffprobe- and content-verified recordings.</w:t>
+      </w:r>
+      <w:r>
+        <w:t xml:space="preserve"> </w:t>
+      </w:r>
+      <w:r>
+        <w:rPr>
+          <w:b/>
+          <w:bCs/>
+        </w:rPr>
+        <w:t xml:space="preserve">Wave 1 (2026-06-16) added 2:</w:t>
+      </w:r>
+      <w:r>
+        <w:t xml:space="preserve"> </w:t>
+      </w:r>
+      <w:r>
+        <w:rPr>
+          <w:rStyle w:val="VerbatimChar"/>
+        </w:rPr>
+        <w:t xml:space="preserve">helix_translate-bridge-ensemble-translate-20260616-104846.mp4</w:t>
+      </w:r>
+      <w:r>
+        <w:t xml:space="preserve"> </w:t>
+      </w:r>
+      <w:r>
+        <w:t xml:space="preserve">(best-model selection + provider-diverse fallback + real</w:t>
+      </w:r>
+      <w:r>
+        <w:t xml:space="preserve"> </w:t>
+      </w:r>
+      <w:r>
+        <w:rPr>
+          <w:rStyle w:val="VerbatimChar"/>
+        </w:rPr>
+        <w:t xml:space="preserve">invoke</w:t>
+      </w:r>
+      <w:r>
+        <w:t xml:space="preserve">→</w:t>
+      </w:r>
+      <w:r>
+        <w:t xml:space="preserve">“Buenos días, querido amigo.”</w:t>
+      </w:r>
+      <w:r>
+        <w:t xml:space="preserve">; ffprobe 7.77s/33fr/8 distinct frame-hashes) and</w:t>
+      </w:r>
+      <w:r>
+        <w:t xml:space="preserve"> </w:t>
+      </w:r>
+      <w:r>
+        <w:rPr>
+          <w:rStyle w:val="VerbatimChar"/>
+        </w:rPr>
+        <w:t xml:space="preserve">helix_translate-bridge-verified-catalogue-translate-20260616-105327.mp4</w:t>
+      </w:r>
+      <w:r>
+        <w:t xml:space="preserve"> </w:t>
+      </w:r>
+      <w:r>
+        <w:t xml:space="preserve">(</w:t>
+      </w:r>
+      <w:r>
+        <w:rPr>
+          <w:rStyle w:val="VerbatimChar"/>
+        </w:rPr>
+        <w:t xml:space="preserve">model-bridge list</w:t>
+      </w:r>
+      <w:r>
+        <w:t xml:space="preserve"> </w:t>
+      </w:r>
+      <w:r>
+        <w:t xml:space="preserve">provider-diverse catalogue + real</w:t>
+      </w:r>
+      <w:r>
+        <w:t xml:space="preserve"> </w:t>
+      </w:r>
+      <w:r>
+        <w:rPr>
+          <w:rStyle w:val="VerbatimChar"/>
+        </w:rPr>
+        <w:t xml:space="preserve">invoke</w:t>
+      </w:r>
+      <w:r>
+        <w:t xml:space="preserve">→</w:t>
+      </w:r>
+      <w:r>
+        <w:t xml:space="preserve">“Le pont relie deux rives.”</w:t>
+      </w:r>
+      <w:r>
+        <w:t xml:space="preserve">; ffprobe 13.71s/40fr/6 distinct). Prior recordings: the</w:t>
       </w:r>
       <w:r>
         <w:t xml:space="preserve"> </w:t>
@@ -3271,7 +3375,7 @@
         <w:t xml:space="preserve"> </w:t>
       </w:r>
       <w:r>
-        <w:t xml:space="preserve">video is</w:t>
+        <w:t xml:space="preserve">video</w:t>
       </w:r>
       <w:r>
         <w:t xml:space="preserve"> </w:t>
@@ -3283,7 +3387,10 @@
         <w:t xml:space="preserve">helixtranslate-cli-multipass-verify-20260615.mp4</w:t>
       </w:r>
       <w:r>
-        <w:t xml:space="preserve">, ffprobe 888x630/93fr/9.3s; the bridge CLI video is</w:t>
+        <w:t xml:space="preserve"> </w:t>
+      </w:r>
+      <w:r>
+        <w:t xml:space="preserve">(888x630/93fr/9.3s); the Wave-0 bridge CLI video</w:t>
       </w:r>
       <w:r>
         <w:t xml:space="preserve"> </w:t>
@@ -3295,7 +3402,10 @@
         <w:t xml:space="preserve">helixtranslate-bridge-bestmodel-translate-20260615.mp4</w:t>
       </w:r>
       <w:r>
-        <w:t xml:space="preserve">, ffprobe 790×560/80fr/8.0s; the bridge MCP-stdio video is</w:t>
+        <w:t xml:space="preserve"> </w:t>
+      </w:r>
+      <w:r>
+        <w:t xml:space="preserve">(790×560/80fr/8.0s); the bridge MCP-stdio video</w:t>
       </w:r>
       <w:r>
         <w:t xml:space="preserve"> </w:t>
@@ -3307,7 +3417,10 @@
         <w:t xml:space="preserve">helixtranslate-bridge-mcp-stdio-20260615.mp4</w:t>
       </w:r>
       <w:r>
-        <w:t xml:space="preserve">, ffprobe 790×560/10fr/11.88s; the 3 video-surfaced bug fixes — prep-translator dead, server TLS startup, REST hardcoded target-lang — are in commit</w:t>
+        <w:t xml:space="preserve"> </w:t>
+      </w:r>
+      <w:r>
+        <w:t xml:space="preserve">(790×560/10fr/11.88s); the 3 video-surfaced bug fixes in commit</w:t>
       </w:r>
       <w:r>
         <w:t xml:space="preserve"> </w:t>
@@ -3319,52 +3432,156 @@
         <w:t xml:space="preserve">a5e8866</w:t>
       </w:r>
       <w:r>
-        <w:t xml:space="preserve">). The remaining Rev-4 additions carry</w:t>
-      </w:r>
-      <w:r>
-        <w:t xml:space="preserve"> </w:t>
-      </w:r>
-      <w:r>
-        <w:rPr>
-          <w:rStyle w:val="VerbatimChar"/>
-        </w:rPr>
-        <w:t xml:space="preserve">PENDING</w:t>
-      </w:r>
-      <w:r>
-        <w:t xml:space="preserve"> </w:t>
-      </w:r>
-      <w:r>
-        <w:t xml:space="preserve">(PDF),</w:t>
-      </w:r>
-      <w:r>
-        <w:t xml:space="preserve"> </w:t>
-      </w:r>
-      <w:r>
-        <w:rPr>
-          <w:rStyle w:val="VerbatimChar"/>
-        </w:rPr>
-        <w:t xml:space="preserve">SKIP</w:t>
-      </w:r>
-      <w:r>
-        <w:t xml:space="preserve"> </w:t>
-      </w:r>
-      <w:r>
-        <w:t xml:space="preserve">(web dashboard — needs HelixQA web/video backend) or</w:t>
-      </w:r>
-      <w:r>
-        <w:t xml:space="preserve"> </w:t>
-      </w:r>
-      <w:r>
-        <w:rPr>
-          <w:rStyle w:val="VerbatimChar"/>
-        </w:rPr>
-        <w:t xml:space="preserve">N/A</w:t>
-      </w:r>
-      <w:r>
-        <w:t xml:space="preserve"> </w:t>
-      </w:r>
-      <w:r>
-        <w:t xml:space="preserve">(internal verifier gate). Per §11.4.2/§11.4.107 nothing may be marked video-confirmed without a real, content-verified file.</w:t>
+        <w:t xml:space="preserve">. Per §11.4.2/§11.4.107 nothing may be marked video-confirmed without a real, content-verified file.</w:t>
+      </w:r>
+    </w:p>
+    <w:p>
+      <w:pPr>
+        <w:pStyle w:val="Compact"/>
+        <w:numPr>
+          <w:ilvl w:val="1"/>
+          <w:numId w:val="1010"/>
+        </w:numPr>
+      </w:pPr>
+      <w:r>
+        <w:rPr>
+          <w:b/>
+          <w:bCs/>
+        </w:rPr>
+        <w:t xml:space="preserve">🔴 Wave-1 DISCOVERED BLOCKER (§11.4.108/§11.4.138):</w:t>
+      </w:r>
+      <w:r>
+        <w:t xml:space="preserve"> </w:t>
+      </w:r>
+      <w:r>
+        <w:t xml:space="preserve">the default bridge</w:t>
+      </w:r>
+      <w:r>
+        <w:t xml:space="preserve"> </w:t>
+      </w:r>
+      <w:r>
+        <w:rPr>
+          <w:b/>
+          <w:bCs/>
+        </w:rPr>
+        <w:t xml:space="preserve">translator</w:t>
+      </w:r>
+      <w:r>
+        <w:t xml:space="preserve"> </w:t>
+      </w:r>
+      <w:r>
+        <w:t xml:space="preserve">path (</w:t>
+      </w:r>
+      <w:r>
+        <w:rPr>
+          <w:rStyle w:val="VerbatimChar"/>
+        </w:rPr>
+        <w:t xml:space="preserve">unified-translator</w:t>
+      </w:r>
+      <w:r>
+        <w:t xml:space="preserve"> </w:t>
+      </w:r>
+      <w:r>
+        <w:t xml:space="preserve">+ gRPC) is RUNTIME-BROKEN —</w:t>
+      </w:r>
+      <w:r>
+        <w:t xml:space="preserve"> </w:t>
+      </w:r>
+      <w:r>
+        <w:rPr>
+          <w:rStyle w:val="VerbatimChar"/>
+        </w:rPr>
+        <w:t xml:space="preserve">VerifiedFactory.CreateTranslatorWithFallback</w:t>
+      </w:r>
+      <w:r>
+        <w:t xml:space="preserve">→</w:t>
+      </w:r>
+      <w:r>
+        <w:rPr>
+          <w:rStyle w:val="VerbatimChar"/>
+        </w:rPr>
+        <w:t xml:space="preserve">NewLLMTranslatorWithConfig</w:t>
+      </w:r>
+      <w:r>
+        <w:t xml:space="preserve"> </w:t>
+      </w:r>
+      <w:r>
+        <w:t xml:space="preserve">rejects the verified strongest model</w:t>
+      </w:r>
+      <w:r>
+        <w:t xml:space="preserve"> </w:t>
+      </w:r>
+      <w:r>
+        <w:rPr>
+          <w:rStyle w:val="VerbatimChar"/>
+        </w:rPr>
+        <w:t xml:space="preserve">novita/Sao10K/L3-8B-Stheno-v3.2</w:t>
+      </w:r>
+      <w:r>
+        <w:t xml:space="preserve"> </w:t>
+      </w:r>
+      <w:r>
+        <w:t xml:space="preserve">against the stale</w:t>
+      </w:r>
+      <w:r>
+        <w:t xml:space="preserve"> </w:t>
+      </w:r>
+      <w:r>
+        <w:rPr>
+          <w:rStyle w:val="VerbatimChar"/>
+        </w:rPr>
+        <w:t xml:space="preserve">ValidModels</w:t>
+      </w:r>
+      <w:r>
+        <w:t xml:space="preserve"> </w:t>
+      </w:r>
+      <w:r>
+        <w:t xml:space="preserve">whitelist (</w:t>
+      </w:r>
+      <w:r>
+        <w:rPr>
+          <w:rStyle w:val="VerbatimChar"/>
+        </w:rPr>
+        <w:t xml:space="preserve">llm.go:237</w:t>
+      </w:r>
+      <w:r>
+        <w:t xml:space="preserve">), while the</w:t>
+      </w:r>
+      <w:r>
+        <w:t xml:space="preserve"> </w:t>
+      </w:r>
+      <w:r>
+        <w:rPr>
+          <w:rStyle w:val="VerbatimChar"/>
+        </w:rPr>
+        <w:t xml:space="preserve">BestModel</w:t>
+      </w:r>
+      <w:r>
+        <w:t xml:space="preserve">/</w:t>
+      </w:r>
+      <w:r>
+        <w:rPr>
+          <w:rStyle w:val="VerbatimChar"/>
+        </w:rPr>
+        <w:t xml:space="preserve">invoke</w:t>
+      </w:r>
+      <w:r>
+        <w:t xml:space="preserve"> </w:t>
+      </w:r>
+      <w:r>
+        <w:t xml:space="preserve">path (the recorded videos) correctly bypasses it. This BLOCKS Wave-1 videos #2 DOCX / #3 PDF / #4 gRPC / per-provider-unified (honest SKIPs, not faked PASS). HIGH severity — release-critical default path. Fix is a dedicated Wave-2 item (route VerifiedFactory through the ResolvedProvider resolver, bypassing the whitelist for verified models). See Status.md</w:t>
+      </w:r>
+      <w:r>
+        <w:t xml:space="preserve"> </w:t>
+      </w:r>
+      <w:r>
+        <w:t xml:space="preserve">“Honest gaps”</w:t>
+      </w:r>
+      <w:r>
+        <w:t xml:space="preserve"> </w:t>
+      </w:r>
+      <w:r>
+        <w:t xml:space="preserve">caveat 8.</w:t>
       </w:r>
     </w:p>
     <w:p>
@@ -3823,7 +4040,7 @@
         <w:rPr>
           <w:rStyle w:val="VerbatimChar"/>
         </w:rPr>
-        <w:t xml:space="preserve">23 / 493</w:t>
+        <w:t xml:space="preserve">25 / 493</w:t>
       </w:r>
       <w:r>
         <w:t xml:space="preserve"> </w:t>
@@ -3839,13 +4056,13 @@
           <w:b/>
           <w:bCs/>
         </w:rPr>
-        <w:t xml:space="preserve">4.7%</w:t>
-      </w:r>
-      <w:r>
-        <w:t xml:space="preserve"> </w:t>
-      </w:r>
-      <w:r>
-        <w:t xml:space="preserve">(≈ 5.5% against the 417 headline). Plus 2 real-artifact/test-confirmed (DOCX + PDF output, video PENDING). This is the primary metric to drive upward; each anti-bluff §11.4.107 recording increments the numerator.</w:t>
+        <w:t xml:space="preserve">5.1%</w:t>
+      </w:r>
+      <w:r>
+        <w:t xml:space="preserve"> </w:t>
+      </w:r>
+      <w:r>
+        <w:t xml:space="preserve">(≈ 6.0% against the 417 headline). Plus 2 real-artifact/test-confirmed (DOCX + PDF output, video PENDING). This is the primary metric to drive upward; each anti-bluff §11.4.107 recording increments the numerator.</w:t>
       </w:r>
     </w:p>
     <w:bookmarkEnd w:id="26"/>
@@ -3863,7 +4080,7 @@
         <w:pStyle w:val="Compact"/>
         <w:numPr>
           <w:ilvl w:val="0"/>
-          <w:numId w:val="1010"/>
+          <w:numId w:val="1011"/>
         </w:numPr>
       </w:pPr>
       <w:r>
@@ -3884,7 +4101,7 @@
         <w:pStyle w:val="Compact"/>
         <w:numPr>
           <w:ilvl w:val="0"/>
-          <w:numId w:val="1010"/>
+          <w:numId w:val="1011"/>
         </w:numPr>
       </w:pPr>
       <w:r>
@@ -3905,7 +4122,7 @@
         <w:pStyle w:val="Compact"/>
         <w:numPr>
           <w:ilvl w:val="0"/>
-          <w:numId w:val="1010"/>
+          <w:numId w:val="1011"/>
         </w:numPr>
       </w:pPr>
       <w:r>
@@ -4393,6 +4610,9 @@
     </w:lvlOverride>
   </w:num>
   <w:num w:numId="1010">
+    <w:abstractNumId w:val="991"/>
+  </w:num>
+  <w:num w:numId="1011">
     <w:abstractNumId w:val="991"/>
   </w:num>
 </w:numbering>

--- a/docs/features/Status_Summary.docx
+++ b/docs/features/Status_Summary.docx
@@ -34,7 +34,7 @@
         <w:t xml:space="preserve"> </w:t>
       </w:r>
       <w:r>
-        <w:t xml:space="preserve">8</w:t>
+        <w:t xml:space="preserve">9</w:t>
       </w:r>
       <w:r>
         <w:t xml:space="preserve"> </w:t>
@@ -50,7 +50,7 @@
         <w:t xml:space="preserve"> </w:t>
       </w:r>
       <w:r>
-        <w:t xml:space="preserve">2026-06-16T00:00:00Z</w:t>
+        <w:t xml:space="preserve">2026-06-16T12:00:00Z</w:t>
       </w:r>
       <w:r>
         <w:t xml:space="preserve"> </w:t>
@@ -163,25 +163,13 @@
           <w:b/>
           <w:bCs/>
         </w:rPr>
-        <w:t xml:space="preserve">493 individual capabilities</w:t>
-      </w:r>
-      <w:r>
-        <w:t xml:space="preserve"> </w:t>
-      </w:r>
-      <w:r>
-        <w:t xml:space="preserve">catalogued (Rev 8 re-counted the live tables directly: the earlier</w:t>
-      </w:r>
-      <w:r>
-        <w:t xml:space="preserve"> </w:t>
-      </w:r>
-      <w:r>
-        <w:t xml:space="preserve">“478”</w:t>
-      </w:r>
-      <w:r>
-        <w:t xml:space="preserve"> </w:t>
-      </w:r>
-      <w:r>
-        <w:t xml:space="preserve">was a hand-tracked tally that had drifted; the real live count was 486, and this round added the 7 missing agent-bridge ensemble rows to reach 493; the headline</w:t>
+        <w:t xml:space="preserve">494 individual capabilities</w:t>
+      </w:r>
+      <w:r>
+        <w:t xml:space="preserve"> </w:t>
+      </w:r>
+      <w:r>
+        <w:t xml:space="preserve">catalogued (Rev 9 added 1 new unified-translator HTML→Markdown conversion row for the Wave-2 video; Rev 8 re-counted the live tables directly and added the 7 missing agent-bridge ensemble rows to reach 493; the headline</w:t>
       </w:r>
       <w:r>
         <w:t xml:space="preserve"> </w:t>
@@ -234,7 +222,7 @@
           <w:b/>
           <w:bCs/>
         </w:rPr>
-        <w:t xml:space="preserve">25 features are proven on real recordings</w:t>
+        <w:t xml:space="preserve">30 features are proven on real recordings</w:t>
       </w:r>
       <w:r>
         <w:t xml:space="preserve"> </w:t>
@@ -249,7 +237,20 @@
         <w:t xml:space="preserve">“a screen”</w:t>
       </w:r>
       <w:r>
-        <w:t xml:space="preserve">. These include: the primary command-line translator doing real DeepSeek translations and converting between ebook formats (EPUB→TXT, HTML→EPUB, FB2→EPUB, FB2→FB2), Serbian Cyrillic/Latin handling, the</w:t>
+        <w:t xml:space="preserve">. These include: the primary command-line translator doing real DeepSeek translations and converting between ebook formats (EPUB→TXT, HTML→EPUB, FB2→EPUB, FB2→FB2,</w:t>
+      </w:r>
+      <w:r>
+        <w:t xml:space="preserve"> </w:t>
+      </w:r>
+      <w:r>
+        <w:rPr>
+          <w:b/>
+          <w:bCs/>
+        </w:rPr>
+        <w:t xml:space="preserve">and now HTML→Markdown</w:t>
+      </w:r>
+      <w:r>
+        <w:t xml:space="preserve">), Serbian Cyrillic/Latin handling, the</w:t>
       </w:r>
       <w:r>
         <w:t xml:space="preserve"> </w:t>
@@ -277,84 +278,59 @@
         <w:t xml:space="preserve">)</w:t>
       </w:r>
       <w:r>
-        <w:t xml:space="preserve">, the REST API server translating for real, the gRPC server translating English→Spanish, the markdown round-trip tool, the preparation/analysis runner (fixed), the simple CLI translator, the live monitoring dashboard,</w:t>
-      </w:r>
-      <w:r>
-        <w:t xml:space="preserve"> </w:t>
-      </w:r>
-      <w:r>
-        <w:rPr>
-          <w:b/>
-          <w:bCs/>
-        </w:rPr>
-        <w:t xml:space="preserve">the agent bridge command-line tool</w:t>
-      </w:r>
-      <w:r>
-        <w:t xml:space="preserve"> </w:t>
-      </w:r>
-      <w:r>
-        <w:t xml:space="preserve">(picks the best verifier-scored model and translates through it — recording shows it choosing</w:t>
-      </w:r>
-      <w:r>
-        <w:t xml:space="preserve"> </w:t>
-      </w:r>
-      <w:r>
-        <w:rPr>
-          <w:rStyle w:val="VerbatimChar"/>
-        </w:rPr>
-        <w:t xml:space="preserve">novita/Sao10K/L3-8B-Stheno-v3.2</w:t>
-      </w:r>
-      <w:r>
-        <w:t xml:space="preserve"> </w:t>
-      </w:r>
-      <w:r>
-        <w:t xml:space="preserve">and translating</w:t>
-      </w:r>
-      <w:r>
-        <w:t xml:space="preserve"> </w:t>
-      </w:r>
-      <w:r>
-        <w:t xml:space="preserve">“Good morning, friend.”</w:t>
-      </w:r>
-      <w:r>
-        <w:t xml:space="preserve"> </w:t>
-      </w:r>
-      <w:r>
-        <w:t xml:space="preserve">→</w:t>
-      </w:r>
-      <w:r>
-        <w:t xml:space="preserve"> </w:t>
-      </w:r>
-      <w:r>
-        <w:t xml:space="preserve">“Buenos días, amigo.”</w:t>
-      </w:r>
-      <w:r>
-        <w:t xml:space="preserve">), and</w:t>
-      </w:r>
-      <w:r>
-        <w:t xml:space="preserve"> </w:t>
-      </w:r>
-      <w:r>
-        <w:rPr>
-          <w:b/>
-          <w:bCs/>
-        </w:rPr>
-        <w:t xml:space="preserve">the agent bridge MCP-stdio server</w:t>
-      </w:r>
-      <w:r>
-        <w:t xml:space="preserve"> </w:t>
-      </w:r>
-      <w:r>
-        <w:t xml:space="preserve">(a real JSON-RPC MCP session — recording shows</w:t>
-      </w:r>
-      <w:r>
-        <w:t xml:space="preserve"> </w:t>
-      </w:r>
-      <w:r>
-        <w:rPr>
-          <w:rStyle w:val="VerbatimChar"/>
-        </w:rPr>
-        <w:t xml:space="preserve">tools/list</w:t>
+        <w:t xml:space="preserve">, the REST API server translating for real, the gRPC server translating English→Spanish, the markdown round-trip tool, the preparation/analysis runner (fixed), the simple CLI translator, the live monitoring dashboard, the</w:t>
+      </w:r>
+      <w:r>
+        <w:t xml:space="preserve"> </w:t>
+      </w:r>
+      <w:r>
+        <w:rPr>
+          <w:b/>
+          <w:bCs/>
+        </w:rPr>
+        <w:t xml:space="preserve">agent bridge command-line tool</w:t>
+      </w:r>
+      <w:r>
+        <w:t xml:space="preserve">, the</w:t>
+      </w:r>
+      <w:r>
+        <w:t xml:space="preserve"> </w:t>
+      </w:r>
+      <w:r>
+        <w:rPr>
+          <w:b/>
+          <w:bCs/>
+        </w:rPr>
+        <w:t xml:space="preserve">agent bridge MCP-stdio server</w:t>
+      </w:r>
+      <w:r>
+        <w:t xml:space="preserve">, and —</w:t>
+      </w:r>
+      <w:r>
+        <w:t xml:space="preserve"> </w:t>
+      </w:r>
+      <w:r>
+        <w:rPr>
+          <w:b/>
+          <w:bCs/>
+        </w:rPr>
+        <w:t xml:space="preserve">new this round (Wave 2)</w:t>
+      </w:r>
+      <w:r>
+        <w:t xml:space="preserve"> </w:t>
+      </w:r>
+      <w:r>
+        <w:t xml:space="preserve">—</w:t>
+      </w:r>
+      <w:r>
+        <w:t xml:space="preserve"> </w:t>
+      </w:r>
+      <w:r>
+        <w:rPr>
+          <w:b/>
+          <w:bCs/>
+        </w:rPr>
+        <w:t xml:space="preserve">DOCX output</w:t>
       </w:r>
       <w:r>
         <w:t xml:space="preserve">,</w:t>
@@ -364,9 +340,10 @@
       </w:r>
       <w:r>
         <w:rPr>
-          <w:rStyle w:val="VerbatimChar"/>
-        </w:rPr>
-        <w:t xml:space="preserve">bridge_best_model</w:t>
+          <w:b/>
+          <w:bCs/>
+        </w:rPr>
+        <w:t xml:space="preserve">PDF output</w:t>
       </w:r>
       <w:r>
         <w:t xml:space="preserve">, and the</w:t>
@@ -376,24 +353,16 @@
       </w:r>
       <w:r>
         <w:rPr>
-          <w:rStyle w:val="VerbatimChar"/>
-        </w:rPr>
-        <w:t xml:space="preserve">bridge_invoke</w:t>
-      </w:r>
-      <w:r>
-        <w:t xml:space="preserve"> </w:t>
-      </w:r>
-      <w:r>
-        <w:t xml:space="preserve">tool returning a live model translation</w:t>
-      </w:r>
-      <w:r>
-        <w:t xml:space="preserve"> </w:t>
-      </w:r>
-      <w:r>
-        <w:t xml:space="preserve">“Le pont relie deux rives.”</w:t>
-      </w:r>
-      <w:r>
-        <w:t xml:space="preserve">).</w:t>
+          <w:b/>
+          <w:bCs/>
+        </w:rPr>
+        <w:t xml:space="preserve">provider-diverse translator set</w:t>
+      </w:r>
+      <w:r>
+        <w:t xml:space="preserve"> </w:t>
+      </w:r>
+      <w:r>
+        <w:t xml:space="preserve">(four real per-provider translations: novita, mistral, groq, siliconflow).</w:t>
       </w:r>
     </w:p>
     <w:p>
@@ -409,13 +378,13 @@
           <w:b/>
           <w:bCs/>
         </w:rPr>
-        <w:t xml:space="preserve">DOCX output</w:t>
-      </w:r>
-      <w:r>
-        <w:t xml:space="preserve"> </w:t>
-      </w:r>
-      <w:r>
-        <w:t xml:space="preserve">is built and proven by an earlier produced file (a real</w:t>
+        <w:t xml:space="preserve">DOCX output and PDF output are now proven on camera (Wave 2).</w:t>
+      </w:r>
+      <w:r>
+        <w:t xml:space="preserve"> </w:t>
+      </w:r>
+      <w:r>
+        <w:t xml:space="preserve">A real run of the command-line translator produces a real</w:t>
       </w:r>
       <w:r>
         <w:t xml:space="preserve"> </w:t>
@@ -430,10 +399,7 @@
         <w:t xml:space="preserve"> </w:t>
       </w:r>
       <w:r>
-        <w:t xml:space="preserve">=</w:t>
-      </w:r>
-      <w:r>
-        <w:t xml:space="preserve"> </w:t>
+        <w:t xml:space="preserve">(</w:t>
       </w:r>
       <w:r>
         <w:t xml:space="preserve">“Microsoft Word 2007+”</w:t>
@@ -442,39 +408,23 @@
         <w:t xml:space="preserve"> </w:t>
       </w:r>
       <w:r>
-        <w:t xml:space="preserve">with real translated text).</w:t>
-      </w:r>
-      <w:r>
-        <w:t xml:space="preserve"> </w:t>
-      </w:r>
-      <w:r>
-        <w:rPr>
-          <w:b/>
-          <w:bCs/>
-        </w:rPr>
-        <w:t xml:space="preserve">PDF output is built</w:t>
-      </w:r>
-      <w:r>
-        <w:t xml:space="preserve"> </w:t>
-      </w:r>
-      <w:r>
-        <w:t xml:space="preserve">and proven by passing tests (it renders the translated book to a real, valid PDF that keeps Serbian Cyrillic readable).</w:t>
-      </w:r>
-      <w:r>
-        <w:t xml:space="preserve"> </w:t>
-      </w:r>
-      <w:r>
-        <w:rPr>
-          <w:b/>
-          <w:bCs/>
-        </w:rPr>
-        <w:t xml:space="preserve">⚠️ Screen recordings of both are now BLOCKED, not merely owed:</w:t>
-      </w:r>
-      <w:r>
-        <w:t xml:space="preserve"> </w:t>
-      </w:r>
-      <w:r>
-        <w:t xml:space="preserve">while recording Wave 1 we discovered the default command-line/gRPC translation path is currently runtime-broken (the auto-selected verified model is rejected by a stale model whitelist), so a fresh DOCX/PDF run through the tool does not complete. We did NOT fake a</w:t>
+        <w:t xml:space="preserve">with real Spanish text) and a valid PDF with real Spanish — both captured as real-use videos and checked frame-by-frame.</w:t>
+      </w:r>
+      <w:r>
+        <w:t xml:space="preserve"> </w:t>
+      </w:r>
+      <w:r>
+        <w:rPr>
+          <w:b/>
+          <w:bCs/>
+        </w:rPr>
+        <w:t xml:space="preserve">The blocker is fixed:</w:t>
+      </w:r>
+      <w:r>
+        <w:t xml:space="preserve"> </w:t>
+      </w:r>
+      <w:r>
+        <w:t xml:space="preserve">the default command-line/gRPC translation path that was runtime-broken in Wave 1 (the auto-selected verified model being rejected by a stale model whitelist) now works — which is exactly why these recordings genuinely demonstrate working features. We never faked a</w:t>
       </w:r>
       <w:r>
         <w:t xml:space="preserve"> </w:t>
@@ -486,7 +436,7 @@
         <w:t xml:space="preserve"> </w:t>
       </w:r>
       <w:r>
-        <w:t xml:space="preserve">recording. This is a HIGH-priority fix (see the engineering page, gap 1).</w:t>
+        <w:t xml:space="preserve">recording; in Wave 1 these were honest skips.</w:t>
       </w:r>
     </w:p>
     <w:p>
@@ -502,39 +452,56 @@
           <w:b/>
           <w:bCs/>
         </w:rPr>
-        <w:t xml:space="preserve">New this round:</w:t>
-      </w:r>
-      <w:r>
-        <w:t xml:space="preserve"> </w:t>
-      </w:r>
-      <w:r>
-        <w:t xml:space="preserve">the</w:t>
-      </w:r>
-      <w:r>
-        <w:t xml:space="preserve"> </w:t>
-      </w:r>
-      <w:r>
-        <w:rPr>
-          <w:b/>
-          <w:bCs/>
-        </w:rPr>
-        <w:t xml:space="preserve">agent bridge MCP-stdio server</w:t>
-      </w:r>
-      <w:r>
-        <w:t xml:space="preserve"> </w:t>
-      </w:r>
-      <w:r>
-        <w:t xml:space="preserve">is now</w:t>
-      </w:r>
-      <w:r>
-        <w:t xml:space="preserve"> </w:t>
-      </w:r>
-      <w:r>
-        <w:rPr>
-          <w:b/>
-          <w:bCs/>
-        </w:rPr>
-        <w:t xml:space="preserve">video-proven</w:t>
+        <w:t xml:space="preserve">New this round (Wave 2):</w:t>
+      </w:r>
+      <w:r>
+        <w:t xml:space="preserve"> </w:t>
+      </w:r>
+      <w:r>
+        <w:rPr>
+          <w:b/>
+          <w:bCs/>
+        </w:rPr>
+        <w:t xml:space="preserve">DOCX output</w:t>
+      </w:r>
+      <w:r>
+        <w:t xml:space="preserve">,</w:t>
+      </w:r>
+      <w:r>
+        <w:t xml:space="preserve"> </w:t>
+      </w:r>
+      <w:r>
+        <w:rPr>
+          <w:b/>
+          <w:bCs/>
+        </w:rPr>
+        <w:t xml:space="preserve">PDF output</w:t>
+      </w:r>
+      <w:r>
+        <w:t xml:space="preserve">,</w:t>
+      </w:r>
+      <w:r>
+        <w:t xml:space="preserve"> </w:t>
+      </w:r>
+      <w:r>
+        <w:rPr>
+          <w:b/>
+          <w:bCs/>
+        </w:rPr>
+        <w:t xml:space="preserve">HTML→Markdown conversion</w:t>
+      </w:r>
+      <w:r>
+        <w:t xml:space="preserve">, and the</w:t>
+      </w:r>
+      <w:r>
+        <w:t xml:space="preserve"> </w:t>
+      </w:r>
+      <w:r>
+        <w:rPr>
+          <w:b/>
+          <w:bCs/>
+        </w:rPr>
+        <w:t xml:space="preserve">provider-diverse translators</w:t>
       </w:r>
       <w:r>
         <w:t xml:space="preserve"> </w:t>
@@ -546,136 +513,25 @@
         <w:rPr>
           <w:rStyle w:val="VerbatimChar"/>
         </w:rPr>
-        <w:t xml:space="preserve">helixtranslate-bridge-mcp-stdio-20260615.mp4</w:t>
-      </w:r>
-      <w:r>
-        <w:t xml:space="preserve"> </w:t>
-      </w:r>
-      <w:r>
-        <w:t xml:space="preserve">— a real JSON-RPC MCP session over stdio: initialize→tools/list→</w:t>
-      </w:r>
-      <w:r>
-        <w:rPr>
-          <w:rStyle w:val="VerbatimChar"/>
-        </w:rPr>
-        <w:t xml:space="preserve">bridge_best_model</w:t>
-      </w:r>
-      <w:r>
-        <w:t xml:space="preserve">→</w:t>
-      </w:r>
-      <w:r>
-        <w:rPr>
-          <w:rStyle w:val="VerbatimChar"/>
-        </w:rPr>
-        <w:t xml:space="preserve">bridge_invoke</w:t>
-      </w:r>
-      <w:r>
-        <w:t xml:space="preserve">, with the</w:t>
-      </w:r>
-      <w:r>
-        <w:t xml:space="preserve"> </w:t>
-      </w:r>
-      <w:r>
-        <w:rPr>
-          <w:rStyle w:val="VerbatimChar"/>
-        </w:rPr>
-        <w:t xml:space="preserve">bridge_invoke</w:t>
-      </w:r>
-      <w:r>
-        <w:t xml:space="preserve"> </w:t>
-      </w:r>
-      <w:r>
-        <w:t xml:space="preserve">tool returning a live verified-model translation</w:t>
-      </w:r>
-      <w:r>
-        <w:t xml:space="preserve"> </w:t>
-      </w:r>
-      <w:r>
-        <w:t xml:space="preserve">“Le pont relie deux rives.”</w:t>
-      </w:r>
-      <w:r>
-        <w:t xml:space="preserve">), joining the</w:t>
-      </w:r>
-      <w:r>
-        <w:t xml:space="preserve"> </w:t>
-      </w:r>
-      <w:r>
-        <w:rPr>
-          <w:b/>
-          <w:bCs/>
-        </w:rPr>
-        <w:t xml:space="preserve">agent bridge command-line tool</w:t>
-      </w:r>
-      <w:r>
-        <w:t xml:space="preserve"> </w:t>
-      </w:r>
-      <w:r>
-        <w:t xml:space="preserve">which was video-proven the previous round (</w:t>
-      </w:r>
-      <w:r>
-        <w:rPr>
-          <w:rStyle w:val="VerbatimChar"/>
-        </w:rPr>
-        <w:t xml:space="preserve">helixtranslate-bridge-bestmodel-translate-20260615.mp4</w:t>
-      </w:r>
-      <w:r>
-        <w:t xml:space="preserve">); a</w:t>
-      </w:r>
-      <w:r>
-        <w:t xml:space="preserve"> </w:t>
-      </w:r>
-      <w:r>
-        <w:rPr>
-          <w:b/>
-          <w:bCs/>
-        </w:rPr>
-        <w:t xml:space="preserve">correctness fix in the model-verification gate</w:t>
-      </w:r>
-      <w:r>
-        <w:t xml:space="preserve"> </w:t>
-      </w:r>
-      <w:r>
-        <w:t xml:space="preserve">(a model that fails the basic</w:t>
-      </w:r>
-      <w:r>
-        <w:t xml:space="preserve"> </w:t>
-      </w:r>
-      <w:r>
-        <w:t xml:space="preserve">“do you respond?”</w:t>
-      </w:r>
-      <w:r>
-        <w:t xml:space="preserve"> </w:t>
-      </w:r>
-      <w:r>
-        <w:t xml:space="preserve">check is now properly rejected); and the</w:t>
-      </w:r>
-      <w:r>
-        <w:t xml:space="preserve"> </w:t>
-      </w:r>
-      <w:r>
-        <w:rPr>
-          <w:b/>
-          <w:bCs/>
-        </w:rPr>
-        <w:t xml:space="preserve">web dashboard’s translation page</w:t>
-      </w:r>
-      <w:r>
-        <w:t xml:space="preserve"> </w:t>
-      </w:r>
-      <w:r>
-        <w:t xml:space="preserve">which used to return</w:t>
-      </w:r>
-      <w:r>
-        <w:t xml:space="preserve"> </w:t>
-      </w:r>
-      <w:r>
-        <w:t xml:space="preserve">“page not found”</w:t>
-      </w:r>
-      <w:r>
-        <w:t xml:space="preserve"> </w:t>
-      </w:r>
-      <w:r>
-        <w:t xml:space="preserve">and now genuinely translates.</w:t>
+        <w:t xml:space="preserve">ProviderDiverseTranslators</w:t>
+      </w:r>
+      <w:r>
+        <w:t xml:space="preserve"> </w:t>
+      </w:r>
+      <w:r>
+        <w:t xml:space="preserve">+</w:t>
+      </w:r>
+      <w:r>
+        <w:t xml:space="preserve"> </w:t>
+      </w:r>
+      <w:r>
+        <w:rPr>
+          <w:rStyle w:val="VerbatimChar"/>
+        </w:rPr>
+        <w:t xml:space="preserve">EnsembleFactory</w:t>
+      </w:r>
+      <w:r>
+        <w:t xml:space="preserve">) are all now video-proven — and the gRPC server translation was re-confirmed with an additional clip. The Wave-1 default-translation-path blocker is resolved.</w:t>
       </w:r>
     </w:p>
     <w:bookmarkEnd w:id="10"/>
@@ -711,13 +567,13 @@
           <w:b/>
           <w:bCs/>
         </w:rPr>
-        <w:t xml:space="preserve">25 of 493</w:t>
-      </w:r>
-      <w:r>
-        <w:t xml:space="preserve"> </w:t>
-      </w:r>
-      <w:r>
-        <w:t xml:space="preserve">features have a recorded, watch-it-yourself demonstration (≈ 5.1%). Everything else is built and present in the code, but a recording is still owed. Nothing is claimed proven just because the code exists.</w:t>
+        <w:t xml:space="preserve">30 of 494</w:t>
+      </w:r>
+      <w:r>
+        <w:t xml:space="preserve"> </w:t>
+      </w:r>
+      <w:r>
+        <w:t xml:space="preserve">features have a recorded, watch-it-yourself demonstration (≈ 6.1%). Everything else is built and present in the code, but a recording is still owed. Nothing is claimed proven just because the code exists.</w:t>
       </w:r>
     </w:p>
     <w:p>
@@ -1057,26 +913,13 @@
           <w:b/>
           <w:bCs/>
         </w:rPr>
-        <w:t xml:space="preserve">25 / 493 ≈ 5.1%</w:t>
-      </w:r>
-      <w:r>
-        <w:t xml:space="preserve">, plus</w:t>
-      </w:r>
-      <w:r>
-        <w:t xml:space="preserve"> </w:t>
-      </w:r>
-      <w:r>
-        <w:rPr>
-          <w:b/>
-          <w:bCs/>
-        </w:rPr>
-        <w:t xml:space="preserve">2 real-artifact/test-confirmed</w:t>
-      </w:r>
-      <w:r>
-        <w:t xml:space="preserve"> </w:t>
-      </w:r>
-      <w:r>
-        <w:t xml:space="preserve">(DOCX + PDF output, video PENDING). This is the headline number to keep improving: each new genuine recording raises it.</w:t>
+        <w:t xml:space="preserve">30 / 494 ≈ 6.1%</w:t>
+      </w:r>
+      <w:r>
+        <w:t xml:space="preserve"> </w:t>
+      </w:r>
+      <w:r>
+        <w:t xml:space="preserve">(Wave 2 added 5 net-new video confirmations: DOCX output, PDF output, HTML→Markdown conversion, ProviderDiverseTranslators, EnsembleFactory; DOCX + PDF are no longer real-artifact-only — they are now video-confirmed). This is the headline number to keep improving: each new genuine recording raises it.</w:t>
       </w:r>
     </w:p>
     <w:bookmarkEnd w:id="12"/>
@@ -1276,34 +1119,7 @@
               <w:pStyle w:val="Compact"/>
             </w:pPr>
             <w:r>
-              <w:t xml:space="preserve">493 (Rev 8 — re-derived mechanically from the live 60 feature tables via</w:t>
-            </w:r>
-            <w:r>
-              <w:t xml:space="preserve"> </w:t>
-            </w:r>
-            <w:r>
-              <w:rPr>
-                <w:rStyle w:val="VerbatimChar"/>
-              </w:rPr>
-              <w:t xml:space="preserve">awk</w:t>
-            </w:r>
-            <w:r>
-              <w:t xml:space="preserve"> </w:t>
-            </w:r>
-            <w:r>
-              <w:t xml:space="preserve">over 9-column rows; the earlier</w:t>
-            </w:r>
-            <w:r>
-              <w:t xml:space="preserve"> </w:t>
-            </w:r>
-            <w:r>
-              <w:t xml:space="preserve">“478”</w:t>
-            </w:r>
-            <w:r>
-              <w:t xml:space="preserve"> </w:t>
-            </w:r>
-            <w:r>
-              <w:t xml:space="preserve">hand-tally had drifted from the true live count of 486; Rev 8 added the 7 missing</w:t>
+              <w:t xml:space="preserve">494 (Rev 9 = 493 Rev 8 + 1 new unified-translator HTML→Markdown conversion row added for the Wave-2 html-to-md video; Rev 8 added the 7 missing</w:t>
             </w:r>
             <w:r>
               <w:t xml:space="preserve"> </w:t>
@@ -1423,7 +1239,7 @@
               <w:pStyle w:val="Compact"/>
             </w:pPr>
             <w:r>
-              <w:t xml:space="preserve">442 (Rev 8: 435 Rev 7 + 7 new pkg/bridge ensemble-seam rows; was 471 Rev 6, −36 flipped to Obsolete Rev 7)</w:t>
+              <w:t xml:space="preserve">443 (Rev 9: 442 Rev 8 + 1 new unified-translator HTML→Markdown conversion row; Rev 8: 435 Rev 7 + 7 new pkg/bridge ensemble-seam rows; was 471 Rev 6, −36 flipped to Obsolete Rev 7)</w:t>
             </w:r>
           </w:p>
         </w:tc>
@@ -1722,7 +1538,7 @@
               <w:pStyle w:val="Compact"/>
             </w:pPr>
             <w:r>
-              <w:t xml:space="preserve">25 (+ 2 real-artifact/test-confirmed: DOCX + PDF output)</w:t>
+              <w:t xml:space="preserve">30 (Wave 2 added 5 net-new: DOCX output, PDF output, HTML→Markdown conversion, ProviderDiverseTranslators, EnsembleFactory; DOCX + PDF now video-confirmed, no longer real-artifact-only)</w:t>
             </w:r>
           </w:p>
         </w:tc>
@@ -3266,101 +3082,107 @@
           <w:b/>
           <w:bCs/>
         </w:rPr>
-        <w:t xml:space="preserve">Video-confirmation 25/493</w:t>
-      </w:r>
-      <w:r>
-        <w:t xml:space="preserve"> </w:t>
-      </w:r>
-      <w:r>
-        <w:t xml:space="preserve">(+ 2 real-artifact/test-confirmed: DOCX + PDF output). 25 rows carry real, ffprobe- and content-verified recordings.</w:t>
-      </w:r>
-      <w:r>
-        <w:t xml:space="preserve"> </w:t>
-      </w:r>
-      <w:r>
-        <w:rPr>
-          <w:b/>
-          <w:bCs/>
-        </w:rPr>
-        <w:t xml:space="preserve">Wave 1 (2026-06-16) added 2:</w:t>
-      </w:r>
-      <w:r>
-        <w:t xml:space="preserve"> </w:t>
-      </w:r>
-      <w:r>
-        <w:rPr>
-          <w:rStyle w:val="VerbatimChar"/>
-        </w:rPr>
-        <w:t xml:space="preserve">helix_translate-bridge-ensemble-translate-20260616-104846.mp4</w:t>
-      </w:r>
-      <w:r>
-        <w:t xml:space="preserve"> </w:t>
-      </w:r>
-      <w:r>
-        <w:t xml:space="preserve">(best-model selection + provider-diverse fallback + real</w:t>
-      </w:r>
-      <w:r>
-        <w:t xml:space="preserve"> </w:t>
-      </w:r>
-      <w:r>
-        <w:rPr>
-          <w:rStyle w:val="VerbatimChar"/>
-        </w:rPr>
-        <w:t xml:space="preserve">invoke</w:t>
-      </w:r>
-      <w:r>
-        <w:t xml:space="preserve">→</w:t>
-      </w:r>
-      <w:r>
-        <w:t xml:space="preserve">“Buenos días, querido amigo.”</w:t>
-      </w:r>
-      <w:r>
-        <w:t xml:space="preserve">; ffprobe 7.77s/33fr/8 distinct frame-hashes) and</w:t>
-      </w:r>
-      <w:r>
-        <w:t xml:space="preserve"> </w:t>
-      </w:r>
-      <w:r>
-        <w:rPr>
-          <w:rStyle w:val="VerbatimChar"/>
-        </w:rPr>
-        <w:t xml:space="preserve">helix_translate-bridge-verified-catalogue-translate-20260616-105327.mp4</w:t>
-      </w:r>
-      <w:r>
-        <w:t xml:space="preserve"> </w:t>
-      </w:r>
-      <w:r>
-        <w:t xml:space="preserve">(</w:t>
-      </w:r>
-      <w:r>
-        <w:rPr>
-          <w:rStyle w:val="VerbatimChar"/>
-        </w:rPr>
-        <w:t xml:space="preserve">model-bridge list</w:t>
-      </w:r>
-      <w:r>
-        <w:t xml:space="preserve"> </w:t>
-      </w:r>
-      <w:r>
-        <w:t xml:space="preserve">provider-diverse catalogue + real</w:t>
-      </w:r>
-      <w:r>
-        <w:t xml:space="preserve"> </w:t>
-      </w:r>
-      <w:r>
-        <w:rPr>
-          <w:rStyle w:val="VerbatimChar"/>
-        </w:rPr>
-        <w:t xml:space="preserve">invoke</w:t>
-      </w:r>
-      <w:r>
-        <w:t xml:space="preserve">→</w:t>
-      </w:r>
-      <w:r>
-        <w:t xml:space="preserve">“Le pont relie deux rives.”</w:t>
-      </w:r>
-      <w:r>
-        <w:t xml:space="preserve">; ffprobe 13.71s/40fr/6 distinct). Prior recordings: the</w:t>
+        <w:t xml:space="preserve">Video-confirmation 30/494.</w:t>
+      </w:r>
+      <w:r>
+        <w:t xml:space="preserve"> </w:t>
+      </w:r>
+      <w:r>
+        <w:t xml:space="preserve">30 rows carry real, ffprobe- and content-verified recordings.</w:t>
+      </w:r>
+      <w:r>
+        <w:t xml:space="preserve"> </w:t>
+      </w:r>
+      <w:r>
+        <w:rPr>
+          <w:b/>
+          <w:bCs/>
+        </w:rPr>
+        <w:t xml:space="preserve">Wave 2 (2026-06-16) added 5 net-new</w:t>
+      </w:r>
+      <w:r>
+        <w:t xml:space="preserve"> </w:t>
+      </w:r>
+      <w:r>
+        <w:t xml:space="preserve">(validator-verified ffprobe+frame, §11.4.107): DOCX output (</w:t>
+      </w:r>
+      <w:r>
+        <w:rPr>
+          <w:rStyle w:val="VerbatimChar"/>
+        </w:rPr>
+        <w:t xml:space="preserve">helix_translate-docx-output-20260616-112943.mp4</w:t>
+      </w:r>
+      <w:r>
+        <w:t xml:space="preserve">), PDF output (</w:t>
+      </w:r>
+      <w:r>
+        <w:rPr>
+          <w:rStyle w:val="VerbatimChar"/>
+        </w:rPr>
+        <w:t xml:space="preserve">helix_translate-pdf-output-20260616-113057.mp4</w:t>
+      </w:r>
+      <w:r>
+        <w:t xml:space="preserve">), HTML→Markdown conversion (</w:t>
+      </w:r>
+      <w:r>
+        <w:rPr>
+          <w:rStyle w:val="VerbatimChar"/>
+        </w:rPr>
+        <w:t xml:space="preserve">helix_translate-html-to-md-20260616-114228.mp4</w:t>
+      </w:r>
+      <w:r>
+        <w:t xml:space="preserve">), and</w:t>
+      </w:r>
+      <w:r>
+        <w:t xml:space="preserve"> </w:t>
+      </w:r>
+      <w:r>
+        <w:rPr>
+          <w:rStyle w:val="VerbatimChar"/>
+        </w:rPr>
+        <w:t xml:space="preserve">ProviderDiverseTranslators</w:t>
+      </w:r>
+      <w:r>
+        <w:t xml:space="preserve"> </w:t>
+      </w:r>
+      <w:r>
+        <w:t xml:space="preserve">+</w:t>
+      </w:r>
+      <w:r>
+        <w:t xml:space="preserve"> </w:t>
+      </w:r>
+      <w:r>
+        <w:rPr>
+          <w:rStyle w:val="VerbatimChar"/>
+        </w:rPr>
+        <w:t xml:space="preserve">EnsembleFactory</w:t>
+      </w:r>
+      <w:r>
+        <w:t xml:space="preserve"> </w:t>
+      </w:r>
+      <w:r>
+        <w:t xml:space="preserve">(the 4 per-provider clips</w:t>
+      </w:r>
+      <w:r>
+        <w:t xml:space="preserve"> </w:t>
+      </w:r>
+      <w:r>
+        <w:rPr>
+          <w:rStyle w:val="VerbatimChar"/>
+        </w:rPr>
+        <w:t xml:space="preserve">helix_translate-provider-{novita,mistral,groq,siliconflow}-translate-20260616-114*.mp4</w:t>
+      </w:r>
+      <w:r>
+        <w:t xml:space="preserve">); plus an additional re-confirming clip on the already-confirmed gRPC TranslationService row (</w:t>
+      </w:r>
+      <w:r>
+        <w:rPr>
+          <w:rStyle w:val="VerbatimChar"/>
+        </w:rPr>
+        <w:t xml:space="preserve">helix_translate-grpc-translate-20260616-113415.mp4</w:t>
+      </w:r>
+      <w:r>
+        <w:t xml:space="preserve">, not double-counted). Wave 1 added 2 (bridge ensemble + provider-diverse catalogue). Prior recordings:</w:t>
       </w:r>
       <w:r>
         <w:t xml:space="preserve"> </w:t>
@@ -3372,55 +3194,7 @@
         <w:t xml:space="preserve">-multipass</w:t>
       </w:r>
       <w:r>
-        <w:t xml:space="preserve"> </w:t>
-      </w:r>
-      <w:r>
-        <w:t xml:space="preserve">video</w:t>
-      </w:r>
-      <w:r>
-        <w:t xml:space="preserve"> </w:t>
-      </w:r>
-      <w:r>
-        <w:rPr>
-          <w:rStyle w:val="VerbatimChar"/>
-        </w:rPr>
-        <w:t xml:space="preserve">helixtranslate-cli-multipass-verify-20260615.mp4</w:t>
-      </w:r>
-      <w:r>
-        <w:t xml:space="preserve"> </w:t>
-      </w:r>
-      <w:r>
-        <w:t xml:space="preserve">(888x630/93fr/9.3s); the Wave-0 bridge CLI video</w:t>
-      </w:r>
-      <w:r>
-        <w:t xml:space="preserve"> </w:t>
-      </w:r>
-      <w:r>
-        <w:rPr>
-          <w:rStyle w:val="VerbatimChar"/>
-        </w:rPr>
-        <w:t xml:space="preserve">helixtranslate-bridge-bestmodel-translate-20260615.mp4</w:t>
-      </w:r>
-      <w:r>
-        <w:t xml:space="preserve"> </w:t>
-      </w:r>
-      <w:r>
-        <w:t xml:space="preserve">(790×560/80fr/8.0s); the bridge MCP-stdio video</w:t>
-      </w:r>
-      <w:r>
-        <w:t xml:space="preserve"> </w:t>
-      </w:r>
-      <w:r>
-        <w:rPr>
-          <w:rStyle w:val="VerbatimChar"/>
-        </w:rPr>
-        <w:t xml:space="preserve">helixtranslate-bridge-mcp-stdio-20260615.mp4</w:t>
-      </w:r>
-      <w:r>
-        <w:t xml:space="preserve"> </w:t>
-      </w:r>
-      <w:r>
-        <w:t xml:space="preserve">(790×560/10fr/11.88s); the 3 video-surfaced bug fixes in commit</w:t>
+        <w:t xml:space="preserve">, bridge CLI, bridge MCP-stdio, the 3 video-surfaced bug fixes in commit</w:t>
       </w:r>
       <w:r>
         <w:t xml:space="preserve"> </w:t>
@@ -3448,7 +3222,7 @@
           <w:b/>
           <w:bCs/>
         </w:rPr>
-        <w:t xml:space="preserve">🔴 Wave-1 DISCOVERED BLOCKER (§11.4.108/§11.4.138):</w:t>
+        <w:t xml:space="preserve">✅ Wave-1 DISCOVERED BLOCKER — RESOLVED (Wave 2, §11.4.108/§11.4.138):</w:t>
       </w:r>
       <w:r>
         <w:t xml:space="preserve"> </w:t>
@@ -3482,10 +3256,7 @@
         <w:t xml:space="preserve"> </w:t>
       </w:r>
       <w:r>
-        <w:t xml:space="preserve">+ gRPC) is RUNTIME-BROKEN —</w:t>
-      </w:r>
-      <w:r>
-        <w:t xml:space="preserve"> </w:t>
+        <w:t xml:space="preserve">+ gRPC) that was RUNTIME-BROKEN in Wave 1 (</w:t>
       </w:r>
       <w:r>
         <w:rPr>
@@ -3506,22 +3277,7 @@
         <w:t xml:space="preserve"> </w:t>
       </w:r>
       <w:r>
-        <w:t xml:space="preserve">rejects the verified strongest model</w:t>
-      </w:r>
-      <w:r>
-        <w:t xml:space="preserve"> </w:t>
-      </w:r>
-      <w:r>
-        <w:rPr>
-          <w:rStyle w:val="VerbatimChar"/>
-        </w:rPr>
-        <w:t xml:space="preserve">novita/Sao10K/L3-8B-Stheno-v3.2</w:t>
-      </w:r>
-      <w:r>
-        <w:t xml:space="preserve"> </w:t>
-      </w:r>
-      <w:r>
-        <w:t xml:space="preserve">against the stale</w:t>
+        <w:t xml:space="preserve">rejecting the verified strongest model against the stale</w:t>
       </w:r>
       <w:r>
         <w:t xml:space="preserve"> </w:t>
@@ -3536,7 +3292,10 @@
         <w:t xml:space="preserve"> </w:t>
       </w:r>
       <w:r>
-        <w:t xml:space="preserve">whitelist (</w:t>
+        <w:t xml:space="preserve">whitelist,</w:t>
+      </w:r>
+      <w:r>
+        <w:t xml:space="preserve"> </w:t>
       </w:r>
       <w:r>
         <w:rPr>
@@ -3545,43 +3304,7 @@
         <w:t xml:space="preserve">llm.go:237</w:t>
       </w:r>
       <w:r>
-        <w:t xml:space="preserve">), while the</w:t>
-      </w:r>
-      <w:r>
-        <w:t xml:space="preserve"> </w:t>
-      </w:r>
-      <w:r>
-        <w:rPr>
-          <w:rStyle w:val="VerbatimChar"/>
-        </w:rPr>
-        <w:t xml:space="preserve">BestModel</w:t>
-      </w:r>
-      <w:r>
-        <w:t xml:space="preserve">/</w:t>
-      </w:r>
-      <w:r>
-        <w:rPr>
-          <w:rStyle w:val="VerbatimChar"/>
-        </w:rPr>
-        <w:t xml:space="preserve">invoke</w:t>
-      </w:r>
-      <w:r>
-        <w:t xml:space="preserve"> </w:t>
-      </w:r>
-      <w:r>
-        <w:t xml:space="preserve">path (the recorded videos) correctly bypasses it. This BLOCKS Wave-1 videos #2 DOCX / #3 PDF / #4 gRPC / per-provider-unified (honest SKIPs, not faked PASS). HIGH severity — release-critical default path. Fix is a dedicated Wave-2 item (route VerifiedFactory through the ResolvedProvider resolver, bypassing the whitelist for verified models). See Status.md</w:t>
-      </w:r>
-      <w:r>
-        <w:t xml:space="preserve"> </w:t>
-      </w:r>
-      <w:r>
-        <w:t xml:space="preserve">“Honest gaps”</w:t>
-      </w:r>
-      <w:r>
-        <w:t xml:space="preserve"> </w:t>
-      </w:r>
-      <w:r>
-        <w:t xml:space="preserve">caveat 8.</w:t>
+        <w:t xml:space="preserve">) is now FIXED — the Wave-2 DOCX/PDF/gRPC/per-provider recordings are real-use videos showing the verified-bridge translator path producing real target-language output (the exact path that failed in Wave 1). The honest Wave-1 SKIPs are now genuine CONFIRMED rows. See Status.md caveat 8 for the preserved forensic record.</w:t>
       </w:r>
     </w:p>
     <w:p>
@@ -4040,7 +3763,7 @@
         <w:rPr>
           <w:rStyle w:val="VerbatimChar"/>
         </w:rPr>
-        <w:t xml:space="preserve">25 / 493</w:t>
+        <w:t xml:space="preserve">30 / 494</w:t>
       </w:r>
       <w:r>
         <w:t xml:space="preserve"> </w:t>
@@ -4056,13 +3779,13 @@
           <w:b/>
           <w:bCs/>
         </w:rPr>
-        <w:t xml:space="preserve">5.1%</w:t>
-      </w:r>
-      <w:r>
-        <w:t xml:space="preserve"> </w:t>
-      </w:r>
-      <w:r>
-        <w:t xml:space="preserve">(≈ 6.0% against the 417 headline). Plus 2 real-artifact/test-confirmed (DOCX + PDF output, video PENDING). This is the primary metric to drive upward; each anti-bluff §11.4.107 recording increments the numerator.</w:t>
+        <w:t xml:space="preserve">6.1%</w:t>
+      </w:r>
+      <w:r>
+        <w:t xml:space="preserve"> </w:t>
+      </w:r>
+      <w:r>
+        <w:t xml:space="preserve">(≈ 7.2% against the 417 headline). Wave 2 added 5 net-new video confirmations (DOCX/PDF/HTML→MD/ProviderDiverseTranslators/EnsembleFactory); DOCX + PDF are now video-confirmed, no longer real-artifact-only. This is the primary metric to drive upward; each anti-bluff §11.4.107 recording increments the numerator.</w:t>
       </w:r>
     </w:p>
     <w:bookmarkEnd w:id="26"/>

--- a/docs/features/Status_Summary.docx
+++ b/docs/features/Status_Summary.docx
@@ -34,7 +34,7 @@
         <w:t xml:space="preserve"> </w:t>
       </w:r>
       <w:r>
-        <w:t xml:space="preserve">9</w:t>
+        <w:t xml:space="preserve">10</w:t>
       </w:r>
       <w:r>
         <w:t xml:space="preserve"> </w:t>
@@ -50,7 +50,7 @@
         <w:t xml:space="preserve"> </w:t>
       </w:r>
       <w:r>
-        <w:t xml:space="preserve">2026-06-16T12:00:00Z</w:t>
+        <w:t xml:space="preserve">2026-06-16T13:00:00Z</w:t>
       </w:r>
       <w:r>
         <w:t xml:space="preserve"> </w:t>
@@ -222,7 +222,7 @@
           <w:b/>
           <w:bCs/>
         </w:rPr>
-        <w:t xml:space="preserve">30 features are proven on real recordings</w:t>
+        <w:t xml:space="preserve">32 features are proven on real recordings</w:t>
       </w:r>
       <w:r>
         <w:t xml:space="preserve"> </w:t>
@@ -452,86 +452,75 @@
           <w:b/>
           <w:bCs/>
         </w:rPr>
-        <w:t xml:space="preserve">New this round (Wave 2):</w:t>
-      </w:r>
-      <w:r>
-        <w:t xml:space="preserve"> </w:t>
-      </w:r>
-      <w:r>
-        <w:rPr>
-          <w:b/>
-          <w:bCs/>
-        </w:rPr>
-        <w:t xml:space="preserve">DOCX output</w:t>
-      </w:r>
-      <w:r>
-        <w:t xml:space="preserve">,</w:t>
-      </w:r>
-      <w:r>
-        <w:t xml:space="preserve"> </w:t>
-      </w:r>
-      <w:r>
-        <w:rPr>
-          <w:b/>
-          <w:bCs/>
-        </w:rPr>
-        <w:t xml:space="preserve">PDF output</w:t>
-      </w:r>
-      <w:r>
-        <w:t xml:space="preserve">,</w:t>
-      </w:r>
-      <w:r>
-        <w:t xml:space="preserve"> </w:t>
-      </w:r>
-      <w:r>
-        <w:rPr>
-          <w:b/>
-          <w:bCs/>
-        </w:rPr>
-        <w:t xml:space="preserve">HTML→Markdown conversion</w:t>
-      </w:r>
-      <w:r>
-        <w:t xml:space="preserve">, and the</w:t>
-      </w:r>
-      <w:r>
-        <w:t xml:space="preserve"> </w:t>
-      </w:r>
-      <w:r>
-        <w:rPr>
-          <w:b/>
-          <w:bCs/>
-        </w:rPr>
-        <w:t xml:space="preserve">provider-diverse translators</w:t>
-      </w:r>
-      <w:r>
-        <w:t xml:space="preserve"> </w:t>
-      </w:r>
-      <w:r>
-        <w:t xml:space="preserve">(</w:t>
-      </w:r>
-      <w:r>
-        <w:rPr>
-          <w:rStyle w:val="VerbatimChar"/>
-        </w:rPr>
-        <w:t xml:space="preserve">ProviderDiverseTranslators</w:t>
-      </w:r>
-      <w:r>
-        <w:t xml:space="preserve"> </w:t>
-      </w:r>
-      <w:r>
-        <w:t xml:space="preserve">+</w:t>
-      </w:r>
-      <w:r>
-        <w:t xml:space="preserve"> </w:t>
-      </w:r>
-      <w:r>
-        <w:rPr>
-          <w:rStyle w:val="VerbatimChar"/>
-        </w:rPr>
-        <w:t xml:space="preserve">EnsembleFactory</w:t>
-      </w:r>
-      <w:r>
-        <w:t xml:space="preserve">) are all now video-proven — and the gRPC server translation was re-confirmed with an additional clip. The Wave-1 default-translation-path blocker is resolved.</w:t>
+        <w:t xml:space="preserve">New this round (Wave 3a):</w:t>
+      </w:r>
+      <w:r>
+        <w:t xml:space="preserve"> </w:t>
+      </w:r>
+      <w:r>
+        <w:t xml:space="preserve">the</w:t>
+      </w:r>
+      <w:r>
+        <w:t xml:space="preserve"> </w:t>
+      </w:r>
+      <w:r>
+        <w:rPr>
+          <w:b/>
+          <w:bCs/>
+        </w:rPr>
+        <w:t xml:space="preserve">Cerebras</w:t>
+      </w:r>
+      <w:r>
+        <w:t xml:space="preserve"> </w:t>
+      </w:r>
+      <w:r>
+        <w:t xml:space="preserve">and</w:t>
+      </w:r>
+      <w:r>
+        <w:t xml:space="preserve"> </w:t>
+      </w:r>
+      <w:r>
+        <w:rPr>
+          <w:b/>
+          <w:bCs/>
+        </w:rPr>
+        <w:t xml:space="preserve">SambaNova</w:t>
+      </w:r>
+      <w:r>
+        <w:t xml:space="preserve"> </w:t>
+      </w:r>
+      <w:r>
+        <w:t xml:space="preserve">per-provider LLM clients are now video-proven — each a real EN→ES translation run through</w:t>
+      </w:r>
+      <w:r>
+        <w:t xml:space="preserve"> </w:t>
+      </w:r>
+      <w:r>
+        <w:rPr>
+          <w:rStyle w:val="VerbatimChar"/>
+        </w:rPr>
+        <w:t xml:space="preserve">unified-translator -provider &lt;name&gt;</w:t>
+      </w:r>
+      <w:r>
+        <w:t xml:space="preserve">, with the two Spanish outputs distinct from each other (</w:t>
+      </w:r>
+      <w:r>
+        <w:t xml:space="preserve">“El sol de la mañana se alzó…”</w:t>
+      </w:r>
+      <w:r>
+        <w:t xml:space="preserve"> </w:t>
+      </w:r>
+      <w:r>
+        <w:t xml:space="preserve">vs</w:t>
+      </w:r>
+      <w:r>
+        <w:t xml:space="preserve"> </w:t>
+      </w:r>
+      <w:r>
+        <w:t xml:space="preserve">“El sol matutino se alzó…”</w:t>
+      </w:r>
+      <w:r>
+        <w:t xml:space="preserve">), proving genuine, separate per-provider models rather than a canned response. (Prior round, Wave 2: DOCX output, PDF output, HTML→Markdown conversion, and the provider-diverse translators were video-proven; the Wave-1 default-translation-path blocker is resolved.)</w:t>
       </w:r>
     </w:p>
     <w:bookmarkEnd w:id="10"/>
@@ -913,13 +902,13 @@
           <w:b/>
           <w:bCs/>
         </w:rPr>
-        <w:t xml:space="preserve">30 / 494 ≈ 6.1%</w:t>
-      </w:r>
-      <w:r>
-        <w:t xml:space="preserve"> </w:t>
-      </w:r>
-      <w:r>
-        <w:t xml:space="preserve">(Wave 2 added 5 net-new video confirmations: DOCX output, PDF output, HTML→Markdown conversion, ProviderDiverseTranslators, EnsembleFactory; DOCX + PDF are no longer real-artifact-only — they are now video-confirmed). This is the headline number to keep improving: each new genuine recording raises it.</w:t>
+        <w:t xml:space="preserve">32 / 494 ≈ 6.5%</w:t>
+      </w:r>
+      <w:r>
+        <w:t xml:space="preserve"> </w:t>
+      </w:r>
+      <w:r>
+        <w:t xml:space="preserve">(Wave 3a added 2 net-new video confirmations: the Cerebras and SambaNova per-provider LLM clients, each a distinct real EN→ES translation; Wave 2 added 5: DOCX output, PDF output, HTML→Markdown conversion, ProviderDiverseTranslators, EnsembleFactory). This is the headline number to keep improving: each new genuine recording raises it.</w:t>
       </w:r>
     </w:p>
     <w:bookmarkEnd w:id="12"/>
@@ -1538,7 +1527,7 @@
               <w:pStyle w:val="Compact"/>
             </w:pPr>
             <w:r>
-              <w:t xml:space="preserve">30 (Wave 2 added 5 net-new: DOCX output, PDF output, HTML→Markdown conversion, ProviderDiverseTranslators, EnsembleFactory; DOCX + PDF now video-confirmed, no longer real-artifact-only)</w:t>
+              <w:t xml:space="preserve">32 (Wave 3a added 2 net-new: Cerebras + SambaNova per-provider LLM clients, distinct real EN→ES translations; Wave 2 added 5: DOCX output, PDF output, HTML→Markdown conversion, ProviderDiverseTranslators, EnsembleFactory)</w:t>
             </w:r>
           </w:p>
         </w:tc>
@@ -3082,13 +3071,109 @@
           <w:b/>
           <w:bCs/>
         </w:rPr>
-        <w:t xml:space="preserve">Video-confirmation 30/494.</w:t>
-      </w:r>
-      <w:r>
-        <w:t xml:space="preserve"> </w:t>
-      </w:r>
-      <w:r>
-        <w:t xml:space="preserve">30 rows carry real, ffprobe- and content-verified recordings.</w:t>
+        <w:t xml:space="preserve">Video-confirmation 32/494.</w:t>
+      </w:r>
+      <w:r>
+        <w:t xml:space="preserve"> </w:t>
+      </w:r>
+      <w:r>
+        <w:t xml:space="preserve">32 rows carry real, ffprobe- and content-verified recordings.</w:t>
+      </w:r>
+      <w:r>
+        <w:t xml:space="preserve"> </w:t>
+      </w:r>
+      <w:r>
+        <w:rPr>
+          <w:b/>
+          <w:bCs/>
+        </w:rPr>
+        <w:t xml:space="preserve">Wave 3a (2026-06-16) added 2 net-new</w:t>
+      </w:r>
+      <w:r>
+        <w:t xml:space="preserve"> </w:t>
+      </w:r>
+      <w:r>
+        <w:t xml:space="preserve">(validator-style ffprobe+frame, §11.4.107): the</w:t>
+      </w:r>
+      <w:r>
+        <w:t xml:space="preserve"> </w:t>
+      </w:r>
+      <w:r>
+        <w:rPr>
+          <w:b/>
+          <w:bCs/>
+        </w:rPr>
+        <w:t xml:space="preserve">Cerebras</w:t>
+      </w:r>
+      <w:r>
+        <w:t xml:space="preserve"> </w:t>
+      </w:r>
+      <w:r>
+        <w:t xml:space="preserve">client (</w:t>
+      </w:r>
+      <w:r>
+        <w:rPr>
+          <w:rStyle w:val="VerbatimChar"/>
+        </w:rPr>
+        <w:t xml:space="preserve">helix_translate-provider-cerebras-translate-wave3a-20260616.mp4</w:t>
+      </w:r>
+      <w:r>
+        <w:t xml:space="preserve">,</w:t>
+      </w:r>
+      <w:r>
+        <w:t xml:space="preserve"> </w:t>
+      </w:r>
+      <w:r>
+        <w:t xml:space="preserve">“El sol de la mañana se alzó sobre el tranquilo pueblo.”</w:t>
+      </w:r>
+      <w:r>
+        <w:t xml:space="preserve">) and the</w:t>
+      </w:r>
+      <w:r>
+        <w:t xml:space="preserve"> </w:t>
+      </w:r>
+      <w:r>
+        <w:rPr>
+          <w:b/>
+          <w:bCs/>
+        </w:rPr>
+        <w:t xml:space="preserve">SambaNova</w:t>
+      </w:r>
+      <w:r>
+        <w:t xml:space="preserve"> </w:t>
+      </w:r>
+      <w:r>
+        <w:t xml:space="preserve">client (</w:t>
+      </w:r>
+      <w:r>
+        <w:rPr>
+          <w:rStyle w:val="VerbatimChar"/>
+        </w:rPr>
+        <w:t xml:space="preserve">helix_translate-provider-sambanova-translate-wave3a-20260616.mp4</w:t>
+      </w:r>
+      <w:r>
+        <w:t xml:space="preserve">,</w:t>
+      </w:r>
+      <w:r>
+        <w:t xml:space="preserve"> </w:t>
+      </w:r>
+      <w:r>
+        <w:t xml:space="preserve">“El sol matutino se alzó sobre el tranquilo pueblo.”</w:t>
+      </w:r>
+      <w:r>
+        <w:t xml:space="preserve">), both via</w:t>
+      </w:r>
+      <w:r>
+        <w:t xml:space="preserve"> </w:t>
+      </w:r>
+      <w:r>
+        <w:rPr>
+          <w:rStyle w:val="VerbatimChar"/>
+        </w:rPr>
+        <w:t xml:space="preserve">unified-translator -provider &lt;name&gt;</w:t>
+      </w:r>
+      <w:r>
+        <w:t xml:space="preserve">, the two outputs distinct from each other (genuine per-provider models), start-frame ≠ output-frame liveness.</w:t>
       </w:r>
       <w:r>
         <w:t xml:space="preserve"> </w:t>
@@ -3763,7 +3848,7 @@
         <w:rPr>
           <w:rStyle w:val="VerbatimChar"/>
         </w:rPr>
-        <w:t xml:space="preserve">30 / 494</w:t>
+        <w:t xml:space="preserve">32 / 494</w:t>
       </w:r>
       <w:r>
         <w:t xml:space="preserve"> </w:t>
@@ -3779,13 +3864,13 @@
           <w:b/>
           <w:bCs/>
         </w:rPr>
-        <w:t xml:space="preserve">6.1%</w:t>
-      </w:r>
-      <w:r>
-        <w:t xml:space="preserve"> </w:t>
-      </w:r>
-      <w:r>
-        <w:t xml:space="preserve">(≈ 7.2% against the 417 headline). Wave 2 added 5 net-new video confirmations (DOCX/PDF/HTML→MD/ProviderDiverseTranslators/EnsembleFactory); DOCX + PDF are now video-confirmed, no longer real-artifact-only. This is the primary metric to drive upward; each anti-bluff §11.4.107 recording increments the numerator.</w:t>
+        <w:t xml:space="preserve">6.5%</w:t>
+      </w:r>
+      <w:r>
+        <w:t xml:space="preserve"> </w:t>
+      </w:r>
+      <w:r>
+        <w:t xml:space="preserve">(≈ 7.7% against the 417 headline). Wave 3a added 2 net-new video confirmations (Cerebras + SambaNova per-provider clients, distinct real EN→ES translations); Wave 2 added 5 (DOCX/PDF/HTML→MD/ProviderDiverseTranslators/EnsembleFactory). This is the primary metric to drive upward; each anti-bluff §11.4.107 recording increments the numerator.</w:t>
       </w:r>
     </w:p>
     <w:bookmarkEnd w:id="26"/>

--- a/docs/features/Status_Summary.docx
+++ b/docs/features/Status_Summary.docx
@@ -34,7 +34,7 @@
         <w:t xml:space="preserve"> </w:t>
       </w:r>
       <w:r>
-        <w:t xml:space="preserve">10</w:t>
+        <w:t xml:space="preserve">11</w:t>
       </w:r>
       <w:r>
         <w:t xml:space="preserve"> </w:t>
@@ -50,7 +50,7 @@
         <w:t xml:space="preserve"> </w:t>
       </w:r>
       <w:r>
-        <w:t xml:space="preserve">2026-06-16T13:00:00Z</w:t>
+        <w:t xml:space="preserve">2026-06-16T13:20:00Z</w:t>
       </w:r>
       <w:r>
         <w:t xml:space="preserve"> </w:t>
@@ -222,7 +222,7 @@
           <w:b/>
           <w:bCs/>
         </w:rPr>
-        <w:t xml:space="preserve">32 features are proven on real recordings</w:t>
+        <w:t xml:space="preserve">35 features are proven on real recordings</w:t>
       </w:r>
       <w:r>
         <w:t xml:space="preserve"> </w:t>
@@ -304,33 +304,49 @@
         <w:t xml:space="preserve">agent bridge MCP-stdio server</w:t>
       </w:r>
       <w:r>
-        <w:t xml:space="preserve">, and —</w:t>
-      </w:r>
-      <w:r>
-        <w:t xml:space="preserve"> </w:t>
-      </w:r>
-      <w:r>
-        <w:rPr>
-          <w:b/>
-          <w:bCs/>
-        </w:rPr>
-        <w:t xml:space="preserve">new this round (Wave 2)</w:t>
-      </w:r>
-      <w:r>
-        <w:t xml:space="preserve"> </w:t>
-      </w:r>
-      <w:r>
-        <w:t xml:space="preserve">—</w:t>
-      </w:r>
-      <w:r>
-        <w:t xml:space="preserve"> </w:t>
-      </w:r>
-      <w:r>
-        <w:rPr>
-          <w:b/>
-          <w:bCs/>
-        </w:rPr>
-        <w:t xml:space="preserve">DOCX output</w:t>
+        <w:t xml:space="preserve">, the</w:t>
+      </w:r>
+      <w:r>
+        <w:t xml:space="preserve"> </w:t>
+      </w:r>
+      <w:r>
+        <w:rPr>
+          <w:b/>
+          <w:bCs/>
+        </w:rPr>
+        <w:t xml:space="preserve">provider-diverse translator set</w:t>
+      </w:r>
+      <w:r>
+        <w:t xml:space="preserve"> </w:t>
+      </w:r>
+      <w:r>
+        <w:t xml:space="preserve">(Wave 2: novita, mistral, groq, siliconflow; Wave 3a: Cerebras, SambaNova), and —</w:t>
+      </w:r>
+      <w:r>
+        <w:t xml:space="preserve"> </w:t>
+      </w:r>
+      <w:r>
+        <w:rPr>
+          <w:b/>
+          <w:bCs/>
+        </w:rPr>
+        <w:t xml:space="preserve">new this round (Wave 3b)</w:t>
+      </w:r>
+      <w:r>
+        <w:t xml:space="preserve"> </w:t>
+      </w:r>
+      <w:r>
+        <w:t xml:space="preserve">— the</w:t>
+      </w:r>
+      <w:r>
+        <w:t xml:space="preserve"> </w:t>
+      </w:r>
+      <w:r>
+        <w:rPr>
+          <w:b/>
+          <w:bCs/>
+        </w:rPr>
+        <w:t xml:space="preserve">Gemini</w:t>
       </w:r>
       <w:r>
         <w:t xml:space="preserve">,</w:t>
@@ -343,26 +359,29 @@
           <w:b/>
           <w:bCs/>
         </w:rPr>
-        <w:t xml:space="preserve">PDF output</w:t>
-      </w:r>
-      <w:r>
-        <w:t xml:space="preserve">, and the</w:t>
-      </w:r>
-      <w:r>
-        <w:t xml:space="preserve"> </w:t>
-      </w:r>
-      <w:r>
-        <w:rPr>
-          <w:b/>
-          <w:bCs/>
-        </w:rPr>
-        <w:t xml:space="preserve">provider-diverse translator set</w:t>
-      </w:r>
-      <w:r>
-        <w:t xml:space="preserve"> </w:t>
-      </w:r>
-      <w:r>
-        <w:t xml:space="preserve">(four real per-provider translations: novita, mistral, groq, siliconflow).</w:t>
+        <w:t xml:space="preserve">Zhipu (GLM)</w:t>
+      </w:r>
+      <w:r>
+        <w:t xml:space="preserve"> </w:t>
+      </w:r>
+      <w:r>
+        <w:t xml:space="preserve">and</w:t>
+      </w:r>
+      <w:r>
+        <w:t xml:space="preserve"> </w:t>
+      </w:r>
+      <w:r>
+        <w:rPr>
+          <w:b/>
+          <w:bCs/>
+        </w:rPr>
+        <w:t xml:space="preserve">Cohere</w:t>
+      </w:r>
+      <w:r>
+        <w:t xml:space="preserve"> </w:t>
+      </w:r>
+      <w:r>
+        <w:t xml:space="preserve">library clients (three more distinct real per-provider EN→Serbian translations).</w:t>
       </w:r>
     </w:p>
     <w:p>
@@ -902,13 +921,13 @@
           <w:b/>
           <w:bCs/>
         </w:rPr>
-        <w:t xml:space="preserve">32 / 494 ≈ 6.5%</w:t>
-      </w:r>
-      <w:r>
-        <w:t xml:space="preserve"> </w:t>
-      </w:r>
-      <w:r>
-        <w:t xml:space="preserve">(Wave 3a added 2 net-new video confirmations: the Cerebras and SambaNova per-provider LLM clients, each a distinct real EN→ES translation; Wave 2 added 5: DOCX output, PDF output, HTML→Markdown conversion, ProviderDiverseTranslators, EnsembleFactory). This is the headline number to keep improving: each new genuine recording raises it.</w:t>
+        <w:t xml:space="preserve">35 / 494 ≈ 7.1%</w:t>
+      </w:r>
+      <w:r>
+        <w:t xml:space="preserve"> </w:t>
+      </w:r>
+      <w:r>
+        <w:t xml:space="preserve">(Wave 3b added 3 net-new video confirmations: the Gemini, Zhipu (GLM) and Cohere library clients, each a distinct real EN→SR-latin translation [+ a re-confirming deepseek clip, not double-counted]; Wave 3a added 2: Cerebras and SambaNova per-provider clients; Wave 2 added 5: DOCX output, PDF output, HTML→Markdown conversion, ProviderDiverseTranslators, EnsembleFactory). This is the headline number to keep improving: each new genuine recording raises it.</w:t>
       </w:r>
     </w:p>
     <w:bookmarkEnd w:id="12"/>
@@ -1527,7 +1546,7 @@
               <w:pStyle w:val="Compact"/>
             </w:pPr>
             <w:r>
-              <w:t xml:space="preserve">32 (Wave 3a added 2 net-new: Cerebras + SambaNova per-provider LLM clients, distinct real EN→ES translations; Wave 2 added 5: DOCX output, PDF output, HTML→Markdown conversion, ProviderDiverseTranslators, EnsembleFactory)</w:t>
+              <w:t xml:space="preserve">35 (Wave 3b added 3 net-new: Gemini + Zhipu (GLM) + Cohere library clients, distinct real EN→SR-latin translations; Wave 3a added 2: Cerebras + SambaNova per-provider LLM clients; Wave 2 added 5: DOCX output, PDF output, HTML→Markdown conversion, ProviderDiverseTranslators, EnsembleFactory)</w:t>
             </w:r>
           </w:p>
         </w:tc>
@@ -3071,13 +3090,155 @@
           <w:b/>
           <w:bCs/>
         </w:rPr>
-        <w:t xml:space="preserve">Video-confirmation 32/494.</w:t>
-      </w:r>
-      <w:r>
-        <w:t xml:space="preserve"> </w:t>
-      </w:r>
-      <w:r>
-        <w:t xml:space="preserve">32 rows carry real, ffprobe- and content-verified recordings.</w:t>
+        <w:t xml:space="preserve">Video-confirmation 35/494.</w:t>
+      </w:r>
+      <w:r>
+        <w:t xml:space="preserve"> </w:t>
+      </w:r>
+      <w:r>
+        <w:t xml:space="preserve">35 rows carry real, ffprobe- and content-verified recordings.</w:t>
+      </w:r>
+      <w:r>
+        <w:t xml:space="preserve"> </w:t>
+      </w:r>
+      <w:r>
+        <w:rPr>
+          <w:b/>
+          <w:bCs/>
+        </w:rPr>
+        <w:t xml:space="preserve">Wave 3b (2026-06-16) added 3 net-new</w:t>
+      </w:r>
+      <w:r>
+        <w:t xml:space="preserve"> </w:t>
+      </w:r>
+      <w:r>
+        <w:t xml:space="preserve">(real-use, ffprobe non-zero dur+frames / 790×560 even-dims yuv420p, ≥6 frames extracted + one content-verified per §11.4.107): the</w:t>
+      </w:r>
+      <w:r>
+        <w:t xml:space="preserve"> </w:t>
+      </w:r>
+      <w:r>
+        <w:rPr>
+          <w:b/>
+          <w:bCs/>
+        </w:rPr>
+        <w:t xml:space="preserve">Gemini</w:t>
+      </w:r>
+      <w:r>
+        <w:t xml:space="preserve"> </w:t>
+      </w:r>
+      <w:r>
+        <w:t xml:space="preserve">client (</w:t>
+      </w:r>
+      <w:r>
+        <w:rPr>
+          <w:rStyle w:val="VerbatimChar"/>
+        </w:rPr>
+        <w:t xml:space="preserve">helix_translate-provider-gemini-translate-wave3b-20260616.mp4</w:t>
+      </w:r>
+      <w:r>
+        <w:t xml:space="preserve">, gemini-2.0-flash,</w:t>
+      </w:r>
+      <w:r>
+        <w:t xml:space="preserve"> </w:t>
+      </w:r>
+      <w:r>
+        <w:t xml:space="preserve">“Staro svjetiljko stajalo je samotočno na kamenitoj obali…”</w:t>
+      </w:r>
+      <w:r>
+        <w:t xml:space="preserve">), the</w:t>
+      </w:r>
+      <w:r>
+        <w:t xml:space="preserve"> </w:t>
+      </w:r>
+      <w:r>
+        <w:rPr>
+          <w:b/>
+          <w:bCs/>
+        </w:rPr>
+        <w:t xml:space="preserve">Zhipu (GLM)</w:t>
+      </w:r>
+      <w:r>
+        <w:t xml:space="preserve"> </w:t>
+      </w:r>
+      <w:r>
+        <w:t xml:space="preserve">client (</w:t>
+      </w:r>
+      <w:r>
+        <w:rPr>
+          <w:rStyle w:val="VerbatimChar"/>
+        </w:rPr>
+        <w:t xml:space="preserve">helix_translate-provider-zhipu-translate-wave3b-20260616.mp4</w:t>
+      </w:r>
+      <w:r>
+        <w:t xml:space="preserve">, glm-4-flash,</w:t>
+      </w:r>
+      <w:r>
+        <w:t xml:space="preserve"> </w:t>
+      </w:r>
+      <w:r>
+        <w:t xml:space="preserve">“Stara svjetiljka stojeća samostalno na kamenitoj obali…”</w:t>
+      </w:r>
+      <w:r>
+        <w:t xml:space="preserve">) and the</w:t>
+      </w:r>
+      <w:r>
+        <w:t xml:space="preserve"> </w:t>
+      </w:r>
+      <w:r>
+        <w:rPr>
+          <w:b/>
+          <w:bCs/>
+        </w:rPr>
+        <w:t xml:space="preserve">Cohere</w:t>
+      </w:r>
+      <w:r>
+        <w:t xml:space="preserve"> </w:t>
+      </w:r>
+      <w:r>
+        <w:t xml:space="preserve">client (</w:t>
+      </w:r>
+      <w:r>
+        <w:rPr>
+          <w:rStyle w:val="VerbatimChar"/>
+        </w:rPr>
+        <w:t xml:space="preserve">helix_translate-provider-cohere-translate-wave3b-20260616.mp4</w:t>
+      </w:r>
+      <w:r>
+        <w:t xml:space="preserve">, command-r-08-2024 via</w:t>
+      </w:r>
+      <w:r>
+        <w:t xml:space="preserve"> </w:t>
+      </w:r>
+      <w:r>
+        <w:rPr>
+          <w:rStyle w:val="VerbatimChar"/>
+        </w:rPr>
+        <w:t xml:space="preserve">-base-url https://api.cohere.ai/compatibility/v1</w:t>
+      </w:r>
+      <w:r>
+        <w:t xml:space="preserve">, provider=cohere,</w:t>
+      </w:r>
+      <w:r>
+        <w:t xml:space="preserve"> </w:t>
+      </w:r>
+      <w:r>
+        <w:t xml:space="preserve">“Stari svjetionik stojeo je sam na kamenitoj obali… svijeća njegova vodila brodove…”</w:t>
+      </w:r>
+      <w:r>
+        <w:t xml:space="preserve">), all four EN→SR-latin outputs distinct from one another (incl. the re-confirming deepseek clip</w:t>
+      </w:r>
+      <w:r>
+        <w:t xml:space="preserve"> </w:t>
+      </w:r>
+      <w:r>
+        <w:rPr>
+          <w:rStyle w:val="VerbatimChar"/>
+        </w:rPr>
+        <w:t xml:space="preserve">helix_translate-provider-deepseek-translate-wave3b-20260616.mp4</w:t>
+      </w:r>
+      <w:r>
+        <w:t xml:space="preserve">, not double-counted) — genuine per-provider models.</w:t>
       </w:r>
       <w:r>
         <w:t xml:space="preserve"> </w:t>
@@ -3848,7 +4009,7 @@
         <w:rPr>
           <w:rStyle w:val="VerbatimChar"/>
         </w:rPr>
-        <w:t xml:space="preserve">32 / 494</w:t>
+        <w:t xml:space="preserve">35 / 494</w:t>
       </w:r>
       <w:r>
         <w:t xml:space="preserve"> </w:t>
@@ -3864,13 +4025,13 @@
           <w:b/>
           <w:bCs/>
         </w:rPr>
-        <w:t xml:space="preserve">6.5%</w:t>
-      </w:r>
-      <w:r>
-        <w:t xml:space="preserve"> </w:t>
-      </w:r>
-      <w:r>
-        <w:t xml:space="preserve">(≈ 7.7% against the 417 headline). Wave 3a added 2 net-new video confirmations (Cerebras + SambaNova per-provider clients, distinct real EN→ES translations); Wave 2 added 5 (DOCX/PDF/HTML→MD/ProviderDiverseTranslators/EnsembleFactory). This is the primary metric to drive upward; each anti-bluff §11.4.107 recording increments the numerator.</w:t>
+        <w:t xml:space="preserve">7.1%</w:t>
+      </w:r>
+      <w:r>
+        <w:t xml:space="preserve"> </w:t>
+      </w:r>
+      <w:r>
+        <w:t xml:space="preserve">(≈ 8.4% against the 417 headline). Wave 3b added 3 net-new video confirmations (Gemini + Zhipu + Cohere library clients, distinct real EN→SR-latin translations); Wave 3a added 2 (Cerebras + SambaNova per-provider clients); Wave 2 added 5 (DOCX/PDF/HTML→MD/ProviderDiverseTranslators/EnsembleFactory). This is the primary metric to drive upward; each anti-bluff §11.4.107 recording increments the numerator.</w:t>
       </w:r>
     </w:p>
     <w:bookmarkEnd w:id="26"/>

--- a/docs/features/Status_Summary.docx
+++ b/docs/features/Status_Summary.docx
@@ -34,7 +34,7 @@
         <w:t xml:space="preserve"> </w:t>
       </w:r>
       <w:r>
-        <w:t xml:space="preserve">11</w:t>
+        <w:t xml:space="preserve">12</w:t>
       </w:r>
       <w:r>
         <w:t xml:space="preserve"> </w:t>
@@ -50,7 +50,7 @@
         <w:t xml:space="preserve"> </w:t>
       </w:r>
       <w:r>
-        <w:t xml:space="preserve">2026-06-16T13:20:00Z</w:t>
+        <w:t xml:space="preserve">2026-06-16T13:35:00Z</w:t>
       </w:r>
       <w:r>
         <w:t xml:space="preserve"> </w:t>
@@ -222,7 +222,7 @@
           <w:b/>
           <w:bCs/>
         </w:rPr>
-        <w:t xml:space="preserve">35 features are proven on real recordings</w:t>
+        <w:t xml:space="preserve">37 features are proven on real recordings</w:t>
       </w:r>
       <w:r>
         <w:t xml:space="preserve"> </w:t>
@@ -320,17 +320,17 @@
         <w:t xml:space="preserve"> </w:t>
       </w:r>
       <w:r>
-        <w:t xml:space="preserve">(Wave 2: novita, mistral, groq, siliconflow; Wave 3a: Cerebras, SambaNova), and —</w:t>
-      </w:r>
-      <w:r>
-        <w:t xml:space="preserve"> </w:t>
-      </w:r>
-      <w:r>
-        <w:rPr>
-          <w:b/>
-          <w:bCs/>
-        </w:rPr>
-        <w:t xml:space="preserve">new this round (Wave 3b)</w:t>
+        <w:t xml:space="preserve">(Wave 2: novita, mistral, groq, siliconflow; Wave 3a: Cerebras, SambaNova; Wave 3b: Gemini, Zhipu, Cohere), and —</w:t>
+      </w:r>
+      <w:r>
+        <w:t xml:space="preserve"> </w:t>
+      </w:r>
+      <w:r>
+        <w:rPr>
+          <w:b/>
+          <w:bCs/>
+        </w:rPr>
+        <w:t xml:space="preserve">new this round (Wave 3c)</w:t>
       </w:r>
       <w:r>
         <w:t xml:space="preserve"> </w:t>
@@ -346,42 +346,29 @@
           <w:b/>
           <w:bCs/>
         </w:rPr>
-        <w:t xml:space="preserve">Gemini</w:t>
-      </w:r>
-      <w:r>
-        <w:t xml:space="preserve">,</w:t>
-      </w:r>
-      <w:r>
-        <w:t xml:space="preserve"> </w:t>
-      </w:r>
-      <w:r>
-        <w:rPr>
-          <w:b/>
-          <w:bCs/>
-        </w:rPr>
-        <w:t xml:space="preserve">Zhipu (GLM)</w:t>
-      </w:r>
-      <w:r>
-        <w:t xml:space="preserve"> </w:t>
-      </w:r>
-      <w:r>
-        <w:t xml:space="preserve">and</w:t>
-      </w:r>
-      <w:r>
-        <w:t xml:space="preserve"> </w:t>
-      </w:r>
-      <w:r>
-        <w:rPr>
-          <w:b/>
-          <w:bCs/>
-        </w:rPr>
-        <w:t xml:space="preserve">Cohere</w:t>
-      </w:r>
-      <w:r>
-        <w:t xml:space="preserve"> </w:t>
-      </w:r>
-      <w:r>
-        <w:t xml:space="preserve">library clients (three more distinct real per-provider EN→Serbian translations).</w:t>
+        <w:t xml:space="preserve">Hyperbolic</w:t>
+      </w:r>
+      <w:r>
+        <w:t xml:space="preserve"> </w:t>
+      </w:r>
+      <w:r>
+        <w:t xml:space="preserve">library client and the</w:t>
+      </w:r>
+      <w:r>
+        <w:t xml:space="preserve"> </w:t>
+      </w:r>
+      <w:r>
+        <w:rPr>
+          <w:b/>
+          <w:bCs/>
+        </w:rPr>
+        <w:t xml:space="preserve">Fireworks</w:t>
+      </w:r>
+      <w:r>
+        <w:t xml:space="preserve"> </w:t>
+      </w:r>
+      <w:r>
+        <w:t xml:space="preserve">provider (two more distinct real per-provider EN→Spanish translations).</w:t>
       </w:r>
     </w:p>
     <w:p>
@@ -471,7 +458,7 @@
           <w:b/>
           <w:bCs/>
         </w:rPr>
-        <w:t xml:space="preserve">New this round (Wave 3a):</w:t>
+        <w:t xml:space="preserve">New this round (Wave 3c):</w:t>
       </w:r>
       <w:r>
         <w:t xml:space="preserve"> </w:t>
@@ -487,59 +474,113 @@
           <w:b/>
           <w:bCs/>
         </w:rPr>
-        <w:t xml:space="preserve">Cerebras</w:t>
-      </w:r>
-      <w:r>
-        <w:t xml:space="preserve"> </w:t>
-      </w:r>
-      <w:r>
-        <w:t xml:space="preserve">and</w:t>
-      </w:r>
-      <w:r>
-        <w:t xml:space="preserve"> </w:t>
-      </w:r>
-      <w:r>
-        <w:rPr>
-          <w:b/>
-          <w:bCs/>
-        </w:rPr>
-        <w:t xml:space="preserve">SambaNova</w:t>
-      </w:r>
-      <w:r>
-        <w:t xml:space="preserve"> </w:t>
-      </w:r>
-      <w:r>
-        <w:t xml:space="preserve">per-provider LLM clients are now video-proven — each a real EN→ES translation run through</w:t>
-      </w:r>
-      <w:r>
-        <w:t xml:space="preserve"> </w:t>
-      </w:r>
-      <w:r>
-        <w:rPr>
-          <w:rStyle w:val="VerbatimChar"/>
-        </w:rPr>
-        <w:t xml:space="preserve">unified-translator -provider &lt;name&gt;</w:t>
-      </w:r>
-      <w:r>
-        <w:t xml:space="preserve">, with the two Spanish outputs distinct from each other (</w:t>
-      </w:r>
-      <w:r>
-        <w:t xml:space="preserve">“El sol de la mañana se alzó…”</w:t>
-      </w:r>
-      <w:r>
-        <w:t xml:space="preserve"> </w:t>
-      </w:r>
-      <w:r>
-        <w:t xml:space="preserve">vs</w:t>
-      </w:r>
-      <w:r>
-        <w:t xml:space="preserve"> </w:t>
-      </w:r>
-      <w:r>
-        <w:t xml:space="preserve">“El sol matutino se alzó…”</w:t>
-      </w:r>
-      <w:r>
-        <w:t xml:space="preserve">), proving genuine, separate per-provider models rather than a canned response. (Prior round, Wave 2: DOCX output, PDF output, HTML→Markdown conversion, and the provider-diverse translators were video-proven; the Wave-1 default-translation-path blocker is resolved.)</w:t>
+        <w:t xml:space="preserve">Hyperbolic</w:t>
+      </w:r>
+      <w:r>
+        <w:t xml:space="preserve"> </w:t>
+      </w:r>
+      <w:r>
+        <w:t xml:space="preserve">library client and the</w:t>
+      </w:r>
+      <w:r>
+        <w:t xml:space="preserve"> </w:t>
+      </w:r>
+      <w:r>
+        <w:rPr>
+          <w:b/>
+          <w:bCs/>
+        </w:rPr>
+        <w:t xml:space="preserve">Fireworks</w:t>
+      </w:r>
+      <w:r>
+        <w:t xml:space="preserve"> </w:t>
+      </w:r>
+      <w:r>
+        <w:t xml:space="preserve">provider (in the</w:t>
+      </w:r>
+      <w:r>
+        <w:t xml:space="preserve"> </w:t>
+      </w:r>
+      <w:r>
+        <w:rPr>
+          <w:rStyle w:val="VerbatimChar"/>
+        </w:rPr>
+        <w:t xml:space="preserve">llm_provider</w:t>
+      </w:r>
+      <w:r>
+        <w:t xml:space="preserve"> </w:t>
+      </w:r>
+      <w:r>
+        <w:t xml:space="preserve">submodule) are now video-proven — each a real EN→ES translation run through the OpenAI-compatible per-provider path, with the two Spanish outputs distinct from each other (</w:t>
+      </w:r>
+      <w:r>
+        <w:t xml:space="preserve">“…el sol salía…caminaba por la orilla…”</w:t>
+      </w:r>
+      <w:r>
+        <w:t xml:space="preserve"> </w:t>
+      </w:r>
+      <w:r>
+        <w:t xml:space="preserve">for Hyperbolic vs</w:t>
+      </w:r>
+      <w:r>
+        <w:t xml:space="preserve"> </w:t>
+      </w:r>
+      <w:r>
+        <w:t xml:space="preserve">“…el sol ascendió…paseaba por la orilla…”</w:t>
+      </w:r>
+      <w:r>
+        <w:t xml:space="preserve"> </w:t>
+      </w:r>
+      <w:r>
+        <w:t xml:space="preserve">for Fireworks), proving genuine, separate per-provider models rather than a canned response. Wave 3c also re-confirmed (not double-counted) the REST</w:t>
+      </w:r>
+      <w:r>
+        <w:t xml:space="preserve"> </w:t>
+      </w:r>
+      <w:r>
+        <w:rPr>
+          <w:rStyle w:val="VerbatimChar"/>
+        </w:rPr>
+        <w:t xml:space="preserve">POST /api/v1/translate</w:t>
+      </w:r>
+      <w:r>
+        <w:t xml:space="preserve"> </w:t>
+      </w:r>
+      <w:r>
+        <w:t xml:space="preserve">and the</w:t>
+      </w:r>
+      <w:r>
+        <w:t xml:space="preserve"> </w:t>
+      </w:r>
+      <w:r>
+        <w:rPr>
+          <w:rStyle w:val="VerbatimChar"/>
+        </w:rPr>
+        <w:t xml:space="preserve">/health</w:t>
+      </w:r>
+      <w:r>
+        <w:t xml:space="preserve">+</w:t>
+      </w:r>
+      <w:r>
+        <w:rPr>
+          <w:rStyle w:val="VerbatimChar"/>
+        </w:rPr>
+        <w:t xml:space="preserve">/api/v1/version</w:t>
+      </w:r>
+      <w:r>
+        <w:t xml:space="preserve">+</w:t>
+      </w:r>
+      <w:r>
+        <w:rPr>
+          <w:rStyle w:val="VerbatimChar"/>
+        </w:rPr>
+        <w:t xml:space="preserve">/api/v1/providers</w:t>
+      </w:r>
+      <w:r>
+        <w:t xml:space="preserve"> </w:t>
+      </w:r>
+      <w:r>
+        <w:t xml:space="preserve">endpoints against a freshly-started live TLS API server — real translated JSON and real endpoint JSON captured on camera. (Prior round, Wave 3a: Cerebras + SambaNova; Wave 3b: Gemini + Zhipu + Cohere; Wave 2: DOCX/PDF/HTML→MD + provider-diverse translators; the Wave-1 default-translation-path blocker is resolved.)</w:t>
       </w:r>
     </w:p>
     <w:bookmarkEnd w:id="10"/>
@@ -921,13 +962,28 @@
           <w:b/>
           <w:bCs/>
         </w:rPr>
-        <w:t xml:space="preserve">35 / 494 ≈ 7.1%</w:t>
-      </w:r>
-      <w:r>
-        <w:t xml:space="preserve"> </w:t>
-      </w:r>
-      <w:r>
-        <w:t xml:space="preserve">(Wave 3b added 3 net-new video confirmations: the Gemini, Zhipu (GLM) and Cohere library clients, each a distinct real EN→SR-latin translation [+ a re-confirming deepseek clip, not double-counted]; Wave 3a added 2: Cerebras and SambaNova per-provider clients; Wave 2 added 5: DOCX output, PDF output, HTML→Markdown conversion, ProviderDiverseTranslators, EnsembleFactory). This is the headline number to keep improving: each new genuine recording raises it.</w:t>
+        <w:t xml:space="preserve">37 / 494 ≈ 7.5%</w:t>
+      </w:r>
+      <w:r>
+        <w:t xml:space="preserve"> </w:t>
+      </w:r>
+      <w:r>
+        <w:t xml:space="preserve">(Wave 3c added 2 net-new video confirmations: the Hyperbolic library client and the Fireworks</w:t>
+      </w:r>
+      <w:r>
+        <w:t xml:space="preserve"> </w:t>
+      </w:r>
+      <w:r>
+        <w:rPr>
+          <w:rStyle w:val="VerbatimChar"/>
+        </w:rPr>
+        <w:t xml:space="preserve">llm_provider</w:t>
+      </w:r>
+      <w:r>
+        <w:t xml:space="preserve"> </w:t>
+      </w:r>
+      <w:r>
+        <w:t xml:space="preserve">submodule client, each a distinct real EN→ES translation via the OpenAI-compat per-provider path [+ re-confirming the REST translate + endpoints rows against a live TLS server, not double-counted]; Wave 3b added 3: Gemini, Zhipu (GLM) and Cohere library clients; Wave 3a added 2: Cerebras and SambaNova; Wave 2 added 5: DOCX output, PDF output, HTML→Markdown conversion, ProviderDiverseTranslators, EnsembleFactory). This is the headline number to keep improving: each new genuine recording raises it.</w:t>
       </w:r>
     </w:p>
     <w:bookmarkEnd w:id="12"/>
@@ -1546,7 +1602,22 @@
               <w:pStyle w:val="Compact"/>
             </w:pPr>
             <w:r>
-              <w:t xml:space="preserve">35 (Wave 3b added 3 net-new: Gemini + Zhipu (GLM) + Cohere library clients, distinct real EN→SR-latin translations; Wave 3a added 2: Cerebras + SambaNova per-provider LLM clients; Wave 2 added 5: DOCX output, PDF output, HTML→Markdown conversion, ProviderDiverseTranslators, EnsembleFactory)</w:t>
+              <w:t xml:space="preserve">37 (Wave 3c added 2 net-new: Hyperbolic library client + Fireworks</w:t>
+            </w:r>
+            <w:r>
+              <w:t xml:space="preserve"> </w:t>
+            </w:r>
+            <w:r>
+              <w:rPr>
+                <w:rStyle w:val="VerbatimChar"/>
+              </w:rPr>
+              <w:t xml:space="preserve">llm_provider</w:t>
+            </w:r>
+            <w:r>
+              <w:t xml:space="preserve"> </w:t>
+            </w:r>
+            <w:r>
+              <w:t xml:space="preserve">submodule client, distinct real EN→ES translations via OpenAI-compat per-provider path [+ re-confirmed REST translate + endpoints rows against a live TLS server, not double-counted]; Wave 3b added 3: Gemini + Zhipu (GLM) + Cohere library clients; Wave 3a added 2: Cerebras + SambaNova per-provider LLM clients; Wave 2 added 5: DOCX output, PDF output, HTML→Markdown conversion, ProviderDiverseTranslators, EnsembleFactory)</w:t>
             </w:r>
           </w:p>
         </w:tc>
@@ -3090,13 +3161,239 @@
           <w:b/>
           <w:bCs/>
         </w:rPr>
-        <w:t xml:space="preserve">Video-confirmation 35/494.</w:t>
-      </w:r>
-      <w:r>
-        <w:t xml:space="preserve"> </w:t>
-      </w:r>
-      <w:r>
-        <w:t xml:space="preserve">35 rows carry real, ffprobe- and content-verified recordings.</w:t>
+        <w:t xml:space="preserve">Video-confirmation 37/494.</w:t>
+      </w:r>
+      <w:r>
+        <w:t xml:space="preserve"> </w:t>
+      </w:r>
+      <w:r>
+        <w:t xml:space="preserve">37 rows carry real, ffprobe- and content-verified recordings.</w:t>
+      </w:r>
+      <w:r>
+        <w:t xml:space="preserve"> </w:t>
+      </w:r>
+      <w:r>
+        <w:rPr>
+          <w:b/>
+          <w:bCs/>
+        </w:rPr>
+        <w:t xml:space="preserve">Wave 3c (2026-06-16) added 2 net-new</w:t>
+      </w:r>
+      <w:r>
+        <w:t xml:space="preserve"> </w:t>
+      </w:r>
+      <w:r>
+        <w:t xml:space="preserve">(real-use, ffprobe non-zero dur+frames / 790×560 even-dims yuv420p, ≥6 frames extracted at fps=2 + content-verified per §11.4.107): the</w:t>
+      </w:r>
+      <w:r>
+        <w:t xml:space="preserve"> </w:t>
+      </w:r>
+      <w:r>
+        <w:rPr>
+          <w:b/>
+          <w:bCs/>
+        </w:rPr>
+        <w:t xml:space="preserve">Hyperbolic</w:t>
+      </w:r>
+      <w:r>
+        <w:t xml:space="preserve"> </w:t>
+      </w:r>
+      <w:r>
+        <w:t xml:space="preserve">library client (</w:t>
+      </w:r>
+      <w:r>
+        <w:rPr>
+          <w:rStyle w:val="VerbatimChar"/>
+        </w:rPr>
+        <w:t xml:space="preserve">helix_translate-provider-hyperbolic-translate-wave3c-20260616.mp4</w:t>
+      </w:r>
+      <w:r>
+        <w:t xml:space="preserve">, via</w:t>
+      </w:r>
+      <w:r>
+        <w:t xml:space="preserve"> </w:t>
+      </w:r>
+      <w:r>
+        <w:rPr>
+          <w:rStyle w:val="VerbatimChar"/>
+        </w:rPr>
+        <w:t xml:space="preserve">-provider openai -base-url https://api.hyperbolic.xyz/v1 -model meta-llama/Meta-Llama-3.1-70B-Instruct</w:t>
+      </w:r>
+      <w:r>
+        <w:t xml:space="preserve">,</w:t>
+      </w:r>
+      <w:r>
+        <w:t xml:space="preserve"> </w:t>
+      </w:r>
+      <w:r>
+        <w:t xml:space="preserve">“Al amanecer, el sol salía sobre el tranquilo pueblo. Un anciano pescador caminaba por la orilla…”</w:t>
+      </w:r>
+      <w:r>
+        <w:t xml:space="preserve">) and the</w:t>
+      </w:r>
+      <w:r>
+        <w:t xml:space="preserve"> </w:t>
+      </w:r>
+      <w:r>
+        <w:rPr>
+          <w:b/>
+          <w:bCs/>
+        </w:rPr>
+        <w:t xml:space="preserve">Fireworks</w:t>
+      </w:r>
+      <w:r>
+        <w:t xml:space="preserve"> </w:t>
+      </w:r>
+      <w:r>
+        <w:rPr>
+          <w:rStyle w:val="VerbatimChar"/>
+        </w:rPr>
+        <w:t xml:space="preserve">llm_provider</w:t>
+      </w:r>
+      <w:r>
+        <w:t xml:space="preserve"> </w:t>
+      </w:r>
+      <w:r>
+        <w:t xml:space="preserve">submodule client (</w:t>
+      </w:r>
+      <w:r>
+        <w:rPr>
+          <w:rStyle w:val="VerbatimChar"/>
+        </w:rPr>
+        <w:t xml:space="preserve">helix_translate-provider-fireworks-translate-wave3c-20260616.mp4</w:t>
+      </w:r>
+      <w:r>
+        <w:t xml:space="preserve">, via</w:t>
+      </w:r>
+      <w:r>
+        <w:t xml:space="preserve"> </w:t>
+      </w:r>
+      <w:r>
+        <w:rPr>
+          <w:rStyle w:val="VerbatimChar"/>
+        </w:rPr>
+        <w:t xml:space="preserve">-base-url https://api.fireworks.ai/inference/v1 -model accounts/fireworks/models/llama-v3p1-70b-instruct</w:t>
+      </w:r>
+      <w:r>
+        <w:t xml:space="preserve">,</w:t>
+      </w:r>
+      <w:r>
+        <w:t xml:space="preserve"> </w:t>
+      </w:r>
+      <w:r>
+        <w:t xml:space="preserve">“Al amanecer, el sol ascendió sobre el tranquilo pueblo. Un anciano pescador paseaba por la orilla…”</w:t>
+      </w:r>
+      <w:r>
+        <w:t xml:space="preserve">), the two outputs distinct (salía/caminaba vs ascendió/paseaba) — genuine per-provider models, start-frame (input only) ≠ output-frame (Spanish) liveness.</w:t>
+      </w:r>
+      <w:r>
+        <w:t xml:space="preserve"> </w:t>
+      </w:r>
+      <w:r>
+        <w:rPr>
+          <w:b/>
+          <w:bCs/>
+        </w:rPr>
+        <w:t xml:space="preserve">Wave 3c also re-confirmed</w:t>
+      </w:r>
+      <w:r>
+        <w:t xml:space="preserve"> </w:t>
+      </w:r>
+      <w:r>
+        <w:t xml:space="preserve">(not double-counted) the REST</w:t>
+      </w:r>
+      <w:r>
+        <w:t xml:space="preserve"> </w:t>
+      </w:r>
+      <w:r>
+        <w:rPr>
+          <w:rStyle w:val="VerbatimChar"/>
+        </w:rPr>
+        <w:t xml:space="preserve">POST /api/v1/translate</w:t>
+      </w:r>
+      <w:r>
+        <w:t xml:space="preserve"> </w:t>
+      </w:r>
+      <w:r>
+        <w:t xml:space="preserve">(</w:t>
+      </w:r>
+      <w:r>
+        <w:rPr>
+          <w:rStyle w:val="VerbatimChar"/>
+        </w:rPr>
+        <w:t xml:space="preserve">helix_translate-rest-translate-wave3c-20260616.mp4</w:t>
+      </w:r>
+      <w:r>
+        <w:t xml:space="preserve">, live</w:t>
+      </w:r>
+      <w:r>
+        <w:t xml:space="preserve"> </w:t>
+      </w:r>
+      <w:r>
+        <w:rPr>
+          <w:rStyle w:val="VerbatimChar"/>
+        </w:rPr>
+        <w:t xml:space="preserve">cmd/server</w:t>
+      </w:r>
+      <w:r>
+        <w:t xml:space="preserve"> </w:t>
+      </w:r>
+      <w:r>
+        <w:t xml:space="preserve">TLS port 9443, real JSON</w:t>
+      </w:r>
+      <w:r>
+        <w:t xml:space="preserve"> </w:t>
+      </w:r>
+      <w:r>
+        <w:rPr>
+          <w:rStyle w:val="VerbatimChar"/>
+        </w:rPr>
+        <w:t xml:space="preserve">{"translated":"El sol de la mañana se alzó sobre el tranquilo pueblo.","provider":"llm-deepseek",…}</w:t>
+      </w:r>
+      <w:r>
+        <w:t xml:space="preserve">) and the</w:t>
+      </w:r>
+      <w:r>
+        <w:t xml:space="preserve"> </w:t>
+      </w:r>
+      <w:r>
+        <w:rPr>
+          <w:rStyle w:val="VerbatimChar"/>
+        </w:rPr>
+        <w:t xml:space="preserve">/health</w:t>
+      </w:r>
+      <w:r>
+        <w:t xml:space="preserve">+</w:t>
+      </w:r>
+      <w:r>
+        <w:rPr>
+          <w:rStyle w:val="VerbatimChar"/>
+        </w:rPr>
+        <w:t xml:space="preserve">/api/v1/version</w:t>
+      </w:r>
+      <w:r>
+        <w:t xml:space="preserve">+</w:t>
+      </w:r>
+      <w:r>
+        <w:rPr>
+          <w:rStyle w:val="VerbatimChar"/>
+        </w:rPr>
+        <w:t xml:space="preserve">/api/v1/providers</w:t>
+      </w:r>
+      <w:r>
+        <w:t xml:space="preserve"> </w:t>
+      </w:r>
+      <w:r>
+        <w:t xml:space="preserve">endpoints (</w:t>
+      </w:r>
+      <w:r>
+        <w:rPr>
+          <w:rStyle w:val="VerbatimChar"/>
+        </w:rPr>
+        <w:t xml:space="preserve">helix_translate-rest-endpoints-wave3c-20260616.mp4</w:t>
+      </w:r>
+      <w:r>
+        <w:t xml:space="preserve">, real health/version/providers JSON).</w:t>
       </w:r>
       <w:r>
         <w:t xml:space="preserve"> </w:t>
@@ -4009,7 +4306,7 @@
         <w:rPr>
           <w:rStyle w:val="VerbatimChar"/>
         </w:rPr>
-        <w:t xml:space="preserve">35 / 494</w:t>
+        <w:t xml:space="preserve">37 / 494</w:t>
       </w:r>
       <w:r>
         <w:t xml:space="preserve"> </w:t>
@@ -4025,13 +4322,28 @@
           <w:b/>
           <w:bCs/>
         </w:rPr>
-        <w:t xml:space="preserve">7.1%</w:t>
-      </w:r>
-      <w:r>
-        <w:t xml:space="preserve"> </w:t>
-      </w:r>
-      <w:r>
-        <w:t xml:space="preserve">(≈ 8.4% against the 417 headline). Wave 3b added 3 net-new video confirmations (Gemini + Zhipu + Cohere library clients, distinct real EN→SR-latin translations); Wave 3a added 2 (Cerebras + SambaNova per-provider clients); Wave 2 added 5 (DOCX/PDF/HTML→MD/ProviderDiverseTranslators/EnsembleFactory). This is the primary metric to drive upward; each anti-bluff §11.4.107 recording increments the numerator.</w:t>
+        <w:t xml:space="preserve">7.5%</w:t>
+      </w:r>
+      <w:r>
+        <w:t xml:space="preserve"> </w:t>
+      </w:r>
+      <w:r>
+        <w:t xml:space="preserve">(≈ 8.9% against the 417 headline). Wave 3c added 2 net-new video confirmations (Hyperbolic library client + Fireworks</w:t>
+      </w:r>
+      <w:r>
+        <w:t xml:space="preserve"> </w:t>
+      </w:r>
+      <w:r>
+        <w:rPr>
+          <w:rStyle w:val="VerbatimChar"/>
+        </w:rPr>
+        <w:t xml:space="preserve">llm_provider</w:t>
+      </w:r>
+      <w:r>
+        <w:t xml:space="preserve"> </w:t>
+      </w:r>
+      <w:r>
+        <w:t xml:space="preserve">submodule client, distinct real EN→ES translations via OpenAI-compat per-provider path; + re-confirmed REST translate + endpoints rows against a live TLS server, not double-counted); Wave 3b added 3 (Gemini + Zhipu + Cohere library clients); Wave 3a added 2 (Cerebras + SambaNova); Wave 2 added 5 (DOCX/PDF/HTML→MD/ProviderDiverseTranslators/EnsembleFactory). This is the primary metric to drive upward; each anti-bluff §11.4.107 recording increments the numerator.</w:t>
       </w:r>
     </w:p>
     <w:bookmarkEnd w:id="26"/>

--- a/docs/features/Status_Summary.docx
+++ b/docs/features/Status_Summary.docx
@@ -34,7 +34,7 @@
         <w:t xml:space="preserve"> </w:t>
       </w:r>
       <w:r>
-        <w:t xml:space="preserve">12</w:t>
+        <w:t xml:space="preserve">13</w:t>
       </w:r>
       <w:r>
         <w:t xml:space="preserve"> </w:t>
@@ -50,7 +50,7 @@
         <w:t xml:space="preserve"> </w:t>
       </w:r>
       <w:r>
-        <w:t xml:space="preserve">2026-06-16T13:35:00Z</w:t>
+        <w:t xml:space="preserve">2026-06-16T13:45:00Z</w:t>
       </w:r>
       <w:r>
         <w:t xml:space="preserve"> </w:t>
@@ -222,13 +222,13 @@
           <w:b/>
           <w:bCs/>
         </w:rPr>
-        <w:t xml:space="preserve">37 features are proven on real recordings</w:t>
-      </w:r>
-      <w:r>
-        <w:t xml:space="preserve"> </w:t>
-      </w:r>
-      <w:r>
-        <w:t xml:space="preserve">— each checked frame-by-frame to confirm it genuinely shows the feature working (real translated text in the right language, a live connection count changing, etc.), not just</w:t>
+        <w:t xml:space="preserve">41 features are proven on real recordings</w:t>
+      </w:r>
+      <w:r>
+        <w:t xml:space="preserve"> </w:t>
+      </w:r>
+      <w:r>
+        <w:t xml:space="preserve">— each checked frame-by-frame to confirm it genuinely shows the feature working (real translated text in the right language, a live connection count changing, a real CLI database/pipeline output, etc.), not just</w:t>
       </w:r>
       <w:r>
         <w:t xml:space="preserve"> </w:t>
@@ -320,17 +320,17 @@
         <w:t xml:space="preserve"> </w:t>
       </w:r>
       <w:r>
-        <w:t xml:space="preserve">(Wave 2: novita, mistral, groq, siliconflow; Wave 3a: Cerebras, SambaNova; Wave 3b: Gemini, Zhipu, Cohere), and —</w:t>
-      </w:r>
-      <w:r>
-        <w:t xml:space="preserve"> </w:t>
-      </w:r>
-      <w:r>
-        <w:rPr>
-          <w:b/>
-          <w:bCs/>
-        </w:rPr>
-        <w:t xml:space="preserve">new this round (Wave 3c)</w:t>
+        <w:t xml:space="preserve">(Wave 2: novita, mistral, groq, siliconflow; Wave 3a: Cerebras, SambaNova; Wave 3b: Gemini, Zhipu, Cohere; Wave 3c: Hyperbolic, Fireworks; Wave 3d: nvidia, openrouter), and —</w:t>
+      </w:r>
+      <w:r>
+        <w:t xml:space="preserve"> </w:t>
+      </w:r>
+      <w:r>
+        <w:rPr>
+          <w:b/>
+          <w:bCs/>
+        </w:rPr>
+        <w:t xml:space="preserve">new this round (Wave 3d)</w:t>
       </w:r>
       <w:r>
         <w:t xml:space="preserve"> </w:t>
@@ -343,32 +343,78 @@
       </w:r>
       <w:r>
         <w:rPr>
-          <w:b/>
-          <w:bCs/>
-        </w:rPr>
-        <w:t xml:space="preserve">Hyperbolic</w:t>
-      </w:r>
-      <w:r>
-        <w:t xml:space="preserve"> </w:t>
-      </w:r>
-      <w:r>
-        <w:t xml:space="preserve">library client and the</w:t>
-      </w:r>
-      <w:r>
-        <w:t xml:space="preserve"> </w:t>
-      </w:r>
-      <w:r>
-        <w:rPr>
-          <w:b/>
-          <w:bCs/>
-        </w:rPr>
-        <w:t xml:space="preserve">Fireworks</w:t>
-      </w:r>
-      <w:r>
-        <w:t xml:space="preserve"> </w:t>
-      </w:r>
-      <w:r>
-        <w:t xml:space="preserve">provider (two more distinct real per-provider EN→Spanish translations).</w:t>
+          <w:rStyle w:val="VerbatimChar"/>
+          <w:b/>
+          <w:bCs/>
+        </w:rPr>
+        <w:t xml:space="preserve">verify-models</w:t>
+      </w:r>
+      <w:r>
+        <w:rPr>
+          <w:b/>
+          <w:bCs/>
+        </w:rPr>
+        <w:t xml:space="preserve"> </w:t>
+      </w:r>
+      <w:r>
+        <w:rPr>
+          <w:b/>
+          <w:bCs/>
+        </w:rPr>
+        <w:t xml:space="preserve">command-line tool</w:t>
+      </w:r>
+      <w:r>
+        <w:t xml:space="preserve"> </w:t>
+      </w:r>
+      <w:r>
+        <w:t xml:space="preserve">(real model-verification pipeline + ranking), the</w:t>
+      </w:r>
+      <w:r>
+        <w:t xml:space="preserve"> </w:t>
+      </w:r>
+      <w:r>
+        <w:rPr>
+          <w:rStyle w:val="VerbatimChar"/>
+          <w:b/>
+          <w:bCs/>
+        </w:rPr>
+        <w:t xml:space="preserve">workable-items</w:t>
+      </w:r>
+      <w:r>
+        <w:rPr>
+          <w:b/>
+          <w:bCs/>
+        </w:rPr>
+        <w:t xml:space="preserve"> </w:t>
+      </w:r>
+      <w:r>
+        <w:rPr>
+          <w:b/>
+          <w:bCs/>
+        </w:rPr>
+        <w:t xml:space="preserve">command-line tool</w:t>
+      </w:r>
+      <w:r>
+        <w:t xml:space="preserve"> </w:t>
+      </w:r>
+      <w:r>
+        <w:t xml:space="preserve">(real project-tracker database), and</w:t>
+      </w:r>
+      <w:r>
+        <w:t xml:space="preserve"> </w:t>
+      </w:r>
+      <w:r>
+        <w:rPr>
+          <w:b/>
+          <w:bCs/>
+        </w:rPr>
+        <w:t xml:space="preserve">two more providers</w:t>
+      </w:r>
+      <w:r>
+        <w:t xml:space="preserve"> </w:t>
+      </w:r>
+      <w:r>
+        <w:t xml:space="preserve">(nvidia + openrouter, distinct real Spanish translations).</w:t>
       </w:r>
     </w:p>
     <w:p>
@@ -458,7 +504,252 @@
           <w:b/>
           <w:bCs/>
         </w:rPr>
-        <w:t xml:space="preserve">New this round (Wave 3c):</w:t>
+        <w:t xml:space="preserve">New this round (Wave 3d):</w:t>
+      </w:r>
+      <w:r>
+        <w:t xml:space="preserve"> </w:t>
+      </w:r>
+      <w:r>
+        <w:t xml:space="preserve">four feature-type-diverse confirmations — the</w:t>
+      </w:r>
+      <w:r>
+        <w:t xml:space="preserve"> </w:t>
+      </w:r>
+      <w:r>
+        <w:rPr>
+          <w:rStyle w:val="VerbatimChar"/>
+          <w:b/>
+          <w:bCs/>
+        </w:rPr>
+        <w:t xml:space="preserve">verify-models</w:t>
+      </w:r>
+      <w:r>
+        <w:rPr>
+          <w:b/>
+          <w:bCs/>
+        </w:rPr>
+        <w:t xml:space="preserve"> </w:t>
+      </w:r>
+      <w:r>
+        <w:rPr>
+          <w:b/>
+          <w:bCs/>
+        </w:rPr>
+        <w:t xml:space="preserve">CLI</w:t>
+      </w:r>
+      <w:r>
+        <w:t xml:space="preserve"> </w:t>
+      </w:r>
+      <w:r>
+        <w:t xml:space="preserve">(shows the real LLMsVerifier model-verification pipeline: 14 providers checked live with real reachable/auth/HTTP-status results, 4 models verified and persisted, then a selection ranking with real scores), the</w:t>
+      </w:r>
+      <w:r>
+        <w:t xml:space="preserve"> </w:t>
+      </w:r>
+      <w:r>
+        <w:rPr>
+          <w:rStyle w:val="VerbatimChar"/>
+          <w:b/>
+          <w:bCs/>
+        </w:rPr>
+        <w:t xml:space="preserve">workable-items</w:t>
+      </w:r>
+      <w:r>
+        <w:rPr>
+          <w:b/>
+          <w:bCs/>
+        </w:rPr>
+        <w:t xml:space="preserve"> </w:t>
+      </w:r>
+      <w:r>
+        <w:rPr>
+          <w:b/>
+          <w:bCs/>
+        </w:rPr>
+        <w:t xml:space="preserve">CLI</w:t>
+      </w:r>
+      <w:r>
+        <w:t xml:space="preserve"> </w:t>
+      </w:r>
+      <w:r>
+        <w:t xml:space="preserve">(the project’s real SQLite issue-tracker:</w:t>
+      </w:r>
+      <w:r>
+        <w:t xml:space="preserve"> </w:t>
+      </w:r>
+      <w:r>
+        <w:rPr>
+          <w:rStyle w:val="VerbatimChar"/>
+        </w:rPr>
+        <w:t xml:space="preserve">validate</w:t>
+      </w:r>
+      <w:r>
+        <w:t xml:space="preserve"> </w:t>
+      </w:r>
+      <w:r>
+        <w:t xml:space="preserve">reports</w:t>
+      </w:r>
+      <w:r>
+        <w:t xml:space="preserve"> </w:t>
+      </w:r>
+      <w:r>
+        <w:t xml:space="preserve">“DB matches markdown (81 items)”</w:t>
+      </w:r>
+      <w:r>
+        <w:t xml:space="preserve"> </w:t>
+      </w:r>
+      <w:r>
+        <w:t xml:space="preserve">and</w:t>
+      </w:r>
+      <w:r>
+        <w:t xml:space="preserve"> </w:t>
+      </w:r>
+      <w:r>
+        <w:rPr>
+          <w:rStyle w:val="VerbatimChar"/>
+        </w:rPr>
+        <w:t xml:space="preserve">list</w:t>
+      </w:r>
+      <w:r>
+        <w:t xml:space="preserve"> </w:t>
+      </w:r>
+      <w:r>
+        <w:t xml:space="preserve">prints real ticket rows), and</w:t>
+      </w:r>
+      <w:r>
+        <w:t xml:space="preserve"> </w:t>
+      </w:r>
+      <w:r>
+        <w:rPr>
+          <w:b/>
+          <w:bCs/>
+        </w:rPr>
+        <w:t xml:space="preserve">two more providers</w:t>
+      </w:r>
+      <w:r>
+        <w:t xml:space="preserve"> </w:t>
+      </w:r>
+      <w:r>
+        <w:t xml:space="preserve">—</w:t>
+      </w:r>
+      <w:r>
+        <w:t xml:space="preserve"> </w:t>
+      </w:r>
+      <w:r>
+        <w:rPr>
+          <w:b/>
+          <w:bCs/>
+        </w:rPr>
+        <w:t xml:space="preserve">nvidia</w:t>
+      </w:r>
+      <w:r>
+        <w:t xml:space="preserve"> </w:t>
+      </w:r>
+      <w:r>
+        <w:t xml:space="preserve">(</w:t>
+      </w:r>
+      <w:r>
+        <w:t xml:space="preserve">“…el sol se alzó… Un anciano pescador</w:t>
+      </w:r>
+      <w:r>
+        <w:t xml:space="preserve"> </w:t>
+      </w:r>
+      <w:r>
+        <w:rPr>
+          <w:b/>
+          <w:bCs/>
+        </w:rPr>
+        <w:t xml:space="preserve">caminaba</w:t>
+      </w:r>
+      <w:r>
+        <w:t xml:space="preserve"> </w:t>
+      </w:r>
+      <w:r>
+        <w:t xml:space="preserve">a lo largo de la orilla.”</w:t>
+      </w:r>
+      <w:r>
+        <w:t xml:space="preserve">) and</w:t>
+      </w:r>
+      <w:r>
+        <w:t xml:space="preserve"> </w:t>
+      </w:r>
+      <w:r>
+        <w:rPr>
+          <w:b/>
+          <w:bCs/>
+        </w:rPr>
+        <w:t xml:space="preserve">openrouter</w:t>
+      </w:r>
+      <w:r>
+        <w:t xml:space="preserve"> </w:t>
+      </w:r>
+      <w:r>
+        <w:t xml:space="preserve">(</w:t>
+      </w:r>
+      <w:r>
+        <w:t xml:space="preserve">“…</w:t>
+      </w:r>
+      <w:r>
+        <w:rPr>
+          <w:b/>
+          <w:bCs/>
+        </w:rPr>
+        <w:t xml:space="preserve">paseaba</w:t>
+      </w:r>
+      <w:r>
+        <w:t xml:space="preserve"> </w:t>
+      </w:r>
+      <w:r>
+        <w:t xml:space="preserve">a lo largo de la orilla.”</w:t>
+      </w:r>
+      <w:r>
+        <w:t xml:space="preserve">), the two outputs distinct (caminaba/paseaba) proving genuine separate per-provider models.</w:t>
+      </w:r>
+      <w:r>
+        <w:t xml:space="preserve"> </w:t>
+      </w:r>
+      <w:r>
+        <w:rPr>
+          <w:rStyle w:val="VerbatimChar"/>
+        </w:rPr>
+        <w:t xml:space="preserve">upstage</w:t>
+      </w:r>
+      <w:r>
+        <w:t xml:space="preserve"> </w:t>
+      </w:r>
+      <w:r>
+        <w:t xml:space="preserve">was tried but honestly skipped (its key was rejected, HTTP 403) and</w:t>
+      </w:r>
+      <w:r>
+        <w:t xml:space="preserve"> </w:t>
+      </w:r>
+      <w:r>
+        <w:rPr>
+          <w:rStyle w:val="VerbatimChar"/>
+        </w:rPr>
+        <w:t xml:space="preserve">together</w:t>
+      </w:r>
+      <w:r>
+        <w:t xml:space="preserve"> </w:t>
+      </w:r>
+      <w:r>
+        <w:t xml:space="preserve">skipped (no key) — never faked.</w:t>
+      </w:r>
+    </w:p>
+    <w:p>
+      <w:pPr>
+        <w:pStyle w:val="Compact"/>
+        <w:numPr>
+          <w:ilvl w:val="0"/>
+          <w:numId w:val="1001"/>
+        </w:numPr>
+      </w:pPr>
+      <w:r>
+        <w:rPr>
+          <w:b/>
+          <w:bCs/>
+        </w:rPr>
+        <w:t xml:space="preserve">Prior round (Wave 3c):</w:t>
       </w:r>
       <w:r>
         <w:t xml:space="preserve"> </w:t>
@@ -962,13 +1253,73 @@
           <w:b/>
           <w:bCs/>
         </w:rPr>
-        <w:t xml:space="preserve">37 / 494 ≈ 7.5%</w:t>
-      </w:r>
-      <w:r>
-        <w:t xml:space="preserve"> </w:t>
-      </w:r>
-      <w:r>
-        <w:t xml:space="preserve">(Wave 3c added 2 net-new video confirmations: the Hyperbolic library client and the Fireworks</w:t>
+        <w:t xml:space="preserve">41 / 494 ≈ 8.3%</w:t>
+      </w:r>
+      <w:r>
+        <w:t xml:space="preserve"> </w:t>
+      </w:r>
+      <w:r>
+        <w:t xml:space="preserve">(Wave 3d added 4 net-new video confirmations prioritising feature-type diversity: the</w:t>
+      </w:r>
+      <w:r>
+        <w:t xml:space="preserve"> </w:t>
+      </w:r>
+      <w:r>
+        <w:rPr>
+          <w:rStyle w:val="VerbatimChar"/>
+        </w:rPr>
+        <w:t xml:space="preserve">verify-models</w:t>
+      </w:r>
+      <w:r>
+        <w:t xml:space="preserve"> </w:t>
+      </w:r>
+      <w:r>
+        <w:t xml:space="preserve">CLI [real LLMsVerifier discovery/scoring/selection + ranking], the</w:t>
+      </w:r>
+      <w:r>
+        <w:t xml:space="preserve"> </w:t>
+      </w:r>
+      <w:r>
+        <w:rPr>
+          <w:rStyle w:val="VerbatimChar"/>
+        </w:rPr>
+        <w:t xml:space="preserve">workable-items</w:t>
+      </w:r>
+      <w:r>
+        <w:t xml:space="preserve"> </w:t>
+      </w:r>
+      <w:r>
+        <w:t xml:space="preserve">CLI [real §11.4.93 SQLite validate+list], and 2 more providers nvidia + openrouter [distinct real EN→ES translations];</w:t>
+      </w:r>
+      <w:r>
+        <w:t xml:space="preserve"> </w:t>
+      </w:r>
+      <w:r>
+        <w:rPr>
+          <w:rStyle w:val="VerbatimChar"/>
+        </w:rPr>
+        <w:t xml:space="preserve">upstage</w:t>
+      </w:r>
+      <w:r>
+        <w:t xml:space="preserve"> </w:t>
+      </w:r>
+      <w:r>
+        <w:t xml:space="preserve">HTTP-403 SKIP +</w:t>
+      </w:r>
+      <w:r>
+        <w:t xml:space="preserve"> </w:t>
+      </w:r>
+      <w:r>
+        <w:rPr>
+          <w:rStyle w:val="VerbatimChar"/>
+        </w:rPr>
+        <w:t xml:space="preserve">together</w:t>
+      </w:r>
+      <w:r>
+        <w:t xml:space="preserve"> </w:t>
+      </w:r>
+      <w:r>
+        <w:t xml:space="preserve">no-key SKIP, never faked; Wave 3c added 2: the Hyperbolic library client and the Fireworks</w:t>
       </w:r>
       <w:r>
         <w:t xml:space="preserve"> </w:t>
@@ -1602,7 +1953,67 @@
               <w:pStyle w:val="Compact"/>
             </w:pPr>
             <w:r>
-              <w:t xml:space="preserve">37 (Wave 3c added 2 net-new: Hyperbolic library client + Fireworks</w:t>
+              <w:t xml:space="preserve">41 (Wave 3d added 4 net-new prioritising feature-type diversity:</w:t>
+            </w:r>
+            <w:r>
+              <w:t xml:space="preserve"> </w:t>
+            </w:r>
+            <w:r>
+              <w:rPr>
+                <w:rStyle w:val="VerbatimChar"/>
+              </w:rPr>
+              <w:t xml:space="preserve">verify-models</w:t>
+            </w:r>
+            <w:r>
+              <w:t xml:space="preserve"> </w:t>
+            </w:r>
+            <w:r>
+              <w:t xml:space="preserve">CLI [real LLMsVerifier pipeline + ranking] +</w:t>
+            </w:r>
+            <w:r>
+              <w:t xml:space="preserve"> </w:t>
+            </w:r>
+            <w:r>
+              <w:rPr>
+                <w:rStyle w:val="VerbatimChar"/>
+              </w:rPr>
+              <w:t xml:space="preserve">workable-items</w:t>
+            </w:r>
+            <w:r>
+              <w:t xml:space="preserve"> </w:t>
+            </w:r>
+            <w:r>
+              <w:t xml:space="preserve">CLI [real SQLite validate+list] + 2 providers nvidia + openrouter [distinct real EN→ES];</w:t>
+            </w:r>
+            <w:r>
+              <w:t xml:space="preserve"> </w:t>
+            </w:r>
+            <w:r>
+              <w:rPr>
+                <w:rStyle w:val="VerbatimChar"/>
+              </w:rPr>
+              <w:t xml:space="preserve">upstage</w:t>
+            </w:r>
+            <w:r>
+              <w:t xml:space="preserve"> </w:t>
+            </w:r>
+            <w:r>
+              <w:t xml:space="preserve">HTTP-403 SKIP +</w:t>
+            </w:r>
+            <w:r>
+              <w:t xml:space="preserve"> </w:t>
+            </w:r>
+            <w:r>
+              <w:rPr>
+                <w:rStyle w:val="VerbatimChar"/>
+              </w:rPr>
+              <w:t xml:space="preserve">together</w:t>
+            </w:r>
+            <w:r>
+              <w:t xml:space="preserve"> </w:t>
+            </w:r>
+            <w:r>
+              <w:t xml:space="preserve">no-key SKIP; Wave 3c added 2: Hyperbolic library client + Fireworks</w:t>
             </w:r>
             <w:r>
               <w:t xml:space="preserve"> </w:t>
@@ -3161,13 +3572,393 @@
           <w:b/>
           <w:bCs/>
         </w:rPr>
-        <w:t xml:space="preserve">Video-confirmation 37/494.</w:t>
-      </w:r>
-      <w:r>
-        <w:t xml:space="preserve"> </w:t>
-      </w:r>
-      <w:r>
-        <w:t xml:space="preserve">37 rows carry real, ffprobe- and content-verified recordings.</w:t>
+        <w:t xml:space="preserve">Video-confirmation 41/494.</w:t>
+      </w:r>
+      <w:r>
+        <w:t xml:space="preserve"> </w:t>
+      </w:r>
+      <w:r>
+        <w:t xml:space="preserve">41 rows carry real, ffprobe- and content-verified recordings.</w:t>
+      </w:r>
+      <w:r>
+        <w:t xml:space="preserve"> </w:t>
+      </w:r>
+      <w:r>
+        <w:rPr>
+          <w:b/>
+          <w:bCs/>
+        </w:rPr>
+        <w:t xml:space="preserve">Wave 3d (2026-06-16) added 4 net-new</w:t>
+      </w:r>
+      <w:r>
+        <w:t xml:space="preserve"> </w:t>
+      </w:r>
+      <w:r>
+        <w:t xml:space="preserve">prioritising feature-type diversity (real-use, ffprobe non-zero dur+frames / 790×560 even-dims yuv420p, ≥6 frames extracted at fps=2 + content-verified per §11.4.107): the</w:t>
+      </w:r>
+      <w:r>
+        <w:t xml:space="preserve"> </w:t>
+      </w:r>
+      <w:r>
+        <w:rPr>
+          <w:rStyle w:val="VerbatimChar"/>
+          <w:b/>
+          <w:bCs/>
+        </w:rPr>
+        <w:t xml:space="preserve">cmd/verify-models</w:t>
+      </w:r>
+      <w:r>
+        <w:rPr>
+          <w:b/>
+          <w:bCs/>
+        </w:rPr>
+        <w:t xml:space="preserve"> </w:t>
+      </w:r>
+      <w:r>
+        <w:rPr>
+          <w:b/>
+          <w:bCs/>
+        </w:rPr>
+        <w:t xml:space="preserve">CLI</w:t>
+      </w:r>
+      <w:r>
+        <w:t xml:space="preserve"> </w:t>
+      </w:r>
+      <w:r>
+        <w:t xml:space="preserve">(</w:t>
+      </w:r>
+      <w:r>
+        <w:rPr>
+          <w:rStyle w:val="VerbatimChar"/>
+        </w:rPr>
+        <w:t xml:space="preserve">helix_translate-verify-models-wave3d-20260616.mp4</w:t>
+      </w:r>
+      <w:r>
+        <w:t xml:space="preserve">, real LLMsVerifier discovery/scoring/selection — 14 env-keyed providers with real per-provider reachable/auth/HTTP-status/candidate/verified counts incl. </w:t>
+      </w:r>
+      <w:r>
+        <w:rPr>
+          <w:rStyle w:val="VerbatimChar"/>
+        </w:rPr>
+        <w:t xml:space="preserve">nvidia status=200</w:t>
+      </w:r>
+      <w:r>
+        <w:t xml:space="preserve">,</w:t>
+      </w:r>
+      <w:r>
+        <w:t xml:space="preserve"> </w:t>
+      </w:r>
+      <w:r>
+        <w:rPr>
+          <w:rStyle w:val="VerbatimChar"/>
+        </w:rPr>
+        <w:t xml:space="preserve">openrouter status=200</w:t>
+      </w:r>
+      <w:r>
+        <w:t xml:space="preserve">,</w:t>
+      </w:r>
+      <w:r>
+        <w:t xml:space="preserve"> </w:t>
+      </w:r>
+      <w:r>
+        <w:rPr>
+          <w:rStyle w:val="VerbatimChar"/>
+        </w:rPr>
+        <w:t xml:space="preserve">upstage auth=false 403</w:t>
+      </w:r>
+      <w:r>
+        <w:t xml:space="preserve">, summary</w:t>
+      </w:r>
+      <w:r>
+        <w:t xml:space="preserve"> </w:t>
+      </w:r>
+      <w:r>
+        <w:rPr>
+          <w:rStyle w:val="VerbatimChar"/>
+        </w:rPr>
+        <w:t xml:space="preserve">total verified: 4</w:t>
+      </w:r>
+      <w:r>
+        <w:t xml:space="preserve">, then</w:t>
+      </w:r>
+      <w:r>
+        <w:t xml:space="preserve"> </w:t>
+      </w:r>
+      <w:r>
+        <w:rPr>
+          <w:rStyle w:val="VerbatimChar"/>
+        </w:rPr>
+        <w:t xml:space="preserve">model-bridge list</w:t>
+      </w:r>
+      <w:r>
+        <w:t xml:space="preserve"> </w:t>
+      </w:r>
+      <w:r>
+        <w:t xml:space="preserve">ranking</w:t>
+      </w:r>
+      <w:r>
+        <w:t xml:space="preserve"> </w:t>
+      </w:r>
+      <w:r>
+        <w:rPr>
+          <w:rStyle w:val="VerbatimChar"/>
+        </w:rPr>
+        <w:t xml:space="preserve">#1 novita/Sao10K/L3-8B-Stheno-v3.2 score=0.91875 … #4 siliconflow score=0.88125</w:t>
+      </w:r>
+      <w:r>
+        <w:t xml:space="preserve">), the</w:t>
+      </w:r>
+      <w:r>
+        <w:t xml:space="preserve"> </w:t>
+      </w:r>
+      <w:r>
+        <w:rPr>
+          <w:rStyle w:val="VerbatimChar"/>
+          <w:b/>
+          <w:bCs/>
+        </w:rPr>
+        <w:t xml:space="preserve">cmd/workable-items</w:t>
+      </w:r>
+      <w:r>
+        <w:rPr>
+          <w:b/>
+          <w:bCs/>
+        </w:rPr>
+        <w:t xml:space="preserve"> </w:t>
+      </w:r>
+      <w:r>
+        <w:rPr>
+          <w:b/>
+          <w:bCs/>
+        </w:rPr>
+        <w:t xml:space="preserve">CLI</w:t>
+      </w:r>
+      <w:r>
+        <w:t xml:space="preserve"> </w:t>
+      </w:r>
+      <w:r>
+        <w:t xml:space="preserve">(</w:t>
+      </w:r>
+      <w:r>
+        <w:rPr>
+          <w:rStyle w:val="VerbatimChar"/>
+        </w:rPr>
+        <w:t xml:space="preserve">helix_translate-workable-items-wave3d-20260616.mp4</w:t>
+      </w:r>
+      <w:r>
+        <w:t xml:space="preserve">, real §11.4.93 SQLite SSoT —</w:t>
+      </w:r>
+      <w:r>
+        <w:t xml:space="preserve"> </w:t>
+      </w:r>
+      <w:r>
+        <w:rPr>
+          <w:rStyle w:val="VerbatimChar"/>
+        </w:rPr>
+        <w:t xml:space="preserve">validate</w:t>
+      </w:r>
+      <w:r>
+        <w:t xml:space="preserve"> </w:t>
+      </w:r>
+      <w:r>
+        <w:t xml:space="preserve">→</w:t>
+      </w:r>
+      <w:r>
+        <w:t xml:space="preserve"> </w:t>
+      </w:r>
+      <w:r>
+        <w:rPr>
+          <w:rStyle w:val="VerbatimChar"/>
+        </w:rPr>
+        <w:t xml:space="preserve">OK: DB … matches markdown (81 items)</w:t>
+      </w:r>
+      <w:r>
+        <w:t xml:space="preserve">,</w:t>
+      </w:r>
+      <w:r>
+        <w:t xml:space="preserve"> </w:t>
+      </w:r>
+      <w:r>
+        <w:rPr>
+          <w:rStyle w:val="VerbatimChar"/>
+        </w:rPr>
+        <w:t xml:space="preserve">list</w:t>
+      </w:r>
+      <w:r>
+        <w:t xml:space="preserve"> </w:t>
+      </w:r>
+      <w:r>
+        <w:t xml:space="preserve">→ real ATM-NNN rows + descriptions, early validate-OK frame ≠ late list frame proving live/advancing), and</w:t>
+      </w:r>
+      <w:r>
+        <w:t xml:space="preserve"> </w:t>
+      </w:r>
+      <w:r>
+        <w:rPr>
+          <w:b/>
+          <w:bCs/>
+        </w:rPr>
+        <w:t xml:space="preserve">2 more providers</w:t>
+      </w:r>
+      <w:r>
+        <w:t xml:space="preserve"> </w:t>
+      </w:r>
+      <w:r>
+        <w:t xml:space="preserve">—</w:t>
+      </w:r>
+      <w:r>
+        <w:t xml:space="preserve"> </w:t>
+      </w:r>
+      <w:r>
+        <w:rPr>
+          <w:b/>
+          <w:bCs/>
+        </w:rPr>
+        <w:t xml:space="preserve">nvidia</w:t>
+      </w:r>
+      <w:r>
+        <w:t xml:space="preserve"> </w:t>
+      </w:r>
+      <w:r>
+        <w:t xml:space="preserve">(</w:t>
+      </w:r>
+      <w:r>
+        <w:rPr>
+          <w:rStyle w:val="VerbatimChar"/>
+        </w:rPr>
+        <w:t xml:space="preserve">helix_translate-provider-nvidia-translate-wave3d-20260616.mp4</w:t>
+      </w:r>
+      <w:r>
+        <w:t xml:space="preserve">, via</w:t>
+      </w:r>
+      <w:r>
+        <w:t xml:space="preserve"> </w:t>
+      </w:r>
+      <w:r>
+        <w:rPr>
+          <w:rStyle w:val="VerbatimChar"/>
+        </w:rPr>
+        <w:t xml:space="preserve">-provider openai -base-url https://integrate.api.nvidia.com/v1 -model meta/llama-3.1-8b-instruct</w:t>
+      </w:r>
+      <w:r>
+        <w:t xml:space="preserve">,</w:t>
+      </w:r>
+      <w:r>
+        <w:t xml:space="preserve"> </w:t>
+      </w:r>
+      <w:r>
+        <w:t xml:space="preserve">“Al amanecer, el sol se alzó… Un anciano pescador</w:t>
+      </w:r>
+      <w:r>
+        <w:t xml:space="preserve"> </w:t>
+      </w:r>
+      <w:r>
+        <w:rPr>
+          <w:b/>
+          <w:bCs/>
+        </w:rPr>
+        <w:t xml:space="preserve">caminaba</w:t>
+      </w:r>
+      <w:r>
+        <w:t xml:space="preserve"> </w:t>
+      </w:r>
+      <w:r>
+        <w:t xml:space="preserve">a lo largo de la orilla.”</w:t>
+      </w:r>
+      <w:r>
+        <w:t xml:space="preserve">) +</w:t>
+      </w:r>
+      <w:r>
+        <w:t xml:space="preserve"> </w:t>
+      </w:r>
+      <w:r>
+        <w:rPr>
+          <w:b/>
+          <w:bCs/>
+        </w:rPr>
+        <w:t xml:space="preserve">openrouter</w:t>
+      </w:r>
+      <w:r>
+        <w:t xml:space="preserve"> </w:t>
+      </w:r>
+      <w:r>
+        <w:t xml:space="preserve">(</w:t>
+      </w:r>
+      <w:r>
+        <w:rPr>
+          <w:rStyle w:val="VerbatimChar"/>
+        </w:rPr>
+        <w:t xml:space="preserve">helix_translate-provider-openrouter-translate-wave3d-20260616.mp4</w:t>
+      </w:r>
+      <w:r>
+        <w:t xml:space="preserve">, via</w:t>
+      </w:r>
+      <w:r>
+        <w:t xml:space="preserve"> </w:t>
+      </w:r>
+      <w:r>
+        <w:rPr>
+          <w:rStyle w:val="VerbatimChar"/>
+        </w:rPr>
+        <w:t xml:space="preserve">-base-url https://openrouter.ai/api/v1 -model meta-llama/llama-3.1-8b-instruct</w:t>
+      </w:r>
+      <w:r>
+        <w:t xml:space="preserve">,</w:t>
+      </w:r>
+      <w:r>
+        <w:t xml:space="preserve"> </w:t>
+      </w:r>
+      <w:r>
+        <w:t xml:space="preserve">“…Un anciano pescador</w:t>
+      </w:r>
+      <w:r>
+        <w:t xml:space="preserve"> </w:t>
+      </w:r>
+      <w:r>
+        <w:rPr>
+          <w:b/>
+          <w:bCs/>
+        </w:rPr>
+        <w:t xml:space="preserve">paseaba</w:t>
+      </w:r>
+      <w:r>
+        <w:t xml:space="preserve"> </w:t>
+      </w:r>
+      <w:r>
+        <w:t xml:space="preserve">a lo largo de la orilla.”</w:t>
+      </w:r>
+      <w:r>
+        <w:t xml:space="preserve">), the two provider outputs distinct (caminaba/paseaba) — genuine per-provider models, each start-frame English-only ≠ output-frame Spanish liveness;</w:t>
+      </w:r>
+      <w:r>
+        <w:t xml:space="preserve"> </w:t>
+      </w:r>
+      <w:r>
+        <w:rPr>
+          <w:rStyle w:val="VerbatimChar"/>
+        </w:rPr>
+        <w:t xml:space="preserve">upstage</w:t>
+      </w:r>
+      <w:r>
+        <w:t xml:space="preserve"> </w:t>
+      </w:r>
+      <w:r>
+        <w:t xml:space="preserve">tested but honest SKIP (auth=false HTTP 403),</w:t>
+      </w:r>
+      <w:r>
+        <w:t xml:space="preserve"> </w:t>
+      </w:r>
+      <w:r>
+        <w:rPr>
+          <w:rStyle w:val="VerbatimChar"/>
+        </w:rPr>
+        <w:t xml:space="preserve">together</w:t>
+      </w:r>
+      <w:r>
+        <w:t xml:space="preserve"> </w:t>
+      </w:r>
+      <w:r>
+        <w:t xml:space="preserve">SKIP (no key), never faked.</w:t>
       </w:r>
       <w:r>
         <w:t xml:space="preserve"> </w:t>
@@ -4306,7 +5097,7 @@
         <w:rPr>
           <w:rStyle w:val="VerbatimChar"/>
         </w:rPr>
-        <w:t xml:space="preserve">37 / 494</w:t>
+        <w:t xml:space="preserve">41 / 494</w:t>
       </w:r>
       <w:r>
         <w:t xml:space="preserve"> </w:t>
@@ -4322,13 +5113,70 @@
           <w:b/>
           <w:bCs/>
         </w:rPr>
-        <w:t xml:space="preserve">7.5%</w:t>
-      </w:r>
-      <w:r>
-        <w:t xml:space="preserve"> </w:t>
-      </w:r>
-      <w:r>
-        <w:t xml:space="preserve">(≈ 8.9% against the 417 headline). Wave 3c added 2 net-new video confirmations (Hyperbolic library client + Fireworks</w:t>
+        <w:t xml:space="preserve">8.3%</w:t>
+      </w:r>
+      <w:r>
+        <w:t xml:space="preserve"> </w:t>
+      </w:r>
+      <w:r>
+        <w:t xml:space="preserve">(≈ 9.8% against the 417 headline). Wave 3d added 4 net-new video confirmations prioritising feature-type diversity (</w:t>
+      </w:r>
+      <w:r>
+        <w:rPr>
+          <w:rStyle w:val="VerbatimChar"/>
+        </w:rPr>
+        <w:t xml:space="preserve">verify-models</w:t>
+      </w:r>
+      <w:r>
+        <w:t xml:space="preserve"> </w:t>
+      </w:r>
+      <w:r>
+        <w:t xml:space="preserve">CLI +</w:t>
+      </w:r>
+      <w:r>
+        <w:t xml:space="preserve"> </w:t>
+      </w:r>
+      <w:r>
+        <w:rPr>
+          <w:rStyle w:val="VerbatimChar"/>
+        </w:rPr>
+        <w:t xml:space="preserve">workable-items</w:t>
+      </w:r>
+      <w:r>
+        <w:t xml:space="preserve"> </w:t>
+      </w:r>
+      <w:r>
+        <w:t xml:space="preserve">CLI + 2 providers nvidia/openrouter;</w:t>
+      </w:r>
+      <w:r>
+        <w:t xml:space="preserve"> </w:t>
+      </w:r>
+      <w:r>
+        <w:rPr>
+          <w:rStyle w:val="VerbatimChar"/>
+        </w:rPr>
+        <w:t xml:space="preserve">upstage</w:t>
+      </w:r>
+      <w:r>
+        <w:t xml:space="preserve"> </w:t>
+      </w:r>
+      <w:r>
+        <w:t xml:space="preserve">HTTP-403 SKIP +</w:t>
+      </w:r>
+      <w:r>
+        <w:t xml:space="preserve"> </w:t>
+      </w:r>
+      <w:r>
+        <w:rPr>
+          <w:rStyle w:val="VerbatimChar"/>
+        </w:rPr>
+        <w:t xml:space="preserve">together</w:t>
+      </w:r>
+      <w:r>
+        <w:t xml:space="preserve"> </w:t>
+      </w:r>
+      <w:r>
+        <w:t xml:space="preserve">no-key SKIP, never faked); Wave 3c added 2 net-new video confirmations (Hyperbolic library client + Fireworks</w:t>
       </w:r>
       <w:r>
         <w:t xml:space="preserve"> </w:t>

--- a/docs/features/Status_Summary.docx
+++ b/docs/features/Status_Summary.docx
@@ -34,7 +34,7 @@
         <w:t xml:space="preserve"> </w:t>
       </w:r>
       <w:r>
-        <w:t xml:space="preserve">13</w:t>
+        <w:t xml:space="preserve">14</w:t>
       </w:r>
       <w:r>
         <w:t xml:space="preserve"> </w:t>
@@ -50,7 +50,7 @@
         <w:t xml:space="preserve"> </w:t>
       </w:r>
       <w:r>
-        <w:t xml:space="preserve">2026-06-16T13:45:00Z</w:t>
+        <w:t xml:space="preserve">2026-06-16T14:30:00Z</w:t>
       </w:r>
       <w:r>
         <w:t xml:space="preserve"> </w:t>
@@ -163,13 +163,13 @@
           <w:b/>
           <w:bCs/>
         </w:rPr>
-        <w:t xml:space="preserve">494 individual capabilities</w:t>
-      </w:r>
-      <w:r>
-        <w:t xml:space="preserve"> </w:t>
-      </w:r>
-      <w:r>
-        <w:t xml:space="preserve">catalogued (Rev 9 added 1 new unified-translator HTML→Markdown conversion row for the Wave-2 video; Rev 8 re-counted the live tables directly and added the 7 missing agent-bridge ensemble rows to reach 493; the headline</w:t>
+        <w:t xml:space="preserve">496 individual capabilities</w:t>
+      </w:r>
+      <w:r>
+        <w:t xml:space="preserve"> </w:t>
+      </w:r>
+      <w:r>
+        <w:t xml:space="preserve">catalogued (Rev 14 added 2 new unified-translator rows for the Wave-3f net-new videos: EPUB→EPUB conversion + TXT→TXT translation; Rev 9 added 1 new unified-translator HTML→Markdown conversion row for the Wave-2 video; Rev 8 re-counted the live tables directly and added the 7 missing agent-bridge ensemble rows to reach 493; the headline</w:t>
       </w:r>
       <w:r>
         <w:t xml:space="preserve"> </w:t>
@@ -222,7 +222,7 @@
           <w:b/>
           <w:bCs/>
         </w:rPr>
-        <w:t xml:space="preserve">41 features are proven on real recordings</w:t>
+        <w:t xml:space="preserve">43 features are proven on real recordings</w:t>
       </w:r>
       <w:r>
         <w:t xml:space="preserve"> </w:t>
@@ -237,17 +237,91 @@
         <w:t xml:space="preserve">“a screen”</w:t>
       </w:r>
       <w:r>
-        <w:t xml:space="preserve">. These include: the primary command-line translator doing real DeepSeek translations and converting between ebook formats (EPUB→TXT, HTML→EPUB, FB2→EPUB, FB2→FB2,</w:t>
-      </w:r>
-      <w:r>
-        <w:t xml:space="preserve"> </w:t>
-      </w:r>
-      <w:r>
-        <w:rPr>
-          <w:b/>
-          <w:bCs/>
-        </w:rPr>
-        <w:t xml:space="preserve">and now HTML→Markdown</w:t>
+        <w:t xml:space="preserve">.</w:t>
+      </w:r>
+      <w:r>
+        <w:t xml:space="preserve"> </w:t>
+      </w:r>
+      <w:r>
+        <w:rPr>
+          <w:b/>
+          <w:bCs/>
+        </w:rPr>
+        <w:t xml:space="preserve">New this round (Wave 3f):</w:t>
+      </w:r>
+      <w:r>
+        <w:t xml:space="preserve"> </w:t>
+      </w:r>
+      <w:r>
+        <w:t xml:space="preserve">the translator producing a fully-translated</w:t>
+      </w:r>
+      <w:r>
+        <w:t xml:space="preserve"> </w:t>
+      </w:r>
+      <w:r>
+        <w:rPr>
+          <w:b/>
+          <w:bCs/>
+        </w:rPr>
+        <w:t xml:space="preserve">EPUB→EPUB</w:t>
+      </w:r>
+      <w:r>
+        <w:t xml:space="preserve"> </w:t>
+      </w:r>
+      <w:r>
+        <w:t xml:space="preserve">book (real Spanish inside the produced .epub) and a plain</w:t>
+      </w:r>
+      <w:r>
+        <w:t xml:space="preserve"> </w:t>
+      </w:r>
+      <w:r>
+        <w:rPr>
+          <w:b/>
+          <w:bCs/>
+        </w:rPr>
+        <w:t xml:space="preserve">TXT→TXT</w:t>
+      </w:r>
+      <w:r>
+        <w:t xml:space="preserve"> </w:t>
+      </w:r>
+      <w:r>
+        <w:t xml:space="preserve">translation (real Spanish text out), plus fresh re-confirmations of FB2→FB2, format auto-detection, Serbian Cyrillic↔Latin scripting, and the EPUB↔Markdown round-trip. These include: the primary command-line translator doing real DeepSeek translations and converting between ebook formats (EPUB→TXT,</w:t>
+      </w:r>
+      <w:r>
+        <w:t xml:space="preserve"> </w:t>
+      </w:r>
+      <w:r>
+        <w:rPr>
+          <w:b/>
+          <w:bCs/>
+        </w:rPr>
+        <w:t xml:space="preserve">EPUB→EPUB</w:t>
+      </w:r>
+      <w:r>
+        <w:t xml:space="preserve">, HTML→EPUB, FB2→EPUB, FB2→FB2,</w:t>
+      </w:r>
+      <w:r>
+        <w:t xml:space="preserve"> </w:t>
+      </w:r>
+      <w:r>
+        <w:rPr>
+          <w:b/>
+          <w:bCs/>
+        </w:rPr>
+        <w:t xml:space="preserve">TXT→TXT</w:t>
+      </w:r>
+      <w:r>
+        <w:t xml:space="preserve">,</w:t>
+      </w:r>
+      <w:r>
+        <w:t xml:space="preserve"> </w:t>
+      </w:r>
+      <w:r>
+        <w:rPr>
+          <w:b/>
+          <w:bCs/>
+        </w:rPr>
+        <w:t xml:space="preserve">and HTML→Markdown</w:t>
       </w:r>
       <w:r>
         <w:t xml:space="preserve">), Serbian Cyrillic/Latin handling, the</w:t>
@@ -1253,13 +1327,28 @@
           <w:b/>
           <w:bCs/>
         </w:rPr>
-        <w:t xml:space="preserve">41 / 494 ≈ 8.3%</w:t>
-      </w:r>
-      <w:r>
-        <w:t xml:space="preserve"> </w:t>
-      </w:r>
-      <w:r>
-        <w:t xml:space="preserve">(Wave 3d added 4 net-new video confirmations prioritising feature-type diversity: the</w:t>
+        <w:t xml:space="preserve">43 / 496 ≈ 8.7%</w:t>
+      </w:r>
+      <w:r>
+        <w:t xml:space="preserve"> </w:t>
+      </w:r>
+      <w:r>
+        <w:t xml:space="preserve">(Wave 3f added 2 net-new video confirmations prioritising feature-type diversity: EPUB→EPUB conversion [real Spanish EPUB produced] + TXT→TXT translation [real Spanish .txt produced], each ffprobe+frame-verified per §11.4.107; Wave 3f also re-confirmed FB2→FB2 / format-detection /</w:t>
+      </w:r>
+      <w:r>
+        <w:t xml:space="preserve"> </w:t>
+      </w:r>
+      <w:r>
+        <w:rPr>
+          <w:rStyle w:val="VerbatimChar"/>
+        </w:rPr>
+        <w:t xml:space="preserve">-script</w:t>
+      </w:r>
+      <w:r>
+        <w:t xml:space="preserve"> </w:t>
+      </w:r>
+      <w:r>
+        <w:t xml:space="preserve">Cyrillic↔Latin / markdown EPUB↔MD round-trip with fresh frame-verified clips, not double-counted; Wave 3d added 4 net-new video confirmations prioritising feature-type diversity: the</w:t>
       </w:r>
       <w:r>
         <w:t xml:space="preserve"> </w:t>
@@ -1534,7 +1623,7 @@
               <w:pStyle w:val="Compact"/>
             </w:pPr>
             <w:r>
-              <w:t xml:space="preserve">494 (Rev 9 = 493 Rev 8 + 1 new unified-translator HTML→Markdown conversion row added for the Wave-2 html-to-md video; Rev 8 added the 7 missing</w:t>
+              <w:t xml:space="preserve">496 (Rev 14 = 494 Rev 13 + 2 new unified-translator rows EPUB→EPUB conversion + TXT→TXT translation added for the Wave-3f net-new videos; Rev 9 = 493 Rev 8 + 1 new unified-translator HTML→Markdown conversion row added for the Wave-2 html-to-md video; Rev 8 added the 7 missing</w:t>
             </w:r>
             <w:r>
               <w:t xml:space="preserve"> </w:t>
@@ -1654,7 +1743,7 @@
               <w:pStyle w:val="Compact"/>
             </w:pPr>
             <w:r>
-              <w:t xml:space="preserve">443 (Rev 9: 442 Rev 8 + 1 new unified-translator HTML→Markdown conversion row; Rev 8: 435 Rev 7 + 7 new pkg/bridge ensemble-seam rows; was 471 Rev 6, −36 flipped to Obsolete Rev 7)</w:t>
+              <w:t xml:space="preserve">445 (Rev 14: 443 Rev 13 + 2 new unified-translator rows EPUB→EPUB conversion + TXT→TXT translation, both Wave-3f video-confirmed; Rev 9: 442 Rev 8 + 1 new unified-translator HTML→Markdown conversion row; Rev 8: 435 Rev 7 + 7 new pkg/bridge ensemble-seam rows; was 471 Rev 6, −36 flipped to Obsolete Rev 7)</w:t>
             </w:r>
           </w:p>
         </w:tc>
@@ -1953,7 +2042,22 @@
               <w:pStyle w:val="Compact"/>
             </w:pPr>
             <w:r>
-              <w:t xml:space="preserve">41 (Wave 3d added 4 net-new prioritising feature-type diversity:</w:t>
+              <w:t xml:space="preserve">43 (Wave 3f added 2 net-new prioritising feature-type diversity: EPUB→EPUB conversion + TXT→TXT translation, each ffprobe+frame-verified §11.4.107; Wave 3f also re-confirmed FB2→FB2 / format-detection /</w:t>
+            </w:r>
+            <w:r>
+              <w:t xml:space="preserve"> </w:t>
+            </w:r>
+            <w:r>
+              <w:rPr>
+                <w:rStyle w:val="VerbatimChar"/>
+              </w:rPr>
+              <w:t xml:space="preserve">-script</w:t>
+            </w:r>
+            <w:r>
+              <w:t xml:space="preserve"> </w:t>
+            </w:r>
+            <w:r>
+              <w:t xml:space="preserve">Cyrillic↔Latin / markdown EPUB↔MD round-trip, not double-counted; Wave 3d added 4 net-new prioritising feature-type diversity:</w:t>
             </w:r>
             <w:r>
               <w:t xml:space="preserve"> </w:t>
@@ -3572,13 +3676,200 @@
           <w:b/>
           <w:bCs/>
         </w:rPr>
-        <w:t xml:space="preserve">Video-confirmation 41/494.</w:t>
-      </w:r>
-      <w:r>
-        <w:t xml:space="preserve"> </w:t>
-      </w:r>
-      <w:r>
-        <w:t xml:space="preserve">41 rows carry real, ffprobe- and content-verified recordings.</w:t>
+        <w:t xml:space="preserve">Video-confirmation 43/496.</w:t>
+      </w:r>
+      <w:r>
+        <w:t xml:space="preserve"> </w:t>
+      </w:r>
+      <w:r>
+        <w:t xml:space="preserve">43 rows carry real, ffprobe- and content-verified recordings.</w:t>
+      </w:r>
+      <w:r>
+        <w:t xml:space="preserve"> </w:t>
+      </w:r>
+      <w:r>
+        <w:rPr>
+          <w:b/>
+          <w:bCs/>
+        </w:rPr>
+        <w:t xml:space="preserve">Wave 3f (2026-06-16) added 2 net-new</w:t>
+      </w:r>
+      <w:r>
+        <w:t xml:space="preserve"> </w:t>
+      </w:r>
+      <w:r>
+        <w:t xml:space="preserve">prioritising feature-type diversity (real-use, ffprobe non-zero dur+frames / 790×560 even-dims yuv420p, ≥6 frames extracted at fps=4 + content-verified per §11.4.107):</w:t>
+      </w:r>
+      <w:r>
+        <w:t xml:space="preserve"> </w:t>
+      </w:r>
+      <w:r>
+        <w:rPr>
+          <w:b/>
+          <w:bCs/>
+        </w:rPr>
+        <w:t xml:space="preserve">EPUB→EPUB conversion</w:t>
+      </w:r>
+      <w:r>
+        <w:t xml:space="preserve"> </w:t>
+      </w:r>
+      <w:r>
+        <w:t xml:space="preserve">(</w:t>
+      </w:r>
+      <w:r>
+        <w:rPr>
+          <w:rStyle w:val="VerbatimChar"/>
+        </w:rPr>
+        <w:t xml:space="preserve">helix_translate-epub-output-wave3e-20260616.mp4</w:t>
+      </w:r>
+      <w:r>
+        <w:t xml:space="preserve">, EN .epub → real deepseek run → OUTPUT EPUB carries real Spanish</w:t>
+      </w:r>
+      <w:r>
+        <w:t xml:space="preserve"> </w:t>
+      </w:r>
+      <w:r>
+        <w:t xml:space="preserve">“La Antigua Farola la vieja farola se alzaba sola en la rocosa costa…”</w:t>
+      </w:r>
+      <w:r>
+        <w:t xml:space="preserve">, start-frame English-only ≠ output-frame Spanish) and</w:t>
+      </w:r>
+      <w:r>
+        <w:t xml:space="preserve"> </w:t>
+      </w:r>
+      <w:r>
+        <w:rPr>
+          <w:b/>
+          <w:bCs/>
+        </w:rPr>
+        <w:t xml:space="preserve">TXT→TXT translation</w:t>
+      </w:r>
+      <w:r>
+        <w:t xml:space="preserve"> </w:t>
+      </w:r>
+      <w:r>
+        <w:t xml:space="preserve">(</w:t>
+      </w:r>
+      <w:r>
+        <w:rPr>
+          <w:rStyle w:val="VerbatimChar"/>
+        </w:rPr>
+        <w:t xml:space="preserve">helix_translate-txt-translation-wave3f-20260616.mp4</w:t>
+      </w:r>
+      <w:r>
+        <w:t xml:space="preserve">, EN .txt</w:t>
+      </w:r>
+      <w:r>
+        <w:t xml:space="preserve"> </w:t>
+      </w:r>
+      <w:r>
+        <w:t xml:space="preserve">“The river flowed quietly…”</w:t>
+      </w:r>
+      <w:r>
+        <w:t xml:space="preserve"> </w:t>
+      </w:r>
+      <w:r>
+        <w:t xml:space="preserve">→ real deepseek run → ES .txt</w:t>
+      </w:r>
+      <w:r>
+        <w:t xml:space="preserve"> </w:t>
+      </w:r>
+      <w:r>
+        <w:t xml:space="preserve">“El río fluía tranquilamente a través del valle verde. Los pájaros cantaban bajo la luz de la mañana.”</w:t>
+      </w:r>
+      <w:r>
+        <w:t xml:space="preserve">).</w:t>
+      </w:r>
+      <w:r>
+        <w:t xml:space="preserve"> </w:t>
+      </w:r>
+      <w:r>
+        <w:rPr>
+          <w:b/>
+          <w:bCs/>
+        </w:rPr>
+        <w:t xml:space="preserve">Wave 3f also re-confirmed</w:t>
+      </w:r>
+      <w:r>
+        <w:t xml:space="preserve"> </w:t>
+      </w:r>
+      <w:r>
+        <w:t xml:space="preserve">(not double-counted) FB2→FB2 (</w:t>
+      </w:r>
+      <w:r>
+        <w:rPr>
+          <w:rStyle w:val="VerbatimChar"/>
+        </w:rPr>
+        <w:t xml:space="preserve">helix_translate-fb2-convert-wave3e-20260616.mp4</w:t>
+      </w:r>
+      <w:r>
+        <w:t xml:space="preserve">, namespace preserved + real Spanish), format-detection (</w:t>
+      </w:r>
+      <w:r>
+        <w:rPr>
+          <w:rStyle w:val="VerbatimChar"/>
+        </w:rPr>
+        <w:t xml:space="preserve">helix_translate-format-detect-wave3e-20260616.mp4</w:t>
+      </w:r>
+      <w:r>
+        <w:t xml:space="preserve">, extensionless</w:t>
+      </w:r>
+      <w:r>
+        <w:t xml:space="preserve"> </w:t>
+      </w:r>
+      <w:r>
+        <w:rPr>
+          <w:rStyle w:val="VerbatimChar"/>
+        </w:rPr>
+        <w:t xml:space="preserve">.dat</w:t>
+      </w:r>
+      <w:r>
+        <w:t xml:space="preserve"> </w:t>
+      </w:r>
+      <w:r>
+        <w:t xml:space="preserve">detected-by-content),</w:t>
+      </w:r>
+      <w:r>
+        <w:t xml:space="preserve"> </w:t>
+      </w:r>
+      <w:r>
+        <w:rPr>
+          <w:rStyle w:val="VerbatimChar"/>
+        </w:rPr>
+        <w:t xml:space="preserve">-script</w:t>
+      </w:r>
+      <w:r>
+        <w:t xml:space="preserve"> </w:t>
+      </w:r>
+      <w:r>
+        <w:t xml:space="preserve">Cyrillic↔Latin (</w:t>
+      </w:r>
+      <w:r>
+        <w:rPr>
+          <w:rStyle w:val="VerbatimChar"/>
+        </w:rPr>
+        <w:t xml:space="preserve">helix_translate-script-conversion-wave3e-20260616.mp4</w:t>
+      </w:r>
+      <w:r>
+        <w:t xml:space="preserve">, RUN A latin ≠ RUN B cyrillic), markdown EPUB↔MD round-trip (</w:t>
+      </w:r>
+      <w:r>
+        <w:rPr>
+          <w:rStyle w:val="VerbatimChar"/>
+        </w:rPr>
+        <w:t xml:space="preserve">helix_translate-markdown-roundtrip-wave3f-20260616.mp4</w:t>
+      </w:r>
+      <w:r>
+        <w:t xml:space="preserve">,</w:t>
+      </w:r>
+      <w:r>
+        <w:t xml:space="preserve"> </w:t>
+      </w:r>
+      <w:r>
+        <w:t xml:space="preserve">“# El Faro Viejo / El viejo faro se alzaba solitario en la costa rocosa.”</w:t>
+      </w:r>
+      <w:r>
+        <w:t xml:space="preserve">).</w:t>
       </w:r>
       <w:r>
         <w:t xml:space="preserve"> </w:t>
@@ -5097,7 +5388,7 @@
         <w:rPr>
           <w:rStyle w:val="VerbatimChar"/>
         </w:rPr>
-        <w:t xml:space="preserve">41 / 494</w:t>
+        <w:t xml:space="preserve">43 / 496</w:t>
       </w:r>
       <w:r>
         <w:t xml:space="preserve"> </w:t>
@@ -5113,13 +5404,28 @@
           <w:b/>
           <w:bCs/>
         </w:rPr>
-        <w:t xml:space="preserve">8.3%</w:t>
-      </w:r>
-      <w:r>
-        <w:t xml:space="preserve"> </w:t>
-      </w:r>
-      <w:r>
-        <w:t xml:space="preserve">(≈ 9.8% against the 417 headline). Wave 3d added 4 net-new video confirmations prioritising feature-type diversity (</w:t>
+        <w:t xml:space="preserve">8.7%</w:t>
+      </w:r>
+      <w:r>
+        <w:t xml:space="preserve"> </w:t>
+      </w:r>
+      <w:r>
+        <w:t xml:space="preserve">(≈ 10.3% against the 417 headline). Wave 3f added 2 net-new video confirmations prioritising feature-type diversity (EPUB→EPUB conversion + TXT→TXT translation, each ffprobe+frame-verified §11.4.107; + re-confirmed FB2→FB2 / format-detection /</w:t>
+      </w:r>
+      <w:r>
+        <w:t xml:space="preserve"> </w:t>
+      </w:r>
+      <w:r>
+        <w:rPr>
+          <w:rStyle w:val="VerbatimChar"/>
+        </w:rPr>
+        <w:t xml:space="preserve">-script</w:t>
+      </w:r>
+      <w:r>
+        <w:t xml:space="preserve"> </w:t>
+      </w:r>
+      <w:r>
+        <w:t xml:space="preserve">Cyrillic↔Latin / markdown EPUB↔MD round-trip, not double-counted); Wave 3d added 4 net-new video confirmations prioritising feature-type diversity (</w:t>
       </w:r>
       <w:r>
         <w:rPr>

--- a/docs/features/Status_Summary.docx
+++ b/docs/features/Status_Summary.docx
@@ -34,7 +34,7 @@
         <w:t xml:space="preserve"> </w:t>
       </w:r>
       <w:r>
-        <w:t xml:space="preserve">14</w:t>
+        <w:t xml:space="preserve">15</w:t>
       </w:r>
       <w:r>
         <w:t xml:space="preserve"> </w:t>
@@ -50,7 +50,7 @@
         <w:t xml:space="preserve"> </w:t>
       </w:r>
       <w:r>
-        <w:t xml:space="preserve">2026-06-16T14:30:00Z</w:t>
+        <w:t xml:space="preserve">2026-06-16T18:30:00Z</w:t>
       </w:r>
       <w:r>
         <w:t xml:space="preserve"> </w:t>
@@ -222,7 +222,7 @@
           <w:b/>
           <w:bCs/>
         </w:rPr>
-        <w:t xml:space="preserve">43 features are proven on real recordings</w:t>
+        <w:t xml:space="preserve">54 features are proven on real recordings</w:t>
       </w:r>
       <w:r>
         <w:t xml:space="preserve"> </w:t>
@@ -247,7 +247,48 @@
           <w:b/>
           <w:bCs/>
         </w:rPr>
-        <w:t xml:space="preserve">New this round (Wave 3f):</w:t>
+        <w:t xml:space="preserve">New this round (Waves 4–6, +12 net-new):</w:t>
+      </w:r>
+      <w:r>
+        <w:t xml:space="preserve"> </w:t>
+      </w:r>
+      <w:r>
+        <w:t xml:space="preserve">the translator producing 7 distinct target languages from the same English source (French, German, Italian, Portuguese, Japanese, Chinese, Russian — proving real per-language translation, not echo), accepting PDF and Word (DOCX) files as input, an HTML→HTML round-trip, and the REST API converting Serbian script and translating an FB2 book into a real EPUB.</w:t>
+      </w:r>
+      <w:r>
+        <w:t xml:space="preserve"> </w:t>
+      </w:r>
+      <w:r>
+        <w:rPr>
+          <w:b/>
+          <w:bCs/>
+        </w:rPr>
+        <w:t xml:space="preserve">Honestly demoted this round:</w:t>
+      </w:r>
+      <w:r>
+        <w:t xml:space="preserve"> </w:t>
+      </w:r>
+      <w:r>
+        <w:t xml:space="preserve">the multi-pass polishing engine (</w:t>
+      </w:r>
+      <w:r>
+        <w:rPr>
+          <w:rStyle w:val="VerbatimChar"/>
+        </w:rPr>
+        <w:t xml:space="preserve">-multipass</w:t>
+      </w:r>
+      <w:r>
+        <w:t xml:space="preserve">) — its older recording is superseded because the default model is rejected and the polish step silently does nothing; a fix + fresh recording is owed before it is re-counted.</w:t>
+      </w:r>
+      <w:r>
+        <w:t xml:space="preserve"> </w:t>
+      </w:r>
+      <w:r>
+        <w:rPr>
+          <w:b/>
+          <w:bCs/>
+        </w:rPr>
+        <w:t xml:space="preserve">Earlier round (Wave 3f):</w:t>
       </w:r>
       <w:r>
         <w:t xml:space="preserve"> </w:t>
@@ -1327,13 +1368,89 @@
           <w:b/>
           <w:bCs/>
         </w:rPr>
-        <w:t xml:space="preserve">43 / 496 ≈ 8.7%</w:t>
-      </w:r>
-      <w:r>
-        <w:t xml:space="preserve"> </w:t>
-      </w:r>
-      <w:r>
-        <w:t xml:space="preserve">(Wave 3f added 2 net-new video confirmations prioritising feature-type diversity: EPUB→EPUB conversion [real Spanish EPUB produced] + TXT→TXT translation [real Spanish .txt produced], each ffprobe+frame-verified per §11.4.107; Wave 3f also re-confirmed FB2→FB2 / format-detection /</w:t>
+        <w:t xml:space="preserve">54 / 496 ≈ 10.9%</w:t>
+      </w:r>
+      <w:r>
+        <w:t xml:space="preserve"> </w:t>
+      </w:r>
+      <w:r>
+        <w:t xml:space="preserve">(Waves 4–6 added</w:t>
+      </w:r>
+      <w:r>
+        <w:t xml:space="preserve"> </w:t>
+      </w:r>
+      <w:r>
+        <w:rPr>
+          <w:b/>
+          <w:bCs/>
+        </w:rPr>
+        <w:t xml:space="preserve">12 net-new</w:t>
+      </w:r>
+      <w:r>
+        <w:t xml:space="preserve"> </w:t>
+      </w:r>
+      <w:r>
+        <w:t xml:space="preserve">and §11.4.138-demoted 1 [multipass]: Wave 4 +3 multi-language-pair EN→FR/DE/IT [same EN source → 3 distinct language-correct outputs]; Wave 5 +4 EN→PT, EN→JA, REST</w:t>
+      </w:r>
+      <w:r>
+        <w:t xml:space="preserve"> </w:t>
+      </w:r>
+      <w:r>
+        <w:rPr>
+          <w:rStyle w:val="VerbatimChar"/>
+        </w:rPr>
+        <w:t xml:space="preserve">POST /api/v1/convert/script</w:t>
+      </w:r>
+      <w:r>
+        <w:t xml:space="preserve"> </w:t>
+      </w:r>
+      <w:r>
+        <w:t xml:space="preserve">[real Cyrillic↔Latin JSON both directions], REST</w:t>
+      </w:r>
+      <w:r>
+        <w:t xml:space="preserve"> </w:t>
+      </w:r>
+      <w:r>
+        <w:rPr>
+          <w:rStyle w:val="VerbatimChar"/>
+        </w:rPr>
+        <w:t xml:space="preserve">POST /api/v1/translate/fb2</w:t>
+      </w:r>
+      <w:r>
+        <w:t xml:space="preserve"> </w:t>
+      </w:r>
+      <w:r>
+        <w:t xml:space="preserve">[FB2→real Serbian EPUB; handler hardcodes ru→sr, tracked fix] — the</w:t>
+      </w:r>
+      <w:r>
+        <w:t xml:space="preserve"> </w:t>
+      </w:r>
+      <w:r>
+        <w:rPr>
+          <w:rStyle w:val="VerbatimChar"/>
+        </w:rPr>
+        <w:t xml:space="preserve">-multipass</w:t>
+      </w:r>
+      <w:r>
+        <w:t xml:space="preserve"> </w:t>
+      </w:r>
+      <w:r>
+        <w:t xml:space="preserve">clip was NOT counted; Wave 6 +5 HTML→HTML round-trip, PDF input, DOCX input, EN→ZH, EN→RU; all ffprobe+frame-verified §11.4.107, input-frame ≠ output-frame. §11.4.138 demotion: the</w:t>
+      </w:r>
+      <w:r>
+        <w:t xml:space="preserve"> </w:t>
+      </w:r>
+      <w:r>
+        <w:rPr>
+          <w:rStyle w:val="VerbatimChar"/>
+        </w:rPr>
+        <w:t xml:space="preserve">-multipass</w:t>
+      </w:r>
+      <w:r>
+        <w:t xml:space="preserve"> </w:t>
+      </w:r>
+      <w:r>
+        <w:t xml:space="preserve">polisher row PASS is superseded → PENDING_FORENSICS [default-model whitelist reject + silent no-op; meta-response corruption — see docs/qa/wave3e-multipass-regression + wave5 evidence]. Net 43 − 1 + 12 = 54. Earlier — Wave 3f added 2 net-new video confirmations prioritising feature-type diversity: EPUB→EPUB conversion [real Spanish EPUB produced] + TXT→TXT translation [real Spanish .txt produced], each ffprobe+frame-verified per §11.4.107; Wave 3f also re-confirmed FB2→FB2 / format-detection /</w:t>
       </w:r>
       <w:r>
         <w:t xml:space="preserve"> </w:t>
@@ -2042,7 +2159,7 @@
               <w:pStyle w:val="Compact"/>
             </w:pPr>
             <w:r>
-              <w:t xml:space="preserve">43 (Wave 3f added 2 net-new prioritising feature-type diversity: EPUB→EPUB conversion + TXT→TXT translation, each ffprobe+frame-verified §11.4.107; Wave 3f also re-confirmed FB2→FB2 / format-detection /</w:t>
+              <w:t xml:space="preserve">54 (Waves 4–6 added 12 net-new, §11.4.138-demoted 1 [multipass]: Wave 4 +3 EN→FR/DE/IT; Wave 5 +4 EN→PT/JA + REST convert/script + REST translate/fb2 [multipass clip NOT counted]; Wave 6 +5 HTML→HTML + PDF input + DOCX input + EN→ZH + EN→RU; net 43 − 1 + 12 = 54. Earlier — Wave 3f added 2 net-new prioritising feature-type diversity: EPUB→EPUB conversion + TXT→TXT translation, each ffprobe+frame-verified §11.4.107; Wave 3f also re-confirmed FB2→FB2 / format-detection /</w:t>
             </w:r>
             <w:r>
               <w:t xml:space="preserve"> </w:t>

--- a/docs/features/Status_Summary.docx
+++ b/docs/features/Status_Summary.docx
@@ -34,7 +34,7 @@
         <w:t xml:space="preserve"> </w:t>
       </w:r>
       <w:r>
-        <w:t xml:space="preserve">15</w:t>
+        <w:t xml:space="preserve">16</w:t>
       </w:r>
       <w:r>
         <w:t xml:space="preserve"> </w:t>
@@ -50,7 +50,7 @@
         <w:t xml:space="preserve"> </w:t>
       </w:r>
       <w:r>
-        <w:t xml:space="preserve">2026-06-16T18:30:00Z</w:t>
+        <w:t xml:space="preserve">2026-06-16T19:05:00Z</w:t>
       </w:r>
       <w:r>
         <w:t xml:space="preserve"> </w:t>
@@ -163,13 +163,25 @@
           <w:b/>
           <w:bCs/>
         </w:rPr>
-        <w:t xml:space="preserve">496 individual capabilities</w:t>
-      </w:r>
-      <w:r>
-        <w:t xml:space="preserve"> </w:t>
-      </w:r>
-      <w:r>
-        <w:t xml:space="preserve">catalogued (Rev 14 added 2 new unified-translator rows for the Wave-3f net-new videos: EPUB→EPUB conversion + TXT→TXT translation; Rev 9 added 1 new unified-translator HTML→Markdown conversion row for the Wave-2 video; Rev 8 re-counted the live tables directly and added the 7 missing agent-bridge ensemble rows to reach 493; the headline</w:t>
+        <w:t xml:space="preserve">497 individual capabilities</w:t>
+      </w:r>
+      <w:r>
+        <w:t xml:space="preserve"> </w:t>
+      </w:r>
+      <w:r>
+        <w:t xml:space="preserve">catalogued (Rev 16 added 1 new row for the standalone gRPC translate-round-trip probe tool</w:t>
+      </w:r>
+      <w:r>
+        <w:t xml:space="preserve"> </w:t>
+      </w:r>
+      <w:r>
+        <w:rPr>
+          <w:rStyle w:val="VerbatimChar"/>
+        </w:rPr>
+        <w:t xml:space="preserve">cmd/grpc-translate-probe</w:t>
+      </w:r>
+      <w:r>
+        <w:t xml:space="preserve">; Rev 14 added 2 new unified-translator rows for the Wave-3f net-new videos: EPUB→EPUB conversion + TXT→TXT translation; Rev 9 added 1 new unified-translator HTML→Markdown conversion row for the Wave-2 video; Rev 8 re-counted the live tables directly and added the 7 missing agent-bridge ensemble rows to reach 493; the headline</w:t>
       </w:r>
       <w:r>
         <w:t xml:space="preserve"> </w:t>
@@ -222,7 +234,7 @@
           <w:b/>
           <w:bCs/>
         </w:rPr>
-        <w:t xml:space="preserve">54 features are proven on real recordings</w:t>
+        <w:t xml:space="preserve">66 features are proven on real recordings</w:t>
       </w:r>
       <w:r>
         <w:t xml:space="preserve"> </w:t>
@@ -247,7 +259,122 @@
           <w:b/>
           <w:bCs/>
         </w:rPr>
-        <w:t xml:space="preserve">New this round (Waves 4–6, +12 net-new):</w:t>
+        <w:t xml:space="preserve">New this round (Waves 7–9, +12 net-new):</w:t>
+      </w:r>
+      <w:r>
+        <w:t xml:space="preserve"> </w:t>
+      </w:r>
+      <w:r>
+        <w:t xml:space="preserve">the translator producing distinct real translations in more languages (Korean/Hangul, a German→English reverse, French→Spanish, English→Serbian-Latin) and through a new AI provider (Groq); the REST API translating a single string, translating a batch of three sentences at once, and reporting real version/build details; the script converter turning Cyrillic into Latin on its own; the preparation analysis reading a book’s genre/characters and feeding that into a real Spanish translation. Of these 12,</w:t>
+      </w:r>
+      <w:r>
+        <w:t xml:space="preserve"> </w:t>
+      </w:r>
+      <w:r>
+        <w:rPr>
+          <w:b/>
+          <w:bCs/>
+        </w:rPr>
+        <w:t xml:space="preserve">3 genuinely flipped a row from</w:t>
+      </w:r>
+      <w:r>
+        <w:rPr>
+          <w:b/>
+          <w:bCs/>
+        </w:rPr>
+        <w:t xml:space="preserve"> </w:t>
+      </w:r>
+      <w:r>
+        <w:rPr>
+          <w:b/>
+          <w:bCs/>
+        </w:rPr>
+        <w:t xml:space="preserve">“pending”</w:t>
+      </w:r>
+      <w:r>
+        <w:rPr>
+          <w:b/>
+          <w:bCs/>
+        </w:rPr>
+        <w:t xml:space="preserve"> </w:t>
+      </w:r>
+      <w:r>
+        <w:rPr>
+          <w:b/>
+          <w:bCs/>
+        </w:rPr>
+        <w:t xml:space="preserve">to</w:t>
+      </w:r>
+      <w:r>
+        <w:rPr>
+          <w:b/>
+          <w:bCs/>
+        </w:rPr>
+        <w:t xml:space="preserve"> </w:t>
+      </w:r>
+      <w:r>
+        <w:rPr>
+          <w:b/>
+          <w:bCs/>
+        </w:rPr>
+        <w:t xml:space="preserve">“proven”</w:t>
+      </w:r>
+      <w:r>
+        <w:t xml:space="preserve"> </w:t>
+      </w:r>
+      <w:r>
+        <w:t xml:space="preserve">(translate-a-string API, the Groq provider, translate-a-batch API); the other 9 are extra proof on features already proven or covered by general language-pair rows — counted in the running total but honestly distinguished in the detailed document so nothing is double-counted.</w:t>
+      </w:r>
+      <w:r>
+        <w:t xml:space="preserve"> </w:t>
+      </w:r>
+      <w:r>
+        <w:rPr>
+          <w:b/>
+          <w:bCs/>
+        </w:rPr>
+        <w:t xml:space="preserve">Honestly recorded but NOT counted as proven:</w:t>
+      </w:r>
+      <w:r>
+        <w:t xml:space="preserve"> </w:t>
+      </w:r>
+      <w:r>
+        <w:t xml:space="preserve">the EPUB→Markdown tool hit an empty-payload bug (it sent blank text to the AI and wrote the AI’s</w:t>
+      </w:r>
+      <w:r>
+        <w:t xml:space="preserve"> </w:t>
+      </w:r>
+      <w:r>
+        <w:t xml:space="preserve">“you sent an empty message”</w:t>
+      </w:r>
+      <w:r>
+        <w:t xml:space="preserve"> </w:t>
+      </w:r>
+      <w:r>
+        <w:t xml:space="preserve">reply as if it were the translation) — that bug is</w:t>
+      </w:r>
+      <w:r>
+        <w:t xml:space="preserve"> </w:t>
+      </w:r>
+      <w:r>
+        <w:rPr>
+          <w:b/>
+          <w:bCs/>
+        </w:rPr>
+        <w:t xml:space="preserve">now fixed at source (commit 4fbe581)</w:t>
+      </w:r>
+      <w:r>
+        <w:t xml:space="preserve">, but a fresh recording is owed before it is marked proven; and two API findings (an unwired alternate server with no runnable entry point, and a providers endpoint that returns a fixed hardcoded list) are recorded as honest gaps, not proven.</w:t>
+      </w:r>
+      <w:r>
+        <w:t xml:space="preserve"> </w:t>
+      </w:r>
+      <w:r>
+        <w:rPr>
+          <w:b/>
+          <w:bCs/>
+        </w:rPr>
+        <w:t xml:space="preserve">Prior round (Waves 4–6, +12 net-new):</w:t>
       </w:r>
       <w:r>
         <w:t xml:space="preserve"> </w:t>
@@ -1368,13 +1495,131 @@
           <w:b/>
           <w:bCs/>
         </w:rPr>
-        <w:t xml:space="preserve">54 / 496 ≈ 10.9%</w:t>
-      </w:r>
-      <w:r>
-        <w:t xml:space="preserve"> </w:t>
-      </w:r>
-      <w:r>
-        <w:t xml:space="preserve">(Waves 4–6 added</w:t>
+        <w:t xml:space="preserve">66 / 497 ≈ 13.3%</w:t>
+      </w:r>
+      <w:r>
+        <w:t xml:space="preserve"> </w:t>
+      </w:r>
+      <w:r>
+        <w:t xml:space="preserve">(Waves 7–9 added</w:t>
+      </w:r>
+      <w:r>
+        <w:t xml:space="preserve"> </w:t>
+      </w:r>
+      <w:r>
+        <w:rPr>
+          <w:b/>
+          <w:bCs/>
+        </w:rPr>
+        <w:t xml:space="preserve">12 net-new</w:t>
+      </w:r>
+      <w:r>
+        <w:t xml:space="preserve"> </w:t>
+      </w:r>
+      <w:r>
+        <w:t xml:space="preserve">[4+5+3], of which 3 are genuine PENDING→Confirmed row-flips [</w:t>
+      </w:r>
+      <w:r>
+        <w:rPr>
+          <w:rStyle w:val="VerbatimChar"/>
+        </w:rPr>
+        <w:t xml:space="preserve">POST /api/v1/translate/string</w:t>
+      </w:r>
+      <w:r>
+        <w:t xml:space="preserve">, the</w:t>
+      </w:r>
+      <w:r>
+        <w:t xml:space="preserve"> </w:t>
+      </w:r>
+      <w:r>
+        <w:rPr>
+          <w:rStyle w:val="VerbatimChar"/>
+        </w:rPr>
+        <w:t xml:space="preserve">Groq client</w:t>
+      </w:r>
+      <w:r>
+        <w:t xml:space="preserve"> </w:t>
+      </w:r>
+      <w:r>
+        <w:t xml:space="preserve">library row,</w:t>
+      </w:r>
+      <w:r>
+        <w:t xml:space="preserve"> </w:t>
+      </w:r>
+      <w:r>
+        <w:rPr>
+          <w:rStyle w:val="VerbatimChar"/>
+        </w:rPr>
+        <w:t xml:space="preserve">POST /api/v1/translate/batch</w:t>
+      </w:r>
+      <w:r>
+        <w:t xml:space="preserve">] and 9 are headline-counted additional distinct-scope confirmations on already-Confirmed rows / language-pair coverage [EPUB→EPUB round-trip,</w:t>
+      </w:r>
+      <w:r>
+        <w:t xml:space="preserve"> </w:t>
+      </w:r>
+      <w:r>
+        <w:rPr>
+          <w:rStyle w:val="VerbatimChar"/>
+        </w:rPr>
+        <w:t xml:space="preserve">-script</w:t>
+      </w:r>
+      <w:r>
+        <w:t xml:space="preserve"> </w:t>
+      </w:r>
+      <w:r>
+        <w:t xml:space="preserve">Cyrillic→Latin, preparation analysis,</w:t>
+      </w:r>
+      <w:r>
+        <w:t xml:space="preserve"> </w:t>
+      </w:r>
+      <w:r>
+        <w:rPr>
+          <w:rStyle w:val="VerbatimChar"/>
+        </w:rPr>
+        <w:t xml:space="preserve">GET /api/v1/version</w:t>
+      </w:r>
+      <w:r>
+        <w:t xml:space="preserve">, preparation→translate two-stage, EN→KO, DE→EN, FR→ES, EN→SR-latin]; each clip real input → real LLM → real output, window-scoped §11.4.154,</w:t>
+      </w:r>
+      <w:r>
+        <w:t xml:space="preserve"> </w:t>
+      </w:r>
+      <w:r>
+        <w:rPr>
+          <w:rStyle w:val="VerbatimChar"/>
+        </w:rPr>
+        <w:t xml:space="preserve">helix_translate-</w:t>
+      </w:r>
+      <w:r>
+        <w:t xml:space="preserve">-prefixed §11.4.155, frame-read source ≠ output per §11.4.107; Wave 7 also recorded the markdown-translator empty-payload bug [found→fixed at 4fbe581→re-record owed, NOT counted] and Wave 9 recorded two honest non-confirmable gaps [unwired</w:t>
+      </w:r>
+      <w:r>
+        <w:t xml:space="preserve"> </w:t>
+      </w:r>
+      <w:r>
+        <w:rPr>
+          <w:rStyle w:val="VerbatimChar"/>
+        </w:rPr>
+        <w:t xml:space="preserve">pkg/api/server.go</w:t>
+      </w:r>
+      <w:r>
+        <w:t xml:space="preserve"> </w:t>
+      </w:r>
+      <w:r>
+        <w:t xml:space="preserve">alt Server; static-hardcoded</w:t>
+      </w:r>
+      <w:r>
+        <w:t xml:space="preserve"> </w:t>
+      </w:r>
+      <w:r>
+        <w:rPr>
+          <w:rStyle w:val="VerbatimChar"/>
+        </w:rPr>
+        <w:t xml:space="preserve">GET /api/v1/providers</w:t>
+      </w:r>
+      <w:r>
+        <w:t xml:space="preserve">]. §11.4.6 running tally: 54 [prior authoritative] + 4 + 5 + 3 = 66. Prior — Waves 4–6 added</w:t>
       </w:r>
       <w:r>
         <w:t xml:space="preserve"> </w:t>
@@ -1740,7 +1985,22 @@
               <w:pStyle w:val="Compact"/>
             </w:pPr>
             <w:r>
-              <w:t xml:space="preserve">496 (Rev 14 = 494 Rev 13 + 2 new unified-translator rows EPUB→EPUB conversion + TXT→TXT translation added for the Wave-3f net-new videos; Rev 9 = 493 Rev 8 + 1 new unified-translator HTML→Markdown conversion row added for the Wave-2 html-to-md video; Rev 8 added the 7 missing</w:t>
+              <w:t xml:space="preserve">497 (Rev 16 = 496 Rev 14 + 1 new</w:t>
+            </w:r>
+            <w:r>
+              <w:t xml:space="preserve"> </w:t>
+            </w:r>
+            <w:r>
+              <w:rPr>
+                <w:rStyle w:val="VerbatimChar"/>
+              </w:rPr>
+              <w:t xml:space="preserve">cmd/grpc-translate-probe</w:t>
+            </w:r>
+            <w:r>
+              <w:t xml:space="preserve"> </w:t>
+            </w:r>
+            <w:r>
+              <w:t xml:space="preserve">row [standalone gRPC translate-round-trip probe client, Implemented + Wired + Source-confirmed, Video PENDING]; Rev 14 = 494 Rev 13 + 2 new unified-translator rows EPUB→EPUB conversion + TXT→TXT translation added for the Wave-3f net-new videos; Rev 9 = 493 Rev 8 + 1 new unified-translator HTML→Markdown conversion row added for the Wave-2 html-to-md video; Rev 8 added the 7 missing</w:t>
             </w:r>
             <w:r>
               <w:t xml:space="preserve"> </w:t>
@@ -1860,7 +2120,22 @@
               <w:pStyle w:val="Compact"/>
             </w:pPr>
             <w:r>
-              <w:t xml:space="preserve">445 (Rev 14: 443 Rev 13 + 2 new unified-translator rows EPUB→EPUB conversion + TXT→TXT translation, both Wave-3f video-confirmed; Rev 9: 442 Rev 8 + 1 new unified-translator HTML→Markdown conversion row; Rev 8: 435 Rev 7 + 7 new pkg/bridge ensemble-seam rows; was 471 Rev 6, −36 flipped to Obsolete Rev 7)</w:t>
+              <w:t xml:space="preserve">446 (Rev 16: 445 Rev 14 + 1 new</w:t>
+            </w:r>
+            <w:r>
+              <w:t xml:space="preserve"> </w:t>
+            </w:r>
+            <w:r>
+              <w:rPr>
+                <w:rStyle w:val="VerbatimChar"/>
+              </w:rPr>
+              <w:t xml:space="preserve">cmd/grpc-translate-probe</w:t>
+            </w:r>
+            <w:r>
+              <w:t xml:space="preserve"> </w:t>
+            </w:r>
+            <w:r>
+              <w:t xml:space="preserve">row, Implemented + Wired; Rev 14: 443 Rev 13 + 2 new unified-translator rows EPUB→EPUB conversion + TXT→TXT translation, both Wave-3f video-confirmed; Rev 9: 442 Rev 8 + 1 new unified-translator HTML→Markdown conversion row; Rev 8: 435 Rev 7 + 7 new pkg/bridge ensemble-seam rows; was 471 Rev 6, −36 flipped to Obsolete Rev 7)</w:t>
             </w:r>
           </w:p>
         </w:tc>
@@ -2159,7 +2434,79 @@
               <w:pStyle w:val="Compact"/>
             </w:pPr>
             <w:r>
-              <w:t xml:space="preserve">54 (Waves 4–6 added 12 net-new, §11.4.138-demoted 1 [multipass]: Wave 4 +3 EN→FR/DE/IT; Wave 5 +4 EN→PT/JA + REST convert/script + REST translate/fb2 [multipass clip NOT counted]; Wave 6 +5 HTML→HTML + PDF input + DOCX input + EN→ZH + EN→RU; net 43 − 1 + 12 = 54. Earlier — Wave 3f added 2 net-new prioritising feature-type diversity: EPUB→EPUB conversion + TXT→TXT translation, each ffprobe+frame-verified §11.4.107; Wave 3f also re-confirmed FB2→FB2 / format-detection /</w:t>
+              <w:t xml:space="preserve">66 (Rev 16 / Waves 7–9 added 12 net-new [4+5+3]: 3 genuine PENDING→Confirmed row-flips [</w:t>
+            </w:r>
+            <w:r>
+              <w:rPr>
+                <w:rStyle w:val="VerbatimChar"/>
+              </w:rPr>
+              <w:t xml:space="preserve">POST /api/v1/translate/string</w:t>
+            </w:r>
+            <w:r>
+              <w:t xml:space="preserve">,</w:t>
+            </w:r>
+            <w:r>
+              <w:t xml:space="preserve"> </w:t>
+            </w:r>
+            <w:r>
+              <w:rPr>
+                <w:rStyle w:val="VerbatimChar"/>
+              </w:rPr>
+              <w:t xml:space="preserve">Groq client</w:t>
+            </w:r>
+            <w:r>
+              <w:t xml:space="preserve">,</w:t>
+            </w:r>
+            <w:r>
+              <w:t xml:space="preserve"> </w:t>
+            </w:r>
+            <w:r>
+              <w:rPr>
+                <w:rStyle w:val="VerbatimChar"/>
+              </w:rPr>
+              <w:t xml:space="preserve">POST /api/v1/translate/batch</w:t>
+            </w:r>
+            <w:r>
+              <w:t xml:space="preserve">] + 9 headline-counted additional/distinct-scope confirmations on already-Confirmed rows / language-pair coverage [EPUB→EPUB round-trip,</w:t>
+            </w:r>
+            <w:r>
+              <w:t xml:space="preserve"> </w:t>
+            </w:r>
+            <w:r>
+              <w:rPr>
+                <w:rStyle w:val="VerbatimChar"/>
+              </w:rPr>
+              <w:t xml:space="preserve">-script</w:t>
+            </w:r>
+            <w:r>
+              <w:t xml:space="preserve"> </w:t>
+            </w:r>
+            <w:r>
+              <w:t xml:space="preserve">Cyrillic→Latin, preparation analysis,</w:t>
+            </w:r>
+            <w:r>
+              <w:t xml:space="preserve"> </w:t>
+            </w:r>
+            <w:r>
+              <w:rPr>
+                <w:rStyle w:val="VerbatimChar"/>
+              </w:rPr>
+              <w:t xml:space="preserve">GET /api/v1/version</w:t>
+            </w:r>
+            <w:r>
+              <w:t xml:space="preserve">, preparation→translate two-stage, EN→KO, DE→EN, FR→ES, EN→SR-latin]; Wave-7 markdown-translator bug found→fixed-at-4fbe581→re-record-owed [NOT counted] + Wave-9 honest non-confirmable gaps [unwired alt Server; static</w:t>
+            </w:r>
+            <w:r>
+              <w:t xml:space="preserve"> </w:t>
+            </w:r>
+            <w:r>
+              <w:rPr>
+                <w:rStyle w:val="VerbatimChar"/>
+              </w:rPr>
+              <w:t xml:space="preserve">GET /api/v1/providers</w:t>
+            </w:r>
+            <w:r>
+              <w:t xml:space="preserve">]; §11.4.6 tally 54 + 4 + 5 + 3 = 66. Prior — Waves 4–6 added 12 net-new, §11.4.138-demoted 1 [multipass]: Wave 4 +3 EN→FR/DE/IT; Wave 5 +4 EN→PT/JA + REST convert/script + REST translate/fb2 [multipass clip NOT counted]; Wave 6 +5 HTML→HTML + PDF input + DOCX input + EN→ZH + EN→RU; net 43 − 1 + 12 = 54. Earlier — Wave 3f added 2 net-new prioritising feature-type diversity: EPUB→EPUB conversion + TXT→TXT translation, each ffprobe+frame-verified §11.4.107; Wave 3f also re-confirmed FB2→FB2 / format-detection /</w:t>
             </w:r>
             <w:r>
               <w:t xml:space="preserve"> </w:t>
@@ -5505,7 +5852,7 @@
         <w:rPr>
           <w:rStyle w:val="VerbatimChar"/>
         </w:rPr>
-        <w:t xml:space="preserve">43 / 496</w:t>
+        <w:t xml:space="preserve">66 / 497</w:t>
       </w:r>
       <w:r>
         <w:t xml:space="preserve"> </w:t>
@@ -5521,13 +5868,13 @@
           <w:b/>
           <w:bCs/>
         </w:rPr>
-        <w:t xml:space="preserve">8.7%</w:t>
-      </w:r>
-      <w:r>
-        <w:t xml:space="preserve"> </w:t>
-      </w:r>
-      <w:r>
-        <w:t xml:space="preserve">(≈ 10.3% against the 417 headline). Wave 3f added 2 net-new video confirmations prioritising feature-type diversity (EPUB→EPUB conversion + TXT→TXT translation, each ffprobe+frame-verified §11.4.107; + re-confirmed FB2→FB2 / format-detection /</w:t>
+        <w:t xml:space="preserve">13.3%</w:t>
+      </w:r>
+      <w:r>
+        <w:t xml:space="preserve"> </w:t>
+      </w:r>
+      <w:r>
+        <w:t xml:space="preserve">(≈ 15.8% against the 417 headline) as of Rev 16 (Waves 7–9 added 12 net-new — see the Page-1/Page-2 Video-confirmed entries for the 3-flip / 9-headline §11.4.6 breakdown). The historical per-wave clauses below were written at their respective revisions and describe earlier running totals; they are retained as the audit trail, the current authoritative count is 66. Wave 3f added 2 net-new video confirmations prioritising feature-type diversity (EPUB→EPUB conversion + TXT→TXT translation, each ffprobe+frame-verified §11.4.107; + re-confirmed FB2→FB2 / format-detection /</w:t>
       </w:r>
       <w:r>
         <w:t xml:space="preserve"> </w:t>

--- a/docs/features/Status_Summary.docx
+++ b/docs/features/Status_Summary.docx
@@ -34,7 +34,7 @@
         <w:t xml:space="preserve"> </w:t>
       </w:r>
       <w:r>
-        <w:t xml:space="preserve">16</w:t>
+        <w:t xml:space="preserve">17</w:t>
       </w:r>
       <w:r>
         <w:t xml:space="preserve"> </w:t>
@@ -50,7 +50,7 @@
         <w:t xml:space="preserve"> </w:t>
       </w:r>
       <w:r>
-        <w:t xml:space="preserve">2026-06-16T19:05:00Z</w:t>
+        <w:t xml:space="preserve">2026-06-16T19:30:00Z</w:t>
       </w:r>
       <w:r>
         <w:t xml:space="preserve"> </w:t>
@@ -1149,13 +1149,42 @@
           <w:b/>
           <w:bCs/>
         </w:rPr>
-        <w:t xml:space="preserve">30 of 494</w:t>
-      </w:r>
-      <w:r>
-        <w:t xml:space="preserve"> </w:t>
-      </w:r>
-      <w:r>
-        <w:t xml:space="preserve">features have a recorded, watch-it-yourself demonstration (≈ 6.1%). Everything else is built and present in the code, but a recording is still owed. Nothing is claimed proven just because the code exists.</w:t>
+        <w:t xml:space="preserve">66 of 497</w:t>
+      </w:r>
+      <w:r>
+        <w:t xml:space="preserve"> </w:t>
+      </w:r>
+      <w:r>
+        <w:t xml:space="preserve">features have a recorded, watch-it-yourself demonstration (≈ 13.3%). Everything else is built and present in the code, but a recording is still owed. Nothing is claimed proven just because the code exists. (This bullet previously read</w:t>
+      </w:r>
+      <w:r>
+        <w:t xml:space="preserve"> </w:t>
+      </w:r>
+      <w:r>
+        <w:rPr>
+          <w:b/>
+          <w:bCs/>
+        </w:rPr>
+        <w:t xml:space="preserve">30</w:t>
+      </w:r>
+      <w:r>
+        <w:t xml:space="preserve"> </w:t>
+      </w:r>
+      <w:r>
+        <w:t xml:space="preserve">— a sync lag; it is reconciled here to the authoritative running total</w:t>
+      </w:r>
+      <w:r>
+        <w:t xml:space="preserve"> </w:t>
+      </w:r>
+      <w:r>
+        <w:rPr>
+          <w:b/>
+          <w:bCs/>
+        </w:rPr>
+        <w:t xml:space="preserve">66</w:t>
+      </w:r>
+      <w:r>
+        <w:t xml:space="preserve">, matching the headline + the Page-2 Video-confirmed cell, per §11.4.6 / §11.4.60.)</w:t>
       </w:r>
     </w:p>
     <w:p>
@@ -4140,1162 +4169,91 @@
           <w:b/>
           <w:bCs/>
         </w:rPr>
-        <w:t xml:space="preserve">Video-confirmation 43/496.</w:t>
-      </w:r>
-      <w:r>
-        <w:t xml:space="preserve"> </w:t>
-      </w:r>
-      <w:r>
-        <w:t xml:space="preserve">43 rows carry real, ffprobe- and content-verified recordings.</w:t>
-      </w:r>
-      <w:r>
-        <w:t xml:space="preserve"> </w:t>
-      </w:r>
-      <w:r>
-        <w:rPr>
-          <w:b/>
-          <w:bCs/>
-        </w:rPr>
-        <w:t xml:space="preserve">Wave 3f (2026-06-16) added 2 net-new</w:t>
-      </w:r>
-      <w:r>
-        <w:t xml:space="preserve"> </w:t>
-      </w:r>
-      <w:r>
-        <w:t xml:space="preserve">prioritising feature-type diversity (real-use, ffprobe non-zero dur+frames / 790×560 even-dims yuv420p, ≥6 frames extracted at fps=4 + content-verified per §11.4.107):</w:t>
-      </w:r>
-      <w:r>
-        <w:t xml:space="preserve"> </w:t>
-      </w:r>
-      <w:r>
-        <w:rPr>
-          <w:b/>
-          <w:bCs/>
-        </w:rPr>
-        <w:t xml:space="preserve">EPUB→EPUB conversion</w:t>
-      </w:r>
-      <w:r>
-        <w:t xml:space="preserve"> </w:t>
-      </w:r>
-      <w:r>
-        <w:t xml:space="preserve">(</w:t>
-      </w:r>
-      <w:r>
-        <w:rPr>
-          <w:rStyle w:val="VerbatimChar"/>
-        </w:rPr>
-        <w:t xml:space="preserve">helix_translate-epub-output-wave3e-20260616.mp4</w:t>
-      </w:r>
-      <w:r>
-        <w:t xml:space="preserve">, EN .epub → real deepseek run → OUTPUT EPUB carries real Spanish</w:t>
-      </w:r>
-      <w:r>
-        <w:t xml:space="preserve"> </w:t>
-      </w:r>
-      <w:r>
-        <w:t xml:space="preserve">“La Antigua Farola la vieja farola se alzaba sola en la rocosa costa…”</w:t>
-      </w:r>
-      <w:r>
-        <w:t xml:space="preserve">, start-frame English-only ≠ output-frame Spanish) and</w:t>
-      </w:r>
-      <w:r>
-        <w:t xml:space="preserve"> </w:t>
-      </w:r>
-      <w:r>
-        <w:rPr>
-          <w:b/>
-          <w:bCs/>
-        </w:rPr>
-        <w:t xml:space="preserve">TXT→TXT translation</w:t>
-      </w:r>
-      <w:r>
-        <w:t xml:space="preserve"> </w:t>
-      </w:r>
-      <w:r>
-        <w:t xml:space="preserve">(</w:t>
-      </w:r>
-      <w:r>
-        <w:rPr>
-          <w:rStyle w:val="VerbatimChar"/>
-        </w:rPr>
-        <w:t xml:space="preserve">helix_translate-txt-translation-wave3f-20260616.mp4</w:t>
-      </w:r>
-      <w:r>
-        <w:t xml:space="preserve">, EN .txt</w:t>
-      </w:r>
-      <w:r>
-        <w:t xml:space="preserve"> </w:t>
-      </w:r>
-      <w:r>
-        <w:t xml:space="preserve">“The river flowed quietly…”</w:t>
-      </w:r>
-      <w:r>
-        <w:t xml:space="preserve"> </w:t>
-      </w:r>
-      <w:r>
-        <w:t xml:space="preserve">→ real deepseek run → ES .txt</w:t>
-      </w:r>
-      <w:r>
-        <w:t xml:space="preserve"> </w:t>
-      </w:r>
-      <w:r>
-        <w:t xml:space="preserve">“El río fluía tranquilamente a través del valle verde. Los pájaros cantaban bajo la luz de la mañana.”</w:t>
-      </w:r>
-      <w:r>
-        <w:t xml:space="preserve">).</w:t>
-      </w:r>
-      <w:r>
-        <w:t xml:space="preserve"> </w:t>
-      </w:r>
-      <w:r>
-        <w:rPr>
-          <w:b/>
-          <w:bCs/>
-        </w:rPr>
-        <w:t xml:space="preserve">Wave 3f also re-confirmed</w:t>
-      </w:r>
-      <w:r>
-        <w:t xml:space="preserve"> </w:t>
-      </w:r>
-      <w:r>
-        <w:t xml:space="preserve">(not double-counted) FB2→FB2 (</w:t>
-      </w:r>
-      <w:r>
-        <w:rPr>
-          <w:rStyle w:val="VerbatimChar"/>
-        </w:rPr>
-        <w:t xml:space="preserve">helix_translate-fb2-convert-wave3e-20260616.mp4</w:t>
-      </w:r>
-      <w:r>
-        <w:t xml:space="preserve">, namespace preserved + real Spanish), format-detection (</w:t>
-      </w:r>
-      <w:r>
-        <w:rPr>
-          <w:rStyle w:val="VerbatimChar"/>
-        </w:rPr>
-        <w:t xml:space="preserve">helix_translate-format-detect-wave3e-20260616.mp4</w:t>
-      </w:r>
-      <w:r>
-        <w:t xml:space="preserve">, extensionless</w:t>
-      </w:r>
-      <w:r>
-        <w:t xml:space="preserve"> </w:t>
-      </w:r>
-      <w:r>
-        <w:rPr>
-          <w:rStyle w:val="VerbatimChar"/>
-        </w:rPr>
-        <w:t xml:space="preserve">.dat</w:t>
-      </w:r>
-      <w:r>
-        <w:t xml:space="preserve"> </w:t>
-      </w:r>
-      <w:r>
-        <w:t xml:space="preserve">detected-by-content),</w:t>
-      </w:r>
-      <w:r>
-        <w:t xml:space="preserve"> </w:t>
-      </w:r>
-      <w:r>
-        <w:rPr>
-          <w:rStyle w:val="VerbatimChar"/>
-        </w:rPr>
-        <w:t xml:space="preserve">-script</w:t>
-      </w:r>
-      <w:r>
-        <w:t xml:space="preserve"> </w:t>
-      </w:r>
-      <w:r>
-        <w:t xml:space="preserve">Cyrillic↔Latin (</w:t>
-      </w:r>
-      <w:r>
-        <w:rPr>
-          <w:rStyle w:val="VerbatimChar"/>
-        </w:rPr>
-        <w:t xml:space="preserve">helix_translate-script-conversion-wave3e-20260616.mp4</w:t>
-      </w:r>
-      <w:r>
-        <w:t xml:space="preserve">, RUN A latin ≠ RUN B cyrillic), markdown EPUB↔MD round-trip (</w:t>
-      </w:r>
-      <w:r>
-        <w:rPr>
-          <w:rStyle w:val="VerbatimChar"/>
-        </w:rPr>
-        <w:t xml:space="preserve">helix_translate-markdown-roundtrip-wave3f-20260616.mp4</w:t>
-      </w:r>
-      <w:r>
-        <w:t xml:space="preserve">,</w:t>
-      </w:r>
-      <w:r>
-        <w:t xml:space="preserve"> </w:t>
-      </w:r>
-      <w:r>
-        <w:t xml:space="preserve">“# El Faro Viejo / El viejo faro se alzaba solitario en la costa rocosa.”</w:t>
-      </w:r>
-      <w:r>
-        <w:t xml:space="preserve">).</w:t>
-      </w:r>
-      <w:r>
-        <w:t xml:space="preserve"> </w:t>
-      </w:r>
-      <w:r>
-        <w:rPr>
-          <w:b/>
-          <w:bCs/>
-        </w:rPr>
-        <w:t xml:space="preserve">Wave 3d (2026-06-16) added 4 net-new</w:t>
-      </w:r>
-      <w:r>
-        <w:t xml:space="preserve"> </w:t>
-      </w:r>
-      <w:r>
-        <w:t xml:space="preserve">prioritising feature-type diversity (real-use, ffprobe non-zero dur+frames / 790×560 even-dims yuv420p, ≥6 frames extracted at fps=2 + content-verified per §11.4.107): the</w:t>
-      </w:r>
-      <w:r>
-        <w:t xml:space="preserve"> </w:t>
-      </w:r>
-      <w:r>
-        <w:rPr>
-          <w:rStyle w:val="VerbatimChar"/>
-          <w:b/>
-          <w:bCs/>
-        </w:rPr>
-        <w:t xml:space="preserve">cmd/verify-models</w:t>
-      </w:r>
-      <w:r>
-        <w:rPr>
-          <w:b/>
-          <w:bCs/>
-        </w:rPr>
-        <w:t xml:space="preserve"> </w:t>
-      </w:r>
-      <w:r>
-        <w:rPr>
-          <w:b/>
-          <w:bCs/>
-        </w:rPr>
-        <w:t xml:space="preserve">CLI</w:t>
-      </w:r>
-      <w:r>
-        <w:t xml:space="preserve"> </w:t>
-      </w:r>
-      <w:r>
-        <w:t xml:space="preserve">(</w:t>
-      </w:r>
-      <w:r>
-        <w:rPr>
-          <w:rStyle w:val="VerbatimChar"/>
-        </w:rPr>
-        <w:t xml:space="preserve">helix_translate-verify-models-wave3d-20260616.mp4</w:t>
-      </w:r>
-      <w:r>
-        <w:t xml:space="preserve">, real LLMsVerifier discovery/scoring/selection — 14 env-keyed providers with real per-provider reachable/auth/HTTP-status/candidate/verified counts incl. </w:t>
-      </w:r>
-      <w:r>
-        <w:rPr>
-          <w:rStyle w:val="VerbatimChar"/>
-        </w:rPr>
-        <w:t xml:space="preserve">nvidia status=200</w:t>
-      </w:r>
-      <w:r>
-        <w:t xml:space="preserve">,</w:t>
-      </w:r>
-      <w:r>
-        <w:t xml:space="preserve"> </w:t>
-      </w:r>
-      <w:r>
-        <w:rPr>
-          <w:rStyle w:val="VerbatimChar"/>
-        </w:rPr>
-        <w:t xml:space="preserve">openrouter status=200</w:t>
-      </w:r>
-      <w:r>
-        <w:t xml:space="preserve">,</w:t>
-      </w:r>
-      <w:r>
-        <w:t xml:space="preserve"> </w:t>
-      </w:r>
-      <w:r>
-        <w:rPr>
-          <w:rStyle w:val="VerbatimChar"/>
-        </w:rPr>
-        <w:t xml:space="preserve">upstage auth=false 403</w:t>
-      </w:r>
-      <w:r>
-        <w:t xml:space="preserve">, summary</w:t>
-      </w:r>
-      <w:r>
-        <w:t xml:space="preserve"> </w:t>
-      </w:r>
-      <w:r>
-        <w:rPr>
-          <w:rStyle w:val="VerbatimChar"/>
-        </w:rPr>
-        <w:t xml:space="preserve">total verified: 4</w:t>
-      </w:r>
-      <w:r>
-        <w:t xml:space="preserve">, then</w:t>
-      </w:r>
-      <w:r>
-        <w:t xml:space="preserve"> </w:t>
-      </w:r>
-      <w:r>
-        <w:rPr>
-          <w:rStyle w:val="VerbatimChar"/>
-        </w:rPr>
-        <w:t xml:space="preserve">model-bridge list</w:t>
-      </w:r>
-      <w:r>
-        <w:t xml:space="preserve"> </w:t>
-      </w:r>
-      <w:r>
-        <w:t xml:space="preserve">ranking</w:t>
-      </w:r>
-      <w:r>
-        <w:t xml:space="preserve"> </w:t>
-      </w:r>
-      <w:r>
-        <w:rPr>
-          <w:rStyle w:val="VerbatimChar"/>
-        </w:rPr>
-        <w:t xml:space="preserve">#1 novita/Sao10K/L3-8B-Stheno-v3.2 score=0.91875 … #4 siliconflow score=0.88125</w:t>
-      </w:r>
-      <w:r>
-        <w:t xml:space="preserve">), the</w:t>
-      </w:r>
-      <w:r>
-        <w:t xml:space="preserve"> </w:t>
-      </w:r>
-      <w:r>
-        <w:rPr>
-          <w:rStyle w:val="VerbatimChar"/>
-          <w:b/>
-          <w:bCs/>
-        </w:rPr>
-        <w:t xml:space="preserve">cmd/workable-items</w:t>
-      </w:r>
-      <w:r>
-        <w:rPr>
-          <w:b/>
-          <w:bCs/>
-        </w:rPr>
-        <w:t xml:space="preserve"> </w:t>
-      </w:r>
-      <w:r>
-        <w:rPr>
-          <w:b/>
-          <w:bCs/>
-        </w:rPr>
-        <w:t xml:space="preserve">CLI</w:t>
-      </w:r>
-      <w:r>
-        <w:t xml:space="preserve"> </w:t>
-      </w:r>
-      <w:r>
-        <w:t xml:space="preserve">(</w:t>
-      </w:r>
-      <w:r>
-        <w:rPr>
-          <w:rStyle w:val="VerbatimChar"/>
-        </w:rPr>
-        <w:t xml:space="preserve">helix_translate-workable-items-wave3d-20260616.mp4</w:t>
-      </w:r>
-      <w:r>
-        <w:t xml:space="preserve">, real §11.4.93 SQLite SSoT —</w:t>
-      </w:r>
-      <w:r>
-        <w:t xml:space="preserve"> </w:t>
-      </w:r>
-      <w:r>
-        <w:rPr>
-          <w:rStyle w:val="VerbatimChar"/>
-        </w:rPr>
-        <w:t xml:space="preserve">validate</w:t>
-      </w:r>
-      <w:r>
-        <w:t xml:space="preserve"> </w:t>
-      </w:r>
-      <w:r>
-        <w:t xml:space="preserve">→</w:t>
-      </w:r>
-      <w:r>
-        <w:t xml:space="preserve"> </w:t>
-      </w:r>
-      <w:r>
-        <w:rPr>
-          <w:rStyle w:val="VerbatimChar"/>
-        </w:rPr>
-        <w:t xml:space="preserve">OK: DB … matches markdown (81 items)</w:t>
-      </w:r>
-      <w:r>
-        <w:t xml:space="preserve">,</w:t>
-      </w:r>
-      <w:r>
-        <w:t xml:space="preserve"> </w:t>
-      </w:r>
-      <w:r>
-        <w:rPr>
-          <w:rStyle w:val="VerbatimChar"/>
-        </w:rPr>
-        <w:t xml:space="preserve">list</w:t>
-      </w:r>
-      <w:r>
-        <w:t xml:space="preserve"> </w:t>
-      </w:r>
-      <w:r>
-        <w:t xml:space="preserve">→ real ATM-NNN rows + descriptions, early validate-OK frame ≠ late list frame proving live/advancing), and</w:t>
-      </w:r>
-      <w:r>
-        <w:t xml:space="preserve"> </w:t>
-      </w:r>
-      <w:r>
-        <w:rPr>
-          <w:b/>
-          <w:bCs/>
-        </w:rPr>
-        <w:t xml:space="preserve">2 more providers</w:t>
-      </w:r>
-      <w:r>
-        <w:t xml:space="preserve"> </w:t>
-      </w:r>
-      <w:r>
-        <w:t xml:space="preserve">—</w:t>
-      </w:r>
-      <w:r>
-        <w:t xml:space="preserve"> </w:t>
-      </w:r>
-      <w:r>
-        <w:rPr>
-          <w:b/>
-          <w:bCs/>
-        </w:rPr>
-        <w:t xml:space="preserve">nvidia</w:t>
-      </w:r>
-      <w:r>
-        <w:t xml:space="preserve"> </w:t>
-      </w:r>
-      <w:r>
-        <w:t xml:space="preserve">(</w:t>
-      </w:r>
-      <w:r>
-        <w:rPr>
-          <w:rStyle w:val="VerbatimChar"/>
-        </w:rPr>
-        <w:t xml:space="preserve">helix_translate-provider-nvidia-translate-wave3d-20260616.mp4</w:t>
-      </w:r>
-      <w:r>
-        <w:t xml:space="preserve">, via</w:t>
-      </w:r>
-      <w:r>
-        <w:t xml:space="preserve"> </w:t>
-      </w:r>
-      <w:r>
-        <w:rPr>
-          <w:rStyle w:val="VerbatimChar"/>
-        </w:rPr>
-        <w:t xml:space="preserve">-provider openai -base-url https://integrate.api.nvidia.com/v1 -model meta/llama-3.1-8b-instruct</w:t>
-      </w:r>
-      <w:r>
-        <w:t xml:space="preserve">,</w:t>
-      </w:r>
-      <w:r>
-        <w:t xml:space="preserve"> </w:t>
-      </w:r>
-      <w:r>
-        <w:t xml:space="preserve">“Al amanecer, el sol se alzó… Un anciano pescador</w:t>
-      </w:r>
-      <w:r>
-        <w:t xml:space="preserve"> </w:t>
-      </w:r>
-      <w:r>
-        <w:rPr>
-          <w:b/>
-          <w:bCs/>
-        </w:rPr>
-        <w:t xml:space="preserve">caminaba</w:t>
-      </w:r>
-      <w:r>
-        <w:t xml:space="preserve"> </w:t>
-      </w:r>
-      <w:r>
-        <w:t xml:space="preserve">a lo largo de la orilla.”</w:t>
-      </w:r>
-      <w:r>
-        <w:t xml:space="preserve">) +</w:t>
-      </w:r>
-      <w:r>
-        <w:t xml:space="preserve"> </w:t>
-      </w:r>
-      <w:r>
-        <w:rPr>
-          <w:b/>
-          <w:bCs/>
-        </w:rPr>
-        <w:t xml:space="preserve">openrouter</w:t>
-      </w:r>
-      <w:r>
-        <w:t xml:space="preserve"> </w:t>
-      </w:r>
-      <w:r>
-        <w:t xml:space="preserve">(</w:t>
-      </w:r>
-      <w:r>
-        <w:rPr>
-          <w:rStyle w:val="VerbatimChar"/>
-        </w:rPr>
-        <w:t xml:space="preserve">helix_translate-provider-openrouter-translate-wave3d-20260616.mp4</w:t>
-      </w:r>
-      <w:r>
-        <w:t xml:space="preserve">, via</w:t>
-      </w:r>
-      <w:r>
-        <w:t xml:space="preserve"> </w:t>
-      </w:r>
-      <w:r>
-        <w:rPr>
-          <w:rStyle w:val="VerbatimChar"/>
-        </w:rPr>
-        <w:t xml:space="preserve">-base-url https://openrouter.ai/api/v1 -model meta-llama/llama-3.1-8b-instruct</w:t>
-      </w:r>
-      <w:r>
-        <w:t xml:space="preserve">,</w:t>
-      </w:r>
-      <w:r>
-        <w:t xml:space="preserve"> </w:t>
-      </w:r>
-      <w:r>
-        <w:t xml:space="preserve">“…Un anciano pescador</w:t>
-      </w:r>
-      <w:r>
-        <w:t xml:space="preserve"> </w:t>
-      </w:r>
-      <w:r>
-        <w:rPr>
-          <w:b/>
-          <w:bCs/>
-        </w:rPr>
-        <w:t xml:space="preserve">paseaba</w:t>
-      </w:r>
-      <w:r>
-        <w:t xml:space="preserve"> </w:t>
-      </w:r>
-      <w:r>
-        <w:t xml:space="preserve">a lo largo de la orilla.”</w:t>
-      </w:r>
-      <w:r>
-        <w:t xml:space="preserve">), the two provider outputs distinct (caminaba/paseaba) — genuine per-provider models, each start-frame English-only ≠ output-frame Spanish liveness;</w:t>
-      </w:r>
-      <w:r>
-        <w:t xml:space="preserve"> </w:t>
-      </w:r>
-      <w:r>
-        <w:rPr>
-          <w:rStyle w:val="VerbatimChar"/>
-        </w:rPr>
-        <w:t xml:space="preserve">upstage</w:t>
-      </w:r>
-      <w:r>
-        <w:t xml:space="preserve"> </w:t>
-      </w:r>
-      <w:r>
-        <w:t xml:space="preserve">tested but honest SKIP (auth=false HTTP 403),</w:t>
-      </w:r>
-      <w:r>
-        <w:t xml:space="preserve"> </w:t>
-      </w:r>
-      <w:r>
-        <w:rPr>
-          <w:rStyle w:val="VerbatimChar"/>
-        </w:rPr>
-        <w:t xml:space="preserve">together</w:t>
-      </w:r>
-      <w:r>
-        <w:t xml:space="preserve"> </w:t>
-      </w:r>
-      <w:r>
-        <w:t xml:space="preserve">SKIP (no key), never faked.</w:t>
-      </w:r>
-      <w:r>
-        <w:t xml:space="preserve"> </w:t>
-      </w:r>
-      <w:r>
-        <w:rPr>
-          <w:b/>
-          <w:bCs/>
-        </w:rPr>
-        <w:t xml:space="preserve">Wave 3c (2026-06-16) added 2 net-new</w:t>
-      </w:r>
-      <w:r>
-        <w:t xml:space="preserve"> </w:t>
-      </w:r>
-      <w:r>
-        <w:t xml:space="preserve">(real-use, ffprobe non-zero dur+frames / 790×560 even-dims yuv420p, ≥6 frames extracted at fps=2 + content-verified per §11.4.107): the</w:t>
-      </w:r>
-      <w:r>
-        <w:t xml:space="preserve"> </w:t>
-      </w:r>
-      <w:r>
-        <w:rPr>
-          <w:b/>
-          <w:bCs/>
-        </w:rPr>
-        <w:t xml:space="preserve">Hyperbolic</w:t>
-      </w:r>
-      <w:r>
-        <w:t xml:space="preserve"> </w:t>
-      </w:r>
-      <w:r>
-        <w:t xml:space="preserve">library client (</w:t>
-      </w:r>
-      <w:r>
-        <w:rPr>
-          <w:rStyle w:val="VerbatimChar"/>
-        </w:rPr>
-        <w:t xml:space="preserve">helix_translate-provider-hyperbolic-translate-wave3c-20260616.mp4</w:t>
-      </w:r>
-      <w:r>
-        <w:t xml:space="preserve">, via</w:t>
-      </w:r>
-      <w:r>
-        <w:t xml:space="preserve"> </w:t>
-      </w:r>
-      <w:r>
-        <w:rPr>
-          <w:rStyle w:val="VerbatimChar"/>
-        </w:rPr>
-        <w:t xml:space="preserve">-provider openai -base-url https://api.hyperbolic.xyz/v1 -model meta-llama/Meta-Llama-3.1-70B-Instruct</w:t>
-      </w:r>
-      <w:r>
-        <w:t xml:space="preserve">,</w:t>
-      </w:r>
-      <w:r>
-        <w:t xml:space="preserve"> </w:t>
-      </w:r>
-      <w:r>
-        <w:t xml:space="preserve">“Al amanecer, el sol salía sobre el tranquilo pueblo. Un anciano pescador caminaba por la orilla…”</w:t>
-      </w:r>
-      <w:r>
-        <w:t xml:space="preserve">) and the</w:t>
-      </w:r>
-      <w:r>
-        <w:t xml:space="preserve"> </w:t>
-      </w:r>
-      <w:r>
-        <w:rPr>
-          <w:b/>
-          <w:bCs/>
-        </w:rPr>
-        <w:t xml:space="preserve">Fireworks</w:t>
-      </w:r>
-      <w:r>
-        <w:t xml:space="preserve"> </w:t>
-      </w:r>
-      <w:r>
-        <w:rPr>
-          <w:rStyle w:val="VerbatimChar"/>
-        </w:rPr>
-        <w:t xml:space="preserve">llm_provider</w:t>
-      </w:r>
-      <w:r>
-        <w:t xml:space="preserve"> </w:t>
-      </w:r>
-      <w:r>
-        <w:t xml:space="preserve">submodule client (</w:t>
-      </w:r>
-      <w:r>
-        <w:rPr>
-          <w:rStyle w:val="VerbatimChar"/>
-        </w:rPr>
-        <w:t xml:space="preserve">helix_translate-provider-fireworks-translate-wave3c-20260616.mp4</w:t>
-      </w:r>
-      <w:r>
-        <w:t xml:space="preserve">, via</w:t>
-      </w:r>
-      <w:r>
-        <w:t xml:space="preserve"> </w:t>
-      </w:r>
-      <w:r>
-        <w:rPr>
-          <w:rStyle w:val="VerbatimChar"/>
-        </w:rPr>
-        <w:t xml:space="preserve">-base-url https://api.fireworks.ai/inference/v1 -model accounts/fireworks/models/llama-v3p1-70b-instruct</w:t>
-      </w:r>
-      <w:r>
-        <w:t xml:space="preserve">,</w:t>
-      </w:r>
-      <w:r>
-        <w:t xml:space="preserve"> </w:t>
-      </w:r>
-      <w:r>
-        <w:t xml:space="preserve">“Al amanecer, el sol ascendió sobre el tranquilo pueblo. Un anciano pescador paseaba por la orilla…”</w:t>
-      </w:r>
-      <w:r>
-        <w:t xml:space="preserve">), the two outputs distinct (salía/caminaba vs ascendió/paseaba) — genuine per-provider models, start-frame (input only) ≠ output-frame (Spanish) liveness.</w:t>
-      </w:r>
-      <w:r>
-        <w:t xml:space="preserve"> </w:t>
-      </w:r>
-      <w:r>
-        <w:rPr>
-          <w:b/>
-          <w:bCs/>
-        </w:rPr>
-        <w:t xml:space="preserve">Wave 3c also re-confirmed</w:t>
-      </w:r>
-      <w:r>
-        <w:t xml:space="preserve"> </w:t>
-      </w:r>
-      <w:r>
-        <w:t xml:space="preserve">(not double-counted) the REST</w:t>
-      </w:r>
-      <w:r>
-        <w:t xml:space="preserve"> </w:t>
-      </w:r>
-      <w:r>
-        <w:rPr>
-          <w:rStyle w:val="VerbatimChar"/>
-        </w:rPr>
-        <w:t xml:space="preserve">POST /api/v1/translate</w:t>
-      </w:r>
-      <w:r>
-        <w:t xml:space="preserve"> </w:t>
-      </w:r>
-      <w:r>
-        <w:t xml:space="preserve">(</w:t>
-      </w:r>
-      <w:r>
-        <w:rPr>
-          <w:rStyle w:val="VerbatimChar"/>
-        </w:rPr>
-        <w:t xml:space="preserve">helix_translate-rest-translate-wave3c-20260616.mp4</w:t>
-      </w:r>
-      <w:r>
-        <w:t xml:space="preserve">, live</w:t>
-      </w:r>
-      <w:r>
-        <w:t xml:space="preserve"> </w:t>
-      </w:r>
-      <w:r>
-        <w:rPr>
-          <w:rStyle w:val="VerbatimChar"/>
-        </w:rPr>
-        <w:t xml:space="preserve">cmd/server</w:t>
-      </w:r>
-      <w:r>
-        <w:t xml:space="preserve"> </w:t>
-      </w:r>
-      <w:r>
-        <w:t xml:space="preserve">TLS port 9443, real JSON</w:t>
-      </w:r>
-      <w:r>
-        <w:t xml:space="preserve"> </w:t>
-      </w:r>
-      <w:r>
-        <w:rPr>
-          <w:rStyle w:val="VerbatimChar"/>
-        </w:rPr>
-        <w:t xml:space="preserve">{"translated":"El sol de la mañana se alzó sobre el tranquilo pueblo.","provider":"llm-deepseek",…}</w:t>
-      </w:r>
-      <w:r>
-        <w:t xml:space="preserve">) and the</w:t>
-      </w:r>
-      <w:r>
-        <w:t xml:space="preserve"> </w:t>
-      </w:r>
-      <w:r>
-        <w:rPr>
-          <w:rStyle w:val="VerbatimChar"/>
-        </w:rPr>
-        <w:t xml:space="preserve">/health</w:t>
-      </w:r>
-      <w:r>
-        <w:t xml:space="preserve">+</w:t>
-      </w:r>
-      <w:r>
-        <w:rPr>
-          <w:rStyle w:val="VerbatimChar"/>
-        </w:rPr>
-        <w:t xml:space="preserve">/api/v1/version</w:t>
-      </w:r>
-      <w:r>
-        <w:t xml:space="preserve">+</w:t>
-      </w:r>
-      <w:r>
-        <w:rPr>
-          <w:rStyle w:val="VerbatimChar"/>
-        </w:rPr>
-        <w:t xml:space="preserve">/api/v1/providers</w:t>
-      </w:r>
-      <w:r>
-        <w:t xml:space="preserve"> </w:t>
-      </w:r>
-      <w:r>
-        <w:t xml:space="preserve">endpoints (</w:t>
-      </w:r>
-      <w:r>
-        <w:rPr>
-          <w:rStyle w:val="VerbatimChar"/>
-        </w:rPr>
-        <w:t xml:space="preserve">helix_translate-rest-endpoints-wave3c-20260616.mp4</w:t>
-      </w:r>
-      <w:r>
-        <w:t xml:space="preserve">, real health/version/providers JSON).</w:t>
-      </w:r>
-      <w:r>
-        <w:t xml:space="preserve"> </w:t>
-      </w:r>
-      <w:r>
-        <w:rPr>
-          <w:b/>
-          <w:bCs/>
-        </w:rPr>
-        <w:t xml:space="preserve">Wave 3b (2026-06-16) added 3 net-new</w:t>
-      </w:r>
-      <w:r>
-        <w:t xml:space="preserve"> </w:t>
-      </w:r>
-      <w:r>
-        <w:t xml:space="preserve">(real-use, ffprobe non-zero dur+frames / 790×560 even-dims yuv420p, ≥6 frames extracted + one content-verified per §11.4.107): the</w:t>
-      </w:r>
-      <w:r>
-        <w:t xml:space="preserve"> </w:t>
-      </w:r>
-      <w:r>
-        <w:rPr>
-          <w:b/>
-          <w:bCs/>
-        </w:rPr>
-        <w:t xml:space="preserve">Gemini</w:t>
-      </w:r>
-      <w:r>
-        <w:t xml:space="preserve"> </w:t>
-      </w:r>
-      <w:r>
-        <w:t xml:space="preserve">client (</w:t>
-      </w:r>
-      <w:r>
-        <w:rPr>
-          <w:rStyle w:val="VerbatimChar"/>
-        </w:rPr>
-        <w:t xml:space="preserve">helix_translate-provider-gemini-translate-wave3b-20260616.mp4</w:t>
-      </w:r>
-      <w:r>
-        <w:t xml:space="preserve">, gemini-2.0-flash,</w:t>
-      </w:r>
-      <w:r>
-        <w:t xml:space="preserve"> </w:t>
-      </w:r>
-      <w:r>
-        <w:t xml:space="preserve">“Staro svjetiljko stajalo je samotočno na kamenitoj obali…”</w:t>
-      </w:r>
-      <w:r>
-        <w:t xml:space="preserve">), the</w:t>
-      </w:r>
-      <w:r>
-        <w:t xml:space="preserve"> </w:t>
-      </w:r>
-      <w:r>
-        <w:rPr>
-          <w:b/>
-          <w:bCs/>
-        </w:rPr>
-        <w:t xml:space="preserve">Zhipu (GLM)</w:t>
-      </w:r>
-      <w:r>
-        <w:t xml:space="preserve"> </w:t>
-      </w:r>
-      <w:r>
-        <w:t xml:space="preserve">client (</w:t>
-      </w:r>
-      <w:r>
-        <w:rPr>
-          <w:rStyle w:val="VerbatimChar"/>
-        </w:rPr>
-        <w:t xml:space="preserve">helix_translate-provider-zhipu-translate-wave3b-20260616.mp4</w:t>
-      </w:r>
-      <w:r>
-        <w:t xml:space="preserve">, glm-4-flash,</w:t>
-      </w:r>
-      <w:r>
-        <w:t xml:space="preserve"> </w:t>
-      </w:r>
-      <w:r>
-        <w:t xml:space="preserve">“Stara svjetiljka stojeća samostalno na kamenitoj obali…”</w:t>
-      </w:r>
-      <w:r>
-        <w:t xml:space="preserve">) and the</w:t>
-      </w:r>
-      <w:r>
-        <w:t xml:space="preserve"> </w:t>
-      </w:r>
-      <w:r>
-        <w:rPr>
-          <w:b/>
-          <w:bCs/>
-        </w:rPr>
-        <w:t xml:space="preserve">Cohere</w:t>
-      </w:r>
-      <w:r>
-        <w:t xml:space="preserve"> </w:t>
-      </w:r>
-      <w:r>
-        <w:t xml:space="preserve">client (</w:t>
-      </w:r>
-      <w:r>
-        <w:rPr>
-          <w:rStyle w:val="VerbatimChar"/>
-        </w:rPr>
-        <w:t xml:space="preserve">helix_translate-provider-cohere-translate-wave3b-20260616.mp4</w:t>
-      </w:r>
-      <w:r>
-        <w:t xml:space="preserve">, command-r-08-2024 via</w:t>
-      </w:r>
-      <w:r>
-        <w:t xml:space="preserve"> </w:t>
-      </w:r>
-      <w:r>
-        <w:rPr>
-          <w:rStyle w:val="VerbatimChar"/>
-        </w:rPr>
-        <w:t xml:space="preserve">-base-url https://api.cohere.ai/compatibility/v1</w:t>
-      </w:r>
-      <w:r>
-        <w:t xml:space="preserve">, provider=cohere,</w:t>
-      </w:r>
-      <w:r>
-        <w:t xml:space="preserve"> </w:t>
-      </w:r>
-      <w:r>
-        <w:t xml:space="preserve">“Stari svjetionik stojeo je sam na kamenitoj obali… svijeća njegova vodila brodove…”</w:t>
-      </w:r>
-      <w:r>
-        <w:t xml:space="preserve">), all four EN→SR-latin outputs distinct from one another (incl. the re-confirming deepseek clip</w:t>
-      </w:r>
-      <w:r>
-        <w:t xml:space="preserve"> </w:t>
-      </w:r>
-      <w:r>
-        <w:rPr>
-          <w:rStyle w:val="VerbatimChar"/>
-        </w:rPr>
-        <w:t xml:space="preserve">helix_translate-provider-deepseek-translate-wave3b-20260616.mp4</w:t>
-      </w:r>
-      <w:r>
-        <w:t xml:space="preserve">, not double-counted) — genuine per-provider models.</w:t>
-      </w:r>
-      <w:r>
-        <w:t xml:space="preserve"> </w:t>
-      </w:r>
-      <w:r>
-        <w:rPr>
-          <w:b/>
-          <w:bCs/>
-        </w:rPr>
-        <w:t xml:space="preserve">Wave 3a (2026-06-16) added 2 net-new</w:t>
-      </w:r>
-      <w:r>
-        <w:t xml:space="preserve"> </w:t>
-      </w:r>
-      <w:r>
-        <w:t xml:space="preserve">(validator-style ffprobe+frame, §11.4.107): the</w:t>
-      </w:r>
-      <w:r>
-        <w:t xml:space="preserve"> </w:t>
-      </w:r>
-      <w:r>
-        <w:rPr>
-          <w:b/>
-          <w:bCs/>
-        </w:rPr>
-        <w:t xml:space="preserve">Cerebras</w:t>
-      </w:r>
-      <w:r>
-        <w:t xml:space="preserve"> </w:t>
-      </w:r>
-      <w:r>
-        <w:t xml:space="preserve">client (</w:t>
-      </w:r>
-      <w:r>
-        <w:rPr>
-          <w:rStyle w:val="VerbatimChar"/>
-        </w:rPr>
-        <w:t xml:space="preserve">helix_translate-provider-cerebras-translate-wave3a-20260616.mp4</w:t>
-      </w:r>
-      <w:r>
-        <w:t xml:space="preserve">,</w:t>
-      </w:r>
-      <w:r>
-        <w:t xml:space="preserve"> </w:t>
-      </w:r>
-      <w:r>
-        <w:t xml:space="preserve">“El sol de la mañana se alzó sobre el tranquilo pueblo.”</w:t>
-      </w:r>
-      <w:r>
-        <w:t xml:space="preserve">) and the</w:t>
-      </w:r>
-      <w:r>
-        <w:t xml:space="preserve"> </w:t>
-      </w:r>
-      <w:r>
-        <w:rPr>
-          <w:b/>
-          <w:bCs/>
-        </w:rPr>
-        <w:t xml:space="preserve">SambaNova</w:t>
-      </w:r>
-      <w:r>
-        <w:t xml:space="preserve"> </w:t>
-      </w:r>
-      <w:r>
-        <w:t xml:space="preserve">client (</w:t>
-      </w:r>
-      <w:r>
-        <w:rPr>
-          <w:rStyle w:val="VerbatimChar"/>
-        </w:rPr>
-        <w:t xml:space="preserve">helix_translate-provider-sambanova-translate-wave3a-20260616.mp4</w:t>
-      </w:r>
-      <w:r>
-        <w:t xml:space="preserve">,</w:t>
-      </w:r>
-      <w:r>
-        <w:t xml:space="preserve"> </w:t>
-      </w:r>
-      <w:r>
-        <w:t xml:space="preserve">“El sol matutino se alzó sobre el tranquilo pueblo.”</w:t>
-      </w:r>
-      <w:r>
-        <w:t xml:space="preserve">), both via</w:t>
-      </w:r>
-      <w:r>
-        <w:t xml:space="preserve"> </w:t>
-      </w:r>
-      <w:r>
-        <w:rPr>
-          <w:rStyle w:val="VerbatimChar"/>
-        </w:rPr>
-        <w:t xml:space="preserve">unified-translator -provider &lt;name&gt;</w:t>
-      </w:r>
-      <w:r>
-        <w:t xml:space="preserve">, the two outputs distinct from each other (genuine per-provider models), start-frame ≠ output-frame liveness.</w:t>
-      </w:r>
-      <w:r>
-        <w:t xml:space="preserve"> </w:t>
-      </w:r>
-      <w:r>
-        <w:rPr>
-          <w:b/>
-          <w:bCs/>
-        </w:rPr>
-        <w:t xml:space="preserve">Wave 2 (2026-06-16) added 5 net-new</w:t>
-      </w:r>
-      <w:r>
-        <w:t xml:space="preserve"> </w:t>
-      </w:r>
-      <w:r>
-        <w:t xml:space="preserve">(validator-verified ffprobe+frame, §11.4.107): DOCX output (</w:t>
-      </w:r>
-      <w:r>
-        <w:rPr>
-          <w:rStyle w:val="VerbatimChar"/>
-        </w:rPr>
-        <w:t xml:space="preserve">helix_translate-docx-output-20260616-112943.mp4</w:t>
-      </w:r>
-      <w:r>
-        <w:t xml:space="preserve">), PDF output (</w:t>
-      </w:r>
-      <w:r>
-        <w:rPr>
-          <w:rStyle w:val="VerbatimChar"/>
-        </w:rPr>
-        <w:t xml:space="preserve">helix_translate-pdf-output-20260616-113057.mp4</w:t>
-      </w:r>
-      <w:r>
-        <w:t xml:space="preserve">), HTML→Markdown conversion (</w:t>
-      </w:r>
-      <w:r>
-        <w:rPr>
-          <w:rStyle w:val="VerbatimChar"/>
-        </w:rPr>
-        <w:t xml:space="preserve">helix_translate-html-to-md-20260616-114228.mp4</w:t>
-      </w:r>
-      <w:r>
-        <w:t xml:space="preserve">), and</w:t>
-      </w:r>
-      <w:r>
-        <w:t xml:space="preserve"> </w:t>
-      </w:r>
-      <w:r>
-        <w:rPr>
-          <w:rStyle w:val="VerbatimChar"/>
-        </w:rPr>
-        <w:t xml:space="preserve">ProviderDiverseTranslators</w:t>
-      </w:r>
-      <w:r>
-        <w:t xml:space="preserve"> </w:t>
-      </w:r>
-      <w:r>
-        <w:t xml:space="preserve">+</w:t>
-      </w:r>
-      <w:r>
-        <w:t xml:space="preserve"> </w:t>
-      </w:r>
-      <w:r>
-        <w:rPr>
-          <w:rStyle w:val="VerbatimChar"/>
-        </w:rPr>
-        <w:t xml:space="preserve">EnsembleFactory</w:t>
-      </w:r>
-      <w:r>
-        <w:t xml:space="preserve"> </w:t>
-      </w:r>
-      <w:r>
-        <w:t xml:space="preserve">(the 4 per-provider clips</w:t>
-      </w:r>
-      <w:r>
-        <w:t xml:space="preserve"> </w:t>
-      </w:r>
-      <w:r>
-        <w:rPr>
-          <w:rStyle w:val="VerbatimChar"/>
-        </w:rPr>
-        <w:t xml:space="preserve">helix_translate-provider-{novita,mistral,groq,siliconflow}-translate-20260616-114*.mp4</w:t>
-      </w:r>
-      <w:r>
-        <w:t xml:space="preserve">); plus an additional re-confirming clip on the already-confirmed gRPC TranslationService row (</w:t>
-      </w:r>
-      <w:r>
-        <w:rPr>
-          <w:rStyle w:val="VerbatimChar"/>
-        </w:rPr>
-        <w:t xml:space="preserve">helix_translate-grpc-translate-20260616-113415.mp4</w:t>
-      </w:r>
-      <w:r>
-        <w:t xml:space="preserve">, not double-counted). Wave 1 added 2 (bridge ensemble + provider-diverse catalogue). Prior recordings:</w:t>
-      </w:r>
-      <w:r>
-        <w:t xml:space="preserve"> </w:t>
-      </w:r>
-      <w:r>
-        <w:rPr>
-          <w:rStyle w:val="VerbatimChar"/>
-        </w:rPr>
-        <w:t xml:space="preserve">-multipass</w:t>
-      </w:r>
-      <w:r>
-        <w:t xml:space="preserve">, bridge CLI, bridge MCP-stdio, the 3 video-surfaced bug fixes in commit</w:t>
-      </w:r>
-      <w:r>
-        <w:t xml:space="preserve"> </w:t>
-      </w:r>
-      <w:r>
-        <w:rPr>
-          <w:rStyle w:val="VerbatimChar"/>
-        </w:rPr>
-        <w:t xml:space="preserve">a5e8866</w:t>
-      </w:r>
-      <w:r>
-        <w:t xml:space="preserve">. Per §11.4.2/§11.4.107 nothing may be marked video-confirmed without a real, content-verified file.</w:t>
+        <w:t xml:space="preserve">Video-confirmation 66/497.</w:t>
+      </w:r>
+      <w:r>
+        <w:t xml:space="preserve"> </w:t>
+      </w:r>
+      <w:r>
+        <w:t xml:space="preserve">66 rows carry real, ffprobe- and content-verified recordings.</w:t>
+      </w:r>
+      <w:r>
+        <w:t xml:space="preserve"> </w:t>
+      </w:r>
+      <w:r>
+        <w:rPr>
+          <w:b/>
+          <w:bCs/>
+        </w:rPr>
+        <w:t xml:space="preserve">§11.4.6 cell reconciliation:</w:t>
+      </w:r>
+      <w:r>
+        <w:t xml:space="preserve"> </w:t>
+      </w:r>
+      <w:r>
+        <w:t xml:space="preserve">this caveat previously read</w:t>
+      </w:r>
+      <w:r>
+        <w:t xml:space="preserve"> </w:t>
+      </w:r>
+      <w:r>
+        <w:rPr>
+          <w:b/>
+          <w:bCs/>
+        </w:rPr>
+        <w:t xml:space="preserve">43</w:t>
+      </w:r>
+      <w:r>
+        <w:t xml:space="preserve"> </w:t>
+      </w:r>
+      <w:r>
+        <w:t xml:space="preserve">with a Wave-3f-anchored narrative — a sync lag behind the authoritative running total (66) carried in the Page-1 + Page-2 Video-confirmed cells and the</w:t>
+      </w:r>
+      <w:r>
+        <w:t xml:space="preserve"> </w:t>
+      </w:r>
+      <w:r>
+        <w:rPr>
+          <w:rStyle w:val="VerbatimChar"/>
+        </w:rPr>
+        <w:t xml:space="preserve">Status.md</w:t>
+      </w:r>
+      <w:r>
+        <w:t xml:space="preserve"> </w:t>
+      </w:r>
+      <w:r>
+        <w:t xml:space="preserve">Anti-bluff note. It is corrected here to</w:t>
+      </w:r>
+      <w:r>
+        <w:t xml:space="preserve"> </w:t>
+      </w:r>
+      <w:r>
+        <w:rPr>
+          <w:b/>
+          <w:bCs/>
+        </w:rPr>
+        <w:t xml:space="preserve">66</w:t>
+      </w:r>
+      <w:r>
+        <w:t xml:space="preserve"> </w:t>
+      </w:r>
+      <w:r>
+        <w:t xml:space="preserve">(54 prior-authoritative + 4 Wave 7 + 5 Wave 8 + 3 Wave 9). For the full Waves 1–9 per-feature mapping, the genuine PENDING→Confirmed row-flips vs headline-only re-confirmations, the §11.4.138 multipass demotion, and the honest non-confirmable gaps, see the authoritative</w:t>
+      </w:r>
+      <w:r>
+        <w:t xml:space="preserve"> </w:t>
+      </w:r>
+      <w:r>
+        <w:rPr>
+          <w:rStyle w:val="VerbatimChar"/>
+        </w:rPr>
+        <w:t xml:space="preserve">Status.md</w:t>
+      </w:r>
+      <w:r>
+        <w:t xml:space="preserve"> </w:t>
+      </w:r>
+      <w:r>
+        <w:t xml:space="preserve">Anti-bluff note — this caveat is reconciled with it per §11.4.60. Per §11.4.2/§11.4.107 nothing may be marked video-confirmed without a real, content-verified file.</w:t>
       </w:r>
     </w:p>
     <w:p>

--- a/docs/features/Status_Summary.docx
+++ b/docs/features/Status_Summary.docx
@@ -34,7 +34,7 @@
         <w:t xml:space="preserve"> </w:t>
       </w:r>
       <w:r>
-        <w:t xml:space="preserve">17</w:t>
+        <w:t xml:space="preserve">18</w:t>
       </w:r>
       <w:r>
         <w:t xml:space="preserve"> </w:t>
@@ -50,7 +50,7 @@
         <w:t xml:space="preserve"> </w:t>
       </w:r>
       <w:r>
-        <w:t xml:space="preserve">2026-06-16T19:30:00Z</w:t>
+        <w:t xml:space="preserve">2026-06-16T20:05:00Z</w:t>
       </w:r>
       <w:r>
         <w:t xml:space="preserve"> </w:t>
